--- a/docs/exports/14-FILEKIT.docx
+++ b/docs/exports/14-FILEKIT.docx
@@ -2346,7 +2346,7 @@
               <w:rPr>
                 <w:rStyle w:val="VerbatimChar"/>
               </w:rPr>
-              <w:t xml:space="preserve">int</w:t>
+              <w:t xml:space="preserve">fk_progress</w:t>
             </w:r>
           </w:p>
         </w:tc>
@@ -2438,6 +2438,9 @@
             <w:pPr>
               <w:pStyle w:val="Compact"/>
             </w:pPr>
+            <w:r>
+              <w:t xml:space="preserve">the archive closed, its handle freed (0: nothing)</w:t>
+            </w:r>
           </w:p>
         </w:tc>
         <w:tc>
@@ -2558,6 +2561,9 @@
             <w:pPr>
               <w:pStyle w:val="Compact"/>
             </w:pPr>
+            <w:r>
+              <w:t xml:space="preserve">how many entries it holds (0: no archive)</w:t>
+            </w:r>
           </w:p>
         </w:tc>
         <w:tc>
@@ -2775,6 +2781,9 @@
             <w:pPr>
               <w:pStyle w:val="Compact"/>
             </w:pPr>
+            <w:r>
+              <w:t xml:space="preserve">nothing written yet; 0: no path</w:t>
+            </w:r>
           </w:p>
         </w:tc>
         <w:tc>
@@ -3294,6 +3303,9 @@
             <w:pPr>
               <w:pStyle w:val="Compact"/>
             </w:pPr>
+            <w:r>
+              <w:t xml:space="preserve">the archive file's path ("": no archive)</w:t>
+            </w:r>
           </w:p>
         </w:tc>
         <w:tc>
@@ -3742,6 +3754,9 @@
             <w:pPr>
               <w:pStyle w:val="Compact"/>
             </w:pPr>
+            <w:r>
+              <w:t xml:space="preserve">Changing an archive that can be (fk_arc_writable)</w:t>
+            </w:r>
           </w:p>
         </w:tc>
         <w:tc>
@@ -3821,6 +3836,9 @@
             <w:pPr>
               <w:pStyle w:val="Compact"/>
             </w:pPr>
+            <w:r>
+              <w:t xml:space="preserve">Changing an archive that can be (fk_arc_writable)</w:t>
+            </w:r>
           </w:p>
         </w:tc>
         <w:tc>
@@ -4023,6 +4041,9 @@
             <w:pPr>
               <w:pStyle w:val="Compact"/>
             </w:pPr>
+            <w:r>
+              <w:t xml:space="preserve">an empty one; 0: no memory</w:t>
+            </w:r>
           </w:p>
         </w:tc>
         <w:tc>
@@ -4676,6 +4697,9 @@
             <w:pPr>
               <w:pStyle w:val="Compact"/>
             </w:pPr>
+            <w:r>
+              <w:t xml:space="preserve">folder + "/" + name (no '/' added after a '/' or a ':', or before an empty name), cut to cap</w:t>
+            </w:r>
           </w:p>
         </w:tc>
         <w:tc>
@@ -4837,6 +4861,9 @@
             <w:pPr>
               <w:pStyle w:val="Compact"/>
             </w:pPr>
+            <w:r>
+              <w:t xml:space="preserve">a string's length in bytes (0 for a null pointer)</w:t>
+            </w:r>
           </w:p>
         </w:tc>
         <w:tc>
@@ -4875,6 +4902,9 @@
             <w:pPr>
               <w:pStyle w:val="Compact"/>
             </w:pPr>
+            <w:r>
+              <w:t xml:space="preserve">s into d, cut to cap - 1 bytes, always ended by a 0</w:t>
+            </w:r>
           </w:p>
         </w:tc>
         <w:tc>
@@ -4913,6 +4943,9 @@
             <w:pPr>
               <w:pStyle w:val="Compact"/>
             </w:pPr>
+            <w:r>
+              <w:t xml:space="preserve">an ASCII capital as its small letter, anything else unchanged</w:t>
+            </w:r>
           </w:p>
         </w:tc>
         <w:tc>
@@ -4951,6 +4984,9 @@
             <w:pPr>
               <w:pStyle w:val="Compact"/>
             </w:pPr>
+            <w:r>
+              <w:t xml:space="preserve">strcmp with ASCII letters' case ignored: 0 equal, else &lt; 0 or &gt; 0</w:t>
+            </w:r>
           </w:p>
         </w:tc>
         <w:tc>
@@ -5124,6 +5160,9 @@
             <w:pPr>
               <w:pStyle w:val="Compact"/>
             </w:pPr>
+            <w:r>
+              <w:t xml:space="preserve">Parent directory of path into out ("SD:/a/b" -&gt; "SD:/a", "SD:/a" -&gt; "SD:/").</w:t>
+            </w:r>
           </w:p>
         </w:tc>
         <w:tc>
@@ -5162,6 +5201,9 @@
             <w:pPr>
               <w:pStyle w:val="Compact"/>
             </w:pPr>
+            <w:r>
+              <w:t xml:space="preserve">Parent directory of path into out ("SD:/a/b" -&gt; "SD:/a", "SD:/a" -&gt; "SD:/").</w:t>
+            </w:r>
           </w:p>
         </w:tc>
         <w:tc>
@@ -5200,6 +5242,9 @@
             <w:pPr>
               <w:pStyle w:val="Compact"/>
             </w:pPr>
+            <w:r>
+              <w:t xml:space="preserve">Parent directory of path into out ("SD:/a/b" -&gt; "SD:/a", "SD:/a" -&gt; "SD:/").</w:t>
+            </w:r>
           </w:p>
         </w:tc>
         <w:tc>
@@ -5238,6 +5283,9 @@
             <w:pPr>
               <w:pStyle w:val="Compact"/>
             </w:pPr>
+            <w:r>
+              <w:t xml:space="preserve">Parent directory of path into out ("SD:/a/b" -&gt; "SD:/a", "SD:/a" -&gt; "SD:/").</w:t>
+            </w:r>
           </w:p>
         </w:tc>
         <w:tc>
@@ -7291,6 +7339,18 @@
         <w:t xml:space="preserve">);</w:t>
       </w:r>
       <w:r>
+        <w:rPr>
+          <w:rStyle w:val="NormalTok"/>
+        </w:rPr>
+        <w:t xml:space="preserve">  </w:t>
+      </w:r>
+      <w:r>
+        <w:rPr>
+          <w:rStyle w:val="CommentTok"/>
+        </w:rPr>
+        <w:t xml:space="preserve">// the archive closed, its handle freed (0: nothing)</w:t>
+      </w:r>
+      <w:r>
         <w:br/>
       </w:r>
       <w:r>
@@ -7520,6 +7580,18 @@
           <w:rStyle w:val="OperatorTok"/>
         </w:rPr>
         <w:t xml:space="preserve">);</w:t>
+      </w:r>
+      <w:r>
+        <w:rPr>
+          <w:rStyle w:val="NormalTok"/>
+        </w:rPr>
+        <w:t xml:space="preserve">   </w:t>
+      </w:r>
+      <w:r>
+        <w:rPr>
+          <w:rStyle w:val="CommentTok"/>
+        </w:rPr>
+        <w:t xml:space="preserve">// how many entries it holds (0: no archive)</w:t>
       </w:r>
       <w:r>
         <w:br/>
@@ -8350,6 +8422,18 @@
           <w:rStyle w:val="OperatorTok"/>
         </w:rPr>
         <w:t xml:space="preserve">);</w:t>
+      </w:r>
+      <w:r>
+        <w:rPr>
+          <w:rStyle w:val="NormalTok"/>
+        </w:rPr>
+        <w:t xml:space="preserve"> </w:t>
+      </w:r>
+      <w:r>
+        <w:rPr>
+          <w:rStyle w:val="CommentTok"/>
+        </w:rPr>
+        <w:t xml:space="preserve">// nothing written yet; 0: no path</w:t>
       </w:r>
       <w:r>
         <w:br/>
@@ -10111,6 +10195,18 @@
         <w:t xml:space="preserve">);</w:t>
       </w:r>
       <w:r>
+        <w:rPr>
+          <w:rStyle w:val="NormalTok"/>
+        </w:rPr>
+        <w:t xml:space="preserve">    </w:t>
+      </w:r>
+      <w:r>
+        <w:rPr>
+          <w:rStyle w:val="CommentTok"/>
+        </w:rPr>
+        <w:t xml:space="preserve">// the archive file's path ("": no archive)</w:t>
+      </w:r>
+      <w:r>
         <w:br/>
       </w:r>
       <w:r>
@@ -13596,6 +13692,18 @@
         <w:t xml:space="preserve">);</w:t>
       </w:r>
       <w:r>
+        <w:rPr>
+          <w:rStyle w:val="NormalTok"/>
+        </w:rPr>
+        <w:t xml:space="preserve">    </w:t>
+      </w:r>
+      <w:r>
+        <w:rPr>
+          <w:rStyle w:val="CommentTok"/>
+        </w:rPr>
+        <w:t xml:space="preserve">// an empty one; 0: no memory</w:t>
+      </w:r>
+      <w:r>
         <w:br/>
       </w:r>
       <w:r>
@@ -15675,6 +15783,18 @@
           <w:rStyle w:val="OperatorTok"/>
         </w:rPr>
         <w:t xml:space="preserve">);</w:t>
+      </w:r>
+      <w:r>
+        <w:rPr>
+          <w:rStyle w:val="NormalTok"/>
+        </w:rPr>
+        <w:t xml:space="preserve">   </w:t>
+      </w:r>
+      <w:r>
+        <w:rPr>
+          <w:rStyle w:val="CommentTok"/>
+        </w:rPr>
+        <w:t xml:space="preserve">// folder + "/" + name (no '/' added after a '/' or a ':', or before an empty name), cut to cap</w:t>
       </w:r>
       <w:r>
         <w:br/>
@@ -16221,6 +16341,18 @@
         <w:t xml:space="preserve">);</w:t>
       </w:r>
       <w:r>
+        <w:rPr>
+          <w:rStyle w:val="NormalTok"/>
+        </w:rPr>
+        <w:t xml:space="preserve"> </w:t>
+      </w:r>
+      <w:r>
+        <w:rPr>
+          <w:rStyle w:val="CommentTok"/>
+        </w:rPr>
+        <w:t xml:space="preserve">// a string's length in bytes (0 for a null pointer)</w:t>
+      </w:r>
+      <w:r>
         <w:br/>
       </w:r>
       <w:r>
@@ -16344,6 +16476,18 @@
         <w:t xml:space="preserve">);</w:t>
       </w:r>
       <w:r>
+        <w:rPr>
+          <w:rStyle w:val="NormalTok"/>
+        </w:rPr>
+        <w:t xml:space="preserve"> </w:t>
+      </w:r>
+      <w:r>
+        <w:rPr>
+          <w:rStyle w:val="CommentTok"/>
+        </w:rPr>
+        <w:t xml:space="preserve">// s into d, cut to cap - 1 bytes, always ended by a 0</w:t>
+      </w:r>
+      <w:r>
         <w:br/>
       </w:r>
       <w:r>
@@ -16383,6 +16527,18 @@
         <w:t xml:space="preserve">);</w:t>
       </w:r>
       <w:r>
+        <w:rPr>
+          <w:rStyle w:val="NormalTok"/>
+        </w:rPr>
+        <w:t xml:space="preserve"> </w:t>
+      </w:r>
+      <w:r>
+        <w:rPr>
+          <w:rStyle w:val="CommentTok"/>
+        </w:rPr>
+        <w:t xml:space="preserve">// an ASCII capital as its small letter, anything else unchanged</w:t>
+      </w:r>
+      <w:r>
         <w:br/>
       </w:r>
       <w:r>
@@ -16492,6 +16648,18 @@
           <w:rStyle w:val="OperatorTok"/>
         </w:rPr>
         <w:t xml:space="preserve">);</w:t>
+      </w:r>
+      <w:r>
+        <w:rPr>
+          <w:rStyle w:val="NormalTok"/>
+        </w:rPr>
+        <w:t xml:space="preserve">   </w:t>
+      </w:r>
+      <w:r>
+        <w:rPr>
+          <w:rStyle w:val="CommentTok"/>
+        </w:rPr>
+        <w:t xml:space="preserve">// strcmp with ASCII letters' case ignored: 0 equal, else &lt; 0 or &gt; 0</w:t>
       </w:r>
     </w:p>
     <w:p>

--- a/docs/exports/14-FILEKIT.docx
+++ b/docs/exports/14-FILEKIT.docx
@@ -24,133 +24,133 @@
       </w:pPr>
       <w:r>
         <w:rPr>
+          <w:iCs/>
           <w:i/>
+        </w:rPr>
+        <w:t xml:space="preserve">The reference of</w:t>
+      </w:r>
+      <w:r>
+        <w:rPr>
           <w:iCs/>
-        </w:rPr>
-        <w:t xml:space="preserve">The reference of</w:t>
-      </w:r>
-      <w:r>
-        <w:rPr>
           <w:i/>
+        </w:rPr>
+        <w:t xml:space="preserve"> </w:t>
+      </w:r>
+      <w:r>
+        <w:rPr>
+          <w:bCs/>
+          <w:b/>
           <w:iCs/>
-        </w:rPr>
-        <w:t xml:space="preserve"> </w:t>
-      </w:r>
-      <w:r>
-        <w:rPr>
-          <w:b/>
-          <w:bCs/>
           <w:i/>
+        </w:rPr>
+        <w:t xml:space="preserve">FileKit</w:t>
+      </w:r>
+      <w:r>
+        <w:rPr>
           <w:iCs/>
-        </w:rPr>
-        <w:t xml:space="preserve">FileKit</w:t>
-      </w:r>
-      <w:r>
-        <w:rPr>
           <w:i/>
+        </w:rPr>
+        <w:t xml:space="preserve"> </w:t>
+      </w:r>
+      <w:r>
+        <w:rPr>
           <w:iCs/>
-        </w:rPr>
-        <w:t xml:space="preserve"> </w:t>
-      </w:r>
-      <w:r>
-        <w:rPr>
           <w:i/>
+        </w:rPr>
+        <w:t xml:space="preserve">(</w:t>
+      </w:r>
+      <w:r>
+        <w:rPr>
+          <w:rStyle w:val="VerbatimChar"/>
           <w:iCs/>
-        </w:rPr>
-        <w:t xml:space="preserve">(</w:t>
+          <w:i/>
+        </w:rPr>
+        <w:t xml:space="preserve">SD:/lib/filekit.so</w:t>
+      </w:r>
+      <w:r>
+        <w:rPr>
+          <w:iCs/>
+          <w:i/>
+        </w:rPr>
+        <w:t xml:space="preserve">,</w:t>
+      </w:r>
+      <w:r>
+        <w:rPr>
+          <w:iCs/>
+          <w:i/>
+        </w:rPr>
+        <w:t xml:space="preserve"> </w:t>
       </w:r>
       <w:r>
         <w:rPr>
           <w:rStyle w:val="VerbatimChar"/>
+          <w:iCs/>
           <w:i/>
+        </w:rPr>
+        <w:t xml:space="preserve">user/Kits/filekit</w:t>
+      </w:r>
+      <w:r>
+        <w:rPr>
           <w:iCs/>
-        </w:rPr>
-        <w:t xml:space="preserve">SD:/lib/filekit.so</w:t>
-      </w:r>
-      <w:r>
-        <w:rPr>
           <w:i/>
+        </w:rPr>
+        <w:t xml:space="preserve">): what it is for, how a program uses it, and every operation it exposes. The operations' part is made from the kit's headers by</w:t>
+      </w:r>
+      <w:r>
+        <w:rPr>
           <w:iCs/>
-        </w:rPr>
-        <w:t xml:space="preserve">,</w:t>
-      </w:r>
-      <w:r>
-        <w:rPr>
           <w:i/>
+        </w:rPr>
+        <w:t xml:space="preserve"> </w:t>
+      </w:r>
+      <w:r>
+        <w:rPr>
+          <w:rStyle w:val="VerbatimChar"/>
           <w:iCs/>
-        </w:rPr>
-        <w:t xml:space="preserve"> </w:t>
-      </w:r>
-      <w:r>
-        <w:rPr>
-          <w:rStyle w:val="VerbatimChar"/>
           <w:i/>
+        </w:rPr>
+        <w:t xml:space="preserve">tools/docgen/kitdocs.py</w:t>
+      </w:r>
+      <w:r>
+        <w:rPr>
           <w:iCs/>
-        </w:rPr>
-        <w:t xml:space="preserve">user/Kits/filekit</w:t>
-      </w:r>
-      <w:r>
-        <w:rPr>
           <w:i/>
+        </w:rPr>
+        <w:t xml:space="preserve"> </w:t>
+      </w:r>
+      <w:r>
+        <w:rPr>
           <w:iCs/>
-        </w:rPr>
-        <w:t xml:space="preserve">): what it is for, how a program uses it, and every operation it exposes. The operations' part is made from the kit's headers by</w:t>
-      </w:r>
-      <w:r>
-        <w:rPr>
           <w:i/>
+        </w:rPr>
+        <w:t xml:space="preserve">— the headers are the source. Overview of all the kits:</w:t>
+      </w:r>
+      <w:r>
+        <w:rPr>
           <w:iCs/>
-        </w:rPr>
-        <w:t xml:space="preserve"> </w:t>
-      </w:r>
-      <w:r>
-        <w:rPr>
-          <w:rStyle w:val="VerbatimChar"/>
           <w:i/>
-          <w:iCs/>
-        </w:rPr>
-        <w:t xml:space="preserve">tools/docgen/kitdocs.py</w:t>
-      </w:r>
-      <w:r>
-        <w:rPr>
-          <w:i/>
-          <w:iCs/>
-        </w:rPr>
-        <w:t xml:space="preserve"> </w:t>
-      </w:r>
-      <w:r>
-        <w:rPr>
-          <w:i/>
-          <w:iCs/>
-        </w:rPr>
-        <w:t xml:space="preserve">— the headers are the source. Overview of all the kits:</w:t>
-      </w:r>
-      <w:r>
-        <w:rPr>
-          <w:i/>
-          <w:iCs/>
-        </w:rPr>
-        <w:t xml:space="preserve"> </w:t>
-      </w:r>
-      <w:hyperlink r:id="rId18">
+        </w:rPr>
+        <w:t xml:space="preserve"> </w:t>
+      </w:r>
+      <w:hyperlink r:id="rId20">
         <w:r>
           <w:rPr>
             <w:rStyle w:val="Hyperlink"/>
+            <w:iCs/>
             <w:i/>
-            <w:iCs/>
           </w:rPr>
           <w:t xml:space="preserve">The Kits</w:t>
         </w:r>
       </w:hyperlink>
       <w:r>
         <w:rPr>
+          <w:iCs/>
           <w:i/>
-          <w:iCs/>
         </w:rPr>
         <w:t xml:space="preserve">.</w:t>
       </w:r>
     </w:p>
-    <w:bookmarkStart w:id="19" w:name="contents"/>
+    <w:bookmarkStart w:id="21" w:name="contents"/>
     <w:p>
       <w:pPr>
         <w:pStyle w:val="Heading2"/>
@@ -161,11 +161,11 @@
     </w:p>
     <w:p>
       <w:pPr>
-        <w:pStyle w:val="Compact"/>
         <w:numPr>
           <w:ilvl w:val="0"/>
           <w:numId w:val="1001"/>
         </w:numPr>
+        <w:pStyle w:val="Compact"/>
       </w:pPr>
       <w:hyperlink w:anchor="what-it-is">
         <w:r>
@@ -178,11 +178,11 @@
     </w:p>
     <w:p>
       <w:pPr>
-        <w:pStyle w:val="Compact"/>
         <w:numPr>
           <w:ilvl w:val="0"/>
           <w:numId w:val="1001"/>
         </w:numPr>
+        <w:pStyle w:val="Compact"/>
       </w:pPr>
       <w:hyperlink w:anchor="using-it">
         <w:r>
@@ -195,11 +195,11 @@
     </w:p>
     <w:p>
       <w:pPr>
-        <w:pStyle w:val="Compact"/>
         <w:numPr>
           <w:ilvl w:val="0"/>
           <w:numId w:val="1001"/>
         </w:numPr>
+        <w:pStyle w:val="Compact"/>
       </w:pPr>
       <w:hyperlink w:anchor="index">
         <w:r>
@@ -212,11 +212,11 @@
     </w:p>
     <w:p>
       <w:pPr>
-        <w:pStyle w:val="Compact"/>
         <w:numPr>
           <w:ilvl w:val="0"/>
           <w:numId w:val="1001"/>
         </w:numPr>
+        <w:pStyle w:val="Compact"/>
       </w:pPr>
       <w:hyperlink w:anchor="filekitfilekith">
         <w:r>
@@ -229,11 +229,11 @@
     </w:p>
     <w:p>
       <w:pPr>
-        <w:pStyle w:val="Compact"/>
         <w:numPr>
           <w:ilvl w:val="0"/>
           <w:numId w:val="1001"/>
         </w:numPr>
+        <w:pStyle w:val="Compact"/>
       </w:pPr>
       <w:hyperlink w:anchor="filekitfsutilh">
         <w:r>
@@ -251,8 +251,8 @@
         </w:pict>
       </w:r>
     </w:p>
-    <w:bookmarkEnd w:id="19"/>
-    <w:bookmarkStart w:id="20" w:name="what-it-is"/>
+    <w:bookmarkEnd w:id="21"/>
+    <w:bookmarkStart w:id="22" w:name="what-it-is"/>
     <w:p>
       <w:pPr>
         <w:pStyle w:val="Heading2"/>
@@ -274,6 +274,7 @@
         <w:tblStyle w:val="Table"/>
         <w:tblW w:type="auto" w:w="0"/>
         <w:tblLook w:firstRow="1" w:lastRow="0" w:firstColumn="0" w:lastColumn="0" w:noHBand="0" w:noVBand="0" w:val="0020"/>
+        <w:jc w:val="start"/>
       </w:tblPr>
       <w:tblGrid>
         <w:gridCol w:w="3960"/>
@@ -281,7 +282,7 @@
       </w:tblGrid>
       <w:tr>
         <w:trPr>
-          <w:tblHeader w:val="on"/>
+          <w:tblHeader w:val="true"/>
         </w:trPr>
         <w:tc>
           <w:tcPr/>
@@ -306,6 +307,7 @@
           <w:p>
             <w:pPr>
               <w:pStyle w:val="Compact"/>
+              <w:jc w:val="left"/>
             </w:pPr>
             <w:r>
               <w:t xml:space="preserve">Include</w:t>
@@ -317,6 +319,7 @@
           <w:p>
             <w:pPr>
               <w:pStyle w:val="Compact"/>
+              <w:jc w:val="left"/>
             </w:pPr>
             <w:r>
               <w:rPr>
@@ -333,6 +336,7 @@
           <w:p>
             <w:pPr>
               <w:pStyle w:val="Compact"/>
+              <w:jc w:val="left"/>
             </w:pPr>
             <w:r>
               <w:t xml:space="preserve">Link</w:t>
@@ -344,6 +348,7 @@
           <w:p>
             <w:pPr>
               <w:pStyle w:val="Compact"/>
+              <w:jc w:val="left"/>
             </w:pPr>
             <w:r>
               <w:rPr>
@@ -360,6 +365,7 @@
           <w:p>
             <w:pPr>
               <w:pStyle w:val="Compact"/>
+              <w:jc w:val="left"/>
             </w:pPr>
             <w:r>
               <w:t xml:space="preserve">Library</w:t>
@@ -371,6 +377,7 @@
           <w:p>
             <w:pPr>
               <w:pStyle w:val="Compact"/>
+              <w:jc w:val="left"/>
             </w:pPr>
             <w:r>
               <w:rPr>
@@ -402,6 +409,7 @@
           <w:p>
             <w:pPr>
               <w:pStyle w:val="Compact"/>
+              <w:jc w:val="left"/>
             </w:pPr>
             <w:r>
               <w:t xml:space="preserve">Sources</w:t>
@@ -413,6 +421,7 @@
           <w:p>
             <w:pPr>
               <w:pStyle w:val="Compact"/>
+              <w:jc w:val="left"/>
             </w:pPr>
             <w:r>
               <w:rPr>
@@ -424,8 +433,8 @@
         </w:tc>
       </w:tr>
     </w:tbl>
-    <w:bookmarkEnd w:id="20"/>
-    <w:bookmarkStart w:id="21" w:name="using-it"/>
+    <w:bookmarkEnd w:id="22"/>
+    <w:bookmarkStart w:id="23" w:name="using-it"/>
     <w:p>
       <w:pPr>
         <w:pStyle w:val="Heading2"/>
@@ -440,8 +449,8 @@
       </w:pPr>
       <w:r>
         <w:rPr>
+          <w:bCs/>
           <w:b/>
-          <w:bCs/>
         </w:rPr>
         <w:t xml:space="preserve">A whole file, read and written:</w:t>
       </w:r>
@@ -763,8 +772,8 @@
       </w:pPr>
       <w:r>
         <w:rPr>
+          <w:bCs/>
           <w:b/>
-          <w:bCs/>
         </w:rPr>
         <w:t xml:space="preserve">Folders and paths:</w:t>
       </w:r>
@@ -1170,8 +1179,8 @@
       </w:pPr>
       <w:r>
         <w:rPr>
+          <w:bCs/>
           <w:b/>
-          <w:bCs/>
         </w:rPr>
         <w:t xml:space="preserve">A ZIP archive, read:</w:t>
       </w:r>
@@ -1742,8 +1751,8 @@
       </w:pPr>
       <w:r>
         <w:rPr>
+          <w:bCs/>
           <w:b/>
-          <w:bCs/>
         </w:rPr>
         <w:t xml:space="preserve">A ZIP archive, written:</w:t>
       </w:r>
@@ -2007,8 +2016,8 @@
         <w:t xml:space="preserve">) instead of keeping its own list.</w:t>
       </w:r>
     </w:p>
-    <w:bookmarkEnd w:id="21"/>
-    <w:bookmarkStart w:id="22" w:name="index"/>
+    <w:bookmarkEnd w:id="23"/>
+    <w:bookmarkStart w:id="24" w:name="index"/>
     <w:p>
       <w:pPr>
         <w:pStyle w:val="Heading2"/>
@@ -2030,6 +2039,7 @@
         <w:tblStyle w:val="Table"/>
         <w:tblW w:type="auto" w:w="0"/>
         <w:tblLook w:firstRow="1" w:lastRow="0" w:firstColumn="0" w:lastColumn="0" w:noHBand="0" w:noVBand="0" w:val="0020"/>
+        <w:jc w:val="start"/>
       </w:tblPr>
       <w:tblGrid>
         <w:gridCol w:w="2640"/>
@@ -2038,13 +2048,14 @@
       </w:tblGrid>
       <w:tr>
         <w:trPr>
-          <w:tblHeader w:val="on"/>
+          <w:tblHeader w:val="true"/>
         </w:trPr>
         <w:tc>
           <w:tcPr/>
           <w:p>
             <w:pPr>
               <w:pStyle w:val="Compact"/>
+              <w:jc w:val="left"/>
             </w:pPr>
             <w:r>
               <w:t xml:space="preserve">Name</w:t>
@@ -2056,6 +2067,7 @@
           <w:p>
             <w:pPr>
               <w:pStyle w:val="Compact"/>
+              <w:jc w:val="left"/>
             </w:pPr>
             <w:r>
               <w:t xml:space="preserve">What it does</w:t>
@@ -2067,6 +2079,7 @@
           <w:p>
             <w:pPr>
               <w:pStyle w:val="Compact"/>
+              <w:jc w:val="left"/>
             </w:pPr>
             <w:r>
               <w:t xml:space="preserve">Header</w:t>
@@ -2080,6 +2093,7 @@
           <w:p>
             <w:pPr>
               <w:pStyle w:val="Compact"/>
+              <w:jc w:val="left"/>
             </w:pPr>
             <w:r>
               <w:rPr>
@@ -2094,6 +2108,7 @@
           <w:p>
             <w:pPr>
               <w:pStyle w:val="Compact"/>
+              <w:jc w:val="left"/>
             </w:pPr>
             <w:r>
               <w:t xml:space="preserve">a buffer the library returned</w:t>
@@ -2105,6 +2120,7 @@
           <w:p>
             <w:pPr>
               <w:pStyle w:val="Compact"/>
+              <w:jc w:val="left"/>
             </w:pPr>
             <w:r>
               <w:rPr>
@@ -2121,6 +2137,7 @@
           <w:p>
             <w:pPr>
               <w:pStyle w:val="Compact"/>
+              <w:jc w:val="left"/>
             </w:pPr>
             <w:r>
               <w:rPr>
@@ -2135,6 +2152,7 @@
           <w:p>
             <w:pPr>
               <w:pStyle w:val="Compact"/>
+              <w:jc w:val="left"/>
             </w:pPr>
             <w:r>
               <w:t xml:space="preserve">(crc: 0 at first, then the last result)</w:t>
@@ -2146,6 +2164,7 @@
           <w:p>
             <w:pPr>
               <w:pStyle w:val="Compact"/>
+              <w:jc w:val="left"/>
             </w:pPr>
             <w:r>
               <w:rPr>
@@ -2162,6 +2181,7 @@
           <w:p>
             <w:pPr>
               <w:pStyle w:val="Compact"/>
+              <w:jc w:val="left"/>
             </w:pPr>
             <w:r>
               <w:rPr>
@@ -2176,6 +2196,7 @@
           <w:p>
             <w:pPr>
               <w:pStyle w:val="Compact"/>
+              <w:jc w:val="left"/>
             </w:pPr>
             <w:r>
               <w:t xml:space="preserve">(adler: 1 at first)</w:t>
@@ -2187,6 +2208,7 @@
           <w:p>
             <w:pPr>
               <w:pStyle w:val="Compact"/>
+              <w:jc w:val="left"/>
             </w:pPr>
             <w:r>
               <w:rPr>
@@ -2203,6 +2225,7 @@
           <w:p>
             <w:pPr>
               <w:pStyle w:val="Compact"/>
+              <w:jc w:val="left"/>
             </w:pPr>
             <w:r>
               <w:rPr>
@@ -2217,6 +2240,7 @@
           <w:p>
             <w:pPr>
               <w:pStyle w:val="Compact"/>
+              <w:jc w:val="left"/>
             </w:pPr>
             <w:r>
               <w:t xml:space="preserve">The whole of</w:t>
@@ -2243,6 +2267,7 @@
           <w:p>
             <w:pPr>
               <w:pStyle w:val="Compact"/>
+              <w:jc w:val="left"/>
             </w:pPr>
             <w:r>
               <w:rPr>
@@ -2259,6 +2284,7 @@
           <w:p>
             <w:pPr>
               <w:pStyle w:val="Compact"/>
+              <w:jc w:val="left"/>
             </w:pPr>
             <w:r>
               <w:rPr>
@@ -2273,6 +2299,7 @@
           <w:p>
             <w:pPr>
               <w:pStyle w:val="Compact"/>
+              <w:jc w:val="left"/>
             </w:pPr>
             <w:r>
               <w:t xml:space="preserve">...</w:t>
@@ -2284,6 +2311,7 @@
           <w:p>
             <w:pPr>
               <w:pStyle w:val="Compact"/>
+              <w:jc w:val="left"/>
             </w:pPr>
             <w:r>
               <w:rPr>
@@ -2300,6 +2328,7 @@
           <w:p>
             <w:pPr>
               <w:pStyle w:val="Compact"/>
+              <w:jc w:val="left"/>
             </w:pPr>
             <w:r>
               <w:rPr>
@@ -2314,6 +2343,7 @@
           <w:p>
             <w:pPr>
               <w:pStyle w:val="Compact"/>
+              <w:jc w:val="left"/>
             </w:pPr>
             <w:r>
               <w:t xml:space="preserve">(a type)</w:t>
@@ -2325,6 +2355,7 @@
           <w:p>
             <w:pPr>
               <w:pStyle w:val="Compact"/>
+              <w:jc w:val="left"/>
             </w:pPr>
             <w:r>
               <w:rPr>
@@ -2341,6 +2372,7 @@
           <w:p>
             <w:pPr>
               <w:pStyle w:val="Compact"/>
+              <w:jc w:val="left"/>
             </w:pPr>
             <w:r>
               <w:rPr>
@@ -2355,6 +2387,7 @@
           <w:p>
             <w:pPr>
               <w:pStyle w:val="Compact"/>
+              <w:jc w:val="left"/>
             </w:pPr>
             <w:r>
               <w:t xml:space="preserve">A step of a long work</w:t>
@@ -2366,6 +2399,7 @@
           <w:p>
             <w:pPr>
               <w:pStyle w:val="Compact"/>
+              <w:jc w:val="left"/>
             </w:pPr>
             <w:r>
               <w:rPr>
@@ -2382,6 +2416,7 @@
           <w:p>
             <w:pPr>
               <w:pStyle w:val="Compact"/>
+              <w:jc w:val="left"/>
             </w:pPr>
             <w:r>
               <w:rPr>
@@ -2396,6 +2431,7 @@
           <w:p>
             <w:pPr>
               <w:pStyle w:val="Compact"/>
+              <w:jc w:val="left"/>
             </w:pPr>
             <w:r>
               <w:t xml:space="preserve">0: err says why</w:t>
@@ -2407,6 +2443,7 @@
           <w:p>
             <w:pPr>
               <w:pStyle w:val="Compact"/>
+              <w:jc w:val="left"/>
             </w:pPr>
             <w:r>
               <w:rPr>
@@ -2423,6 +2460,7 @@
           <w:p>
             <w:pPr>
               <w:pStyle w:val="Compact"/>
+              <w:jc w:val="left"/>
             </w:pPr>
             <w:r>
               <w:rPr>
@@ -2437,6 +2475,7 @@
           <w:p>
             <w:pPr>
               <w:pStyle w:val="Compact"/>
+              <w:jc w:val="left"/>
             </w:pPr>
             <w:r>
               <w:t xml:space="preserve">the archive closed, its handle freed (0: nothing)</w:t>
@@ -2448,6 +2487,7 @@
           <w:p>
             <w:pPr>
               <w:pStyle w:val="Compact"/>
+              <w:jc w:val="left"/>
             </w:pPr>
             <w:r>
               <w:rPr>
@@ -2464,6 +2504,7 @@
           <w:p>
             <w:pPr>
               <w:pStyle w:val="Compact"/>
+              <w:jc w:val="left"/>
             </w:pPr>
             <w:r>
               <w:rPr>
@@ -2478,6 +2519,7 @@
           <w:p>
             <w:pPr>
               <w:pStyle w:val="Compact"/>
+              <w:jc w:val="left"/>
             </w:pPr>
             <w:r>
               <w:t xml:space="preserve">the last failure's words</w:t>
@@ -2489,6 +2531,7 @@
           <w:p>
             <w:pPr>
               <w:pStyle w:val="Compact"/>
+              <w:jc w:val="left"/>
             </w:pPr>
             <w:r>
               <w:rPr>
@@ -2505,6 +2548,7 @@
           <w:p>
             <w:pPr>
               <w:pStyle w:val="Compact"/>
+              <w:jc w:val="left"/>
             </w:pPr>
             <w:r>
               <w:rPr>
@@ -2519,6 +2563,7 @@
           <w:p>
             <w:pPr>
               <w:pStyle w:val="Compact"/>
+              <w:jc w:val="left"/>
             </w:pPr>
             <w:r>
               <w:t xml:space="preserve">for its encrypted entries</w:t>
@@ -2530,6 +2575,7 @@
           <w:p>
             <w:pPr>
               <w:pStyle w:val="Compact"/>
+              <w:jc w:val="left"/>
             </w:pPr>
             <w:r>
               <w:rPr>
@@ -2546,6 +2592,7 @@
           <w:p>
             <w:pPr>
               <w:pStyle w:val="Compact"/>
+              <w:jc w:val="left"/>
             </w:pPr>
             <w:r>
               <w:rPr>
@@ -2560,6 +2607,7 @@
           <w:p>
             <w:pPr>
               <w:pStyle w:val="Compact"/>
+              <w:jc w:val="left"/>
             </w:pPr>
             <w:r>
               <w:t xml:space="preserve">how many entries it holds (0: no archive)</w:t>
@@ -2571,6 +2619,7 @@
           <w:p>
             <w:pPr>
               <w:pStyle w:val="Compact"/>
+              <w:jc w:val="left"/>
             </w:pPr>
             <w:r>
               <w:rPr>
@@ -2587,6 +2636,7 @@
           <w:p>
             <w:pPr>
               <w:pStyle w:val="Compact"/>
+              <w:jc w:val="left"/>
             </w:pPr>
             <w:r>
               <w:rPr>
@@ -2601,6 +2651,7 @@
           <w:p>
             <w:pPr>
               <w:pStyle w:val="Compact"/>
+              <w:jc w:val="left"/>
             </w:pPr>
             <w:r>
               <w:t xml:space="preserve">its index (letters' case ignored), -1</w:t>
@@ -2612,6 +2663,7 @@
           <w:p>
             <w:pPr>
               <w:pStyle w:val="Compact"/>
+              <w:jc w:val="left"/>
             </w:pPr>
             <w:r>
               <w:rPr>
@@ -2628,6 +2680,7 @@
           <w:p>
             <w:pPr>
               <w:pStyle w:val="Compact"/>
+              <w:jc w:val="left"/>
             </w:pPr>
             <w:r>
               <w:rPr>
@@ -2642,6 +2695,7 @@
           <w:p>
             <w:pPr>
               <w:pStyle w:val="Compact"/>
+              <w:jc w:val="left"/>
             </w:pPr>
             <w:r>
               <w:t xml:space="preserve">entry i in memory (fk_free) -&gt; 0 / -1</w:t>
@@ -2653,6 +2707,7 @@
           <w:p>
             <w:pPr>
               <w:pStyle w:val="Compact"/>
+              <w:jc w:val="left"/>
             </w:pPr>
             <w:r>
               <w:rPr>
@@ -2669,6 +2724,7 @@
           <w:p>
             <w:pPr>
               <w:pStyle w:val="Compact"/>
+              <w:jc w:val="left"/>
             </w:pPr>
             <w:r>
               <w:rPr>
@@ -2683,6 +2739,7 @@
           <w:p>
             <w:pPr>
               <w:pStyle w:val="Compact"/>
+              <w:jc w:val="left"/>
             </w:pPr>
             <w:r>
               <w:t xml:space="preserve">entry i as that file -&gt; 0 / -1</w:t>
@@ -2694,6 +2751,7 @@
           <w:p>
             <w:pPr>
               <w:pStyle w:val="Compact"/>
+              <w:jc w:val="left"/>
             </w:pPr>
             <w:r>
               <w:rPr>
@@ -2710,6 +2768,7 @@
           <w:p>
             <w:pPr>
               <w:pStyle w:val="Compact"/>
+              <w:jc w:val="left"/>
             </w:pPr>
             <w:r>
               <w:rPr>
@@ -2724,6 +2783,7 @@
           <w:p>
             <w:pPr>
               <w:pStyle w:val="Compact"/>
+              <w:jc w:val="left"/>
             </w:pPr>
             <w:r>
               <w:t xml:space="preserve">Everything under</w:t>
@@ -2750,6 +2810,7 @@
           <w:p>
             <w:pPr>
               <w:pStyle w:val="Compact"/>
+              <w:jc w:val="left"/>
             </w:pPr>
             <w:r>
               <w:rPr>
@@ -2766,6 +2827,7 @@
           <w:p>
             <w:pPr>
               <w:pStyle w:val="Compact"/>
+              <w:jc w:val="left"/>
             </w:pPr>
             <w:r>
               <w:rPr>
@@ -2780,6 +2842,7 @@
           <w:p>
             <w:pPr>
               <w:pStyle w:val="Compact"/>
+              <w:jc w:val="left"/>
             </w:pPr>
             <w:r>
               <w:t xml:space="preserve">nothing written yet; 0: no path</w:t>
@@ -2791,6 +2854,7 @@
           <w:p>
             <w:pPr>
               <w:pStyle w:val="Compact"/>
+              <w:jc w:val="left"/>
             </w:pPr>
             <w:r>
               <w:rPr>
@@ -2807,6 +2871,7 @@
           <w:p>
             <w:pPr>
               <w:pStyle w:val="Compact"/>
+              <w:jc w:val="left"/>
             </w:pPr>
             <w:r>
               <w:rPr>
@@ -2821,6 +2886,7 @@
           <w:p>
             <w:pPr>
               <w:pStyle w:val="Compact"/>
+              <w:jc w:val="left"/>
             </w:pPr>
             <w:r>
               <w:t xml:space="preserve">a file, or a folder and all it holds, as</w:t>
@@ -2847,6 +2913,7 @@
           <w:p>
             <w:pPr>
               <w:pStyle w:val="Compact"/>
+              <w:jc w:val="left"/>
             </w:pPr>
             <w:r>
               <w:rPr>
@@ -2863,6 +2930,7 @@
           <w:p>
             <w:pPr>
               <w:pStyle w:val="Compact"/>
+              <w:jc w:val="left"/>
             </w:pPr>
             <w:r>
               <w:rPr>
@@ -2877,6 +2945,7 @@
           <w:p>
             <w:pPr>
               <w:pStyle w:val="Compact"/>
+              <w:jc w:val="left"/>
             </w:pPr>
             <w:r>
               <w:t xml:space="preserve">a buffer as an entry (copied)</w:t>
@@ -2888,6 +2957,7 @@
           <w:p>
             <w:pPr>
               <w:pStyle w:val="Compact"/>
+              <w:jc w:val="left"/>
             </w:pPr>
             <w:r>
               <w:rPr>
@@ -2904,6 +2974,7 @@
           <w:p>
             <w:pPr>
               <w:pStyle w:val="Compact"/>
+              <w:jc w:val="left"/>
             </w:pPr>
             <w:r>
               <w:rPr>
@@ -2918,6 +2989,7 @@
           <w:p>
             <w:pPr>
               <w:pStyle w:val="Compact"/>
+              <w:jc w:val="left"/>
             </w:pPr>
             <w:r>
               <w:t xml:space="preserve">0 store, 1 fast, 6 (the default), 9</w:t>
@@ -2929,6 +3001,7 @@
           <w:p>
             <w:pPr>
               <w:pStyle w:val="Compact"/>
+              <w:jc w:val="left"/>
             </w:pPr>
             <w:r>
               <w:rPr>
@@ -2945,6 +3018,7 @@
           <w:p>
             <w:pPr>
               <w:pStyle w:val="Compact"/>
+              <w:jc w:val="left"/>
             </w:pPr>
             <w:r>
               <w:rPr>
@@ -2959,6 +3033,7 @@
           <w:p>
             <w:pPr>
               <w:pStyle w:val="Compact"/>
+              <w:jc w:val="left"/>
             </w:pPr>
             <w:r>
               <w:t xml:space="preserve">written -&gt; 0 / -1 (err); w freed</w:t>
@@ -2970,6 +3045,7 @@
           <w:p>
             <w:pPr>
               <w:pStyle w:val="Compact"/>
+              <w:jc w:val="left"/>
             </w:pPr>
             <w:r>
               <w:rPr>
@@ -2986,6 +3062,7 @@
           <w:p>
             <w:pPr>
               <w:pStyle w:val="Compact"/>
+              <w:jc w:val="left"/>
             </w:pPr>
             <w:r>
               <w:rPr>
@@ -3000,6 +3077,7 @@
           <w:p>
             <w:pPr>
               <w:pStyle w:val="Compact"/>
+              <w:jc w:val="left"/>
             </w:pPr>
             <w:r>
               <w:t xml:space="preserve">The formats are asked, not assumed</w:t>
@@ -3011,6 +3089,7 @@
           <w:p>
             <w:pPr>
               <w:pStyle w:val="Compact"/>
+              <w:jc w:val="left"/>
             </w:pPr>
             <w:r>
               <w:rPr>
@@ -3027,6 +3106,7 @@
           <w:p>
             <w:pPr>
               <w:pStyle w:val="Compact"/>
+              <w:jc w:val="left"/>
             </w:pPr>
             <w:r>
               <w:rPr>
@@ -3041,6 +3121,7 @@
           <w:p>
             <w:pPr>
               <w:pStyle w:val="Compact"/>
+              <w:jc w:val="left"/>
             </w:pPr>
             <w:r>
               <w:t xml:space="preserve">how many there are (out: up to max)</w:t>
@@ -3052,6 +3133,7 @@
           <w:p>
             <w:pPr>
               <w:pStyle w:val="Compact"/>
+              <w:jc w:val="left"/>
             </w:pPr>
             <w:r>
               <w:rPr>
@@ -3068,6 +3150,7 @@
           <w:p>
             <w:pPr>
               <w:pStyle w:val="Compact"/>
+              <w:jc w:val="left"/>
             </w:pPr>
             <w:r>
               <w:rPr>
@@ -3082,6 +3165,7 @@
           <w:p>
             <w:pPr>
               <w:pStyle w:val="Compact"/>
+              <w:jc w:val="left"/>
             </w:pPr>
             <w:r>
               <w:t xml:space="preserve">What the file at</w:t>
@@ -3108,6 +3192,7 @@
           <w:p>
             <w:pPr>
               <w:pStyle w:val="Compact"/>
+              <w:jc w:val="left"/>
             </w:pPr>
             <w:r>
               <w:rPr>
@@ -3124,6 +3209,7 @@
           <w:p>
             <w:pPr>
               <w:pStyle w:val="Compact"/>
+              <w:jc w:val="left"/>
             </w:pPr>
             <w:r>
               <w:rPr>
@@ -3138,6 +3224,7 @@
           <w:p>
             <w:pPr>
               <w:pStyle w:val="Compact"/>
+              <w:jc w:val="left"/>
             </w:pPr>
             <w:r>
               <w:t xml:space="preserve">1: its extension is a format's that is read</w:t>
@@ -3149,6 +3236,7 @@
           <w:p>
             <w:pPr>
               <w:pStyle w:val="Compact"/>
+              <w:jc w:val="left"/>
             </w:pPr>
             <w:r>
               <w:rPr>
@@ -3165,6 +3253,7 @@
           <w:p>
             <w:pPr>
               <w:pStyle w:val="Compact"/>
+              <w:jc w:val="left"/>
             </w:pPr>
             <w:r>
               <w:rPr>
@@ -3179,6 +3268,7 @@
           <w:p>
             <w:pPr>
               <w:pStyle w:val="Compact"/>
+              <w:jc w:val="left"/>
             </w:pPr>
             <w:r>
               <w:t xml:space="preserve">any format read; 0: err says why</w:t>
@@ -3190,6 +3280,7 @@
           <w:p>
             <w:pPr>
               <w:pStyle w:val="Compact"/>
+              <w:jc w:val="left"/>
             </w:pPr>
             <w:r>
               <w:rPr>
@@ -3206,6 +3297,7 @@
           <w:p>
             <w:pPr>
               <w:pStyle w:val="Compact"/>
+              <w:jc w:val="left"/>
             </w:pPr>
             <w:r>
               <w:rPr>
@@ -3220,6 +3312,7 @@
           <w:p>
             <w:pPr>
               <w:pStyle w:val="Compact"/>
+              <w:jc w:val="left"/>
             </w:pPr>
             <w:r>
               <w:t xml:space="preserve">a new one, not on the card yet ("ZIP"; 0: not a format written)</w:t>
@@ -3231,6 +3324,7 @@
           <w:p>
             <w:pPr>
               <w:pStyle w:val="Compact"/>
+              <w:jc w:val="left"/>
             </w:pPr>
             <w:r>
               <w:rPr>
@@ -3247,6 +3341,7 @@
           <w:p>
             <w:pPr>
               <w:pStyle w:val="Compact"/>
+              <w:jc w:val="left"/>
             </w:pPr>
             <w:r>
               <w:rPr>
@@ -3261,6 +3356,7 @@
           <w:p>
             <w:pPr>
               <w:pStyle w:val="Compact"/>
+              <w:jc w:val="left"/>
             </w:pPr>
             <w:r>
               <w:t xml:space="preserve">"ZIP" ...</w:t>
@@ -3272,6 +3368,7 @@
           <w:p>
             <w:pPr>
               <w:pStyle w:val="Compact"/>
+              <w:jc w:val="left"/>
             </w:pPr>
             <w:r>
               <w:rPr>
@@ -3288,6 +3385,7 @@
           <w:p>
             <w:pPr>
               <w:pStyle w:val="Compact"/>
+              <w:jc w:val="left"/>
             </w:pPr>
             <w:r>
               <w:rPr>
@@ -3302,6 +3400,7 @@
           <w:p>
             <w:pPr>
               <w:pStyle w:val="Compact"/>
+              <w:jc w:val="left"/>
             </w:pPr>
             <w:r>
               <w:t xml:space="preserve">the archive file's path ("": no archive)</w:t>
@@ -3313,6 +3412,7 @@
           <w:p>
             <w:pPr>
               <w:pStyle w:val="Compact"/>
+              <w:jc w:val="left"/>
             </w:pPr>
             <w:r>
               <w:rPr>
@@ -3329,6 +3429,7 @@
           <w:p>
             <w:pPr>
               <w:pStyle w:val="Compact"/>
+              <w:jc w:val="left"/>
             </w:pPr>
             <w:r>
               <w:rPr>
@@ -3343,6 +3444,7 @@
           <w:p>
             <w:pPr>
               <w:pStyle w:val="Compact"/>
+              <w:jc w:val="left"/>
             </w:pPr>
             <w:r>
               <w:t xml:space="preserve">the archive's own ("": none)</w:t>
@@ -3354,6 +3456,7 @@
           <w:p>
             <w:pPr>
               <w:pStyle w:val="Compact"/>
+              <w:jc w:val="left"/>
             </w:pPr>
             <w:r>
               <w:rPr>
@@ -3370,6 +3473,7 @@
           <w:p>
             <w:pPr>
               <w:pStyle w:val="Compact"/>
+              <w:jc w:val="left"/>
             </w:pPr>
             <w:r>
               <w:rPr>
@@ -3384,6 +3488,7 @@
           <w:p>
             <w:pPr>
               <w:pStyle w:val="Compact"/>
+              <w:jc w:val="left"/>
             </w:pPr>
             <w:r>
               <w:t xml:space="preserve">1: it can be changed</w:t>
@@ -3395,6 +3500,7 @@
           <w:p>
             <w:pPr>
               <w:pStyle w:val="Compact"/>
+              <w:jc w:val="left"/>
             </w:pPr>
             <w:r>
               <w:rPr>
@@ -3411,6 +3517,7 @@
           <w:p>
             <w:pPr>
               <w:pStyle w:val="Compact"/>
+              <w:jc w:val="left"/>
             </w:pPr>
             <w:r>
               <w:rPr>
@@ -3425,6 +3532,7 @@
           <w:p>
             <w:pPr>
               <w:pStyle w:val="Compact"/>
+              <w:jc w:val="left"/>
             </w:pPr>
             <w:r>
               <w:t xml:space="preserve">entry i: "Deflate", "Store, crypted"...</w:t>
@@ -3436,6 +3544,7 @@
           <w:p>
             <w:pPr>
               <w:pStyle w:val="Compact"/>
+              <w:jc w:val="left"/>
             </w:pPr>
             <w:r>
               <w:rPr>
@@ -3452,6 +3561,7 @@
           <w:p>
             <w:pPr>
               <w:pStyle w:val="Compact"/>
+              <w:jc w:val="left"/>
             </w:pPr>
             <w:r>
               <w:rPr>
@@ -3466,6 +3576,7 @@
           <w:p>
             <w:pPr>
               <w:pStyle w:val="Compact"/>
+              <w:jc w:val="left"/>
             </w:pPr>
             <w:r>
               <w:t xml:space="preserve">entry i read and checked, nothing written -&gt; 0 / -1</w:t>
@@ -3477,6 +3588,7 @@
           <w:p>
             <w:pPr>
               <w:pStyle w:val="Compact"/>
+              <w:jc w:val="left"/>
             </w:pPr>
             <w:r>
               <w:rPr>
@@ -3493,6 +3605,7 @@
           <w:p>
             <w:pPr>
               <w:pStyle w:val="Compact"/>
+              <w:jc w:val="left"/>
             </w:pPr>
             <w:r>
               <w:rPr>
@@ -3507,6 +3620,7 @@
           <w:p>
             <w:pPr>
               <w:pStyle w:val="Compact"/>
+              <w:jc w:val="left"/>
             </w:pPr>
             <w:r>
               <w:t xml:space="preserve">(a type)</w:t>
@@ -3518,6 +3632,7 @@
           <w:p>
             <w:pPr>
               <w:pStyle w:val="Compact"/>
+              <w:jc w:val="left"/>
             </w:pPr>
             <w:r>
               <w:rPr>
@@ -3534,6 +3649,7 @@
           <w:p>
             <w:pPr>
               <w:pStyle w:val="Compact"/>
+              <w:jc w:val="left"/>
             </w:pPr>
             <w:r>
               <w:rPr>
@@ -3548,6 +3664,7 @@
           <w:p>
             <w:pPr>
               <w:pStyle w:val="Compact"/>
+              <w:jc w:val="left"/>
             </w:pPr>
             <w:r>
               <w:t xml:space="preserve">0 / -1 (fk_zip_error)</w:t>
@@ -3559,6 +3676,7 @@
           <w:p>
             <w:pPr>
               <w:pStyle w:val="Compact"/>
+              <w:jc w:val="left"/>
             </w:pPr>
             <w:r>
               <w:rPr>
@@ -3575,6 +3693,7 @@
           <w:p>
             <w:pPr>
               <w:pStyle w:val="Compact"/>
+              <w:jc w:val="left"/>
             </w:pPr>
             <w:r>
               <w:rPr>
@@ -3589,6 +3708,7 @@
           <w:p>
             <w:pPr>
               <w:pStyle w:val="Compact"/>
+              <w:jc w:val="left"/>
             </w:pPr>
             <w:r>
               <w:t xml:space="preserve">what that selection weighs</w:t>
@@ -3600,6 +3720,7 @@
           <w:p>
             <w:pPr>
               <w:pStyle w:val="Compact"/>
+              <w:jc w:val="left"/>
             </w:pPr>
             <w:r>
               <w:rPr>
@@ -3616,6 +3737,7 @@
           <w:p>
             <w:pPr>
               <w:pStyle w:val="Compact"/>
+              <w:jc w:val="left"/>
             </w:pPr>
             <w:r>
               <w:rPr>
@@ -3630,6 +3752,7 @@
           <w:p>
             <w:pPr>
               <w:pStyle w:val="Compact"/>
+              <w:jc w:val="left"/>
             </w:pPr>
             <w:r>
               <w:t xml:space="preserve">Changing an archive that can be (fk_arc_writable)</w:t>
@@ -3641,6 +3764,7 @@
           <w:p>
             <w:pPr>
               <w:pStyle w:val="Compact"/>
+              <w:jc w:val="left"/>
             </w:pPr>
             <w:r>
               <w:rPr>
@@ -3657,6 +3781,7 @@
           <w:p>
             <w:pPr>
               <w:pStyle w:val="Compact"/>
+              <w:jc w:val="left"/>
             </w:pPr>
             <w:r>
               <w:rPr>
@@ -3671,6 +3796,7 @@
           <w:p>
             <w:pPr>
               <w:pStyle w:val="Compact"/>
+              <w:jc w:val="left"/>
             </w:pPr>
             <w:r>
               <w:t xml:space="preserve">names that exist already</w:t>
@@ -3682,6 +3808,7 @@
           <w:p>
             <w:pPr>
               <w:pStyle w:val="Compact"/>
+              <w:jc w:val="left"/>
             </w:pPr>
             <w:r>
               <w:rPr>
@@ -3698,6 +3825,7 @@
           <w:p>
             <w:pPr>
               <w:pStyle w:val="Compact"/>
+              <w:jc w:val="left"/>
             </w:pPr>
             <w:r>
               <w:rPr>
@@ -3712,6 +3840,7 @@
           <w:p>
             <w:pPr>
               <w:pStyle w:val="Compact"/>
+              <w:jc w:val="left"/>
             </w:pPr>
             <w:r>
               <w:t xml:space="preserve">the work's size</w:t>
@@ -3723,6 +3852,7 @@
           <w:p>
             <w:pPr>
               <w:pStyle w:val="Compact"/>
+              <w:jc w:val="left"/>
             </w:pPr>
             <w:r>
               <w:rPr>
@@ -3739,6 +3869,7 @@
           <w:p>
             <w:pPr>
               <w:pStyle w:val="Compact"/>
+              <w:jc w:val="left"/>
             </w:pPr>
             <w:r>
               <w:rPr>
@@ -3753,6 +3884,7 @@
           <w:p>
             <w:pPr>
               <w:pStyle w:val="Compact"/>
+              <w:jc w:val="left"/>
             </w:pPr>
             <w:r>
               <w:t xml:space="preserve">Changing an archive that can be (fk_arc_writable)</w:t>
@@ -3764,6 +3896,7 @@
           <w:p>
             <w:pPr>
               <w:pStyle w:val="Compact"/>
+              <w:jc w:val="left"/>
             </w:pPr>
             <w:r>
               <w:rPr>
@@ -3780,6 +3913,7 @@
           <w:p>
             <w:pPr>
               <w:pStyle w:val="Compact"/>
+              <w:jc w:val="left"/>
             </w:pPr>
             <w:r>
               <w:rPr>
@@ -3794,6 +3928,7 @@
           <w:p>
             <w:pPr>
               <w:pStyle w:val="Compact"/>
+              <w:jc w:val="left"/>
             </w:pPr>
             <w:r>
               <w:t xml:space="preserve">a file, or a folder and what is under it</w:t>
@@ -3805,6 +3940,7 @@
           <w:p>
             <w:pPr>
               <w:pStyle w:val="Compact"/>
+              <w:jc w:val="left"/>
             </w:pPr>
             <w:r>
               <w:rPr>
@@ -3821,6 +3957,7 @@
           <w:p>
             <w:pPr>
               <w:pStyle w:val="Compact"/>
+              <w:jc w:val="left"/>
             </w:pPr>
             <w:r>
               <w:rPr>
@@ -3835,6 +3972,7 @@
           <w:p>
             <w:pPr>
               <w:pStyle w:val="Compact"/>
+              <w:jc w:val="left"/>
             </w:pPr>
             <w:r>
               <w:t xml:space="preserve">Changing an archive that can be (fk_arc_writable)</w:t>
@@ -3846,6 +3984,7 @@
           <w:p>
             <w:pPr>
               <w:pStyle w:val="Compact"/>
+              <w:jc w:val="left"/>
             </w:pPr>
             <w:r>
               <w:rPr>
@@ -3862,6 +4001,7 @@
           <w:p>
             <w:pPr>
               <w:pStyle w:val="Compact"/>
+              <w:jc w:val="left"/>
             </w:pPr>
             <w:r>
               <w:rPr>
@@ -3876,6 +4016,7 @@
           <w:p>
             <w:pPr>
               <w:pStyle w:val="Compact"/>
+              <w:jc w:val="left"/>
             </w:pPr>
             <w:r>
               <w:t xml:space="preserve">a new archive put on the card with nothing in it</w:t>
@@ -3887,6 +4028,7 @@
           <w:p>
             <w:pPr>
               <w:pStyle w:val="Compact"/>
+              <w:jc w:val="left"/>
             </w:pPr>
             <w:r>
               <w:rPr>
@@ -3903,6 +4045,7 @@
           <w:p>
             <w:pPr>
               <w:pStyle w:val="Compact"/>
+              <w:jc w:val="left"/>
             </w:pPr>
             <w:r>
               <w:rPr>
@@ -3917,6 +4060,7 @@
           <w:p>
             <w:pPr>
               <w:pStyle w:val="Compact"/>
+              <w:jc w:val="left"/>
             </w:pPr>
             <w:r>
               <w:t xml:space="preserve">its entries, -1: not a ZIP</w:t>
@@ -3928,6 +4072,7 @@
           <w:p>
             <w:pPr>
               <w:pStyle w:val="Compact"/>
+              <w:jc w:val="left"/>
             </w:pPr>
             <w:r>
               <w:rPr>
@@ -3944,6 +4089,7 @@
           <w:p>
             <w:pPr>
               <w:pStyle w:val="Compact"/>
+              <w:jc w:val="left"/>
             </w:pPr>
             <w:r>
               <w:rPr>
@@ -3958,6 +4104,7 @@
           <w:p>
             <w:pPr>
               <w:pStyle w:val="Compact"/>
+              <w:jc w:val="left"/>
             </w:pPr>
             <w:r>
               <w:t xml:space="preserve">Entry i</w:t>
@@ -3969,6 +4116,7 @@
           <w:p>
             <w:pPr>
               <w:pStyle w:val="Compact"/>
+              <w:jc w:val="left"/>
             </w:pPr>
             <w:r>
               <w:rPr>
@@ -3985,6 +4133,7 @@
           <w:p>
             <w:pPr>
               <w:pStyle w:val="Compact"/>
+              <w:jc w:val="left"/>
             </w:pPr>
             <w:r>
               <w:rPr>
@@ -3999,6 +4148,7 @@
           <w:p>
             <w:pPr>
               <w:pStyle w:val="Compact"/>
+              <w:jc w:val="left"/>
             </w:pPr>
             <w:r>
               <w:t xml:space="preserve">The entry of that name inflated (a 0 byte after its end) -&gt; 0 and *out (fk_free), -1</w:t>
@@ -4010,6 +4160,7 @@
           <w:p>
             <w:pPr>
               <w:pStyle w:val="Compact"/>
+              <w:jc w:val="left"/>
             </w:pPr>
             <w:r>
               <w:rPr>
@@ -4026,6 +4177,7 @@
           <w:p>
             <w:pPr>
               <w:pStyle w:val="Compact"/>
+              <w:jc w:val="left"/>
             </w:pPr>
             <w:r>
               <w:rPr>
@@ -4040,6 +4192,7 @@
           <w:p>
             <w:pPr>
               <w:pStyle w:val="Compact"/>
+              <w:jc w:val="left"/>
             </w:pPr>
             <w:r>
               <w:t xml:space="preserve">an empty one; 0: no memory</w:t>
@@ -4051,6 +4204,7 @@
           <w:p>
             <w:pPr>
               <w:pStyle w:val="Compact"/>
+              <w:jc w:val="left"/>
             </w:pPr>
             <w:r>
               <w:rPr>
@@ -4067,6 +4221,7 @@
           <w:p>
             <w:pPr>
               <w:pStyle w:val="Compact"/>
+              <w:jc w:val="left"/>
             </w:pPr>
             <w:r>
               <w:rPr>
@@ -4081,6 +4236,7 @@
           <w:p>
             <w:pPr>
               <w:pStyle w:val="Compact"/>
+              <w:jc w:val="left"/>
             </w:pPr>
             <w:r>
               <w:t xml:space="preserve">0 / -1</w:t>
@@ -4092,6 +4248,7 @@
           <w:p>
             <w:pPr>
               <w:pStyle w:val="Compact"/>
+              <w:jc w:val="left"/>
             </w:pPr>
             <w:r>
               <w:rPr>
@@ -4108,6 +4265,7 @@
           <w:p>
             <w:pPr>
               <w:pStyle w:val="Compact"/>
+              <w:jc w:val="left"/>
             </w:pPr>
             <w:r>
               <w:rPr>
@@ -4122,6 +4280,7 @@
           <w:p>
             <w:pPr>
               <w:pStyle w:val="Compact"/>
+              <w:jc w:val="left"/>
             </w:pPr>
             <w:r>
               <w:t xml:space="preserve">the archive (fk_free) -&gt; 0 / -1; b freed</w:t>
@@ -4133,6 +4292,7 @@
           <w:p>
             <w:pPr>
               <w:pStyle w:val="Compact"/>
+              <w:jc w:val="left"/>
             </w:pPr>
             <w:r>
               <w:rPr>
@@ -4149,6 +4309,7 @@
           <w:p>
             <w:pPr>
               <w:pStyle w:val="Compact"/>
+              <w:jc w:val="left"/>
             </w:pPr>
             <w:r>
               <w:rPr>
@@ -4163,6 +4324,7 @@
           <w:p>
             <w:pPr>
               <w:pStyle w:val="Compact"/>
+              <w:jc w:val="left"/>
             </w:pPr>
             <w:r>
               <w:t xml:space="preserve">(given up before finish)</w:t>
@@ -4174,6 +4336,7 @@
           <w:p>
             <w:pPr>
               <w:pStyle w:val="Compact"/>
+              <w:jc w:val="left"/>
             </w:pPr>
             <w:r>
               <w:rPr>
@@ -4190,6 +4353,7 @@
           <w:p>
             <w:pPr>
               <w:pStyle w:val="Compact"/>
+              <w:jc w:val="left"/>
             </w:pPr>
             <w:r>
               <w:rPr>
@@ -4204,6 +4368,7 @@
           <w:p>
             <w:pPr>
               <w:pStyle w:val="Compact"/>
+              <w:jc w:val="left"/>
             </w:pPr>
             <w:r>
               <w:t xml:space="preserve">1 a file, 2 a folder, 0</w:t>
@@ -4215,6 +4380,7 @@
           <w:p>
             <w:pPr>
               <w:pStyle w:val="Compact"/>
+              <w:jc w:val="left"/>
             </w:pPr>
             <w:r>
               <w:rPr>
@@ -4231,6 +4397,7 @@
           <w:p>
             <w:pPr>
               <w:pStyle w:val="Compact"/>
+              <w:jc w:val="left"/>
             </w:pPr>
             <w:r>
               <w:rPr>
@@ -4245,6 +4412,7 @@
           <w:p>
             <w:pPr>
               <w:pStyle w:val="Compact"/>
+              <w:jc w:val="left"/>
             </w:pPr>
             <w:r>
               <w:t xml:space="preserve">-1: no such file</w:t>
@@ -4256,6 +4424,7 @@
           <w:p>
             <w:pPr>
               <w:pStyle w:val="Compact"/>
+              <w:jc w:val="left"/>
             </w:pPr>
             <w:r>
               <w:rPr>
@@ -4272,6 +4441,7 @@
           <w:p>
             <w:pPr>
               <w:pStyle w:val="Compact"/>
+              <w:jc w:val="left"/>
             </w:pPr>
             <w:r>
               <w:rPr>
@@ -4286,6 +4456,7 @@
           <w:p>
             <w:pPr>
               <w:pStyle w:val="Compact"/>
+              <w:jc w:val="left"/>
             </w:pPr>
             <w:r>
               <w:t xml:space="preserve">the whole file (a 0 byte after it; fk_free) -&gt; 0 / -1</w:t>
@@ -4297,6 +4468,7 @@
           <w:p>
             <w:pPr>
               <w:pStyle w:val="Compact"/>
+              <w:jc w:val="left"/>
             </w:pPr>
             <w:r>
               <w:rPr>
@@ -4313,6 +4485,7 @@
           <w:p>
             <w:pPr>
               <w:pStyle w:val="Compact"/>
+              <w:jc w:val="left"/>
             </w:pPr>
             <w:r>
               <w:rPr>
@@ -4327,6 +4500,7 @@
           <w:p>
             <w:pPr>
               <w:pStyle w:val="Compact"/>
+              <w:jc w:val="left"/>
             </w:pPr>
             <w:r>
               <w:t xml:space="preserve">0 / -1</w:t>
@@ -4338,6 +4512,7 @@
           <w:p>
             <w:pPr>
               <w:pStyle w:val="Compact"/>
+              <w:jc w:val="left"/>
             </w:pPr>
             <w:r>
               <w:rPr>
@@ -4354,6 +4529,7 @@
           <w:p>
             <w:pPr>
               <w:pStyle w:val="Compact"/>
+              <w:jc w:val="left"/>
             </w:pPr>
             <w:r>
               <w:rPr>
@@ -4368,6 +4544,7 @@
           <w:p>
             <w:pPr>
               <w:pStyle w:val="Compact"/>
+              <w:jc w:val="left"/>
             </w:pPr>
             <w:r>
               <w:t xml:space="preserve">every folder of the path made -&gt; 0 / -1</w:t>
@@ -4379,6 +4556,7 @@
           <w:p>
             <w:pPr>
               <w:pStyle w:val="Compact"/>
+              <w:jc w:val="left"/>
             </w:pPr>
             <w:r>
               <w:rPr>
@@ -4395,6 +4573,7 @@
           <w:p>
             <w:pPr>
               <w:pStyle w:val="Compact"/>
+              <w:jc w:val="left"/>
             </w:pPr>
             <w:r>
               <w:rPr>
@@ -4409,6 +4588,7 @@
           <w:p>
             <w:pPr>
               <w:pStyle w:val="Compact"/>
+              <w:jc w:val="left"/>
             </w:pPr>
             <w:r>
               <w:t xml:space="preserve">0 / -1</w:t>
@@ -4420,6 +4600,7 @@
           <w:p>
             <w:pPr>
               <w:pStyle w:val="Compact"/>
+              <w:jc w:val="left"/>
             </w:pPr>
             <w:r>
               <w:rPr>
@@ -4436,6 +4617,7 @@
           <w:p>
             <w:pPr>
               <w:pStyle w:val="Compact"/>
+              <w:jc w:val="left"/>
             </w:pPr>
             <w:r>
               <w:rPr>
@@ -4450,6 +4632,7 @@
           <w:p>
             <w:pPr>
               <w:pStyle w:val="Compact"/>
+              <w:jc w:val="left"/>
             </w:pPr>
             <w:r>
               <w:t xml:space="preserve">renamed, else copied then removed</w:t>
@@ -4461,6 +4644,7 @@
           <w:p>
             <w:pPr>
               <w:pStyle w:val="Compact"/>
+              <w:jc w:val="left"/>
             </w:pPr>
             <w:r>
               <w:rPr>
@@ -4477,6 +4661,7 @@
           <w:p>
             <w:pPr>
               <w:pStyle w:val="Compact"/>
+              <w:jc w:val="left"/>
             </w:pPr>
             <w:r>
               <w:rPr>
@@ -4491,6 +4676,7 @@
           <w:p>
             <w:pPr>
               <w:pStyle w:val="Compact"/>
+              <w:jc w:val="left"/>
             </w:pPr>
             <w:r>
               <w:t xml:space="preserve">a file, or a folder and all it holds -&gt; 0 / -1</w:t>
@@ -4502,6 +4688,7 @@
           <w:p>
             <w:pPr>
               <w:pStyle w:val="Compact"/>
+              <w:jc w:val="left"/>
             </w:pPr>
             <w:r>
               <w:rPr>
@@ -4518,6 +4705,7 @@
           <w:p>
             <w:pPr>
               <w:pStyle w:val="Compact"/>
+              <w:jc w:val="left"/>
             </w:pPr>
             <w:r>
               <w:rPr>
@@ -4532,6 +4720,7 @@
           <w:p>
             <w:pPr>
               <w:pStyle w:val="Compact"/>
+              <w:jc w:val="left"/>
             </w:pPr>
             <w:r>
               <w:t xml:space="preserve">The bytes under a path (a file's size</w:t>
@@ -4543,6 +4732,7 @@
           <w:p>
             <w:pPr>
               <w:pStyle w:val="Compact"/>
+              <w:jc w:val="left"/>
             </w:pPr>
             <w:r>
               <w:rPr>
@@ -4559,6 +4749,7 @@
           <w:p>
             <w:pPr>
               <w:pStyle w:val="Compact"/>
+              <w:jc w:val="left"/>
             </w:pPr>
             <w:r>
               <w:rPr>
@@ -4573,6 +4764,7 @@
           <w:p>
             <w:pPr>
               <w:pStyle w:val="Compact"/>
+              <w:jc w:val="left"/>
             </w:pPr>
             <w:r>
               <w:t xml:space="preserve">after the last '/' or ':' (inside path)</w:t>
@@ -4584,6 +4776,7 @@
           <w:p>
             <w:pPr>
               <w:pStyle w:val="Compact"/>
+              <w:jc w:val="left"/>
             </w:pPr>
             <w:r>
               <w:rPr>
@@ -4600,6 +4793,7 @@
           <w:p>
             <w:pPr>
               <w:pStyle w:val="Compact"/>
+              <w:jc w:val="left"/>
             </w:pPr>
             <w:r>
               <w:rPr>
@@ -4614,6 +4808,7 @@
           <w:p>
             <w:pPr>
               <w:pStyle w:val="Compact"/>
+              <w:jc w:val="left"/>
             </w:pPr>
             <w:r>
               <w:t xml:space="preserve">"png" (lower case, without the dot; "": none)</w:t>
@@ -4625,6 +4820,7 @@
           <w:p>
             <w:pPr>
               <w:pStyle w:val="Compact"/>
+              <w:jc w:val="left"/>
             </w:pPr>
             <w:r>
               <w:rPr>
@@ -4641,6 +4837,7 @@
           <w:p>
             <w:pPr>
               <w:pStyle w:val="Compact"/>
+              <w:jc w:val="left"/>
             </w:pPr>
             <w:r>
               <w:rPr>
@@ -4655,6 +4852,7 @@
           <w:p>
             <w:pPr>
               <w:pStyle w:val="Compact"/>
+              <w:jc w:val="left"/>
             </w:pPr>
             <w:r>
               <w:t xml:space="preserve">"SD:/a/b.txt" -&gt; "SD:/a"; "SD:/a" -&gt; "SD:/"</w:t>
@@ -4666,6 +4864,7 @@
           <w:p>
             <w:pPr>
               <w:pStyle w:val="Compact"/>
+              <w:jc w:val="left"/>
             </w:pPr>
             <w:r>
               <w:rPr>
@@ -4682,6 +4881,7 @@
           <w:p>
             <w:pPr>
               <w:pStyle w:val="Compact"/>
+              <w:jc w:val="left"/>
             </w:pPr>
             <w:r>
               <w:rPr>
@@ -4696,6 +4896,7 @@
           <w:p>
             <w:pPr>
               <w:pStyle w:val="Compact"/>
+              <w:jc w:val="left"/>
             </w:pPr>
             <w:r>
               <w:t xml:space="preserve">folder + "/" + name (no '/' added after a '/' or a ':', or before an empty name), cut to cap</w:t>
@@ -4707,6 +4908,7 @@
           <w:p>
             <w:pPr>
               <w:pStyle w:val="Compact"/>
+              <w:jc w:val="left"/>
             </w:pPr>
             <w:r>
               <w:rPr>
@@ -4723,6 +4925,7 @@
           <w:p>
             <w:pPr>
               <w:pStyle w:val="Compact"/>
+              <w:jc w:val="left"/>
             </w:pPr>
             <w:r>
               <w:rPr>
@@ -4737,6 +4940,7 @@
           <w:p>
             <w:pPr>
               <w:pStyle w:val="Compact"/>
+              <w:jc w:val="left"/>
             </w:pPr>
             <w:r>
               <w:t xml:space="preserve">a name not taken: "a.txt" -&gt; "a (2).txt"</w:t>
@@ -4748,6 +4952,7 @@
           <w:p>
             <w:pPr>
               <w:pStyle w:val="Compact"/>
+              <w:jc w:val="left"/>
             </w:pPr>
             <w:r>
               <w:rPr>
@@ -4764,6 +4969,7 @@
           <w:p>
             <w:pPr>
               <w:pStyle w:val="Compact"/>
+              <w:jc w:val="left"/>
             </w:pPr>
             <w:r>
               <w:rPr>
@@ -4778,6 +4984,7 @@
           <w:p>
             <w:pPr>
               <w:pStyle w:val="Compact"/>
+              <w:jc w:val="left"/>
             </w:pPr>
             <w:r>
               <w:t xml:space="preserve">"12.4 KB"</w:t>
@@ -4789,6 +4996,7 @@
           <w:p>
             <w:pPr>
               <w:pStyle w:val="Compact"/>
+              <w:jc w:val="left"/>
             </w:pPr>
             <w:r>
               <w:rPr>
@@ -4805,6 +5013,7 @@
           <w:p>
             <w:pPr>
               <w:pStyle w:val="Compact"/>
+              <w:jc w:val="left"/>
             </w:pPr>
             <w:r>
               <w:rPr>
@@ -4819,6 +5028,7 @@
           <w:p>
             <w:pPr>
               <w:pStyle w:val="Compact"/>
+              <w:jc w:val="left"/>
             </w:pPr>
             <w:r>
               <w:t xml:space="preserve">"28/09/2026 14:12"</w:t>
@@ -4830,6 +5040,7 @@
           <w:p>
             <w:pPr>
               <w:pStyle w:val="Compact"/>
+              <w:jc w:val="left"/>
             </w:pPr>
             <w:r>
               <w:rPr>
@@ -4846,6 +5057,7 @@
           <w:p>
             <w:pPr>
               <w:pStyle w:val="Compact"/>
+              <w:jc w:val="left"/>
             </w:pPr>
             <w:r>
               <w:rPr>
@@ -4860,6 +5072,7 @@
           <w:p>
             <w:pPr>
               <w:pStyle w:val="Compact"/>
+              <w:jc w:val="left"/>
             </w:pPr>
             <w:r>
               <w:t xml:space="preserve">a string's length in bytes (0 for a null pointer)</w:t>
@@ -4871,6 +5084,7 @@
           <w:p>
             <w:pPr>
               <w:pStyle w:val="Compact"/>
+              <w:jc w:val="left"/>
             </w:pPr>
             <w:r>
               <w:rPr>
@@ -4887,6 +5101,7 @@
           <w:p>
             <w:pPr>
               <w:pStyle w:val="Compact"/>
+              <w:jc w:val="left"/>
             </w:pPr>
             <w:r>
               <w:rPr>
@@ -4901,6 +5116,7 @@
           <w:p>
             <w:pPr>
               <w:pStyle w:val="Compact"/>
+              <w:jc w:val="left"/>
             </w:pPr>
             <w:r>
               <w:t xml:space="preserve">s into d, cut to cap - 1 bytes, always ended by a 0</w:t>
@@ -4912,6 +5128,7 @@
           <w:p>
             <w:pPr>
               <w:pStyle w:val="Compact"/>
+              <w:jc w:val="left"/>
             </w:pPr>
             <w:r>
               <w:rPr>
@@ -4928,6 +5145,7 @@
           <w:p>
             <w:pPr>
               <w:pStyle w:val="Compact"/>
+              <w:jc w:val="left"/>
             </w:pPr>
             <w:r>
               <w:rPr>
@@ -4942,6 +5160,7 @@
           <w:p>
             <w:pPr>
               <w:pStyle w:val="Compact"/>
+              <w:jc w:val="left"/>
             </w:pPr>
             <w:r>
               <w:t xml:space="preserve">an ASCII capital as its small letter, anything else unchanged</w:t>
@@ -4953,6 +5172,7 @@
           <w:p>
             <w:pPr>
               <w:pStyle w:val="Compact"/>
+              <w:jc w:val="left"/>
             </w:pPr>
             <w:r>
               <w:rPr>
@@ -4969,6 +5189,7 @@
           <w:p>
             <w:pPr>
               <w:pStyle w:val="Compact"/>
+              <w:jc w:val="left"/>
             </w:pPr>
             <w:r>
               <w:rPr>
@@ -4983,6 +5204,7 @@
           <w:p>
             <w:pPr>
               <w:pStyle w:val="Compact"/>
+              <w:jc w:val="left"/>
             </w:pPr>
             <w:r>
               <w:t xml:space="preserve">strcmp with ASCII letters' case ignored: 0 equal, else &lt; 0 or &gt; 0</w:t>
@@ -4994,6 +5216,7 @@
           <w:p>
             <w:pPr>
               <w:pStyle w:val="Compact"/>
+              <w:jc w:val="left"/>
             </w:pPr>
             <w:r>
               <w:rPr>
@@ -5010,6 +5233,7 @@
           <w:p>
             <w:pPr>
               <w:pStyle w:val="Compact"/>
+              <w:jc w:val="left"/>
             </w:pPr>
             <w:r>
               <w:rPr>
@@ -5024,6 +5248,7 @@
           <w:p>
             <w:pPr>
               <w:pStyle w:val="Compact"/>
+              <w:jc w:val="left"/>
             </w:pPr>
             <w:r>
               <w:t xml:space="preserve">out = dir + "/" + name (no doubled slash).</w:t>
@@ -5035,6 +5260,7 @@
           <w:p>
             <w:pPr>
               <w:pStyle w:val="Compact"/>
+              <w:jc w:val="left"/>
             </w:pPr>
             <w:r>
               <w:rPr>
@@ -5051,6 +5277,7 @@
           <w:p>
             <w:pPr>
               <w:pStyle w:val="Compact"/>
+              <w:jc w:val="left"/>
             </w:pPr>
             <w:r>
               <w:rPr>
@@ -5065,6 +5292,7 @@
           <w:p>
             <w:pPr>
               <w:pStyle w:val="Compact"/>
+              <w:jc w:val="left"/>
             </w:pPr>
             <w:r>
               <w:t xml:space="preserve">The last path component (points into</w:t>
@@ -5088,6 +5316,7 @@
           <w:p>
             <w:pPr>
               <w:pStyle w:val="Compact"/>
+              <w:jc w:val="left"/>
             </w:pPr>
             <w:r>
               <w:rPr>
@@ -5104,6 +5333,7 @@
           <w:p>
             <w:pPr>
               <w:pStyle w:val="Compact"/>
+              <w:jc w:val="left"/>
             </w:pPr>
             <w:r>
               <w:rPr>
@@ -5118,6 +5348,7 @@
           <w:p>
             <w:pPr>
               <w:pStyle w:val="Compact"/>
+              <w:jc w:val="left"/>
             </w:pPr>
             <w:r>
               <w:t xml:space="preserve">Parent directory of path into out ("SD:/a/b" -&gt; "SD:/a", "SD:/a" -&gt; "SD:/").</w:t>
@@ -5129,6 +5360,7 @@
           <w:p>
             <w:pPr>
               <w:pStyle w:val="Compact"/>
+              <w:jc w:val="left"/>
             </w:pPr>
             <w:r>
               <w:rPr>
@@ -5145,6 +5377,7 @@
           <w:p>
             <w:pPr>
               <w:pStyle w:val="Compact"/>
+              <w:jc w:val="left"/>
             </w:pPr>
             <w:r>
               <w:rPr>
@@ -5159,6 +5392,7 @@
           <w:p>
             <w:pPr>
               <w:pStyle w:val="Compact"/>
+              <w:jc w:val="left"/>
             </w:pPr>
             <w:r>
               <w:t xml:space="preserve">Parent directory of path into out ("SD:/a/b" -&gt; "SD:/a", "SD:/a" -&gt; "SD:/").</w:t>
@@ -5170,6 +5404,7 @@
           <w:p>
             <w:pPr>
               <w:pStyle w:val="Compact"/>
+              <w:jc w:val="left"/>
             </w:pPr>
             <w:r>
               <w:rPr>
@@ -5186,6 +5421,7 @@
           <w:p>
             <w:pPr>
               <w:pStyle w:val="Compact"/>
+              <w:jc w:val="left"/>
             </w:pPr>
             <w:r>
               <w:rPr>
@@ -5200,6 +5436,7 @@
           <w:p>
             <w:pPr>
               <w:pStyle w:val="Compact"/>
+              <w:jc w:val="left"/>
             </w:pPr>
             <w:r>
               <w:t xml:space="preserve">Parent directory of path into out ("SD:/a/b" -&gt; "SD:/a", "SD:/a" -&gt; "SD:/").</w:t>
@@ -5211,6 +5448,7 @@
           <w:p>
             <w:pPr>
               <w:pStyle w:val="Compact"/>
+              <w:jc w:val="left"/>
             </w:pPr>
             <w:r>
               <w:rPr>
@@ -5227,6 +5465,7 @@
           <w:p>
             <w:pPr>
               <w:pStyle w:val="Compact"/>
+              <w:jc w:val="left"/>
             </w:pPr>
             <w:r>
               <w:rPr>
@@ -5241,6 +5480,7 @@
           <w:p>
             <w:pPr>
               <w:pStyle w:val="Compact"/>
+              <w:jc w:val="left"/>
             </w:pPr>
             <w:r>
               <w:t xml:space="preserve">Parent directory of path into out ("SD:/a/b" -&gt; "SD:/a", "SD:/a" -&gt; "SD:/").</w:t>
@@ -5252,6 +5492,7 @@
           <w:p>
             <w:pPr>
               <w:pStyle w:val="Compact"/>
+              <w:jc w:val="left"/>
             </w:pPr>
             <w:r>
               <w:rPr>
@@ -5268,6 +5509,7 @@
           <w:p>
             <w:pPr>
               <w:pStyle w:val="Compact"/>
+              <w:jc w:val="left"/>
             </w:pPr>
             <w:r>
               <w:rPr>
@@ -5282,6 +5524,7 @@
           <w:p>
             <w:pPr>
               <w:pStyle w:val="Compact"/>
+              <w:jc w:val="left"/>
             </w:pPr>
             <w:r>
               <w:t xml:space="preserve">Parent directory of path into out ("SD:/a/b" -&gt; "SD:/a", "SD:/a" -&gt; "SD:/").</w:t>
@@ -5293,6 +5536,7 @@
           <w:p>
             <w:pPr>
               <w:pStyle w:val="Compact"/>
+              <w:jc w:val="left"/>
             </w:pPr>
             <w:r>
               <w:rPr>
@@ -5309,6 +5553,7 @@
           <w:p>
             <w:pPr>
               <w:pStyle w:val="Compact"/>
+              <w:jc w:val="left"/>
             </w:pPr>
             <w:r>
               <w:rPr>
@@ -5323,6 +5568,7 @@
           <w:p>
             <w:pPr>
               <w:pStyle w:val="Compact"/>
+              <w:jc w:val="left"/>
             </w:pPr>
             <w:r>
               <w:t xml:space="preserve">Copy a file or a whole folder tree (depth &lt;= 12).</w:t>
@@ -5334,6 +5580,7 @@
           <w:p>
             <w:pPr>
               <w:pStyle w:val="Compact"/>
+              <w:jc w:val="left"/>
             </w:pPr>
             <w:r>
               <w:rPr>
@@ -5350,6 +5597,7 @@
           <w:p>
             <w:pPr>
               <w:pStyle w:val="Compact"/>
+              <w:jc w:val="left"/>
             </w:pPr>
             <w:r>
               <w:rPr>
@@ -5364,6 +5612,7 @@
           <w:p>
             <w:pPr>
               <w:pStyle w:val="Compact"/>
+              <w:jc w:val="left"/>
             </w:pPr>
             <w:r>
               <w:t xml:space="preserve">Delete a file or a whole folder tree (depth &lt;= 12).</w:t>
@@ -5375,6 +5624,7 @@
           <w:p>
             <w:pPr>
               <w:pStyle w:val="Compact"/>
+              <w:jc w:val="left"/>
             </w:pPr>
             <w:r>
               <w:rPr>
@@ -5391,6 +5641,7 @@
           <w:p>
             <w:pPr>
               <w:pStyle w:val="Compact"/>
+              <w:jc w:val="left"/>
             </w:pPr>
             <w:r>
               <w:rPr>
@@ -5405,6 +5656,7 @@
           <w:p>
             <w:pPr>
               <w:pStyle w:val="Compact"/>
+              <w:jc w:val="left"/>
             </w:pPr>
             <w:r>
               <w:t xml:space="preserve">A free path in dir for</w:t>
@@ -5425,6 +5677,7 @@
           <w:p>
             <w:pPr>
               <w:pStyle w:val="Compact"/>
+              <w:jc w:val="left"/>
             </w:pPr>
             <w:r>
               <w:rPr>
@@ -5441,6 +5694,7 @@
           <w:p>
             <w:pPr>
               <w:pStyle w:val="Compact"/>
+              <w:jc w:val="left"/>
             </w:pPr>
             <w:r>
               <w:rPr>
@@ -5455,6 +5709,7 @@
           <w:p>
             <w:pPr>
               <w:pStyle w:val="Compact"/>
+              <w:jc w:val="left"/>
             </w:pPr>
             <w:r>
               <w:t xml:space="preserve">A text file saved by a Windows editor</w:t>
@@ -5466,6 +5721,7 @@
           <w:p>
             <w:pPr>
               <w:pStyle w:val="Compact"/>
+              <w:jc w:val="left"/>
             </w:pPr>
             <w:r>
               <w:rPr>
@@ -5484,8 +5740,8 @@
         </w:pict>
       </w:r>
     </w:p>
-    <w:bookmarkEnd w:id="22"/>
-    <w:bookmarkStart w:id="29" w:name="filekitfilekith"/>
+    <w:bookmarkEnd w:id="24"/>
+    <w:bookmarkStart w:id="31" w:name="filekitfilekith"/>
     <w:p>
       <w:pPr>
         <w:pStyle w:val="Heading2"/>
@@ -5678,7 +5934,7 @@
         <w:t xml:space="preserve">// a buffer the library returned</w:t>
       </w:r>
     </w:p>
-    <w:bookmarkStart w:id="23" w:name="compression-zlib"/>
+    <w:bookmarkStart w:id="25" w:name="compression-zlib"/>
     <w:p>
       <w:pPr>
         <w:pStyle w:val="Heading3"/>
@@ -6495,8 +6751,8 @@
         <w:t xml:space="preserve">);</w:t>
       </w:r>
     </w:p>
-    <w:bookmarkEnd w:id="23"/>
-    <w:bookmarkStart w:id="24" w:name="a-zip-archive-on-the-card"/>
+    <w:bookmarkEnd w:id="25"/>
+    <w:bookmarkStart w:id="26" w:name="a-zip-archive-on-the-card"/>
     <w:p>
       <w:pPr>
         <w:pStyle w:val="Heading3"/>
@@ -9012,8 +9268,8 @@
         <w:t xml:space="preserve">// written -&gt; 0 / -1 (err); w freed</w:t>
       </w:r>
     </w:p>
-    <w:bookmarkEnd w:id="24"/>
-    <w:bookmarkStart w:id="25" w:name="X638307f47721291be0ae10f52d92639839f43d0"/>
+    <w:bookmarkEnd w:id="26"/>
+    <w:bookmarkStart w:id="27" w:name="X638307f47721291be0ae10f52d92639839f43d0"/>
     <w:p>
       <w:pPr>
         <w:pStyle w:val="Heading3"/>
@@ -13065,8 +13321,8 @@
         <w:t xml:space="preserve">// a new archive put on the card with nothing in it</w:t>
       </w:r>
     </w:p>
-    <w:bookmarkEnd w:id="25"/>
-    <w:bookmarkStart w:id="26" w:name="X2ba6bb0d458c822a2079f36abc6b631cf3be64c"/>
+    <w:bookmarkEnd w:id="27"/>
+    <w:bookmarkStart w:id="28" w:name="X2ba6bb0d458c822a2079f36abc6b631cf3be64c"/>
     <w:p>
       <w:pPr>
         <w:pStyle w:val="Heading3"/>
@@ -14091,8 +14347,8 @@
         <w:t xml:space="preserve">// (given up before finish)</w:t>
       </w:r>
     </w:p>
-    <w:bookmarkEnd w:id="26"/>
-    <w:bookmarkStart w:id="27" w:name="files"/>
+    <w:bookmarkEnd w:id="28"/>
+    <w:bookmarkStart w:id="29" w:name="files"/>
     <w:p>
       <w:pPr>
         <w:pStyle w:val="Heading3"/>
@@ -15233,8 +15489,8 @@
         <w:t xml:space="preserve">);</w:t>
       </w:r>
     </w:p>
-    <w:bookmarkEnd w:id="27"/>
-    <w:bookmarkStart w:id="28" w:name="paths"/>
+    <w:bookmarkEnd w:id="29"/>
+    <w:bookmarkStart w:id="30" w:name="paths"/>
     <w:p>
       <w:pPr>
         <w:pStyle w:val="Heading3"/>
@@ -16159,9 +16415,9 @@
         <w:t xml:space="preserve">(the file helpers -- fs_join, fs_exists, fs_copy_tree...: fsutil.h, C++)</w:t>
       </w:r>
     </w:p>
-    <w:bookmarkEnd w:id="28"/>
-    <w:bookmarkEnd w:id="29"/>
-    <w:bookmarkStart w:id="30" w:name="filekitfsutilh"/>
+    <w:bookmarkEnd w:id="30"/>
+    <w:bookmarkEnd w:id="31"/>
+    <w:bookmarkStart w:id="32" w:name="filekitfsutilh"/>
     <w:p>
       <w:pPr>
         <w:pStyle w:val="Heading2"/>
@@ -18007,7 +18263,7 @@
         <w:t xml:space="preserve">);</w:t>
       </w:r>
     </w:p>
-    <w:bookmarkEnd w:id="30"/>
+    <w:bookmarkEnd w:id="32"/>
     <w:sectPr>
       <w:footerReference r:id="rId9" w:type="default"/>
       <w:footnotePr>
@@ -18089,14 +18345,14 @@
 <file path=word/numbering.xml><?xml version="1.0" encoding="utf-8"?>
 <w:numbering xmlns:w="http://schemas.openxmlformats.org/wordprocessingml/2006/main">
   <w:abstractNum w:abstractNumId="990">
-    <w:nsid w:val="0000A990"/>
+    <w:nsid w:val="A990"/>
     <w:multiLevelType w:val="multilevel"/>
     <w:lvl w:ilvl="0">
       <w:numFmt w:val="bullet"/>
       <w:lvlText w:val=" "/>
       <w:lvlJc w:val="left"/>
       <w:pPr>
-        <w:ind w:left="720" w:hanging="360"/>
+        <w:ind w:left="720" w:hanging="480"/>
       </w:pPr>
     </w:lvl>
     <w:lvl w:ilvl="1">
@@ -18104,7 +18360,7 @@
       <w:lvlText w:val=" "/>
       <w:lvlJc w:val="left"/>
       <w:pPr>
-        <w:ind w:left="1440" w:hanging="360"/>
+        <w:ind w:left="1440" w:hanging="480"/>
       </w:pPr>
     </w:lvl>
     <w:lvl w:ilvl="2">
@@ -18112,7 +18368,7 @@
       <w:lvlText w:val=" "/>
       <w:lvlJc w:val="left"/>
       <w:pPr>
-        <w:ind w:left="2160" w:hanging="360"/>
+        <w:ind w:left="2160" w:hanging="480"/>
       </w:pPr>
     </w:lvl>
     <w:lvl w:ilvl="3">
@@ -18120,7 +18376,7 @@
       <w:lvlText w:val=" "/>
       <w:lvlJc w:val="left"/>
       <w:pPr>
-        <w:ind w:left="2880" w:hanging="360"/>
+        <w:ind w:left="2880" w:hanging="480"/>
       </w:pPr>
     </w:lvl>
     <w:lvl w:ilvl="4">
@@ -18128,7 +18384,7 @@
       <w:lvlText w:val=" "/>
       <w:lvlJc w:val="left"/>
       <w:pPr>
-        <w:ind w:left="3600" w:hanging="360"/>
+        <w:ind w:left="3600" w:hanging="480"/>
       </w:pPr>
     </w:lvl>
     <w:lvl w:ilvl="5">
@@ -18136,7 +18392,7 @@
       <w:lvlText w:val=" "/>
       <w:lvlJc w:val="left"/>
       <w:pPr>
-        <w:ind w:left="4320" w:hanging="360"/>
+        <w:ind w:left="4320" w:hanging="480"/>
       </w:pPr>
     </w:lvl>
     <w:lvl w:ilvl="6">
@@ -18144,7 +18400,7 @@
       <w:lvlText w:val=" "/>
       <w:lvlJc w:val="left"/>
       <w:pPr>
-        <w:ind w:left="5040" w:hanging="360"/>
+        <w:ind w:left="5040" w:hanging="480"/>
       </w:pPr>
     </w:lvl>
     <w:lvl w:ilvl="7">
@@ -18152,7 +18408,7 @@
       <w:lvlText w:val=" "/>
       <w:lvlJc w:val="left"/>
       <w:pPr>
-        <w:ind w:left="5760" w:hanging="360"/>
+        <w:ind w:left="5760" w:hanging="480"/>
       </w:pPr>
     </w:lvl>
     <w:lvl w:ilvl="8">
@@ -18160,12 +18416,12 @@
       <w:lvlText w:val=" "/>
       <w:lvlJc w:val="left"/>
       <w:pPr>
-        <w:ind w:left="6480" w:hanging="360"/>
+        <w:ind w:left="6480" w:hanging="480"/>
       </w:pPr>
     </w:lvl>
   </w:abstractNum>
   <w:abstractNum w:abstractNumId="99411">
-    <w:nsid w:val="00A99411"/>
+    <w:nsid w:val="A99411"/>
     <w:multiLevelType w:val="multilevel"/>
     <w:lvl w:ilvl="0">
       <w:start w:val="1"/>
@@ -18173,7 +18429,7 @@
       <w:lvlText w:val="%1."/>
       <w:lvlJc w:val="left"/>
       <w:pPr>
-        <w:ind w:left="720" w:hanging="360"/>
+        <w:ind w:left="720" w:hanging="480"/>
       </w:pPr>
     </w:lvl>
     <w:lvl w:ilvl="1">
@@ -18182,7 +18438,7 @@
       <w:lvlText w:val="%2."/>
       <w:lvlJc w:val="left"/>
       <w:pPr>
-        <w:ind w:left="1440" w:hanging="360"/>
+        <w:ind w:left="1440" w:hanging="480"/>
       </w:pPr>
     </w:lvl>
     <w:lvl w:ilvl="2">
@@ -18191,7 +18447,7 @@
       <w:lvlText w:val="%3."/>
       <w:lvlJc w:val="left"/>
       <w:pPr>
-        <w:ind w:left="2160" w:hanging="360"/>
+        <w:ind w:left="2160" w:hanging="480"/>
       </w:pPr>
     </w:lvl>
     <w:lvl w:ilvl="3">
@@ -18200,7 +18456,7 @@
       <w:lvlText w:val="%4."/>
       <w:lvlJc w:val="left"/>
       <w:pPr>
-        <w:ind w:left="2880" w:hanging="360"/>
+        <w:ind w:left="2880" w:hanging="480"/>
       </w:pPr>
     </w:lvl>
     <w:lvl w:ilvl="4">
@@ -18209,7 +18465,7 @@
       <w:lvlText w:val="%5."/>
       <w:lvlJc w:val="left"/>
       <w:pPr>
-        <w:ind w:left="3600" w:hanging="360"/>
+        <w:ind w:left="3600" w:hanging="480"/>
       </w:pPr>
     </w:lvl>
     <w:lvl w:ilvl="5">
@@ -18218,7 +18474,7 @@
       <w:lvlText w:val="%6."/>
       <w:lvlJc w:val="left"/>
       <w:pPr>
-        <w:ind w:left="4320" w:hanging="360"/>
+        <w:ind w:left="4320" w:hanging="480"/>
       </w:pPr>
     </w:lvl>
     <w:lvl w:ilvl="6">
@@ -18227,7 +18483,7 @@
       <w:lvlText w:val="%7."/>
       <w:lvlJc w:val="left"/>
       <w:pPr>
-        <w:ind w:left="5040" w:hanging="360"/>
+        <w:ind w:left="5040" w:hanging="480"/>
       </w:pPr>
     </w:lvl>
     <w:lvl w:ilvl="7">
@@ -18236,7 +18492,7 @@
       <w:lvlText w:val="%8."/>
       <w:lvlJc w:val="left"/>
       <w:pPr>
-        <w:ind w:left="5760" w:hanging="360"/>
+        <w:ind w:left="5760" w:hanging="480"/>
       </w:pPr>
     </w:lvl>
     <w:lvl w:ilvl="8">
@@ -18245,7 +18501,7 @@
       <w:lvlText w:val="%9."/>
       <w:lvlJc w:val="left"/>
       <w:pPr>
-        <w:ind w:left="6480" w:hanging="360"/>
+        <w:ind w:left="6480" w:hanging="480"/>
       </w:pPr>
     </w:lvl>
   </w:abstractNum>
@@ -18983,8 +19239,8 @@
     <w:name w:val="KeywordTok"/>
     <w:basedOn w:val="VerbatimChar"/>
     <w:rPr>
+      <w:color w:val="007020"/>
       <w:b/>
-      <w:color w:val="007020"/>
     </w:rPr>
   </w:style>
   <w:style w:type="character" w:customStyle="1" w:styleId="DataTypeTok">
@@ -19061,42 +19317,42 @@
     <w:name w:val="ImportTok"/>
     <w:basedOn w:val="VerbatimChar"/>
     <w:rPr>
+      <w:color w:val="008000"/>
       <w:b/>
-      <w:color w:val="008000"/>
     </w:rPr>
   </w:style>
   <w:style w:type="character" w:customStyle="1" w:styleId="CommentTok">
     <w:name w:val="CommentTok"/>
     <w:basedOn w:val="VerbatimChar"/>
     <w:rPr>
+      <w:color w:val="60a0b0"/>
       <w:i/>
-      <w:color w:val="60a0b0"/>
     </w:rPr>
   </w:style>
   <w:style w:type="character" w:customStyle="1" w:styleId="DocumentationTok">
     <w:name w:val="DocumentationTok"/>
     <w:basedOn w:val="VerbatimChar"/>
     <w:rPr>
+      <w:color w:val="ba2121"/>
       <w:i/>
-      <w:color w:val="ba2121"/>
     </w:rPr>
   </w:style>
   <w:style w:type="character" w:customStyle="1" w:styleId="AnnotationTok">
     <w:name w:val="AnnotationTok"/>
     <w:basedOn w:val="VerbatimChar"/>
     <w:rPr>
+      <w:color w:val="60a0b0"/>
       <w:b/>
       <w:i/>
-      <w:color w:val="60a0b0"/>
     </w:rPr>
   </w:style>
   <w:style w:type="character" w:customStyle="1" w:styleId="CommentVarTok">
     <w:name w:val="CommentVarTok"/>
     <w:basedOn w:val="VerbatimChar"/>
     <w:rPr>
+      <w:color w:val="60a0b0"/>
       <w:b/>
       <w:i/>
-      <w:color w:val="60a0b0"/>
     </w:rPr>
   </w:style>
   <w:style w:type="character" w:customStyle="1" w:styleId="OtherTok">
@@ -19124,8 +19380,8 @@
     <w:name w:val="ControlFlowTok"/>
     <w:basedOn w:val="VerbatimChar"/>
     <w:rPr>
+      <w:color w:val="007020"/>
       <w:b/>
-      <w:color w:val="007020"/>
     </w:rPr>
   </w:style>
   <w:style w:type="character" w:customStyle="1" w:styleId="OperatorTok">
@@ -19170,34 +19426,34 @@
     <w:name w:val="InformationTok"/>
     <w:basedOn w:val="VerbatimChar"/>
     <w:rPr>
+      <w:color w:val="60a0b0"/>
       <w:b/>
       <w:i/>
-      <w:color w:val="60a0b0"/>
     </w:rPr>
   </w:style>
   <w:style w:type="character" w:customStyle="1" w:styleId="WarningTok">
     <w:name w:val="WarningTok"/>
     <w:basedOn w:val="VerbatimChar"/>
     <w:rPr>
+      <w:color w:val="60a0b0"/>
       <w:b/>
       <w:i/>
-      <w:color w:val="60a0b0"/>
     </w:rPr>
   </w:style>
   <w:style w:type="character" w:customStyle="1" w:styleId="AlertTok">
     <w:name w:val="AlertTok"/>
     <w:basedOn w:val="VerbatimChar"/>
     <w:rPr>
+      <w:color w:val="ff0000"/>
       <w:b/>
-      <w:color w:val="ff0000"/>
     </w:rPr>
   </w:style>
   <w:style w:type="character" w:customStyle="1" w:styleId="ErrorTok">
     <w:name w:val="ErrorTok"/>
     <w:basedOn w:val="VerbatimChar"/>
     <w:rPr>
+      <w:color w:val="ff0000"/>
       <w:b/>
-      <w:color w:val="ff0000"/>
     </w:rPr>
   </w:style>
   <w:style w:type="character" w:customStyle="1" w:styleId="NormalTok">

--- a/docs/exports/14-FILEKIT.docx
+++ b/docs/exports/14-FILEKIT.docx
@@ -245,6 +245,23 @@
       </w:hyperlink>
     </w:p>
     <w:p>
+      <w:pPr>
+        <w:numPr>
+          <w:ilvl w:val="0"/>
+          <w:numId w:val="1001"/>
+        </w:numPr>
+        <w:pStyle w:val="Compact"/>
+      </w:pPr>
+      <w:hyperlink w:anchor="filekitkvtexth">
+        <w:r>
+          <w:rPr>
+            <w:rStyle w:val="VerbatimChar"/>
+          </w:rPr>
+          <w:t xml:space="preserve">filekit/kvtext.h</w:t>
+        </w:r>
+      </w:hyperlink>
+    </w:p>
+    <w:p>
       <w:r>
         <w:pict>
           <v:rect style="width:0;height:1.5pt" o:hralign="center" o:hrstd="t" o:hr="t"/>
@@ -266,7 +283,7 @@
         <w:pStyle w:val="FirstParagraph"/>
       </w:pPr>
       <w:r>
-        <w:t xml:space="preserve">FileKit is files and folders: whole files read and written, trees copied, moved and removed, paths, compression (zlib), and archives — ZIP read and written, tar / tar.gz / gzip read.</w:t>
+        <w:t xml:space="preserve">FileKit is files and folders: whole files read and written, trees copied, moved and removed, paths, compression (zlib), archives — ZIP read and written, tar / tar.gz / gzip read — and sectioned key / value text documents read and written back (a progress file, a level pack).</w:t>
       </w:r>
     </w:p>
     <w:tbl>
@@ -389,7 +406,7 @@
               <w:t xml:space="preserve"> </w:t>
             </w:r>
             <w:r>
-              <w:t xml:space="preserve">— 78 entries in its table (</w:t>
+              <w:t xml:space="preserve">— 96 entries in its table (</w:t>
             </w:r>
             <w:r>
               <w:rPr>
@@ -2014,6 +2031,676 @@
       </w:r>
       <w:r>
         <w:t xml:space="preserve">) instead of keeping its own list.</w:t>
+      </w:r>
+    </w:p>
+    <w:p>
+      <w:pPr>
+        <w:pStyle w:val="BodyText"/>
+      </w:pPr>
+      <w:r>
+        <w:rPr>
+          <w:bCs/>
+          <w:b/>
+        </w:rPr>
+        <w:t xml:space="preserve">A settings or progress file with sections, read and written back</w:t>
+      </w:r>
+      <w:r>
+        <w:t xml:space="preserve"> </w:t>
+      </w:r>
+      <w:r>
+        <w:t xml:space="preserve">(</w:t>
+      </w:r>
+      <w:r>
+        <w:rPr>
+          <w:rStyle w:val="VerbatimChar"/>
+        </w:rPr>
+        <w:t xml:space="preserve">filekit/kvtext.h</w:t>
+      </w:r>
+      <w:r>
+        <w:t xml:space="preserve">, C and C++): the</w:t>
+      </w:r>
+      <w:r>
+        <w:t xml:space="preserve"> </w:t>
+      </w:r>
+      <w:r>
+        <w:t xml:space="preserve">entries stay in the file's order, the keys a program does not know are kept, values may hold new lines.</w:t>
+      </w:r>
+    </w:p>
+    <w:p>
+      <w:pPr>
+        <w:pStyle w:val="SourceCode"/>
+      </w:pPr>
+      <w:r>
+        <w:rPr>
+          <w:rStyle w:val="NormalTok"/>
+        </w:rPr>
+        <w:t xml:space="preserve">fk_kv </w:t>
+      </w:r>
+      <w:r>
+        <w:rPr>
+          <w:rStyle w:val="OperatorTok"/>
+        </w:rPr>
+        <w:t xml:space="preserve">*</w:t>
+      </w:r>
+      <w:r>
+        <w:rPr>
+          <w:rStyle w:val="NormalTok"/>
+        </w:rPr>
+        <w:t xml:space="preserve">kv </w:t>
+      </w:r>
+      <w:r>
+        <w:rPr>
+          <w:rStyle w:val="OperatorTok"/>
+        </w:rPr>
+        <w:t xml:space="preserve">=</w:t>
+      </w:r>
+      <w:r>
+        <w:rPr>
+          <w:rStyle w:val="NormalTok"/>
+        </w:rPr>
+        <w:t xml:space="preserve"> fk_kv_load </w:t>
+      </w:r>
+      <w:r>
+        <w:rPr>
+          <w:rStyle w:val="OperatorTok"/>
+        </w:rPr>
+        <w:t xml:space="preserve">(</w:t>
+      </w:r>
+      <w:r>
+        <w:rPr>
+          <w:rStyle w:val="StringTok"/>
+        </w:rPr>
+        <w:t xml:space="preserve">"SD:/apps/game.app/progress.ini"</w:t>
+      </w:r>
+      <w:r>
+        <w:rPr>
+          <w:rStyle w:val="OperatorTok"/>
+        </w:rPr>
+        <w:t xml:space="preserve">,</w:t>
+      </w:r>
+      <w:r>
+        <w:rPr>
+          <w:rStyle w:val="NormalTok"/>
+        </w:rPr>
+        <w:t xml:space="preserve"> FK_KV_ESCAPES</w:t>
+      </w:r>
+      <w:r>
+        <w:rPr>
+          <w:rStyle w:val="OperatorTok"/>
+        </w:rPr>
+        <w:t xml:space="preserve">);</w:t>
+      </w:r>
+      <w:r>
+        <w:br/>
+      </w:r>
+      <w:r>
+        <w:rPr>
+          <w:rStyle w:val="ControlFlowTok"/>
+        </w:rPr>
+        <w:t xml:space="preserve">if</w:t>
+      </w:r>
+      <w:r>
+        <w:rPr>
+          <w:rStyle w:val="NormalTok"/>
+        </w:rPr>
+        <w:t xml:space="preserve"> </w:t>
+      </w:r>
+      <w:r>
+        <w:rPr>
+          <w:rStyle w:val="OperatorTok"/>
+        </w:rPr>
+        <w:t xml:space="preserve">(!</w:t>
+      </w:r>
+      <w:r>
+        <w:rPr>
+          <w:rStyle w:val="NormalTok"/>
+        </w:rPr>
+        <w:t xml:space="preserve">kv</w:t>
+      </w:r>
+      <w:r>
+        <w:rPr>
+          <w:rStyle w:val="OperatorTok"/>
+        </w:rPr>
+        <w:t xml:space="preserve">)</w:t>
+      </w:r>
+      <w:r>
+        <w:rPr>
+          <w:rStyle w:val="NormalTok"/>
+        </w:rPr>
+        <w:t xml:space="preserve"> kv </w:t>
+      </w:r>
+      <w:r>
+        <w:rPr>
+          <w:rStyle w:val="OperatorTok"/>
+        </w:rPr>
+        <w:t xml:space="preserve">=</w:t>
+      </w:r>
+      <w:r>
+        <w:rPr>
+          <w:rStyle w:val="NormalTok"/>
+        </w:rPr>
+        <w:t xml:space="preserve"> fk_kv_new </w:t>
+      </w:r>
+      <w:r>
+        <w:rPr>
+          <w:rStyle w:val="OperatorTok"/>
+        </w:rPr>
+        <w:t xml:space="preserve">(</w:t>
+      </w:r>
+      <w:r>
+        <w:rPr>
+          <w:rStyle w:val="NormalTok"/>
+        </w:rPr>
+        <w:t xml:space="preserve">FK_KV_ESCAPES</w:t>
+      </w:r>
+      <w:r>
+        <w:rPr>
+          <w:rStyle w:val="OperatorTok"/>
+        </w:rPr>
+        <w:t xml:space="preserve">);</w:t>
+      </w:r>
+      <w:r>
+        <w:rPr>
+          <w:rStyle w:val="NormalTok"/>
+        </w:rPr>
+        <w:t xml:space="preserve">                    </w:t>
+      </w:r>
+      <w:r>
+        <w:rPr>
+          <w:rStyle w:val="CommentTok"/>
+        </w:rPr>
+        <w:t xml:space="preserve">// no file yet: a fresh start</w:t>
+      </w:r>
+      <w:r>
+        <w:br/>
+      </w:r>
+      <w:r>
+        <w:rPr>
+          <w:rStyle w:val="DataTypeTok"/>
+        </w:rPr>
+        <w:t xml:space="preserve">int</w:t>
+      </w:r>
+      <w:r>
+        <w:rPr>
+          <w:rStyle w:val="NormalTok"/>
+        </w:rPr>
+        <w:t xml:space="preserve"> stars </w:t>
+      </w:r>
+      <w:r>
+        <w:rPr>
+          <w:rStyle w:val="OperatorTok"/>
+        </w:rPr>
+        <w:t xml:space="preserve">=</w:t>
+      </w:r>
+      <w:r>
+        <w:rPr>
+          <w:rStyle w:val="NormalTok"/>
+        </w:rPr>
+        <w:t xml:space="preserve"> atoi </w:t>
+      </w:r>
+      <w:r>
+        <w:rPr>
+          <w:rStyle w:val="OperatorTok"/>
+        </w:rPr>
+        <w:t xml:space="preserve">(</w:t>
+      </w:r>
+      <w:r>
+        <w:rPr>
+          <w:rStyle w:val="NormalTok"/>
+        </w:rPr>
+        <w:t xml:space="preserve">fk_kv_get </w:t>
+      </w:r>
+      <w:r>
+        <w:rPr>
+          <w:rStyle w:val="OperatorTok"/>
+        </w:rPr>
+        <w:t xml:space="preserve">(</w:t>
+      </w:r>
+      <w:r>
+        <w:rPr>
+          <w:rStyle w:val="NormalTok"/>
+        </w:rPr>
+        <w:t xml:space="preserve">kv</w:t>
+      </w:r>
+      <w:r>
+        <w:rPr>
+          <w:rStyle w:val="OperatorTok"/>
+        </w:rPr>
+        <w:t xml:space="preserve">,</w:t>
+      </w:r>
+      <w:r>
+        <w:rPr>
+          <w:rStyle w:val="NormalTok"/>
+        </w:rPr>
+        <w:t xml:space="preserve"> </w:t>
+      </w:r>
+      <w:r>
+        <w:rPr>
+          <w:rStyle w:val="StringTok"/>
+        </w:rPr>
+        <w:t xml:space="preserve">"Player"</w:t>
+      </w:r>
+      <w:r>
+        <w:rPr>
+          <w:rStyle w:val="OperatorTok"/>
+        </w:rPr>
+        <w:t xml:space="preserve">,</w:t>
+      </w:r>
+      <w:r>
+        <w:rPr>
+          <w:rStyle w:val="NormalTok"/>
+        </w:rPr>
+        <w:t xml:space="preserve"> </w:t>
+      </w:r>
+      <w:r>
+        <w:rPr>
+          <w:rStyle w:val="StringTok"/>
+        </w:rPr>
+        <w:t xml:space="preserve">"level1"</w:t>
+      </w:r>
+      <w:r>
+        <w:rPr>
+          <w:rStyle w:val="OperatorTok"/>
+        </w:rPr>
+        <w:t xml:space="preserve">,</w:t>
+      </w:r>
+      <w:r>
+        <w:rPr>
+          <w:rStyle w:val="NormalTok"/>
+        </w:rPr>
+        <w:t xml:space="preserve"> </w:t>
+      </w:r>
+      <w:r>
+        <w:rPr>
+          <w:rStyle w:val="StringTok"/>
+        </w:rPr>
+        <w:t xml:space="preserve">"0"</w:t>
+      </w:r>
+      <w:r>
+        <w:rPr>
+          <w:rStyle w:val="OperatorTok"/>
+        </w:rPr>
+        <w:t xml:space="preserve">));</w:t>
+      </w:r>
+      <w:r>
+        <w:br/>
+      </w:r>
+      <w:r>
+        <w:rPr>
+          <w:rStyle w:val="NormalTok"/>
+        </w:rPr>
+        <w:t xml:space="preserve">fk_kv_set </w:t>
+      </w:r>
+      <w:r>
+        <w:rPr>
+          <w:rStyle w:val="OperatorTok"/>
+        </w:rPr>
+        <w:t xml:space="preserve">(</w:t>
+      </w:r>
+      <w:r>
+        <w:rPr>
+          <w:rStyle w:val="NormalTok"/>
+        </w:rPr>
+        <w:t xml:space="preserve">kv</w:t>
+      </w:r>
+      <w:r>
+        <w:rPr>
+          <w:rStyle w:val="OperatorTok"/>
+        </w:rPr>
+        <w:t xml:space="preserve">,</w:t>
+      </w:r>
+      <w:r>
+        <w:rPr>
+          <w:rStyle w:val="NormalTok"/>
+        </w:rPr>
+        <w:t xml:space="preserve"> </w:t>
+      </w:r>
+      <w:r>
+        <w:rPr>
+          <w:rStyle w:val="StringTok"/>
+        </w:rPr>
+        <w:t xml:space="preserve">"Player"</w:t>
+      </w:r>
+      <w:r>
+        <w:rPr>
+          <w:rStyle w:val="OperatorTok"/>
+        </w:rPr>
+        <w:t xml:space="preserve">,</w:t>
+      </w:r>
+      <w:r>
+        <w:rPr>
+          <w:rStyle w:val="NormalTok"/>
+        </w:rPr>
+        <w:t xml:space="preserve"> </w:t>
+      </w:r>
+      <w:r>
+        <w:rPr>
+          <w:rStyle w:val="StringTok"/>
+        </w:rPr>
+        <w:t xml:space="preserve">"level1"</w:t>
+      </w:r>
+      <w:r>
+        <w:rPr>
+          <w:rStyle w:val="OperatorTok"/>
+        </w:rPr>
+        <w:t xml:space="preserve">,</w:t>
+      </w:r>
+      <w:r>
+        <w:rPr>
+          <w:rStyle w:val="NormalTok"/>
+        </w:rPr>
+        <w:t xml:space="preserve"> </w:t>
+      </w:r>
+      <w:r>
+        <w:rPr>
+          <w:rStyle w:val="StringTok"/>
+        </w:rPr>
+        <w:t xml:space="preserve">"3"</w:t>
+      </w:r>
+      <w:r>
+        <w:rPr>
+          <w:rStyle w:val="OperatorTok"/>
+        </w:rPr>
+        <w:t xml:space="preserve">);</w:t>
+      </w:r>
+      <w:r>
+        <w:br/>
+      </w:r>
+      <w:r>
+        <w:rPr>
+          <w:rStyle w:val="NormalTok"/>
+        </w:rPr>
+        <w:t xml:space="preserve">fk_kv_set </w:t>
+      </w:r>
+      <w:r>
+        <w:rPr>
+          <w:rStyle w:val="OperatorTok"/>
+        </w:rPr>
+        <w:t xml:space="preserve">(</w:t>
+      </w:r>
+      <w:r>
+        <w:rPr>
+          <w:rStyle w:val="NormalTok"/>
+        </w:rPr>
+        <w:t xml:space="preserve">kv</w:t>
+      </w:r>
+      <w:r>
+        <w:rPr>
+          <w:rStyle w:val="OperatorTok"/>
+        </w:rPr>
+        <w:t xml:space="preserve">,</w:t>
+      </w:r>
+      <w:r>
+        <w:rPr>
+          <w:rStyle w:val="NormalTok"/>
+        </w:rPr>
+        <w:t xml:space="preserve"> </w:t>
+      </w:r>
+      <w:r>
+        <w:rPr>
+          <w:rStyle w:val="StringTok"/>
+        </w:rPr>
+        <w:t xml:space="preserve">""</w:t>
+      </w:r>
+      <w:r>
+        <w:rPr>
+          <w:rStyle w:val="OperatorTok"/>
+        </w:rPr>
+        <w:t xml:space="preserve">,</w:t>
+      </w:r>
+      <w:r>
+        <w:rPr>
+          <w:rStyle w:val="NormalTok"/>
+        </w:rPr>
+        <w:t xml:space="preserve"> </w:t>
+      </w:r>
+      <w:r>
+        <w:rPr>
+          <w:rStyle w:val="StringTok"/>
+        </w:rPr>
+        <w:t xml:space="preserve">"last"</w:t>
+      </w:r>
+      <w:r>
+        <w:rPr>
+          <w:rStyle w:val="OperatorTok"/>
+        </w:rPr>
+        <w:t xml:space="preserve">,</w:t>
+      </w:r>
+      <w:r>
+        <w:rPr>
+          <w:rStyle w:val="NormalTok"/>
+        </w:rPr>
+        <w:t xml:space="preserve"> </w:t>
+      </w:r>
+      <w:r>
+        <w:rPr>
+          <w:rStyle w:val="StringTok"/>
+        </w:rPr>
+        <w:t xml:space="preserve">"level1"</w:t>
+      </w:r>
+      <w:r>
+        <w:rPr>
+          <w:rStyle w:val="OperatorTok"/>
+        </w:rPr>
+        <w:t xml:space="preserve">);</w:t>
+      </w:r>
+      <w:r>
+        <w:rPr>
+          <w:rStyle w:val="NormalTok"/>
+        </w:rPr>
+        <w:t xml:space="preserve">                       </w:t>
+      </w:r>
+      <w:r>
+        <w:rPr>
+          <w:rStyle w:val="CommentTok"/>
+        </w:rPr>
+        <w:t xml:space="preserve">// "": before the first [header]</w:t>
+      </w:r>
+      <w:r>
+        <w:br/>
+      </w:r>
+      <w:r>
+        <w:rPr>
+          <w:rStyle w:val="NormalTok"/>
+        </w:rPr>
+        <w:t xml:space="preserve">fk_kv_save </w:t>
+      </w:r>
+      <w:r>
+        <w:rPr>
+          <w:rStyle w:val="OperatorTok"/>
+        </w:rPr>
+        <w:t xml:space="preserve">(</w:t>
+      </w:r>
+      <w:r>
+        <w:rPr>
+          <w:rStyle w:val="NormalTok"/>
+        </w:rPr>
+        <w:t xml:space="preserve">kv</w:t>
+      </w:r>
+      <w:r>
+        <w:rPr>
+          <w:rStyle w:val="OperatorTok"/>
+        </w:rPr>
+        <w:t xml:space="preserve">,</w:t>
+      </w:r>
+      <w:r>
+        <w:rPr>
+          <w:rStyle w:val="NormalTok"/>
+        </w:rPr>
+        <w:t xml:space="preserve"> </w:t>
+      </w:r>
+      <w:r>
+        <w:rPr>
+          <w:rStyle w:val="StringTok"/>
+        </w:rPr>
+        <w:t xml:space="preserve">"SD:/apps/game.app/progress.ini"</w:t>
+      </w:r>
+      <w:r>
+        <w:rPr>
+          <w:rStyle w:val="OperatorTok"/>
+        </w:rPr>
+        <w:t xml:space="preserve">,</w:t>
+      </w:r>
+      <w:r>
+        <w:rPr>
+          <w:rStyle w:val="NormalTok"/>
+        </w:rPr>
+        <w:t xml:space="preserve"> </w:t>
+      </w:r>
+      <w:r>
+        <w:rPr>
+          <w:rStyle w:val="StringTok"/>
+        </w:rPr>
+        <w:t xml:space="preserve">"# my game's progress"</w:t>
+      </w:r>
+      <w:r>
+        <w:rPr>
+          <w:rStyle w:val="OperatorTok"/>
+        </w:rPr>
+        <w:t xml:space="preserve">);</w:t>
+      </w:r>
+      <w:r>
+        <w:br/>
+      </w:r>
+      <w:r>
+        <w:rPr>
+          <w:rStyle w:val="NormalTok"/>
+        </w:rPr>
+        <w:t xml:space="preserve">fk_kv_free </w:t>
+      </w:r>
+      <w:r>
+        <w:rPr>
+          <w:rStyle w:val="OperatorTok"/>
+        </w:rPr>
+        <w:t xml:space="preserve">(</w:t>
+      </w:r>
+      <w:r>
+        <w:rPr>
+          <w:rStyle w:val="NormalTok"/>
+        </w:rPr>
+        <w:t xml:space="preserve">kv</w:t>
+      </w:r>
+      <w:r>
+        <w:rPr>
+          <w:rStyle w:val="OperatorTok"/>
+        </w:rPr>
+        <w:t xml:space="preserve">);</w:t>
+      </w:r>
+    </w:p>
+    <w:p>
+      <w:pPr>
+        <w:pStyle w:val="FirstParagraph"/>
+      </w:pPr>
+      <w:r>
+        <w:t xml:space="preserve">A level pack (</w:t>
+      </w:r>
+      <w:r>
+        <w:rPr>
+          <w:rStyle w:val="VerbatimChar"/>
+        </w:rPr>
+        <w:t xml:space="preserve">FK_KV_PIPES</w:t>
+      </w:r>
+      <w:r>
+        <w:t xml:space="preserve">): many</w:t>
+      </w:r>
+      <w:r>
+        <w:t xml:space="preserve"> </w:t>
+      </w:r>
+      <w:r>
+        <w:rPr>
+          <w:rStyle w:val="VerbatimChar"/>
+        </w:rPr>
+        <w:t xml:space="preserve">[level]</w:t>
+      </w:r>
+      <w:r>
+        <w:t xml:space="preserve"> </w:t>
+      </w:r>
+      <w:r>
+        <w:t xml:space="preserve">blocks (</w:t>
+      </w:r>
+      <w:r>
+        <w:rPr>
+          <w:rStyle w:val="VerbatimChar"/>
+        </w:rPr>
+        <w:t xml:space="preserve">fk_kv_block</w:t>
+      </w:r>
+      <w:r>
+        <w:t xml:space="preserve">,</w:t>
+      </w:r>
+      <w:r>
+        <w:t xml:space="preserve"> </w:t>
+      </w:r>
+      <w:r>
+        <w:rPr>
+          <w:rStyle w:val="VerbatimChar"/>
+        </w:rPr>
+        <w:t xml:space="preserve">fk_kv_blocks</w:t>
+      </w:r>
+      <w:r>
+        <w:t xml:space="preserve">,</w:t>
+      </w:r>
+      <w:r>
+        <w:t xml:space="preserve"> </w:t>
+      </w:r>
+      <w:r>
+        <w:rPr>
+          <w:rStyle w:val="VerbatimChar"/>
+        </w:rPr>
+        <w:t xml:space="preserve">fk_kv_block_name</w:t>
+      </w:r>
+      <w:r>
+        <w:t xml:space="preserve">), a value</w:t>
+      </w:r>
+      <w:r>
+        <w:t xml:space="preserve"> </w:t>
+      </w:r>
+      <w:r>
+        <w:t xml:space="preserve">going on over the</w:t>
+      </w:r>
+      <w:r>
+        <w:t xml:space="preserve"> </w:t>
+      </w:r>
+      <w:r>
+        <w:rPr>
+          <w:rStyle w:val="VerbatimChar"/>
+        </w:rPr>
+        <w:t xml:space="preserve">|</w:t>
+      </w:r>
+      <w:r>
+        <w:t xml:space="preserve"> </w:t>
+      </w:r>
+      <w:r>
+        <w:t xml:space="preserve">lines that follow, and the line of each value (</w:t>
+      </w:r>
+      <w:r>
+        <w:rPr>
+          <w:rStyle w:val="VerbatimChar"/>
+        </w:rPr>
+        <w:t xml:space="preserve">fk_kv_line</w:t>
+      </w:r>
+      <w:r>
+        <w:t xml:space="preserve">) for an error message. Circuits</w:t>
+      </w:r>
+      <w:r>
+        <w:t xml:space="preserve"> </w:t>
+      </w:r>
+      <w:r>
+        <w:t xml:space="preserve">reads its packs and its</w:t>
+      </w:r>
+      <w:r>
+        <w:t xml:space="preserve"> </w:t>
+      </w:r>
+      <w:r>
+        <w:rPr>
+          <w:rStyle w:val="VerbatimChar"/>
+        </w:rPr>
+        <w:t xml:space="preserve">progress.ini</w:t>
+      </w:r>
+      <w:r>
+        <w:t xml:space="preserve"> </w:t>
+      </w:r>
+      <w:r>
+        <w:t xml:space="preserve">so.</w:t>
       </w:r>
     </w:p>
     <w:bookmarkEnd w:id="23"/>
@@ -5732,6 +6419,798 @@
           </w:p>
         </w:tc>
       </w:tr>
+      <w:tr>
+        <w:tc>
+          <w:tcPr/>
+          <w:p>
+            <w:pPr>
+              <w:pStyle w:val="Compact"/>
+              <w:jc w:val="left"/>
+            </w:pPr>
+            <w:r>
+              <w:rPr>
+                <w:rStyle w:val="VerbatimChar"/>
+              </w:rPr>
+              <w:t xml:space="preserve">fk_kv_new</w:t>
+            </w:r>
+          </w:p>
+        </w:tc>
+        <w:tc>
+          <w:tcPr/>
+          <w:p>
+            <w:pPr>
+              <w:pStyle w:val="Compact"/>
+              <w:jc w:val="left"/>
+            </w:pPr>
+            <w:r>
+              <w:t xml:space="preserve">an empty document (FK_KV_ESCAPES, FK_KV_PIPES); 0: no memory</w:t>
+            </w:r>
+          </w:p>
+        </w:tc>
+        <w:tc>
+          <w:tcPr/>
+          <w:p>
+            <w:pPr>
+              <w:pStyle w:val="Compact"/>
+              <w:jc w:val="left"/>
+            </w:pPr>
+            <w:r>
+              <w:rPr>
+                <w:rStyle w:val="VerbatimChar"/>
+              </w:rPr>
+              <w:t xml:space="preserve">kvtext.h</w:t>
+            </w:r>
+          </w:p>
+        </w:tc>
+      </w:tr>
+      <w:tr>
+        <w:tc>
+          <w:tcPr/>
+          <w:p>
+            <w:pPr>
+              <w:pStyle w:val="Compact"/>
+              <w:jc w:val="left"/>
+            </w:pPr>
+            <w:r>
+              <w:rPr>
+                <w:rStyle w:val="VerbatimChar"/>
+              </w:rPr>
+              <w:t xml:space="preserve">fk_kv_parse</w:t>
+            </w:r>
+          </w:p>
+        </w:tc>
+        <w:tc>
+          <w:tcPr/>
+          <w:p>
+            <w:pPr>
+              <w:pStyle w:val="Compact"/>
+              <w:jc w:val="left"/>
+            </w:pPr>
+            <w:r>
+              <w:t xml:space="preserve">never fails on syntax (lines without '=' skipped); 0: no memory</w:t>
+            </w:r>
+          </w:p>
+        </w:tc>
+        <w:tc>
+          <w:tcPr/>
+          <w:p>
+            <w:pPr>
+              <w:pStyle w:val="Compact"/>
+              <w:jc w:val="left"/>
+            </w:pPr>
+            <w:r>
+              <w:rPr>
+                <w:rStyle w:val="VerbatimChar"/>
+              </w:rPr>
+              <w:t xml:space="preserve">kvtext.h</w:t>
+            </w:r>
+          </w:p>
+        </w:tc>
+      </w:tr>
+      <w:tr>
+        <w:tc>
+          <w:tcPr/>
+          <w:p>
+            <w:pPr>
+              <w:pStyle w:val="Compact"/>
+              <w:jc w:val="left"/>
+            </w:pPr>
+            <w:r>
+              <w:rPr>
+                <w:rStyle w:val="VerbatimChar"/>
+              </w:rPr>
+              <w:t xml:space="preserve">fk_kv_load</w:t>
+            </w:r>
+          </w:p>
+        </w:tc>
+        <w:tc>
+          <w:tcPr/>
+          <w:p>
+            <w:pPr>
+              <w:pStyle w:val="Compact"/>
+              <w:jc w:val="left"/>
+            </w:pPr>
+            <w:r>
+              <w:t xml:space="preserve">a file read and parsed; 0: no such file / unreadable / no memory</w:t>
+            </w:r>
+          </w:p>
+        </w:tc>
+        <w:tc>
+          <w:tcPr/>
+          <w:p>
+            <w:pPr>
+              <w:pStyle w:val="Compact"/>
+              <w:jc w:val="left"/>
+            </w:pPr>
+            <w:r>
+              <w:rPr>
+                <w:rStyle w:val="VerbatimChar"/>
+              </w:rPr>
+              <w:t xml:space="preserve">kvtext.h</w:t>
+            </w:r>
+          </w:p>
+        </w:tc>
+      </w:tr>
+      <w:tr>
+        <w:tc>
+          <w:tcPr/>
+          <w:p>
+            <w:pPr>
+              <w:pStyle w:val="Compact"/>
+              <w:jc w:val="left"/>
+            </w:pPr>
+            <w:r>
+              <w:rPr>
+                <w:rStyle w:val="VerbatimChar"/>
+              </w:rPr>
+              <w:t xml:space="preserve">fk_kv_free</w:t>
+            </w:r>
+          </w:p>
+        </w:tc>
+        <w:tc>
+          <w:tcPr/>
+          <w:p>
+            <w:pPr>
+              <w:pStyle w:val="Compact"/>
+              <w:jc w:val="left"/>
+            </w:pPr>
+            <w:r>
+              <w:t xml:space="preserve">the document and all its strings (0 accepted)</w:t>
+            </w:r>
+          </w:p>
+        </w:tc>
+        <w:tc>
+          <w:tcPr/>
+          <w:p>
+            <w:pPr>
+              <w:pStyle w:val="Compact"/>
+              <w:jc w:val="left"/>
+            </w:pPr>
+            <w:r>
+              <w:rPr>
+                <w:rStyle w:val="VerbatimChar"/>
+              </w:rPr>
+              <w:t xml:space="preserve">kvtext.h</w:t>
+            </w:r>
+          </w:p>
+        </w:tc>
+      </w:tr>
+      <w:tr>
+        <w:tc>
+          <w:tcPr/>
+          <w:p>
+            <w:pPr>
+              <w:pStyle w:val="Compact"/>
+              <w:jc w:val="left"/>
+            </w:pPr>
+            <w:r>
+              <w:rPr>
+                <w:rStyle w:val="VerbatimChar"/>
+              </w:rPr>
+              <w:t xml:space="preserve">fk_kv_count</w:t>
+            </w:r>
+          </w:p>
+        </w:tc>
+        <w:tc>
+          <w:tcPr/>
+          <w:p>
+            <w:pPr>
+              <w:pStyle w:val="Compact"/>
+              <w:jc w:val="left"/>
+            </w:pPr>
+            <w:r>
+              <w:t xml:space="preserve">how many entries</w:t>
+            </w:r>
+          </w:p>
+        </w:tc>
+        <w:tc>
+          <w:tcPr/>
+          <w:p>
+            <w:pPr>
+              <w:pStyle w:val="Compact"/>
+              <w:jc w:val="left"/>
+            </w:pPr>
+            <w:r>
+              <w:rPr>
+                <w:rStyle w:val="VerbatimChar"/>
+              </w:rPr>
+              <w:t xml:space="preserve">kvtext.h</w:t>
+            </w:r>
+          </w:p>
+        </w:tc>
+      </w:tr>
+      <w:tr>
+        <w:tc>
+          <w:tcPr/>
+          <w:p>
+            <w:pPr>
+              <w:pStyle w:val="Compact"/>
+              <w:jc w:val="left"/>
+            </w:pPr>
+            <w:r>
+              <w:rPr>
+                <w:rStyle w:val="VerbatimChar"/>
+              </w:rPr>
+              <w:t xml:space="preserve">fk_kv_key</w:t>
+            </w:r>
+          </w:p>
+        </w:tc>
+        <w:tc>
+          <w:tcPr/>
+          <w:p>
+            <w:pPr>
+              <w:pStyle w:val="Compact"/>
+              <w:jc w:val="left"/>
+            </w:pPr>
+            <w:r>
+              <w:t xml:space="preserve">entry i's key, trimmed ("" out of range)</w:t>
+            </w:r>
+          </w:p>
+        </w:tc>
+        <w:tc>
+          <w:tcPr/>
+          <w:p>
+            <w:pPr>
+              <w:pStyle w:val="Compact"/>
+              <w:jc w:val="left"/>
+            </w:pPr>
+            <w:r>
+              <w:rPr>
+                <w:rStyle w:val="VerbatimChar"/>
+              </w:rPr>
+              <w:t xml:space="preserve">kvtext.h</w:t>
+            </w:r>
+          </w:p>
+        </w:tc>
+      </w:tr>
+      <w:tr>
+        <w:tc>
+          <w:tcPr/>
+          <w:p>
+            <w:pPr>
+              <w:pStyle w:val="Compact"/>
+              <w:jc w:val="left"/>
+            </w:pPr>
+            <w:r>
+              <w:rPr>
+                <w:rStyle w:val="VerbatimChar"/>
+              </w:rPr>
+              <w:t xml:space="preserve">fk_kv_value</w:t>
+            </w:r>
+          </w:p>
+        </w:tc>
+        <w:tc>
+          <w:tcPr/>
+          <w:p>
+            <w:pPr>
+              <w:pStyle w:val="Compact"/>
+              <w:jc w:val="left"/>
+            </w:pPr>
+            <w:r>
+              <w:t xml:space="preserve">its value: unescaped, its "|" lines joined by '\n'</w:t>
+            </w:r>
+          </w:p>
+        </w:tc>
+        <w:tc>
+          <w:tcPr/>
+          <w:p>
+            <w:pPr>
+              <w:pStyle w:val="Compact"/>
+              <w:jc w:val="left"/>
+            </w:pPr>
+            <w:r>
+              <w:rPr>
+                <w:rStyle w:val="VerbatimChar"/>
+              </w:rPr>
+              <w:t xml:space="preserve">kvtext.h</w:t>
+            </w:r>
+          </w:p>
+        </w:tc>
+      </w:tr>
+      <w:tr>
+        <w:tc>
+          <w:tcPr/>
+          <w:p>
+            <w:pPr>
+              <w:pStyle w:val="Compact"/>
+              <w:jc w:val="left"/>
+            </w:pPr>
+            <w:r>
+              <w:rPr>
+                <w:rStyle w:val="VerbatimChar"/>
+              </w:rPr>
+              <w:t xml:space="preserve">fk_kv_section</w:t>
+            </w:r>
+          </w:p>
+        </w:tc>
+        <w:tc>
+          <w:tcPr/>
+          <w:p>
+            <w:pPr>
+              <w:pStyle w:val="Compact"/>
+              <w:jc w:val="left"/>
+            </w:pPr>
+            <w:r>
+              <w:t xml:space="preserve">the name of its section ("" before any header)</w:t>
+            </w:r>
+          </w:p>
+        </w:tc>
+        <w:tc>
+          <w:tcPr/>
+          <w:p>
+            <w:pPr>
+              <w:pStyle w:val="Compact"/>
+              <w:jc w:val="left"/>
+            </w:pPr>
+            <w:r>
+              <w:rPr>
+                <w:rStyle w:val="VerbatimChar"/>
+              </w:rPr>
+              <w:t xml:space="preserve">kvtext.h</w:t>
+            </w:r>
+          </w:p>
+        </w:tc>
+      </w:tr>
+      <w:tr>
+        <w:tc>
+          <w:tcPr/>
+          <w:p>
+            <w:pPr>
+              <w:pStyle w:val="Compact"/>
+              <w:jc w:val="left"/>
+            </w:pPr>
+            <w:r>
+              <w:rPr>
+                <w:rStyle w:val="VerbatimChar"/>
+              </w:rPr>
+              <w:t xml:space="preserve">fk_kv_block</w:t>
+            </w:r>
+          </w:p>
+        </w:tc>
+        <w:tc>
+          <w:tcPr/>
+          <w:p>
+            <w:pPr>
+              <w:pStyle w:val="Compact"/>
+              <w:jc w:val="left"/>
+            </w:pPr>
+            <w:r>
+              <w:t xml:space="preserve">its block: 0 before any header, then 1, 2...: one per "[...]" line</w:t>
+            </w:r>
+          </w:p>
+        </w:tc>
+        <w:tc>
+          <w:tcPr/>
+          <w:p>
+            <w:pPr>
+              <w:pStyle w:val="Compact"/>
+              <w:jc w:val="left"/>
+            </w:pPr>
+            <w:r>
+              <w:rPr>
+                <w:rStyle w:val="VerbatimChar"/>
+              </w:rPr>
+              <w:t xml:space="preserve">kvtext.h</w:t>
+            </w:r>
+          </w:p>
+        </w:tc>
+      </w:tr>
+      <w:tr>
+        <w:tc>
+          <w:tcPr/>
+          <w:p>
+            <w:pPr>
+              <w:pStyle w:val="Compact"/>
+              <w:jc w:val="left"/>
+            </w:pPr>
+            <w:r>
+              <w:rPr>
+                <w:rStyle w:val="VerbatimChar"/>
+              </w:rPr>
+              <w:t xml:space="preserve">fk_kv_line</w:t>
+            </w:r>
+          </w:p>
+        </w:tc>
+        <w:tc>
+          <w:tcPr/>
+          <w:p>
+            <w:pPr>
+              <w:pStyle w:val="Compact"/>
+              <w:jc w:val="left"/>
+            </w:pPr>
+            <w:r>
+              <w:t xml:space="preserve">The 1-based line of the value's FIRST line</w:t>
+            </w:r>
+          </w:p>
+        </w:tc>
+        <w:tc>
+          <w:tcPr/>
+          <w:p>
+            <w:pPr>
+              <w:pStyle w:val="Compact"/>
+              <w:jc w:val="left"/>
+            </w:pPr>
+            <w:r>
+              <w:rPr>
+                <w:rStyle w:val="VerbatimChar"/>
+              </w:rPr>
+              <w:t xml:space="preserve">kvtext.h</w:t>
+            </w:r>
+          </w:p>
+        </w:tc>
+      </w:tr>
+      <w:tr>
+        <w:tc>
+          <w:tcPr/>
+          <w:p>
+            <w:pPr>
+              <w:pStyle w:val="Compact"/>
+              <w:jc w:val="left"/>
+            </w:pPr>
+            <w:r>
+              <w:rPr>
+                <w:rStyle w:val="VerbatimChar"/>
+              </w:rPr>
+              <w:t xml:space="preserve">fk_kv_blocks</w:t>
+            </w:r>
+          </w:p>
+        </w:tc>
+        <w:tc>
+          <w:tcPr/>
+          <w:p>
+            <w:pPr>
+              <w:pStyle w:val="Compact"/>
+              <w:jc w:val="left"/>
+            </w:pPr>
+            <w:r>
+              <w:t xml:space="preserve">the "[...]" headers read / made</w:t>
+            </w:r>
+          </w:p>
+        </w:tc>
+        <w:tc>
+          <w:tcPr/>
+          <w:p>
+            <w:pPr>
+              <w:pStyle w:val="Compact"/>
+              <w:jc w:val="left"/>
+            </w:pPr>
+            <w:r>
+              <w:rPr>
+                <w:rStyle w:val="VerbatimChar"/>
+              </w:rPr>
+              <w:t xml:space="preserve">kvtext.h</w:t>
+            </w:r>
+          </w:p>
+        </w:tc>
+      </w:tr>
+      <w:tr>
+        <w:tc>
+          <w:tcPr/>
+          <w:p>
+            <w:pPr>
+              <w:pStyle w:val="Compact"/>
+              <w:jc w:val="left"/>
+            </w:pPr>
+            <w:r>
+              <w:rPr>
+                <w:rStyle w:val="VerbatimChar"/>
+              </w:rPr>
+              <w:t xml:space="preserve">fk_kv_block_name</w:t>
+            </w:r>
+          </w:p>
+        </w:tc>
+        <w:tc>
+          <w:tcPr/>
+          <w:p>
+            <w:pPr>
+              <w:pStyle w:val="Compact"/>
+              <w:jc w:val="left"/>
+            </w:pPr>
+            <w:r>
+              <w:t xml:space="preserve">block b's name, "level" (b 1-based; "" for 0 / out of range)</w:t>
+            </w:r>
+          </w:p>
+        </w:tc>
+        <w:tc>
+          <w:tcPr/>
+          <w:p>
+            <w:pPr>
+              <w:pStyle w:val="Compact"/>
+              <w:jc w:val="left"/>
+            </w:pPr>
+            <w:r>
+              <w:rPr>
+                <w:rStyle w:val="VerbatimChar"/>
+              </w:rPr>
+              <w:t xml:space="preserve">kvtext.h</w:t>
+            </w:r>
+          </w:p>
+        </w:tc>
+      </w:tr>
+      <w:tr>
+        <w:tc>
+          <w:tcPr/>
+          <w:p>
+            <w:pPr>
+              <w:pStyle w:val="Compact"/>
+              <w:jc w:val="left"/>
+            </w:pPr>
+            <w:r>
+              <w:rPr>
+                <w:rStyle w:val="VerbatimChar"/>
+              </w:rPr>
+              <w:t xml:space="preserve">fk_kv_block_line</w:t>
+            </w:r>
+          </w:p>
+        </w:tc>
+        <w:tc>
+          <w:tcPr/>
+          <w:p>
+            <w:pPr>
+              <w:pStyle w:val="Compact"/>
+              <w:jc w:val="left"/>
+            </w:pPr>
+            <w:r>
+              <w:t xml:space="preserve">its header's line (0: made, not read)</w:t>
+            </w:r>
+          </w:p>
+        </w:tc>
+        <w:tc>
+          <w:tcPr/>
+          <w:p>
+            <w:pPr>
+              <w:pStyle w:val="Compact"/>
+              <w:jc w:val="left"/>
+            </w:pPr>
+            <w:r>
+              <w:rPr>
+                <w:rStyle w:val="VerbatimChar"/>
+              </w:rPr>
+              <w:t xml:space="preserve">kvtext.h</w:t>
+            </w:r>
+          </w:p>
+        </w:tc>
+      </w:tr>
+      <w:tr>
+        <w:tc>
+          <w:tcPr/>
+          <w:p>
+            <w:pPr>
+              <w:pStyle w:val="Compact"/>
+              <w:jc w:val="left"/>
+            </w:pPr>
+            <w:r>
+              <w:rPr>
+                <w:rStyle w:val="VerbatimChar"/>
+              </w:rPr>
+              <w:t xml:space="preserve">fk_kv_get</w:t>
+            </w:r>
+          </w:p>
+        </w:tc>
+        <w:tc>
+          <w:tcPr/>
+          <w:p>
+            <w:pPr>
+              <w:pStyle w:val="Compact"/>
+              <w:jc w:val="left"/>
+            </w:pPr>
+            <w:r>
+              <w:t xml:space="preserve">The value of the first entry with that section and key, def if none (section "" or 0 = before any header, case-sensitive).</w:t>
+            </w:r>
+          </w:p>
+        </w:tc>
+        <w:tc>
+          <w:tcPr/>
+          <w:p>
+            <w:pPr>
+              <w:pStyle w:val="Compact"/>
+              <w:jc w:val="left"/>
+            </w:pPr>
+            <w:r>
+              <w:rPr>
+                <w:rStyle w:val="VerbatimChar"/>
+              </w:rPr>
+              <w:t xml:space="preserve">kvtext.h</w:t>
+            </w:r>
+          </w:p>
+        </w:tc>
+      </w:tr>
+      <w:tr>
+        <w:tc>
+          <w:tcPr/>
+          <w:p>
+            <w:pPr>
+              <w:pStyle w:val="Compact"/>
+              <w:jc w:val="left"/>
+            </w:pPr>
+            <w:r>
+              <w:rPr>
+                <w:rStyle w:val="VerbatimChar"/>
+              </w:rPr>
+              <w:t xml:space="preserve">fk_kv_set</w:t>
+            </w:r>
+          </w:p>
+        </w:tc>
+        <w:tc>
+          <w:tcPr/>
+          <w:p>
+            <w:pPr>
+              <w:pStyle w:val="Compact"/>
+              <w:jc w:val="left"/>
+            </w:pPr>
+            <w:r>
+              <w:t xml:space="preserve">The first match's value replaced, or a new entry at the end of that section's first block -&gt; 0, -1 (no memory, no key).</w:t>
+            </w:r>
+          </w:p>
+        </w:tc>
+        <w:tc>
+          <w:tcPr/>
+          <w:p>
+            <w:pPr>
+              <w:pStyle w:val="Compact"/>
+              <w:jc w:val="left"/>
+            </w:pPr>
+            <w:r>
+              <w:rPr>
+                <w:rStyle w:val="VerbatimChar"/>
+              </w:rPr>
+              <w:t xml:space="preserve">kvtext.h</w:t>
+            </w:r>
+          </w:p>
+        </w:tc>
+      </w:tr>
+      <w:tr>
+        <w:tc>
+          <w:tcPr/>
+          <w:p>
+            <w:pPr>
+              <w:pStyle w:val="Compact"/>
+              <w:jc w:val="left"/>
+            </w:pPr>
+            <w:r>
+              <w:rPr>
+                <w:rStyle w:val="VerbatimChar"/>
+              </w:rPr>
+              <w:t xml:space="preserve">fk_kv_remove</w:t>
+            </w:r>
+          </w:p>
+        </w:tc>
+        <w:tc>
+          <w:tcPr/>
+          <w:p>
+            <w:pPr>
+              <w:pStyle w:val="Compact"/>
+              <w:jc w:val="left"/>
+            </w:pPr>
+            <w:r>
+              <w:t xml:space="preserve">the first match removed -&gt; 1, 0 none</w:t>
+            </w:r>
+          </w:p>
+        </w:tc>
+        <w:tc>
+          <w:tcPr/>
+          <w:p>
+            <w:pPr>
+              <w:pStyle w:val="Compact"/>
+              <w:jc w:val="left"/>
+            </w:pPr>
+            <w:r>
+              <w:rPr>
+                <w:rStyle w:val="VerbatimChar"/>
+              </w:rPr>
+              <w:t xml:space="preserve">kvtext.h</w:t>
+            </w:r>
+          </w:p>
+        </w:tc>
+      </w:tr>
+      <w:tr>
+        <w:tc>
+          <w:tcPr/>
+          <w:p>
+            <w:pPr>
+              <w:pStyle w:val="Compact"/>
+              <w:jc w:val="left"/>
+            </w:pPr>
+            <w:r>
+              <w:rPr>
+                <w:rStyle w:val="VerbatimChar"/>
+              </w:rPr>
+              <w:t xml:space="preserve">fk_kv_text</w:t>
+            </w:r>
+          </w:p>
+        </w:tc>
+        <w:tc>
+          <w:tcPr/>
+          <w:p>
+            <w:pPr>
+              <w:pStyle w:val="Compact"/>
+              <w:jc w:val="left"/>
+            </w:pPr>
+            <w:r>
+              <w:t xml:space="preserve">The document as text</w:t>
+            </w:r>
+          </w:p>
+        </w:tc>
+        <w:tc>
+          <w:tcPr/>
+          <w:p>
+            <w:pPr>
+              <w:pStyle w:val="Compact"/>
+              <w:jc w:val="left"/>
+            </w:pPr>
+            <w:r>
+              <w:rPr>
+                <w:rStyle w:val="VerbatimChar"/>
+              </w:rPr>
+              <w:t xml:space="preserve">kvtext.h</w:t>
+            </w:r>
+          </w:p>
+        </w:tc>
+      </w:tr>
+      <w:tr>
+        <w:tc>
+          <w:tcPr/>
+          <w:p>
+            <w:pPr>
+              <w:pStyle w:val="Compact"/>
+              <w:jc w:val="left"/>
+            </w:pPr>
+            <w:r>
+              <w:rPr>
+                <w:rStyle w:val="VerbatimChar"/>
+              </w:rPr>
+              <w:t xml:space="preserve">fk_kv_save</w:t>
+            </w:r>
+          </w:p>
+        </w:tc>
+        <w:tc>
+          <w:tcPr/>
+          <w:p>
+            <w:pPr>
+              <w:pStyle w:val="Compact"/>
+              <w:jc w:val="left"/>
+            </w:pPr>
+            <w:r>
+              <w:t xml:space="preserve">fk_kv_text written to path (kapi_save_file) -&gt; 0, -1</w:t>
+            </w:r>
+          </w:p>
+        </w:tc>
+        <w:tc>
+          <w:tcPr/>
+          <w:p>
+            <w:pPr>
+              <w:pStyle w:val="Compact"/>
+              <w:jc w:val="left"/>
+            </w:pPr>
+            <w:r>
+              <w:rPr>
+                <w:rStyle w:val="VerbatimChar"/>
+              </w:rPr>
+              <w:t xml:space="preserve">kvtext.h</w:t>
+            </w:r>
+          </w:p>
+        </w:tc>
+      </w:tr>
     </w:tbl>
     <w:p>
       <w:r>
@@ -5852,6 +7331,15 @@
         </w:rPr>
         <w:t xml:space="preserve">  paths        the name, the extension, the folder of a path; two parts joined; a size for people</w:t>
       </w:r>
+      <w:r>
+        <w:br/>
+      </w:r>
+      <w:r>
+        <w:rPr>
+          <w:rStyle w:val="VerbatimChar"/>
+        </w:rPr>
+        <w:t xml:space="preserve">  key / value  a text of [section] headers and "key = value" lines read, changed, written back (kvtext.h)</w:t>
+      </w:r>
     </w:p>
     <w:p>
       <w:pPr>
@@ -16413,6 +17901,14 @@
       </w:pPr>
       <w:r>
         <w:t xml:space="preserve">(the file helpers -- fs_join, fs_exists, fs_copy_tree...: fsutil.h, C++)</w:t>
+      </w:r>
+    </w:p>
+    <w:p>
+      <w:pPr>
+        <w:pStyle w:val="BodyText"/>
+      </w:pPr>
+      <w:r>
+        <w:t xml:space="preserve">(a text document of [section] headers and "key = value" lines, read and written back -- fk_kv_*: kvtext.h, C and C++)</w:t>
       </w:r>
     </w:p>
     <w:bookmarkEnd w:id="30"/>
@@ -18264,6 +19760,2395 @@
       </w:r>
     </w:p>
     <w:bookmarkEnd w:id="32"/>
+    <w:bookmarkStart w:id="38" w:name="filekitkvtexth"/>
+    <w:p>
+      <w:pPr>
+        <w:pStyle w:val="Heading2"/>
+      </w:pPr>
+      <w:r>
+        <w:rPr>
+          <w:rStyle w:val="VerbatimChar"/>
+        </w:rPr>
+        <w:t xml:space="preserve">filekit/kvtext.h</w:t>
+      </w:r>
+    </w:p>
+    <w:p>
+      <w:pPr>
+        <w:pStyle w:val="FirstParagraph"/>
+      </w:pPr>
+      <w:r>
+        <w:t xml:space="preserve">kvtext.h -- FileKit: a text document of [section] headers and "key = value" lines, read and written back (a game's progress, a level pack, a settings file bigger than AppKit's .ini reader takes). The entries are kept in the file's order; a section may come back many times (a pack's [level] blocks: each "[...]" line is a block of its own); a value may hold new lines -- written "\n" (FK_KV_ESCAPES: a progress file) or as the lines that follow, each starting with "|" (FK_KV_PIPES: a pack's tables and solutions); the line of every value is kept (an error message's "line 42"). Unknown keys are kept: a program writes back what it read with only its own keys changed. No limit on sizes but memory. C and C++.</w:t>
+      </w:r>
+    </w:p>
+    <w:p>
+      <w:pPr>
+        <w:pStyle w:val="SourceCode"/>
+      </w:pPr>
+      <w:r>
+        <w:rPr>
+          <w:rStyle w:val="VerbatimChar"/>
+        </w:rPr>
+        <w:t xml:space="preserve">  [pack]                       '#' and ';' start a comment line; a blank line or a comment ends a "|" block</w:t>
+      </w:r>
+      <w:r>
+        <w:br/>
+      </w:r>
+      <w:r>
+        <w:rPr>
+          <w:rStyle w:val="VerbatimChar"/>
+        </w:rPr>
+        <w:t xml:space="preserve">  title = 1. Gates</w:t>
+      </w:r>
+      <w:r>
+        <w:br/>
+      </w:r>
+      <w:r>
+        <w:rPr>
+          <w:rStyle w:val="VerbatimChar"/>
+        </w:rPr>
+        <w:t xml:space="preserve">  [level]                      fk_kv_block: 2 (the second "[...]" line); fk_kv_section: "level"</w:t>
+      </w:r>
+      <w:r>
+        <w:br/>
+      </w:r>
+      <w:r>
+        <w:rPr>
+          <w:rStyle w:val="VerbatimChar"/>
+        </w:rPr>
+        <w:t xml:space="preserve">  table =                      fk_kv_value: "A | Out\n0 | 0\n1 | 1"; fk_kv_line: 5 (its first "|" line),</w:t>
+      </w:r>
+      <w:r>
+        <w:br/>
+      </w:r>
+      <w:r>
+        <w:rPr>
+          <w:rStyle w:val="VerbatimChar"/>
+        </w:rPr>
+        <w:t xml:space="preserve">  | A | Out                    the value's line j at fk_kv_line + j</w:t>
+      </w:r>
+      <w:r>
+        <w:br/>
+      </w:r>
+      <w:r>
+        <w:rPr>
+          <w:rStyle w:val="VerbatimChar"/>
+        </w:rPr>
+        <w:t xml:space="preserve">  | 0 | 0</w:t>
+      </w:r>
+      <w:r>
+        <w:br/>
+      </w:r>
+      <w:r>
+        <w:rPr>
+          <w:rStyle w:val="VerbatimChar"/>
+        </w:rPr>
+        <w:t xml:space="preserve">  | 1 | 1</w:t>
+      </w:r>
+    </w:p>
+    <w:p>
+      <w:pPr>
+        <w:pStyle w:val="FirstParagraph"/>
+      </w:pPr>
+      <w:r>
+        <w:t xml:space="preserve">FileKit's (filekit.so) since 2026-10-06 (AutoDev round 2, Circuits): this header declares, kvtext.inc has the code (on the PC the code is inline in the program, as fsutil.h's).</w:t>
+      </w:r>
+    </w:p>
+    <w:p>
+      <w:pPr>
+        <w:pStyle w:val="BodyText"/>
+      </w:pPr>
+      <w:r>
+        <w:t xml:space="preserve">MIT License -- Copyright (c) 2026 Stéphane Wegener and the Onyx contributors. Permission is hereby granted, free of charge, to any person obtaining a copy of this software and associated documentation files (the "Software"), to deal in the Software without restriction, including without limitation the rights to use, copy, modify, merge, publish, distribute, sublicense, and/or sell copies of the Software, and to permit persons to whom the Software is furnished to do so, subject to the following conditions: The above copyright notice and this permission notice shall be included in all copies or substantial portions of the Software. THE SOFTWARE IS PROVIDED "AS IS", WITHOUT WARRANTY OF ANY KIND, EXPRESS OR IMPLIED.</w:t>
+      </w:r>
+    </w:p>
+    <w:p>
+      <w:pPr>
+        <w:pStyle w:val="BodyText"/>
+      </w:pPr>
+      <w:r>
+        <w:t xml:space="preserve">(a program for Onyx: FileKit's functions, by name. A PC build, or FK_KV_INLINE: the code inline in the program -- no shared library there. FK_KV_IMPL: the library's own build, kvtext.cpp.)</w:t>
+      </w:r>
+    </w:p>
+    <w:p>
+      <w:pPr>
+        <w:pStyle w:val="SourceCode"/>
+      </w:pPr>
+      <w:r>
+        <w:rPr>
+          <w:rStyle w:val="PreprocessorTok"/>
+        </w:rPr>
+        <w:t xml:space="preserve">#    define FK_KV_API   </w:t>
+      </w:r>
+      <w:r>
+        <w:rPr>
+          <w:rStyle w:val="AttributeTok"/>
+        </w:rPr>
+        <w:t xml:space="preserve">extern</w:t>
+      </w:r>
+      <w:r>
+        <w:rPr>
+          <w:rStyle w:val="PreprocessorTok"/>
+        </w:rPr>
+        <w:t xml:space="preserve"> </w:t>
+      </w:r>
+      <w:r>
+        <w:rPr>
+          <w:rStyle w:val="StringTok"/>
+        </w:rPr>
+        <w:t xml:space="preserve">"C"</w:t>
+      </w:r>
+      <w:r>
+        <w:br/>
+      </w:r>
+      <w:r>
+        <w:rPr>
+          <w:rStyle w:val="PreprocessorTok"/>
+        </w:rPr>
+        <w:t xml:space="preserve">#    define FK_KV_API   </w:t>
+      </w:r>
+      <w:r>
+        <w:rPr>
+          <w:rStyle w:val="AttributeTok"/>
+        </w:rPr>
+        <w:t xml:space="preserve">extern</w:t>
+      </w:r>
+      <w:r>
+        <w:br/>
+      </w:r>
+      <w:r>
+        <w:rPr>
+          <w:rStyle w:val="PreprocessorTok"/>
+        </w:rPr>
+        <w:t xml:space="preserve">#  define FK_KV_API </w:t>
+      </w:r>
+      <w:r>
+        <w:rPr>
+          <w:rStyle w:val="AttributeTok"/>
+        </w:rPr>
+        <w:t xml:space="preserve">static</w:t>
+      </w:r>
+      <w:r>
+        <w:rPr>
+          <w:rStyle w:val="PreprocessorTok"/>
+        </w:rPr>
+        <w:t xml:space="preserve"> </w:t>
+      </w:r>
+      <w:r>
+        <w:rPr>
+          <w:rStyle w:val="KeywordTok"/>
+        </w:rPr>
+        <w:t xml:space="preserve">inline</w:t>
+      </w:r>
+      <w:r>
+        <w:br/>
+      </w:r>
+      <w:r>
+        <w:br/>
+      </w:r>
+      <w:r>
+        <w:rPr>
+          <w:rStyle w:val="KeywordTok"/>
+        </w:rPr>
+        <w:t xml:space="preserve">typedef</w:t>
+      </w:r>
+      <w:r>
+        <w:rPr>
+          <w:rStyle w:val="NormalTok"/>
+        </w:rPr>
+        <w:t xml:space="preserve"> </w:t>
+      </w:r>
+      <w:r>
+        <w:rPr>
+          <w:rStyle w:val="KeywordTok"/>
+        </w:rPr>
+        <w:t xml:space="preserve">struct</w:t>
+      </w:r>
+      <w:r>
+        <w:rPr>
+          <w:rStyle w:val="NormalTok"/>
+        </w:rPr>
+        <w:t xml:space="preserve"> fk_kv fk_kv</w:t>
+      </w:r>
+      <w:r>
+        <w:rPr>
+          <w:rStyle w:val="OperatorTok"/>
+        </w:rPr>
+        <w:t xml:space="preserve">;</w:t>
+      </w:r>
+      <w:r>
+        <w:rPr>
+          <w:rStyle w:val="NormalTok"/>
+        </w:rPr>
+        <w:t xml:space="preserve">         </w:t>
+      </w:r>
+      <w:r>
+        <w:rPr>
+          <w:rStyle w:val="CommentTok"/>
+        </w:rPr>
+        <w:t xml:space="preserve">// a document (its entries, its blocks), made by fk_kv_new / parse / load</w:t>
+      </w:r>
+      <w:r>
+        <w:br/>
+      </w:r>
+      <w:r>
+        <w:rPr>
+          <w:rStyle w:val="PreprocessorTok"/>
+        </w:rPr>
+        <w:t xml:space="preserve">#define FK_KV_ESCAPES   </w:t>
+      </w:r>
+      <w:r>
+        <w:rPr>
+          <w:rStyle w:val="DecValTok"/>
+        </w:rPr>
+        <w:t xml:space="preserve">1</w:t>
+      </w:r>
+      <w:r>
+        <w:rPr>
+          <w:rStyle w:val="PreprocessorTok"/>
+        </w:rPr>
+        <w:t xml:space="preserve">           </w:t>
+      </w:r>
+      <w:r>
+        <w:rPr>
+          <w:rStyle w:val="CommentTok"/>
+        </w:rPr>
+        <w:t xml:space="preserve">// values may hold new lines and '\': written "\n", "\\", read back (progress.ini)</w:t>
+      </w:r>
+      <w:r>
+        <w:br/>
+      </w:r>
+      <w:r>
+        <w:rPr>
+          <w:rStyle w:val="PreprocessorTok"/>
+        </w:rPr>
+        <w:t xml:space="preserve">#define FK_KV_PIPES </w:t>
+      </w:r>
+      <w:r>
+        <w:rPr>
+          <w:rStyle w:val="DecValTok"/>
+        </w:rPr>
+        <w:t xml:space="preserve">2</w:t>
+      </w:r>
+      <w:r>
+        <w:rPr>
+          <w:rStyle w:val="PreprocessorTok"/>
+        </w:rPr>
+        <w:t xml:space="preserve">           </w:t>
+      </w:r>
+      <w:r>
+        <w:rPr>
+          <w:rStyle w:val="CommentTok"/>
+        </w:rPr>
+        <w:t xml:space="preserve">// a value may go on in the lines that follow, each starting with "|" (packs)</w:t>
+      </w:r>
+    </w:p>
+    <w:bookmarkStart w:id="33" w:name="making-and-freeing"/>
+    <w:p>
+      <w:pPr>
+        <w:pStyle w:val="Heading3"/>
+      </w:pPr>
+      <w:r>
+        <w:t xml:space="preserve">making and freeing</w:t>
+      </w:r>
+    </w:p>
+    <w:p>
+      <w:pPr>
+        <w:pStyle w:val="SourceCode"/>
+      </w:pPr>
+      <w:r>
+        <w:rPr>
+          <w:rStyle w:val="NormalTok"/>
+        </w:rPr>
+        <w:t xml:space="preserve">fk_kv </w:t>
+      </w:r>
+      <w:r>
+        <w:rPr>
+          <w:rStyle w:val="OperatorTok"/>
+        </w:rPr>
+        <w:t xml:space="preserve">*</w:t>
+      </w:r>
+      <w:r>
+        <w:rPr>
+          <w:rStyle w:val="NormalTok"/>
+        </w:rPr>
+        <w:t xml:space="preserve">fk_kv_new </w:t>
+      </w:r>
+      <w:r>
+        <w:rPr>
+          <w:rStyle w:val="OperatorTok"/>
+        </w:rPr>
+        <w:t xml:space="preserve">(</w:t>
+      </w:r>
+      <w:r>
+        <w:rPr>
+          <w:rStyle w:val="DataTypeTok"/>
+        </w:rPr>
+        <w:t xml:space="preserve">int</w:t>
+      </w:r>
+      <w:r>
+        <w:rPr>
+          <w:rStyle w:val="NormalTok"/>
+        </w:rPr>
+        <w:t xml:space="preserve"> flags</w:t>
+      </w:r>
+      <w:r>
+        <w:rPr>
+          <w:rStyle w:val="OperatorTok"/>
+        </w:rPr>
+        <w:t xml:space="preserve">);</w:t>
+      </w:r>
+      <w:r>
+        <w:rPr>
+          <w:rStyle w:val="NormalTok"/>
+        </w:rPr>
+        <w:t xml:space="preserve">                   </w:t>
+      </w:r>
+      <w:r>
+        <w:rPr>
+          <w:rStyle w:val="CommentTok"/>
+        </w:rPr>
+        <w:t xml:space="preserve">// an empty document (FK_KV_ESCAPES, FK_KV_PIPES); 0: no memory</w:t>
+      </w:r>
+      <w:r>
+        <w:br/>
+      </w:r>
+      <w:r>
+        <w:rPr>
+          <w:rStyle w:val="NormalTok"/>
+        </w:rPr>
+        <w:t xml:space="preserve">fk_kv </w:t>
+      </w:r>
+      <w:r>
+        <w:rPr>
+          <w:rStyle w:val="OperatorTok"/>
+        </w:rPr>
+        <w:t xml:space="preserve">*</w:t>
+      </w:r>
+      <w:r>
+        <w:rPr>
+          <w:rStyle w:val="NormalTok"/>
+        </w:rPr>
+        <w:t xml:space="preserve">fk_kv_parse </w:t>
+      </w:r>
+      <w:r>
+        <w:rPr>
+          <w:rStyle w:val="OperatorTok"/>
+        </w:rPr>
+        <w:t xml:space="preserve">(</w:t>
+      </w:r>
+      <w:r>
+        <w:rPr>
+          <w:rStyle w:val="AttributeTok"/>
+        </w:rPr>
+        <w:t xml:space="preserve">const</w:t>
+      </w:r>
+      <w:r>
+        <w:rPr>
+          <w:rStyle w:val="NormalTok"/>
+        </w:rPr>
+        <w:t xml:space="preserve"> </w:t>
+      </w:r>
+      <w:r>
+        <w:rPr>
+          <w:rStyle w:val="DataTypeTok"/>
+        </w:rPr>
+        <w:t xml:space="preserve">char</w:t>
+      </w:r>
+      <w:r>
+        <w:rPr>
+          <w:rStyle w:val="NormalTok"/>
+        </w:rPr>
+        <w:t xml:space="preserve"> </w:t>
+      </w:r>
+      <w:r>
+        <w:rPr>
+          <w:rStyle w:val="OperatorTok"/>
+        </w:rPr>
+        <w:t xml:space="preserve">*</w:t>
+      </w:r>
+      <w:r>
+        <w:rPr>
+          <w:rStyle w:val="NormalTok"/>
+        </w:rPr>
+        <w:t xml:space="preserve">text</w:t>
+      </w:r>
+      <w:r>
+        <w:rPr>
+          <w:rStyle w:val="OperatorTok"/>
+        </w:rPr>
+        <w:t xml:space="preserve">,</w:t>
+      </w:r>
+      <w:r>
+        <w:rPr>
+          <w:rStyle w:val="NormalTok"/>
+        </w:rPr>
+        <w:t xml:space="preserve"> </w:t>
+      </w:r>
+      <w:r>
+        <w:rPr>
+          <w:rStyle w:val="DataTypeTok"/>
+        </w:rPr>
+        <w:t xml:space="preserve">int</w:t>
+      </w:r>
+      <w:r>
+        <w:rPr>
+          <w:rStyle w:val="NormalTok"/>
+        </w:rPr>
+        <w:t xml:space="preserve"> flags</w:t>
+      </w:r>
+      <w:r>
+        <w:rPr>
+          <w:rStyle w:val="OperatorTok"/>
+        </w:rPr>
+        <w:t xml:space="preserve">);</w:t>
+      </w:r>
+      <w:r>
+        <w:rPr>
+          <w:rStyle w:val="NormalTok"/>
+        </w:rPr>
+        <w:t xml:space="preserve">       </w:t>
+      </w:r>
+      <w:r>
+        <w:rPr>
+          <w:rStyle w:val="CommentTok"/>
+        </w:rPr>
+        <w:t xml:space="preserve">// never fails on syntax (lines without '=' skipped); 0: no memory</w:t>
+      </w:r>
+      <w:r>
+        <w:br/>
+      </w:r>
+      <w:r>
+        <w:rPr>
+          <w:rStyle w:val="NormalTok"/>
+        </w:rPr>
+        <w:t xml:space="preserve">fk_kv </w:t>
+      </w:r>
+      <w:r>
+        <w:rPr>
+          <w:rStyle w:val="OperatorTok"/>
+        </w:rPr>
+        <w:t xml:space="preserve">*</w:t>
+      </w:r>
+      <w:r>
+        <w:rPr>
+          <w:rStyle w:val="NormalTok"/>
+        </w:rPr>
+        <w:t xml:space="preserve">fk_kv_load </w:t>
+      </w:r>
+      <w:r>
+        <w:rPr>
+          <w:rStyle w:val="OperatorTok"/>
+        </w:rPr>
+        <w:t xml:space="preserve">(</w:t>
+      </w:r>
+      <w:r>
+        <w:rPr>
+          <w:rStyle w:val="AttributeTok"/>
+        </w:rPr>
+        <w:t xml:space="preserve">const</w:t>
+      </w:r>
+      <w:r>
+        <w:rPr>
+          <w:rStyle w:val="NormalTok"/>
+        </w:rPr>
+        <w:t xml:space="preserve"> </w:t>
+      </w:r>
+      <w:r>
+        <w:rPr>
+          <w:rStyle w:val="DataTypeTok"/>
+        </w:rPr>
+        <w:t xml:space="preserve">char</w:t>
+      </w:r>
+      <w:r>
+        <w:rPr>
+          <w:rStyle w:val="NormalTok"/>
+        </w:rPr>
+        <w:t xml:space="preserve"> </w:t>
+      </w:r>
+      <w:r>
+        <w:rPr>
+          <w:rStyle w:val="OperatorTok"/>
+        </w:rPr>
+        <w:t xml:space="preserve">*</w:t>
+      </w:r>
+      <w:r>
+        <w:rPr>
+          <w:rStyle w:val="NormalTok"/>
+        </w:rPr>
+        <w:t xml:space="preserve">path</w:t>
+      </w:r>
+      <w:r>
+        <w:rPr>
+          <w:rStyle w:val="OperatorTok"/>
+        </w:rPr>
+        <w:t xml:space="preserve">,</w:t>
+      </w:r>
+      <w:r>
+        <w:rPr>
+          <w:rStyle w:val="NormalTok"/>
+        </w:rPr>
+        <w:t xml:space="preserve"> </w:t>
+      </w:r>
+      <w:r>
+        <w:rPr>
+          <w:rStyle w:val="DataTypeTok"/>
+        </w:rPr>
+        <w:t xml:space="preserve">int</w:t>
+      </w:r>
+      <w:r>
+        <w:rPr>
+          <w:rStyle w:val="NormalTok"/>
+        </w:rPr>
+        <w:t xml:space="preserve"> flags</w:t>
+      </w:r>
+      <w:r>
+        <w:rPr>
+          <w:rStyle w:val="OperatorTok"/>
+        </w:rPr>
+        <w:t xml:space="preserve">);</w:t>
+      </w:r>
+      <w:r>
+        <w:rPr>
+          <w:rStyle w:val="NormalTok"/>
+        </w:rPr>
+        <w:t xml:space="preserve">        </w:t>
+      </w:r>
+      <w:r>
+        <w:rPr>
+          <w:rStyle w:val="CommentTok"/>
+        </w:rPr>
+        <w:t xml:space="preserve">// a file read and parsed; 0: no such file / unreadable / no memory</w:t>
+      </w:r>
+      <w:r>
+        <w:br/>
+      </w:r>
+      <w:r>
+        <w:rPr>
+          <w:rStyle w:val="DataTypeTok"/>
+        </w:rPr>
+        <w:t xml:space="preserve">void</w:t>
+      </w:r>
+      <w:r>
+        <w:rPr>
+          <w:rStyle w:val="NormalTok"/>
+        </w:rPr>
+        <w:t xml:space="preserve"> fk_kv_free </w:t>
+      </w:r>
+      <w:r>
+        <w:rPr>
+          <w:rStyle w:val="OperatorTok"/>
+        </w:rPr>
+        <w:t xml:space="preserve">(</w:t>
+      </w:r>
+      <w:r>
+        <w:rPr>
+          <w:rStyle w:val="NormalTok"/>
+        </w:rPr>
+        <w:t xml:space="preserve">fk_kv </w:t>
+      </w:r>
+      <w:r>
+        <w:rPr>
+          <w:rStyle w:val="OperatorTok"/>
+        </w:rPr>
+        <w:t xml:space="preserve">*</w:t>
+      </w:r>
+      <w:r>
+        <w:rPr>
+          <w:rStyle w:val="NormalTok"/>
+        </w:rPr>
+        <w:t xml:space="preserve">kv</w:t>
+      </w:r>
+      <w:r>
+        <w:rPr>
+          <w:rStyle w:val="OperatorTok"/>
+        </w:rPr>
+        <w:t xml:space="preserve">);</w:t>
+      </w:r>
+      <w:r>
+        <w:rPr>
+          <w:rStyle w:val="NormalTok"/>
+        </w:rPr>
+        <w:t xml:space="preserve">                    </w:t>
+      </w:r>
+      <w:r>
+        <w:rPr>
+          <w:rStyle w:val="CommentTok"/>
+        </w:rPr>
+        <w:t xml:space="preserve">// the document and all its strings (0 accepted)</w:t>
+      </w:r>
+    </w:p>
+    <w:bookmarkEnd w:id="33"/>
+    <w:bookmarkStart w:id="34" w:name="the-entries-in-the-files-order"/>
+    <w:p>
+      <w:pPr>
+        <w:pStyle w:val="Heading3"/>
+      </w:pPr>
+      <w:r>
+        <w:t xml:space="preserve">the entries, in the file's order</w:t>
+      </w:r>
+    </w:p>
+    <w:p>
+      <w:pPr>
+        <w:pStyle w:val="SourceCode"/>
+      </w:pPr>
+      <w:r>
+        <w:rPr>
+          <w:rStyle w:val="DataTypeTok"/>
+        </w:rPr>
+        <w:t xml:space="preserve">int</w:t>
+      </w:r>
+      <w:r>
+        <w:rPr>
+          <w:rStyle w:val="NormalTok"/>
+        </w:rPr>
+        <w:t xml:space="preserve"> fk_kv_count </w:t>
+      </w:r>
+      <w:r>
+        <w:rPr>
+          <w:rStyle w:val="OperatorTok"/>
+        </w:rPr>
+        <w:t xml:space="preserve">(</w:t>
+      </w:r>
+      <w:r>
+        <w:rPr>
+          <w:rStyle w:val="AttributeTok"/>
+        </w:rPr>
+        <w:t xml:space="preserve">const</w:t>
+      </w:r>
+      <w:r>
+        <w:rPr>
+          <w:rStyle w:val="NormalTok"/>
+        </w:rPr>
+        <w:t xml:space="preserve"> fk_kv </w:t>
+      </w:r>
+      <w:r>
+        <w:rPr>
+          <w:rStyle w:val="OperatorTok"/>
+        </w:rPr>
+        <w:t xml:space="preserve">*</w:t>
+      </w:r>
+      <w:r>
+        <w:rPr>
+          <w:rStyle w:val="NormalTok"/>
+        </w:rPr>
+        <w:t xml:space="preserve">kv</w:t>
+      </w:r>
+      <w:r>
+        <w:rPr>
+          <w:rStyle w:val="OperatorTok"/>
+        </w:rPr>
+        <w:t xml:space="preserve">);</w:t>
+      </w:r>
+      <w:r>
+        <w:rPr>
+          <w:rStyle w:val="NormalTok"/>
+        </w:rPr>
+        <w:t xml:space="preserve">              </w:t>
+      </w:r>
+      <w:r>
+        <w:rPr>
+          <w:rStyle w:val="CommentTok"/>
+        </w:rPr>
+        <w:t xml:space="preserve">// how many entries</w:t>
+      </w:r>
+      <w:r>
+        <w:br/>
+      </w:r>
+      <w:r>
+        <w:rPr>
+          <w:rStyle w:val="AttributeTok"/>
+        </w:rPr>
+        <w:t xml:space="preserve">const</w:t>
+      </w:r>
+      <w:r>
+        <w:rPr>
+          <w:rStyle w:val="NormalTok"/>
+        </w:rPr>
+        <w:t xml:space="preserve"> </w:t>
+      </w:r>
+      <w:r>
+        <w:rPr>
+          <w:rStyle w:val="DataTypeTok"/>
+        </w:rPr>
+        <w:t xml:space="preserve">char</w:t>
+      </w:r>
+      <w:r>
+        <w:rPr>
+          <w:rStyle w:val="NormalTok"/>
+        </w:rPr>
+        <w:t xml:space="preserve"> </w:t>
+      </w:r>
+      <w:r>
+        <w:rPr>
+          <w:rStyle w:val="OperatorTok"/>
+        </w:rPr>
+        <w:t xml:space="preserve">*</w:t>
+      </w:r>
+      <w:r>
+        <w:rPr>
+          <w:rStyle w:val="NormalTok"/>
+        </w:rPr>
+        <w:t xml:space="preserve">fk_kv_key </w:t>
+      </w:r>
+      <w:r>
+        <w:rPr>
+          <w:rStyle w:val="OperatorTok"/>
+        </w:rPr>
+        <w:t xml:space="preserve">(</w:t>
+      </w:r>
+      <w:r>
+        <w:rPr>
+          <w:rStyle w:val="AttributeTok"/>
+        </w:rPr>
+        <w:t xml:space="preserve">const</w:t>
+      </w:r>
+      <w:r>
+        <w:rPr>
+          <w:rStyle w:val="NormalTok"/>
+        </w:rPr>
+        <w:t xml:space="preserve"> fk_kv </w:t>
+      </w:r>
+      <w:r>
+        <w:rPr>
+          <w:rStyle w:val="OperatorTok"/>
+        </w:rPr>
+        <w:t xml:space="preserve">*</w:t>
+      </w:r>
+      <w:r>
+        <w:rPr>
+          <w:rStyle w:val="NormalTok"/>
+        </w:rPr>
+        <w:t xml:space="preserve">kv</w:t>
+      </w:r>
+      <w:r>
+        <w:rPr>
+          <w:rStyle w:val="OperatorTok"/>
+        </w:rPr>
+        <w:t xml:space="preserve">,</w:t>
+      </w:r>
+      <w:r>
+        <w:rPr>
+          <w:rStyle w:val="NormalTok"/>
+        </w:rPr>
+        <w:t xml:space="preserve"> </w:t>
+      </w:r>
+      <w:r>
+        <w:rPr>
+          <w:rStyle w:val="DataTypeTok"/>
+        </w:rPr>
+        <w:t xml:space="preserve">int</w:t>
+      </w:r>
+      <w:r>
+        <w:rPr>
+          <w:rStyle w:val="NormalTok"/>
+        </w:rPr>
+        <w:t xml:space="preserve"> i</w:t>
+      </w:r>
+      <w:r>
+        <w:rPr>
+          <w:rStyle w:val="OperatorTok"/>
+        </w:rPr>
+        <w:t xml:space="preserve">);</w:t>
+      </w:r>
+      <w:r>
+        <w:rPr>
+          <w:rStyle w:val="NormalTok"/>
+        </w:rPr>
+        <w:t xml:space="preserve">     </w:t>
+      </w:r>
+      <w:r>
+        <w:rPr>
+          <w:rStyle w:val="CommentTok"/>
+        </w:rPr>
+        <w:t xml:space="preserve">// entry i's key, trimmed ("" out of range)</w:t>
+      </w:r>
+      <w:r>
+        <w:br/>
+      </w:r>
+      <w:r>
+        <w:rPr>
+          <w:rStyle w:val="AttributeTok"/>
+        </w:rPr>
+        <w:t xml:space="preserve">const</w:t>
+      </w:r>
+      <w:r>
+        <w:rPr>
+          <w:rStyle w:val="NormalTok"/>
+        </w:rPr>
+        <w:t xml:space="preserve"> </w:t>
+      </w:r>
+      <w:r>
+        <w:rPr>
+          <w:rStyle w:val="DataTypeTok"/>
+        </w:rPr>
+        <w:t xml:space="preserve">char</w:t>
+      </w:r>
+      <w:r>
+        <w:rPr>
+          <w:rStyle w:val="NormalTok"/>
+        </w:rPr>
+        <w:t xml:space="preserve"> </w:t>
+      </w:r>
+      <w:r>
+        <w:rPr>
+          <w:rStyle w:val="OperatorTok"/>
+        </w:rPr>
+        <w:t xml:space="preserve">*</w:t>
+      </w:r>
+      <w:r>
+        <w:rPr>
+          <w:rStyle w:val="NormalTok"/>
+        </w:rPr>
+        <w:t xml:space="preserve">fk_kv_value </w:t>
+      </w:r>
+      <w:r>
+        <w:rPr>
+          <w:rStyle w:val="OperatorTok"/>
+        </w:rPr>
+        <w:t xml:space="preserve">(</w:t>
+      </w:r>
+      <w:r>
+        <w:rPr>
+          <w:rStyle w:val="AttributeTok"/>
+        </w:rPr>
+        <w:t xml:space="preserve">const</w:t>
+      </w:r>
+      <w:r>
+        <w:rPr>
+          <w:rStyle w:val="NormalTok"/>
+        </w:rPr>
+        <w:t xml:space="preserve"> fk_kv </w:t>
+      </w:r>
+      <w:r>
+        <w:rPr>
+          <w:rStyle w:val="OperatorTok"/>
+        </w:rPr>
+        <w:t xml:space="preserve">*</w:t>
+      </w:r>
+      <w:r>
+        <w:rPr>
+          <w:rStyle w:val="NormalTok"/>
+        </w:rPr>
+        <w:t xml:space="preserve">kv</w:t>
+      </w:r>
+      <w:r>
+        <w:rPr>
+          <w:rStyle w:val="OperatorTok"/>
+        </w:rPr>
+        <w:t xml:space="preserve">,</w:t>
+      </w:r>
+      <w:r>
+        <w:rPr>
+          <w:rStyle w:val="NormalTok"/>
+        </w:rPr>
+        <w:t xml:space="preserve"> </w:t>
+      </w:r>
+      <w:r>
+        <w:rPr>
+          <w:rStyle w:val="DataTypeTok"/>
+        </w:rPr>
+        <w:t xml:space="preserve">int</w:t>
+      </w:r>
+      <w:r>
+        <w:rPr>
+          <w:rStyle w:val="NormalTok"/>
+        </w:rPr>
+        <w:t xml:space="preserve"> i</w:t>
+      </w:r>
+      <w:r>
+        <w:rPr>
+          <w:rStyle w:val="OperatorTok"/>
+        </w:rPr>
+        <w:t xml:space="preserve">);</w:t>
+      </w:r>
+      <w:r>
+        <w:rPr>
+          <w:rStyle w:val="NormalTok"/>
+        </w:rPr>
+        <w:t xml:space="preserve">       </w:t>
+      </w:r>
+      <w:r>
+        <w:rPr>
+          <w:rStyle w:val="CommentTok"/>
+        </w:rPr>
+        <w:t xml:space="preserve">// its value: unescaped, its "|" lines joined by '\n'</w:t>
+      </w:r>
+      <w:r>
+        <w:br/>
+      </w:r>
+      <w:r>
+        <w:rPr>
+          <w:rStyle w:val="AttributeTok"/>
+        </w:rPr>
+        <w:t xml:space="preserve">const</w:t>
+      </w:r>
+      <w:r>
+        <w:rPr>
+          <w:rStyle w:val="NormalTok"/>
+        </w:rPr>
+        <w:t xml:space="preserve"> </w:t>
+      </w:r>
+      <w:r>
+        <w:rPr>
+          <w:rStyle w:val="DataTypeTok"/>
+        </w:rPr>
+        <w:t xml:space="preserve">char</w:t>
+      </w:r>
+      <w:r>
+        <w:rPr>
+          <w:rStyle w:val="NormalTok"/>
+        </w:rPr>
+        <w:t xml:space="preserve"> </w:t>
+      </w:r>
+      <w:r>
+        <w:rPr>
+          <w:rStyle w:val="OperatorTok"/>
+        </w:rPr>
+        <w:t xml:space="preserve">*</w:t>
+      </w:r>
+      <w:r>
+        <w:rPr>
+          <w:rStyle w:val="NormalTok"/>
+        </w:rPr>
+        <w:t xml:space="preserve">fk_kv_section </w:t>
+      </w:r>
+      <w:r>
+        <w:rPr>
+          <w:rStyle w:val="OperatorTok"/>
+        </w:rPr>
+        <w:t xml:space="preserve">(</w:t>
+      </w:r>
+      <w:r>
+        <w:rPr>
+          <w:rStyle w:val="AttributeTok"/>
+        </w:rPr>
+        <w:t xml:space="preserve">const</w:t>
+      </w:r>
+      <w:r>
+        <w:rPr>
+          <w:rStyle w:val="NormalTok"/>
+        </w:rPr>
+        <w:t xml:space="preserve"> fk_kv </w:t>
+      </w:r>
+      <w:r>
+        <w:rPr>
+          <w:rStyle w:val="OperatorTok"/>
+        </w:rPr>
+        <w:t xml:space="preserve">*</w:t>
+      </w:r>
+      <w:r>
+        <w:rPr>
+          <w:rStyle w:val="NormalTok"/>
+        </w:rPr>
+        <w:t xml:space="preserve">kv</w:t>
+      </w:r>
+      <w:r>
+        <w:rPr>
+          <w:rStyle w:val="OperatorTok"/>
+        </w:rPr>
+        <w:t xml:space="preserve">,</w:t>
+      </w:r>
+      <w:r>
+        <w:rPr>
+          <w:rStyle w:val="NormalTok"/>
+        </w:rPr>
+        <w:t xml:space="preserve"> </w:t>
+      </w:r>
+      <w:r>
+        <w:rPr>
+          <w:rStyle w:val="DataTypeTok"/>
+        </w:rPr>
+        <w:t xml:space="preserve">int</w:t>
+      </w:r>
+      <w:r>
+        <w:rPr>
+          <w:rStyle w:val="NormalTok"/>
+        </w:rPr>
+        <w:t xml:space="preserve"> i</w:t>
+      </w:r>
+      <w:r>
+        <w:rPr>
+          <w:rStyle w:val="OperatorTok"/>
+        </w:rPr>
+        <w:t xml:space="preserve">);</w:t>
+      </w:r>
+      <w:r>
+        <w:rPr>
+          <w:rStyle w:val="NormalTok"/>
+        </w:rPr>
+        <w:t xml:space="preserve">     </w:t>
+      </w:r>
+      <w:r>
+        <w:rPr>
+          <w:rStyle w:val="CommentTok"/>
+        </w:rPr>
+        <w:t xml:space="preserve">// the name of its section ("" before any header)</w:t>
+      </w:r>
+      <w:r>
+        <w:br/>
+      </w:r>
+      <w:r>
+        <w:rPr>
+          <w:rStyle w:val="DataTypeTok"/>
+        </w:rPr>
+        <w:t xml:space="preserve">int</w:t>
+      </w:r>
+      <w:r>
+        <w:rPr>
+          <w:rStyle w:val="NormalTok"/>
+        </w:rPr>
+        <w:t xml:space="preserve"> fk_kv_block </w:t>
+      </w:r>
+      <w:r>
+        <w:rPr>
+          <w:rStyle w:val="OperatorTok"/>
+        </w:rPr>
+        <w:t xml:space="preserve">(</w:t>
+      </w:r>
+      <w:r>
+        <w:rPr>
+          <w:rStyle w:val="AttributeTok"/>
+        </w:rPr>
+        <w:t xml:space="preserve">const</w:t>
+      </w:r>
+      <w:r>
+        <w:rPr>
+          <w:rStyle w:val="NormalTok"/>
+        </w:rPr>
+        <w:t xml:space="preserve"> fk_kv </w:t>
+      </w:r>
+      <w:r>
+        <w:rPr>
+          <w:rStyle w:val="OperatorTok"/>
+        </w:rPr>
+        <w:t xml:space="preserve">*</w:t>
+      </w:r>
+      <w:r>
+        <w:rPr>
+          <w:rStyle w:val="NormalTok"/>
+        </w:rPr>
+        <w:t xml:space="preserve">kv</w:t>
+      </w:r>
+      <w:r>
+        <w:rPr>
+          <w:rStyle w:val="OperatorTok"/>
+        </w:rPr>
+        <w:t xml:space="preserve">,</w:t>
+      </w:r>
+      <w:r>
+        <w:rPr>
+          <w:rStyle w:val="NormalTok"/>
+        </w:rPr>
+        <w:t xml:space="preserve"> </w:t>
+      </w:r>
+      <w:r>
+        <w:rPr>
+          <w:rStyle w:val="DataTypeTok"/>
+        </w:rPr>
+        <w:t xml:space="preserve">int</w:t>
+      </w:r>
+      <w:r>
+        <w:rPr>
+          <w:rStyle w:val="NormalTok"/>
+        </w:rPr>
+        <w:t xml:space="preserve"> i</w:t>
+      </w:r>
+      <w:r>
+        <w:rPr>
+          <w:rStyle w:val="OperatorTok"/>
+        </w:rPr>
+        <w:t xml:space="preserve">);</w:t>
+      </w:r>
+      <w:r>
+        <w:rPr>
+          <w:rStyle w:val="NormalTok"/>
+        </w:rPr>
+        <w:t xml:space="preserve">           </w:t>
+      </w:r>
+      <w:r>
+        <w:rPr>
+          <w:rStyle w:val="CommentTok"/>
+        </w:rPr>
+        <w:t xml:space="preserve">// its block: 0 before any header, then 1, 2...: one per "[...]" line</w:t>
+      </w:r>
+    </w:p>
+    <w:p>
+      <w:pPr>
+        <w:pStyle w:val="FirstParagraph"/>
+      </w:pPr>
+      <w:r>
+        <w:t xml:space="preserve">The 1-based line of the value's FIRST line: the key's line, or its first "|" line when "key =" is empty; the value's line j is at fk_kv_line + j. 0: an entry made by fk_kv_set, not read.</w:t>
+      </w:r>
+    </w:p>
+    <w:p>
+      <w:pPr>
+        <w:pStyle w:val="SourceCode"/>
+      </w:pPr>
+      <w:r>
+        <w:rPr>
+          <w:rStyle w:val="DataTypeTok"/>
+        </w:rPr>
+        <w:t xml:space="preserve">int</w:t>
+      </w:r>
+      <w:r>
+        <w:rPr>
+          <w:rStyle w:val="NormalTok"/>
+        </w:rPr>
+        <w:t xml:space="preserve"> fk_kv_line </w:t>
+      </w:r>
+      <w:r>
+        <w:rPr>
+          <w:rStyle w:val="OperatorTok"/>
+        </w:rPr>
+        <w:t xml:space="preserve">(</w:t>
+      </w:r>
+      <w:r>
+        <w:rPr>
+          <w:rStyle w:val="AttributeTok"/>
+        </w:rPr>
+        <w:t xml:space="preserve">const</w:t>
+      </w:r>
+      <w:r>
+        <w:rPr>
+          <w:rStyle w:val="NormalTok"/>
+        </w:rPr>
+        <w:t xml:space="preserve"> fk_kv </w:t>
+      </w:r>
+      <w:r>
+        <w:rPr>
+          <w:rStyle w:val="OperatorTok"/>
+        </w:rPr>
+        <w:t xml:space="preserve">*</w:t>
+      </w:r>
+      <w:r>
+        <w:rPr>
+          <w:rStyle w:val="NormalTok"/>
+        </w:rPr>
+        <w:t xml:space="preserve">kv</w:t>
+      </w:r>
+      <w:r>
+        <w:rPr>
+          <w:rStyle w:val="OperatorTok"/>
+        </w:rPr>
+        <w:t xml:space="preserve">,</w:t>
+      </w:r>
+      <w:r>
+        <w:rPr>
+          <w:rStyle w:val="NormalTok"/>
+        </w:rPr>
+        <w:t xml:space="preserve"> </w:t>
+      </w:r>
+      <w:r>
+        <w:rPr>
+          <w:rStyle w:val="DataTypeTok"/>
+        </w:rPr>
+        <w:t xml:space="preserve">int</w:t>
+      </w:r>
+      <w:r>
+        <w:rPr>
+          <w:rStyle w:val="NormalTok"/>
+        </w:rPr>
+        <w:t xml:space="preserve"> i</w:t>
+      </w:r>
+      <w:r>
+        <w:rPr>
+          <w:rStyle w:val="OperatorTok"/>
+        </w:rPr>
+        <w:t xml:space="preserve">);</w:t>
+      </w:r>
+    </w:p>
+    <w:bookmarkEnd w:id="34"/>
+    <w:bookmarkStart w:id="35" w:name="the-blocks-one-per--line"/>
+    <w:p>
+      <w:pPr>
+        <w:pStyle w:val="Heading3"/>
+      </w:pPr>
+      <w:r>
+        <w:t xml:space="preserve">the blocks (one per "[...]" line)</w:t>
+      </w:r>
+    </w:p>
+    <w:p>
+      <w:pPr>
+        <w:pStyle w:val="SourceCode"/>
+      </w:pPr>
+      <w:r>
+        <w:rPr>
+          <w:rStyle w:val="DataTypeTok"/>
+        </w:rPr>
+        <w:t xml:space="preserve">int</w:t>
+      </w:r>
+      <w:r>
+        <w:rPr>
+          <w:rStyle w:val="NormalTok"/>
+        </w:rPr>
+        <w:t xml:space="preserve"> fk_kv_blocks </w:t>
+      </w:r>
+      <w:r>
+        <w:rPr>
+          <w:rStyle w:val="OperatorTok"/>
+        </w:rPr>
+        <w:t xml:space="preserve">(</w:t>
+      </w:r>
+      <w:r>
+        <w:rPr>
+          <w:rStyle w:val="AttributeTok"/>
+        </w:rPr>
+        <w:t xml:space="preserve">const</w:t>
+      </w:r>
+      <w:r>
+        <w:rPr>
+          <w:rStyle w:val="NormalTok"/>
+        </w:rPr>
+        <w:t xml:space="preserve"> fk_kv </w:t>
+      </w:r>
+      <w:r>
+        <w:rPr>
+          <w:rStyle w:val="OperatorTok"/>
+        </w:rPr>
+        <w:t xml:space="preserve">*</w:t>
+      </w:r>
+      <w:r>
+        <w:rPr>
+          <w:rStyle w:val="NormalTok"/>
+        </w:rPr>
+        <w:t xml:space="preserve">kv</w:t>
+      </w:r>
+      <w:r>
+        <w:rPr>
+          <w:rStyle w:val="OperatorTok"/>
+        </w:rPr>
+        <w:t xml:space="preserve">);</w:t>
+      </w:r>
+      <w:r>
+        <w:rPr>
+          <w:rStyle w:val="NormalTok"/>
+        </w:rPr>
+        <w:t xml:space="preserve">             </w:t>
+      </w:r>
+      <w:r>
+        <w:rPr>
+          <w:rStyle w:val="CommentTok"/>
+        </w:rPr>
+        <w:t xml:space="preserve">// the "[...]" headers read / made</w:t>
+      </w:r>
+      <w:r>
+        <w:br/>
+      </w:r>
+      <w:r>
+        <w:rPr>
+          <w:rStyle w:val="AttributeTok"/>
+        </w:rPr>
+        <w:t xml:space="preserve">const</w:t>
+      </w:r>
+      <w:r>
+        <w:rPr>
+          <w:rStyle w:val="NormalTok"/>
+        </w:rPr>
+        <w:t xml:space="preserve"> </w:t>
+      </w:r>
+      <w:r>
+        <w:rPr>
+          <w:rStyle w:val="DataTypeTok"/>
+        </w:rPr>
+        <w:t xml:space="preserve">char</w:t>
+      </w:r>
+      <w:r>
+        <w:rPr>
+          <w:rStyle w:val="NormalTok"/>
+        </w:rPr>
+        <w:t xml:space="preserve"> </w:t>
+      </w:r>
+      <w:r>
+        <w:rPr>
+          <w:rStyle w:val="OperatorTok"/>
+        </w:rPr>
+        <w:t xml:space="preserve">*</w:t>
+      </w:r>
+      <w:r>
+        <w:rPr>
+          <w:rStyle w:val="NormalTok"/>
+        </w:rPr>
+        <w:t xml:space="preserve">fk_kv_block_name </w:t>
+      </w:r>
+      <w:r>
+        <w:rPr>
+          <w:rStyle w:val="OperatorTok"/>
+        </w:rPr>
+        <w:t xml:space="preserve">(</w:t>
+      </w:r>
+      <w:r>
+        <w:rPr>
+          <w:rStyle w:val="AttributeTok"/>
+        </w:rPr>
+        <w:t xml:space="preserve">const</w:t>
+      </w:r>
+      <w:r>
+        <w:rPr>
+          <w:rStyle w:val="NormalTok"/>
+        </w:rPr>
+        <w:t xml:space="preserve"> fk_kv </w:t>
+      </w:r>
+      <w:r>
+        <w:rPr>
+          <w:rStyle w:val="OperatorTok"/>
+        </w:rPr>
+        <w:t xml:space="preserve">*</w:t>
+      </w:r>
+      <w:r>
+        <w:rPr>
+          <w:rStyle w:val="NormalTok"/>
+        </w:rPr>
+        <w:t xml:space="preserve">kv</w:t>
+      </w:r>
+      <w:r>
+        <w:rPr>
+          <w:rStyle w:val="OperatorTok"/>
+        </w:rPr>
+        <w:t xml:space="preserve">,</w:t>
+      </w:r>
+      <w:r>
+        <w:rPr>
+          <w:rStyle w:val="NormalTok"/>
+        </w:rPr>
+        <w:t xml:space="preserve"> </w:t>
+      </w:r>
+      <w:r>
+        <w:rPr>
+          <w:rStyle w:val="DataTypeTok"/>
+        </w:rPr>
+        <w:t xml:space="preserve">int</w:t>
+      </w:r>
+      <w:r>
+        <w:rPr>
+          <w:rStyle w:val="NormalTok"/>
+        </w:rPr>
+        <w:t xml:space="preserve"> b</w:t>
+      </w:r>
+      <w:r>
+        <w:rPr>
+          <w:rStyle w:val="OperatorTok"/>
+        </w:rPr>
+        <w:t xml:space="preserve">);</w:t>
+      </w:r>
+      <w:r>
+        <w:rPr>
+          <w:rStyle w:val="NormalTok"/>
+        </w:rPr>
+        <w:t xml:space="preserve">  </w:t>
+      </w:r>
+      <w:r>
+        <w:rPr>
+          <w:rStyle w:val="CommentTok"/>
+        </w:rPr>
+        <w:t xml:space="preserve">// block b's name, "level" (b 1-based; "" for 0 / out of range)</w:t>
+      </w:r>
+      <w:r>
+        <w:br/>
+      </w:r>
+      <w:r>
+        <w:rPr>
+          <w:rStyle w:val="DataTypeTok"/>
+        </w:rPr>
+        <w:t xml:space="preserve">int</w:t>
+      </w:r>
+      <w:r>
+        <w:rPr>
+          <w:rStyle w:val="NormalTok"/>
+        </w:rPr>
+        <w:t xml:space="preserve"> fk_kv_block_line </w:t>
+      </w:r>
+      <w:r>
+        <w:rPr>
+          <w:rStyle w:val="OperatorTok"/>
+        </w:rPr>
+        <w:t xml:space="preserve">(</w:t>
+      </w:r>
+      <w:r>
+        <w:rPr>
+          <w:rStyle w:val="AttributeTok"/>
+        </w:rPr>
+        <w:t xml:space="preserve">const</w:t>
+      </w:r>
+      <w:r>
+        <w:rPr>
+          <w:rStyle w:val="NormalTok"/>
+        </w:rPr>
+        <w:t xml:space="preserve"> fk_kv </w:t>
+      </w:r>
+      <w:r>
+        <w:rPr>
+          <w:rStyle w:val="OperatorTok"/>
+        </w:rPr>
+        <w:t xml:space="preserve">*</w:t>
+      </w:r>
+      <w:r>
+        <w:rPr>
+          <w:rStyle w:val="NormalTok"/>
+        </w:rPr>
+        <w:t xml:space="preserve">kv</w:t>
+      </w:r>
+      <w:r>
+        <w:rPr>
+          <w:rStyle w:val="OperatorTok"/>
+        </w:rPr>
+        <w:t xml:space="preserve">,</w:t>
+      </w:r>
+      <w:r>
+        <w:rPr>
+          <w:rStyle w:val="NormalTok"/>
+        </w:rPr>
+        <w:t xml:space="preserve"> </w:t>
+      </w:r>
+      <w:r>
+        <w:rPr>
+          <w:rStyle w:val="DataTypeTok"/>
+        </w:rPr>
+        <w:t xml:space="preserve">int</w:t>
+      </w:r>
+      <w:r>
+        <w:rPr>
+          <w:rStyle w:val="NormalTok"/>
+        </w:rPr>
+        <w:t xml:space="preserve"> b</w:t>
+      </w:r>
+      <w:r>
+        <w:rPr>
+          <w:rStyle w:val="OperatorTok"/>
+        </w:rPr>
+        <w:t xml:space="preserve">);</w:t>
+      </w:r>
+      <w:r>
+        <w:rPr>
+          <w:rStyle w:val="NormalTok"/>
+        </w:rPr>
+        <w:t xml:space="preserve">      </w:t>
+      </w:r>
+      <w:r>
+        <w:rPr>
+          <w:rStyle w:val="CommentTok"/>
+        </w:rPr>
+        <w:t xml:space="preserve">// its header's line (0: made, not read)</w:t>
+      </w:r>
+    </w:p>
+    <w:bookmarkEnd w:id="35"/>
+    <w:bookmarkStart w:id="36" w:name="looking-up-and-changing"/>
+    <w:p>
+      <w:pPr>
+        <w:pStyle w:val="Heading3"/>
+      </w:pPr>
+      <w:r>
+        <w:t xml:space="preserve">looking up and changing</w:t>
+      </w:r>
+    </w:p>
+    <w:p>
+      <w:pPr>
+        <w:pStyle w:val="FirstParagraph"/>
+      </w:pPr>
+      <w:r>
+        <w:t xml:space="preserve">The value of the first entry with that section and key, def if none (section "" or 0 = before any header, case-sensitive).</w:t>
+      </w:r>
+    </w:p>
+    <w:p>
+      <w:pPr>
+        <w:pStyle w:val="SourceCode"/>
+      </w:pPr>
+      <w:r>
+        <w:rPr>
+          <w:rStyle w:val="AttributeTok"/>
+        </w:rPr>
+        <w:t xml:space="preserve">const</w:t>
+      </w:r>
+      <w:r>
+        <w:rPr>
+          <w:rStyle w:val="NormalTok"/>
+        </w:rPr>
+        <w:t xml:space="preserve"> </w:t>
+      </w:r>
+      <w:r>
+        <w:rPr>
+          <w:rStyle w:val="DataTypeTok"/>
+        </w:rPr>
+        <w:t xml:space="preserve">char</w:t>
+      </w:r>
+      <w:r>
+        <w:rPr>
+          <w:rStyle w:val="NormalTok"/>
+        </w:rPr>
+        <w:t xml:space="preserve"> </w:t>
+      </w:r>
+      <w:r>
+        <w:rPr>
+          <w:rStyle w:val="OperatorTok"/>
+        </w:rPr>
+        <w:t xml:space="preserve">*</w:t>
+      </w:r>
+      <w:r>
+        <w:rPr>
+          <w:rStyle w:val="NormalTok"/>
+        </w:rPr>
+        <w:t xml:space="preserve">fk_kv_get </w:t>
+      </w:r>
+      <w:r>
+        <w:rPr>
+          <w:rStyle w:val="OperatorTok"/>
+        </w:rPr>
+        <w:t xml:space="preserve">(</w:t>
+      </w:r>
+      <w:r>
+        <w:rPr>
+          <w:rStyle w:val="AttributeTok"/>
+        </w:rPr>
+        <w:t xml:space="preserve">const</w:t>
+      </w:r>
+      <w:r>
+        <w:rPr>
+          <w:rStyle w:val="NormalTok"/>
+        </w:rPr>
+        <w:t xml:space="preserve"> fk_kv </w:t>
+      </w:r>
+      <w:r>
+        <w:rPr>
+          <w:rStyle w:val="OperatorTok"/>
+        </w:rPr>
+        <w:t xml:space="preserve">*</w:t>
+      </w:r>
+      <w:r>
+        <w:rPr>
+          <w:rStyle w:val="NormalTok"/>
+        </w:rPr>
+        <w:t xml:space="preserve">kv</w:t>
+      </w:r>
+      <w:r>
+        <w:rPr>
+          <w:rStyle w:val="OperatorTok"/>
+        </w:rPr>
+        <w:t xml:space="preserve">,</w:t>
+      </w:r>
+      <w:r>
+        <w:rPr>
+          <w:rStyle w:val="NormalTok"/>
+        </w:rPr>
+        <w:t xml:space="preserve"> </w:t>
+      </w:r>
+      <w:r>
+        <w:rPr>
+          <w:rStyle w:val="AttributeTok"/>
+        </w:rPr>
+        <w:t xml:space="preserve">const</w:t>
+      </w:r>
+      <w:r>
+        <w:rPr>
+          <w:rStyle w:val="NormalTok"/>
+        </w:rPr>
+        <w:t xml:space="preserve"> </w:t>
+      </w:r>
+      <w:r>
+        <w:rPr>
+          <w:rStyle w:val="DataTypeTok"/>
+        </w:rPr>
+        <w:t xml:space="preserve">char</w:t>
+      </w:r>
+      <w:r>
+        <w:rPr>
+          <w:rStyle w:val="NormalTok"/>
+        </w:rPr>
+        <w:t xml:space="preserve"> </w:t>
+      </w:r>
+      <w:r>
+        <w:rPr>
+          <w:rStyle w:val="OperatorTok"/>
+        </w:rPr>
+        <w:t xml:space="preserve">*</w:t>
+      </w:r>
+      <w:r>
+        <w:rPr>
+          <w:rStyle w:val="NormalTok"/>
+        </w:rPr>
+        <w:t xml:space="preserve">section</w:t>
+      </w:r>
+      <w:r>
+        <w:rPr>
+          <w:rStyle w:val="OperatorTok"/>
+        </w:rPr>
+        <w:t xml:space="preserve">,</w:t>
+      </w:r>
+      <w:r>
+        <w:rPr>
+          <w:rStyle w:val="NormalTok"/>
+        </w:rPr>
+        <w:t xml:space="preserve"> </w:t>
+      </w:r>
+      <w:r>
+        <w:rPr>
+          <w:rStyle w:val="AttributeTok"/>
+        </w:rPr>
+        <w:t xml:space="preserve">const</w:t>
+      </w:r>
+      <w:r>
+        <w:rPr>
+          <w:rStyle w:val="NormalTok"/>
+        </w:rPr>
+        <w:t xml:space="preserve"> </w:t>
+      </w:r>
+      <w:r>
+        <w:rPr>
+          <w:rStyle w:val="DataTypeTok"/>
+        </w:rPr>
+        <w:t xml:space="preserve">char</w:t>
+      </w:r>
+      <w:r>
+        <w:rPr>
+          <w:rStyle w:val="NormalTok"/>
+        </w:rPr>
+        <w:t xml:space="preserve"> </w:t>
+      </w:r>
+      <w:r>
+        <w:rPr>
+          <w:rStyle w:val="OperatorTok"/>
+        </w:rPr>
+        <w:t xml:space="preserve">*</w:t>
+      </w:r>
+      <w:r>
+        <w:rPr>
+          <w:rStyle w:val="NormalTok"/>
+        </w:rPr>
+        <w:t xml:space="preserve">key</w:t>
+      </w:r>
+      <w:r>
+        <w:rPr>
+          <w:rStyle w:val="OperatorTok"/>
+        </w:rPr>
+        <w:t xml:space="preserve">,</w:t>
+      </w:r>
+      <w:r>
+        <w:rPr>
+          <w:rStyle w:val="NormalTok"/>
+        </w:rPr>
+        <w:t xml:space="preserve"> </w:t>
+      </w:r>
+      <w:r>
+        <w:rPr>
+          <w:rStyle w:val="AttributeTok"/>
+        </w:rPr>
+        <w:t xml:space="preserve">const</w:t>
+      </w:r>
+      <w:r>
+        <w:rPr>
+          <w:rStyle w:val="NormalTok"/>
+        </w:rPr>
+        <w:t xml:space="preserve"> </w:t>
+      </w:r>
+      <w:r>
+        <w:rPr>
+          <w:rStyle w:val="DataTypeTok"/>
+        </w:rPr>
+        <w:t xml:space="preserve">char</w:t>
+      </w:r>
+      <w:r>
+        <w:rPr>
+          <w:rStyle w:val="NormalTok"/>
+        </w:rPr>
+        <w:t xml:space="preserve"> </w:t>
+      </w:r>
+      <w:r>
+        <w:rPr>
+          <w:rStyle w:val="OperatorTok"/>
+        </w:rPr>
+        <w:t xml:space="preserve">*</w:t>
+      </w:r>
+      <w:r>
+        <w:rPr>
+          <w:rStyle w:val="NormalTok"/>
+        </w:rPr>
+        <w:t xml:space="preserve">def</w:t>
+      </w:r>
+      <w:r>
+        <w:rPr>
+          <w:rStyle w:val="OperatorTok"/>
+        </w:rPr>
+        <w:t xml:space="preserve">);</w:t>
+      </w:r>
+    </w:p>
+    <w:p>
+      <w:pPr>
+        <w:pStyle w:val="FirstParagraph"/>
+      </w:pPr>
+      <w:r>
+        <w:t xml:space="preserve">The first match's value replaced, or a new entry at the end of that section's first block -&gt; 0, -1 (no memory, no key). Section "" or 0 = before the first header; no block of that name = a new block at the end.</w:t>
+      </w:r>
+    </w:p>
+    <w:p>
+      <w:pPr>
+        <w:pStyle w:val="SourceCode"/>
+      </w:pPr>
+      <w:r>
+        <w:rPr>
+          <w:rStyle w:val="DataTypeTok"/>
+        </w:rPr>
+        <w:t xml:space="preserve">int</w:t>
+      </w:r>
+      <w:r>
+        <w:rPr>
+          <w:rStyle w:val="NormalTok"/>
+        </w:rPr>
+        <w:t xml:space="preserve"> fk_kv_set </w:t>
+      </w:r>
+      <w:r>
+        <w:rPr>
+          <w:rStyle w:val="OperatorTok"/>
+        </w:rPr>
+        <w:t xml:space="preserve">(</w:t>
+      </w:r>
+      <w:r>
+        <w:rPr>
+          <w:rStyle w:val="NormalTok"/>
+        </w:rPr>
+        <w:t xml:space="preserve">fk_kv </w:t>
+      </w:r>
+      <w:r>
+        <w:rPr>
+          <w:rStyle w:val="OperatorTok"/>
+        </w:rPr>
+        <w:t xml:space="preserve">*</w:t>
+      </w:r>
+      <w:r>
+        <w:rPr>
+          <w:rStyle w:val="NormalTok"/>
+        </w:rPr>
+        <w:t xml:space="preserve">kv</w:t>
+      </w:r>
+      <w:r>
+        <w:rPr>
+          <w:rStyle w:val="OperatorTok"/>
+        </w:rPr>
+        <w:t xml:space="preserve">,</w:t>
+      </w:r>
+      <w:r>
+        <w:rPr>
+          <w:rStyle w:val="NormalTok"/>
+        </w:rPr>
+        <w:t xml:space="preserve"> </w:t>
+      </w:r>
+      <w:r>
+        <w:rPr>
+          <w:rStyle w:val="AttributeTok"/>
+        </w:rPr>
+        <w:t xml:space="preserve">const</w:t>
+      </w:r>
+      <w:r>
+        <w:rPr>
+          <w:rStyle w:val="NormalTok"/>
+        </w:rPr>
+        <w:t xml:space="preserve"> </w:t>
+      </w:r>
+      <w:r>
+        <w:rPr>
+          <w:rStyle w:val="DataTypeTok"/>
+        </w:rPr>
+        <w:t xml:space="preserve">char</w:t>
+      </w:r>
+      <w:r>
+        <w:rPr>
+          <w:rStyle w:val="NormalTok"/>
+        </w:rPr>
+        <w:t xml:space="preserve"> </w:t>
+      </w:r>
+      <w:r>
+        <w:rPr>
+          <w:rStyle w:val="OperatorTok"/>
+        </w:rPr>
+        <w:t xml:space="preserve">*</w:t>
+      </w:r>
+      <w:r>
+        <w:rPr>
+          <w:rStyle w:val="NormalTok"/>
+        </w:rPr>
+        <w:t xml:space="preserve">section</w:t>
+      </w:r>
+      <w:r>
+        <w:rPr>
+          <w:rStyle w:val="OperatorTok"/>
+        </w:rPr>
+        <w:t xml:space="preserve">,</w:t>
+      </w:r>
+      <w:r>
+        <w:rPr>
+          <w:rStyle w:val="NormalTok"/>
+        </w:rPr>
+        <w:t xml:space="preserve"> </w:t>
+      </w:r>
+      <w:r>
+        <w:rPr>
+          <w:rStyle w:val="AttributeTok"/>
+        </w:rPr>
+        <w:t xml:space="preserve">const</w:t>
+      </w:r>
+      <w:r>
+        <w:rPr>
+          <w:rStyle w:val="NormalTok"/>
+        </w:rPr>
+        <w:t xml:space="preserve"> </w:t>
+      </w:r>
+      <w:r>
+        <w:rPr>
+          <w:rStyle w:val="DataTypeTok"/>
+        </w:rPr>
+        <w:t xml:space="preserve">char</w:t>
+      </w:r>
+      <w:r>
+        <w:rPr>
+          <w:rStyle w:val="NormalTok"/>
+        </w:rPr>
+        <w:t xml:space="preserve"> </w:t>
+      </w:r>
+      <w:r>
+        <w:rPr>
+          <w:rStyle w:val="OperatorTok"/>
+        </w:rPr>
+        <w:t xml:space="preserve">*</w:t>
+      </w:r>
+      <w:r>
+        <w:rPr>
+          <w:rStyle w:val="NormalTok"/>
+        </w:rPr>
+        <w:t xml:space="preserve">key</w:t>
+      </w:r>
+      <w:r>
+        <w:rPr>
+          <w:rStyle w:val="OperatorTok"/>
+        </w:rPr>
+        <w:t xml:space="preserve">,</w:t>
+      </w:r>
+      <w:r>
+        <w:rPr>
+          <w:rStyle w:val="NormalTok"/>
+        </w:rPr>
+        <w:t xml:space="preserve"> </w:t>
+      </w:r>
+      <w:r>
+        <w:rPr>
+          <w:rStyle w:val="AttributeTok"/>
+        </w:rPr>
+        <w:t xml:space="preserve">const</w:t>
+      </w:r>
+      <w:r>
+        <w:rPr>
+          <w:rStyle w:val="NormalTok"/>
+        </w:rPr>
+        <w:t xml:space="preserve"> </w:t>
+      </w:r>
+      <w:r>
+        <w:rPr>
+          <w:rStyle w:val="DataTypeTok"/>
+        </w:rPr>
+        <w:t xml:space="preserve">char</w:t>
+      </w:r>
+      <w:r>
+        <w:rPr>
+          <w:rStyle w:val="NormalTok"/>
+        </w:rPr>
+        <w:t xml:space="preserve"> </w:t>
+      </w:r>
+      <w:r>
+        <w:rPr>
+          <w:rStyle w:val="OperatorTok"/>
+        </w:rPr>
+        <w:t xml:space="preserve">*</w:t>
+      </w:r>
+      <w:r>
+        <w:rPr>
+          <w:rStyle w:val="NormalTok"/>
+        </w:rPr>
+        <w:t xml:space="preserve">value</w:t>
+      </w:r>
+      <w:r>
+        <w:rPr>
+          <w:rStyle w:val="OperatorTok"/>
+        </w:rPr>
+        <w:t xml:space="preserve">);</w:t>
+      </w:r>
+      <w:r>
+        <w:br/>
+      </w:r>
+      <w:r>
+        <w:rPr>
+          <w:rStyle w:val="DataTypeTok"/>
+        </w:rPr>
+        <w:t xml:space="preserve">int</w:t>
+      </w:r>
+      <w:r>
+        <w:rPr>
+          <w:rStyle w:val="NormalTok"/>
+        </w:rPr>
+        <w:t xml:space="preserve"> fk_kv_remove </w:t>
+      </w:r>
+      <w:r>
+        <w:rPr>
+          <w:rStyle w:val="OperatorTok"/>
+        </w:rPr>
+        <w:t xml:space="preserve">(</w:t>
+      </w:r>
+      <w:r>
+        <w:rPr>
+          <w:rStyle w:val="NormalTok"/>
+        </w:rPr>
+        <w:t xml:space="preserve">fk_kv </w:t>
+      </w:r>
+      <w:r>
+        <w:rPr>
+          <w:rStyle w:val="OperatorTok"/>
+        </w:rPr>
+        <w:t xml:space="preserve">*</w:t>
+      </w:r>
+      <w:r>
+        <w:rPr>
+          <w:rStyle w:val="NormalTok"/>
+        </w:rPr>
+        <w:t xml:space="preserve">kv</w:t>
+      </w:r>
+      <w:r>
+        <w:rPr>
+          <w:rStyle w:val="OperatorTok"/>
+        </w:rPr>
+        <w:t xml:space="preserve">,</w:t>
+      </w:r>
+      <w:r>
+        <w:rPr>
+          <w:rStyle w:val="NormalTok"/>
+        </w:rPr>
+        <w:t xml:space="preserve"> </w:t>
+      </w:r>
+      <w:r>
+        <w:rPr>
+          <w:rStyle w:val="AttributeTok"/>
+        </w:rPr>
+        <w:t xml:space="preserve">const</w:t>
+      </w:r>
+      <w:r>
+        <w:rPr>
+          <w:rStyle w:val="NormalTok"/>
+        </w:rPr>
+        <w:t xml:space="preserve"> </w:t>
+      </w:r>
+      <w:r>
+        <w:rPr>
+          <w:rStyle w:val="DataTypeTok"/>
+        </w:rPr>
+        <w:t xml:space="preserve">char</w:t>
+      </w:r>
+      <w:r>
+        <w:rPr>
+          <w:rStyle w:val="NormalTok"/>
+        </w:rPr>
+        <w:t xml:space="preserve"> </w:t>
+      </w:r>
+      <w:r>
+        <w:rPr>
+          <w:rStyle w:val="OperatorTok"/>
+        </w:rPr>
+        <w:t xml:space="preserve">*</w:t>
+      </w:r>
+      <w:r>
+        <w:rPr>
+          <w:rStyle w:val="NormalTok"/>
+        </w:rPr>
+        <w:t xml:space="preserve">section</w:t>
+      </w:r>
+      <w:r>
+        <w:rPr>
+          <w:rStyle w:val="OperatorTok"/>
+        </w:rPr>
+        <w:t xml:space="preserve">,</w:t>
+      </w:r>
+      <w:r>
+        <w:rPr>
+          <w:rStyle w:val="NormalTok"/>
+        </w:rPr>
+        <w:t xml:space="preserve"> </w:t>
+      </w:r>
+      <w:r>
+        <w:rPr>
+          <w:rStyle w:val="AttributeTok"/>
+        </w:rPr>
+        <w:t xml:space="preserve">const</w:t>
+      </w:r>
+      <w:r>
+        <w:rPr>
+          <w:rStyle w:val="NormalTok"/>
+        </w:rPr>
+        <w:t xml:space="preserve"> </w:t>
+      </w:r>
+      <w:r>
+        <w:rPr>
+          <w:rStyle w:val="DataTypeTok"/>
+        </w:rPr>
+        <w:t xml:space="preserve">char</w:t>
+      </w:r>
+      <w:r>
+        <w:rPr>
+          <w:rStyle w:val="NormalTok"/>
+        </w:rPr>
+        <w:t xml:space="preserve"> </w:t>
+      </w:r>
+      <w:r>
+        <w:rPr>
+          <w:rStyle w:val="OperatorTok"/>
+        </w:rPr>
+        <w:t xml:space="preserve">*</w:t>
+      </w:r>
+      <w:r>
+        <w:rPr>
+          <w:rStyle w:val="NormalTok"/>
+        </w:rPr>
+        <w:t xml:space="preserve">key</w:t>
+      </w:r>
+      <w:r>
+        <w:rPr>
+          <w:rStyle w:val="OperatorTok"/>
+        </w:rPr>
+        <w:t xml:space="preserve">);</w:t>
+      </w:r>
+      <w:r>
+        <w:rPr>
+          <w:rStyle w:val="NormalTok"/>
+        </w:rPr>
+        <w:t xml:space="preserve"> </w:t>
+      </w:r>
+      <w:r>
+        <w:rPr>
+          <w:rStyle w:val="CommentTok"/>
+        </w:rPr>
+        <w:t xml:space="preserve">// the first match removed -&gt; 1, 0 none</w:t>
+      </w:r>
+    </w:p>
+    <w:bookmarkEnd w:id="36"/>
+    <w:bookmarkStart w:id="37" w:name="writing"/>
+    <w:p>
+      <w:pPr>
+        <w:pStyle w:val="Heading3"/>
+      </w:pPr>
+      <w:r>
+        <w:t xml:space="preserve">writing</w:t>
+      </w:r>
+    </w:p>
+    <w:p>
+      <w:pPr>
+        <w:pStyle w:val="FirstParagraph"/>
+      </w:pPr>
+      <w:r>
+        <w:t xml:space="preserve">The document as text: the comment as a first line ("# " put before it unless it starts with '#'; 0: none), the entries before any header, then each block "[name]" with its entries (ESCAPES: values escaped; PIPES: a multi-line value as "key =" and its "| " lines; neither: its new lines written as spaces). Written then parsed with the same flags, it gives the same entries. The pointer is the document's, valid until its next change / free; *len its length (0 accepted).</w:t>
+      </w:r>
+    </w:p>
+    <w:p>
+      <w:pPr>
+        <w:pStyle w:val="SourceCode"/>
+      </w:pPr>
+      <w:r>
+        <w:rPr>
+          <w:rStyle w:val="AttributeTok"/>
+        </w:rPr>
+        <w:t xml:space="preserve">const</w:t>
+      </w:r>
+      <w:r>
+        <w:rPr>
+          <w:rStyle w:val="NormalTok"/>
+        </w:rPr>
+        <w:t xml:space="preserve"> </w:t>
+      </w:r>
+      <w:r>
+        <w:rPr>
+          <w:rStyle w:val="DataTypeTok"/>
+        </w:rPr>
+        <w:t xml:space="preserve">char</w:t>
+      </w:r>
+      <w:r>
+        <w:rPr>
+          <w:rStyle w:val="NormalTok"/>
+        </w:rPr>
+        <w:t xml:space="preserve"> </w:t>
+      </w:r>
+      <w:r>
+        <w:rPr>
+          <w:rStyle w:val="OperatorTok"/>
+        </w:rPr>
+        <w:t xml:space="preserve">*</w:t>
+      </w:r>
+      <w:r>
+        <w:rPr>
+          <w:rStyle w:val="NormalTok"/>
+        </w:rPr>
+        <w:t xml:space="preserve">fk_kv_text </w:t>
+      </w:r>
+      <w:r>
+        <w:rPr>
+          <w:rStyle w:val="OperatorTok"/>
+        </w:rPr>
+        <w:t xml:space="preserve">(</w:t>
+      </w:r>
+      <w:r>
+        <w:rPr>
+          <w:rStyle w:val="NormalTok"/>
+        </w:rPr>
+        <w:t xml:space="preserve">fk_kv </w:t>
+      </w:r>
+      <w:r>
+        <w:rPr>
+          <w:rStyle w:val="OperatorTok"/>
+        </w:rPr>
+        <w:t xml:space="preserve">*</w:t>
+      </w:r>
+      <w:r>
+        <w:rPr>
+          <w:rStyle w:val="NormalTok"/>
+        </w:rPr>
+        <w:t xml:space="preserve">kv</w:t>
+      </w:r>
+      <w:r>
+        <w:rPr>
+          <w:rStyle w:val="OperatorTok"/>
+        </w:rPr>
+        <w:t xml:space="preserve">,</w:t>
+      </w:r>
+      <w:r>
+        <w:rPr>
+          <w:rStyle w:val="NormalTok"/>
+        </w:rPr>
+        <w:t xml:space="preserve"> </w:t>
+      </w:r>
+      <w:r>
+        <w:rPr>
+          <w:rStyle w:val="AttributeTok"/>
+        </w:rPr>
+        <w:t xml:space="preserve">const</w:t>
+      </w:r>
+      <w:r>
+        <w:rPr>
+          <w:rStyle w:val="NormalTok"/>
+        </w:rPr>
+        <w:t xml:space="preserve"> </w:t>
+      </w:r>
+      <w:r>
+        <w:rPr>
+          <w:rStyle w:val="DataTypeTok"/>
+        </w:rPr>
+        <w:t xml:space="preserve">char</w:t>
+      </w:r>
+      <w:r>
+        <w:rPr>
+          <w:rStyle w:val="NormalTok"/>
+        </w:rPr>
+        <w:t xml:space="preserve"> </w:t>
+      </w:r>
+      <w:r>
+        <w:rPr>
+          <w:rStyle w:val="OperatorTok"/>
+        </w:rPr>
+        <w:t xml:space="preserve">*</w:t>
+      </w:r>
+      <w:r>
+        <w:rPr>
+          <w:rStyle w:val="NormalTok"/>
+        </w:rPr>
+        <w:t xml:space="preserve">comment</w:t>
+      </w:r>
+      <w:r>
+        <w:rPr>
+          <w:rStyle w:val="OperatorTok"/>
+        </w:rPr>
+        <w:t xml:space="preserve">,</w:t>
+      </w:r>
+      <w:r>
+        <w:rPr>
+          <w:rStyle w:val="NormalTok"/>
+        </w:rPr>
+        <w:t xml:space="preserve"> </w:t>
+      </w:r>
+      <w:r>
+        <w:rPr>
+          <w:rStyle w:val="DataTypeTok"/>
+        </w:rPr>
+        <w:t xml:space="preserve">int</w:t>
+      </w:r>
+      <w:r>
+        <w:rPr>
+          <w:rStyle w:val="NormalTok"/>
+        </w:rPr>
+        <w:t xml:space="preserve"> </w:t>
+      </w:r>
+      <w:r>
+        <w:rPr>
+          <w:rStyle w:val="OperatorTok"/>
+        </w:rPr>
+        <w:t xml:space="preserve">*</w:t>
+      </w:r>
+      <w:r>
+        <w:rPr>
+          <w:rStyle w:val="NormalTok"/>
+        </w:rPr>
+        <w:t xml:space="preserve">len</w:t>
+      </w:r>
+      <w:r>
+        <w:rPr>
+          <w:rStyle w:val="OperatorTok"/>
+        </w:rPr>
+        <w:t xml:space="preserve">);</w:t>
+      </w:r>
+      <w:r>
+        <w:br/>
+      </w:r>
+      <w:r>
+        <w:rPr>
+          <w:rStyle w:val="DataTypeTok"/>
+        </w:rPr>
+        <w:t xml:space="preserve">int</w:t>
+      </w:r>
+      <w:r>
+        <w:rPr>
+          <w:rStyle w:val="NormalTok"/>
+        </w:rPr>
+        <w:t xml:space="preserve"> fk_kv_save </w:t>
+      </w:r>
+      <w:r>
+        <w:rPr>
+          <w:rStyle w:val="OperatorTok"/>
+        </w:rPr>
+        <w:t xml:space="preserve">(</w:t>
+      </w:r>
+      <w:r>
+        <w:rPr>
+          <w:rStyle w:val="NormalTok"/>
+        </w:rPr>
+        <w:t xml:space="preserve">fk_kv </w:t>
+      </w:r>
+      <w:r>
+        <w:rPr>
+          <w:rStyle w:val="OperatorTok"/>
+        </w:rPr>
+        <w:t xml:space="preserve">*</w:t>
+      </w:r>
+      <w:r>
+        <w:rPr>
+          <w:rStyle w:val="NormalTok"/>
+        </w:rPr>
+        <w:t xml:space="preserve">kv</w:t>
+      </w:r>
+      <w:r>
+        <w:rPr>
+          <w:rStyle w:val="OperatorTok"/>
+        </w:rPr>
+        <w:t xml:space="preserve">,</w:t>
+      </w:r>
+      <w:r>
+        <w:rPr>
+          <w:rStyle w:val="NormalTok"/>
+        </w:rPr>
+        <w:t xml:space="preserve"> </w:t>
+      </w:r>
+      <w:r>
+        <w:rPr>
+          <w:rStyle w:val="AttributeTok"/>
+        </w:rPr>
+        <w:t xml:space="preserve">const</w:t>
+      </w:r>
+      <w:r>
+        <w:rPr>
+          <w:rStyle w:val="NormalTok"/>
+        </w:rPr>
+        <w:t xml:space="preserve"> </w:t>
+      </w:r>
+      <w:r>
+        <w:rPr>
+          <w:rStyle w:val="DataTypeTok"/>
+        </w:rPr>
+        <w:t xml:space="preserve">char</w:t>
+      </w:r>
+      <w:r>
+        <w:rPr>
+          <w:rStyle w:val="NormalTok"/>
+        </w:rPr>
+        <w:t xml:space="preserve"> </w:t>
+      </w:r>
+      <w:r>
+        <w:rPr>
+          <w:rStyle w:val="OperatorTok"/>
+        </w:rPr>
+        <w:t xml:space="preserve">*</w:t>
+      </w:r>
+      <w:r>
+        <w:rPr>
+          <w:rStyle w:val="NormalTok"/>
+        </w:rPr>
+        <w:t xml:space="preserve">path</w:t>
+      </w:r>
+      <w:r>
+        <w:rPr>
+          <w:rStyle w:val="OperatorTok"/>
+        </w:rPr>
+        <w:t xml:space="preserve">,</w:t>
+      </w:r>
+      <w:r>
+        <w:rPr>
+          <w:rStyle w:val="NormalTok"/>
+        </w:rPr>
+        <w:t xml:space="preserve"> </w:t>
+      </w:r>
+      <w:r>
+        <w:rPr>
+          <w:rStyle w:val="AttributeTok"/>
+        </w:rPr>
+        <w:t xml:space="preserve">const</w:t>
+      </w:r>
+      <w:r>
+        <w:rPr>
+          <w:rStyle w:val="NormalTok"/>
+        </w:rPr>
+        <w:t xml:space="preserve"> </w:t>
+      </w:r>
+      <w:r>
+        <w:rPr>
+          <w:rStyle w:val="DataTypeTok"/>
+        </w:rPr>
+        <w:t xml:space="preserve">char</w:t>
+      </w:r>
+      <w:r>
+        <w:rPr>
+          <w:rStyle w:val="NormalTok"/>
+        </w:rPr>
+        <w:t xml:space="preserve"> </w:t>
+      </w:r>
+      <w:r>
+        <w:rPr>
+          <w:rStyle w:val="OperatorTok"/>
+        </w:rPr>
+        <w:t xml:space="preserve">*</w:t>
+      </w:r>
+      <w:r>
+        <w:rPr>
+          <w:rStyle w:val="NormalTok"/>
+        </w:rPr>
+        <w:t xml:space="preserve">comment</w:t>
+      </w:r>
+      <w:r>
+        <w:rPr>
+          <w:rStyle w:val="OperatorTok"/>
+        </w:rPr>
+        <w:t xml:space="preserve">);</w:t>
+      </w:r>
+      <w:r>
+        <w:rPr>
+          <w:rStyle w:val="NormalTok"/>
+        </w:rPr>
+        <w:t xml:space="preserve">  </w:t>
+      </w:r>
+      <w:r>
+        <w:rPr>
+          <w:rStyle w:val="CommentTok"/>
+        </w:rPr>
+        <w:t xml:space="preserve">// fk_kv_text written to path (kapi_save_file) -&gt; 0, -1</w:t>
+      </w:r>
+    </w:p>
+    <w:bookmarkEnd w:id="37"/>
+    <w:bookmarkEnd w:id="38"/>
     <w:sectPr>
       <w:footerReference r:id="rId9" w:type="default"/>
       <w:footnotePr>

--- a/docs/exports/14-FILEKIT.docx
+++ b/docs/exports/14-FILEKIT.docx
@@ -406,7 +406,7 @@
               <w:t xml:space="preserve"> </w:t>
             </w:r>
             <w:r>
-              <w:t xml:space="preserve">— 96 entries in its table (</w:t>
+              <w:t xml:space="preserve">— 99 entries in its table (</w:t>
             </w:r>
             <w:r>
               <w:rPr>
@@ -2701,6 +2701,457 @@
       </w:r>
       <w:r>
         <w:t xml:space="preserve">so.</w:t>
+      </w:r>
+    </w:p>
+    <w:p>
+      <w:pPr>
+        <w:pStyle w:val="BodyText"/>
+      </w:pPr>
+      <w:r>
+        <w:t xml:space="preserve">Blocks of the same name written (the Clock's</w:t>
+      </w:r>
+      <w:r>
+        <w:t xml:space="preserve"> </w:t>
+      </w:r>
+      <w:r>
+        <w:rPr>
+          <w:rStyle w:val="VerbatimChar"/>
+        </w:rPr>
+        <w:t xml:space="preserve">[alarm]</w:t>
+      </w:r>
+      <w:r>
+        <w:t xml:space="preserve"> </w:t>
+      </w:r>
+      <w:r>
+        <w:t xml:space="preserve">list;</w:t>
+      </w:r>
+      <w:r>
+        <w:t xml:space="preserve"> </w:t>
+      </w:r>
+      <w:r>
+        <w:rPr>
+          <w:rStyle w:val="VerbatimChar"/>
+        </w:rPr>
+        <w:t xml:space="preserve">fk_kv_set</w:t>
+      </w:r>
+      <w:r>
+        <w:t xml:space="preserve"> </w:t>
+      </w:r>
+      <w:r>
+        <w:t xml:space="preserve">reaches only a name's first block): a new</w:t>
+      </w:r>
+      <w:r>
+        <w:t xml:space="preserve"> </w:t>
+      </w:r>
+      <w:r>
+        <w:t xml:space="preserve">block made at the end, its keys set and read by its number —</w:t>
+      </w:r>
+    </w:p>
+    <w:p>
+      <w:pPr>
+        <w:pStyle w:val="SourceCode"/>
+      </w:pPr>
+      <w:r>
+        <w:rPr>
+          <w:rStyle w:val="NormalTok"/>
+        </w:rPr>
+        <w:t xml:space="preserve">fk_kv </w:t>
+      </w:r>
+      <w:r>
+        <w:rPr>
+          <w:rStyle w:val="OperatorTok"/>
+        </w:rPr>
+        <w:t xml:space="preserve">*</w:t>
+      </w:r>
+      <w:r>
+        <w:rPr>
+          <w:rStyle w:val="NormalTok"/>
+        </w:rPr>
+        <w:t xml:space="preserve">kv </w:t>
+      </w:r>
+      <w:r>
+        <w:rPr>
+          <w:rStyle w:val="OperatorTok"/>
+        </w:rPr>
+        <w:t xml:space="preserve">=</w:t>
+      </w:r>
+      <w:r>
+        <w:rPr>
+          <w:rStyle w:val="NormalTok"/>
+        </w:rPr>
+        <w:t xml:space="preserve"> fk_kv_new </w:t>
+      </w:r>
+      <w:r>
+        <w:rPr>
+          <w:rStyle w:val="OperatorTok"/>
+        </w:rPr>
+        <w:t xml:space="preserve">(</w:t>
+      </w:r>
+      <w:r>
+        <w:rPr>
+          <w:rStyle w:val="DecValTok"/>
+        </w:rPr>
+        <w:t xml:space="preserve">0</w:t>
+      </w:r>
+      <w:r>
+        <w:rPr>
+          <w:rStyle w:val="OperatorTok"/>
+        </w:rPr>
+        <w:t xml:space="preserve">);</w:t>
+      </w:r>
+      <w:r>
+        <w:br/>
+      </w:r>
+      <w:r>
+        <w:rPr>
+          <w:rStyle w:val="DataTypeTok"/>
+        </w:rPr>
+        <w:t xml:space="preserve">int</w:t>
+      </w:r>
+      <w:r>
+        <w:rPr>
+          <w:rStyle w:val="NormalTok"/>
+        </w:rPr>
+        <w:t xml:space="preserve"> b </w:t>
+      </w:r>
+      <w:r>
+        <w:rPr>
+          <w:rStyle w:val="OperatorTok"/>
+        </w:rPr>
+        <w:t xml:space="preserve">=</w:t>
+      </w:r>
+      <w:r>
+        <w:rPr>
+          <w:rStyle w:val="NormalTok"/>
+        </w:rPr>
+        <w:t xml:space="preserve"> fk_kv_block_new </w:t>
+      </w:r>
+      <w:r>
+        <w:rPr>
+          <w:rStyle w:val="OperatorTok"/>
+        </w:rPr>
+        <w:t xml:space="preserve">(</w:t>
+      </w:r>
+      <w:r>
+        <w:rPr>
+          <w:rStyle w:val="NormalTok"/>
+        </w:rPr>
+        <w:t xml:space="preserve">kv</w:t>
+      </w:r>
+      <w:r>
+        <w:rPr>
+          <w:rStyle w:val="OperatorTok"/>
+        </w:rPr>
+        <w:t xml:space="preserve">,</w:t>
+      </w:r>
+      <w:r>
+        <w:rPr>
+          <w:rStyle w:val="NormalTok"/>
+        </w:rPr>
+        <w:t xml:space="preserve"> </w:t>
+      </w:r>
+      <w:r>
+        <w:rPr>
+          <w:rStyle w:val="StringTok"/>
+        </w:rPr>
+        <w:t xml:space="preserve">"alarm"</w:t>
+      </w:r>
+      <w:r>
+        <w:rPr>
+          <w:rStyle w:val="OperatorTok"/>
+        </w:rPr>
+        <w:t xml:space="preserve">);</w:t>
+      </w:r>
+      <w:r>
+        <w:rPr>
+          <w:rStyle w:val="NormalTok"/>
+        </w:rPr>
+        <w:t xml:space="preserve">                      </w:t>
+      </w:r>
+      <w:r>
+        <w:rPr>
+          <w:rStyle w:val="CommentTok"/>
+        </w:rPr>
+        <w:t xml:space="preserve">// its number (1-based), -1 no memory</w:t>
+      </w:r>
+      <w:r>
+        <w:br/>
+      </w:r>
+      <w:r>
+        <w:rPr>
+          <w:rStyle w:val="NormalTok"/>
+        </w:rPr>
+        <w:t xml:space="preserve">fk_kv_block_set </w:t>
+      </w:r>
+      <w:r>
+        <w:rPr>
+          <w:rStyle w:val="OperatorTok"/>
+        </w:rPr>
+        <w:t xml:space="preserve">(</w:t>
+      </w:r>
+      <w:r>
+        <w:rPr>
+          <w:rStyle w:val="NormalTok"/>
+        </w:rPr>
+        <w:t xml:space="preserve">kv</w:t>
+      </w:r>
+      <w:r>
+        <w:rPr>
+          <w:rStyle w:val="OperatorTok"/>
+        </w:rPr>
+        <w:t xml:space="preserve">,</w:t>
+      </w:r>
+      <w:r>
+        <w:rPr>
+          <w:rStyle w:val="NormalTok"/>
+        </w:rPr>
+        <w:t xml:space="preserve"> b</w:t>
+      </w:r>
+      <w:r>
+        <w:rPr>
+          <w:rStyle w:val="OperatorTok"/>
+        </w:rPr>
+        <w:t xml:space="preserve">,</w:t>
+      </w:r>
+      <w:r>
+        <w:rPr>
+          <w:rStyle w:val="NormalTok"/>
+        </w:rPr>
+        <w:t xml:space="preserve"> </w:t>
+      </w:r>
+      <w:r>
+        <w:rPr>
+          <w:rStyle w:val="StringTok"/>
+        </w:rPr>
+        <w:t xml:space="preserve">"time"</w:t>
+      </w:r>
+      <w:r>
+        <w:rPr>
+          <w:rStyle w:val="OperatorTok"/>
+        </w:rPr>
+        <w:t xml:space="preserve">,</w:t>
+      </w:r>
+      <w:r>
+        <w:rPr>
+          <w:rStyle w:val="NormalTok"/>
+        </w:rPr>
+        <w:t xml:space="preserve"> </w:t>
+      </w:r>
+      <w:r>
+        <w:rPr>
+          <w:rStyle w:val="StringTok"/>
+        </w:rPr>
+        <w:t xml:space="preserve">"07:00"</w:t>
+      </w:r>
+      <w:r>
+        <w:rPr>
+          <w:rStyle w:val="OperatorTok"/>
+        </w:rPr>
+        <w:t xml:space="preserve">);</w:t>
+      </w:r>
+      <w:r>
+        <w:rPr>
+          <w:rStyle w:val="NormalTok"/>
+        </w:rPr>
+        <w:t xml:space="preserve">                   </w:t>
+      </w:r>
+      <w:r>
+        <w:rPr>
+          <w:rStyle w:val="CommentTok"/>
+        </w:rPr>
+        <w:t xml:space="preserve">// replaced in block b, else added at its end</w:t>
+      </w:r>
+      <w:r>
+        <w:br/>
+      </w:r>
+      <w:r>
+        <w:rPr>
+          <w:rStyle w:val="DataTypeTok"/>
+        </w:rPr>
+        <w:t xml:space="preserve">const</w:t>
+      </w:r>
+      <w:r>
+        <w:rPr>
+          <w:rStyle w:val="NormalTok"/>
+        </w:rPr>
+        <w:t xml:space="preserve"> </w:t>
+      </w:r>
+      <w:r>
+        <w:rPr>
+          <w:rStyle w:val="DataTypeTok"/>
+        </w:rPr>
+        <w:t xml:space="preserve">char</w:t>
+      </w:r>
+      <w:r>
+        <w:rPr>
+          <w:rStyle w:val="NormalTok"/>
+        </w:rPr>
+        <w:t xml:space="preserve"> </w:t>
+      </w:r>
+      <w:r>
+        <w:rPr>
+          <w:rStyle w:val="OperatorTok"/>
+        </w:rPr>
+        <w:t xml:space="preserve">*</w:t>
+      </w:r>
+      <w:r>
+        <w:rPr>
+          <w:rStyle w:val="NormalTok"/>
+        </w:rPr>
+        <w:t xml:space="preserve">t </w:t>
+      </w:r>
+      <w:r>
+        <w:rPr>
+          <w:rStyle w:val="OperatorTok"/>
+        </w:rPr>
+        <w:t xml:space="preserve">=</w:t>
+      </w:r>
+      <w:r>
+        <w:rPr>
+          <w:rStyle w:val="NormalTok"/>
+        </w:rPr>
+        <w:t xml:space="preserve"> fk_kv_block_get </w:t>
+      </w:r>
+      <w:r>
+        <w:rPr>
+          <w:rStyle w:val="OperatorTok"/>
+        </w:rPr>
+        <w:t xml:space="preserve">(</w:t>
+      </w:r>
+      <w:r>
+        <w:rPr>
+          <w:rStyle w:val="NormalTok"/>
+        </w:rPr>
+        <w:t xml:space="preserve">kv</w:t>
+      </w:r>
+      <w:r>
+        <w:rPr>
+          <w:rStyle w:val="OperatorTok"/>
+        </w:rPr>
+        <w:t xml:space="preserve">,</w:t>
+      </w:r>
+      <w:r>
+        <w:rPr>
+          <w:rStyle w:val="NormalTok"/>
+        </w:rPr>
+        <w:t xml:space="preserve"> b</w:t>
+      </w:r>
+      <w:r>
+        <w:rPr>
+          <w:rStyle w:val="OperatorTok"/>
+        </w:rPr>
+        <w:t xml:space="preserve">,</w:t>
+      </w:r>
+      <w:r>
+        <w:rPr>
+          <w:rStyle w:val="NormalTok"/>
+        </w:rPr>
+        <w:t xml:space="preserve"> </w:t>
+      </w:r>
+      <w:r>
+        <w:rPr>
+          <w:rStyle w:val="StringTok"/>
+        </w:rPr>
+        <w:t xml:space="preserve">"time"</w:t>
+      </w:r>
+      <w:r>
+        <w:rPr>
+          <w:rStyle w:val="OperatorTok"/>
+        </w:rPr>
+        <w:t xml:space="preserve">,</w:t>
+      </w:r>
+      <w:r>
+        <w:rPr>
+          <w:rStyle w:val="NormalTok"/>
+        </w:rPr>
+        <w:t xml:space="preserve"> </w:t>
+      </w:r>
+      <w:r>
+        <w:rPr>
+          <w:rStyle w:val="StringTok"/>
+        </w:rPr>
+        <w:t xml:space="preserve">""</w:t>
+      </w:r>
+      <w:r>
+        <w:rPr>
+          <w:rStyle w:val="OperatorTok"/>
+        </w:rPr>
+        <w:t xml:space="preserve">);</w:t>
+      </w:r>
+      <w:r>
+        <w:rPr>
+          <w:rStyle w:val="NormalTok"/>
+        </w:rPr>
+        <w:t xml:space="preserve">        </w:t>
+      </w:r>
+      <w:r>
+        <w:rPr>
+          <w:rStyle w:val="CommentTok"/>
+        </w:rPr>
+        <w:t xml:space="preserve">// block b's value ("" if none)</w:t>
+      </w:r>
+      <w:r>
+        <w:br/>
+      </w:r>
+      <w:r>
+        <w:rPr>
+          <w:rStyle w:val="NormalTok"/>
+        </w:rPr>
+        <w:t xml:space="preserve">fk_kv_save </w:t>
+      </w:r>
+      <w:r>
+        <w:rPr>
+          <w:rStyle w:val="OperatorTok"/>
+        </w:rPr>
+        <w:t xml:space="preserve">(</w:t>
+      </w:r>
+      <w:r>
+        <w:rPr>
+          <w:rStyle w:val="NormalTok"/>
+        </w:rPr>
+        <w:t xml:space="preserve">kv</w:t>
+      </w:r>
+      <w:r>
+        <w:rPr>
+          <w:rStyle w:val="OperatorTok"/>
+        </w:rPr>
+        <w:t xml:space="preserve">,</w:t>
+      </w:r>
+      <w:r>
+        <w:rPr>
+          <w:rStyle w:val="NormalTok"/>
+        </w:rPr>
+        <w:t xml:space="preserve"> </w:t>
+      </w:r>
+      <w:r>
+        <w:rPr>
+          <w:rStyle w:val="StringTok"/>
+        </w:rPr>
+        <w:t xml:space="preserve">"SD:/apps/clock.app/alarms.txt"</w:t>
+      </w:r>
+      <w:r>
+        <w:rPr>
+          <w:rStyle w:val="OperatorTok"/>
+        </w:rPr>
+        <w:t xml:space="preserve">,</w:t>
+      </w:r>
+      <w:r>
+        <w:rPr>
+          <w:rStyle w:val="NormalTok"/>
+        </w:rPr>
+        <w:t xml:space="preserve"> </w:t>
+      </w:r>
+      <w:r>
+        <w:rPr>
+          <w:rStyle w:val="StringTok"/>
+        </w:rPr>
+        <w:t xml:space="preserve">"# Clock -- the alarms"</w:t>
+      </w:r>
+      <w:r>
+        <w:rPr>
+          <w:rStyle w:val="OperatorTok"/>
+        </w:rPr>
+        <w:t xml:space="preserve">);</w:t>
       </w:r>
     </w:p>
     <w:bookmarkEnd w:id="23"/>
@@ -7003,6 +7454,138 @@
               <w:rPr>
                 <w:rStyle w:val="VerbatimChar"/>
               </w:rPr>
+              <w:t xml:space="preserve">fk_kv_block_new</w:t>
+            </w:r>
+          </w:p>
+        </w:tc>
+        <w:tc>
+          <w:tcPr/>
+          <w:p>
+            <w:pPr>
+              <w:pStyle w:val="Compact"/>
+              <w:jc w:val="left"/>
+            </w:pPr>
+            <w:r>
+              <w:t xml:space="preserve">Blocks of the same name, each its own (a list of [alarm]s, a pack's [level]s)</w:t>
+            </w:r>
+          </w:p>
+        </w:tc>
+        <w:tc>
+          <w:tcPr/>
+          <w:p>
+            <w:pPr>
+              <w:pStyle w:val="Compact"/>
+              <w:jc w:val="left"/>
+            </w:pPr>
+            <w:r>
+              <w:rPr>
+                <w:rStyle w:val="VerbatimChar"/>
+              </w:rPr>
+              <w:t xml:space="preserve">kvtext.h</w:t>
+            </w:r>
+          </w:p>
+        </w:tc>
+      </w:tr>
+      <w:tr>
+        <w:tc>
+          <w:tcPr/>
+          <w:p>
+            <w:pPr>
+              <w:pStyle w:val="Compact"/>
+              <w:jc w:val="left"/>
+            </w:pPr>
+            <w:r>
+              <w:rPr>
+                <w:rStyle w:val="VerbatimChar"/>
+              </w:rPr>
+              <w:t xml:space="preserve">fk_kv_block_get</w:t>
+            </w:r>
+          </w:p>
+        </w:tc>
+        <w:tc>
+          <w:tcPr/>
+          <w:p>
+            <w:pPr>
+              <w:pStyle w:val="Compact"/>
+              <w:jc w:val="left"/>
+            </w:pPr>
+            <w:r>
+              <w:t xml:space="preserve">block b's value of key, def if none (b 0 / out of range: def)</w:t>
+            </w:r>
+          </w:p>
+        </w:tc>
+        <w:tc>
+          <w:tcPr/>
+          <w:p>
+            <w:pPr>
+              <w:pStyle w:val="Compact"/>
+              <w:jc w:val="left"/>
+            </w:pPr>
+            <w:r>
+              <w:rPr>
+                <w:rStyle w:val="VerbatimChar"/>
+              </w:rPr>
+              <w:t xml:space="preserve">kvtext.h</w:t>
+            </w:r>
+          </w:p>
+        </w:tc>
+      </w:tr>
+      <w:tr>
+        <w:tc>
+          <w:tcPr/>
+          <w:p>
+            <w:pPr>
+              <w:pStyle w:val="Compact"/>
+              <w:jc w:val="left"/>
+            </w:pPr>
+            <w:r>
+              <w:rPr>
+                <w:rStyle w:val="VerbatimChar"/>
+              </w:rPr>
+              <w:t xml:space="preserve">fk_kv_block_set</w:t>
+            </w:r>
+          </w:p>
+        </w:tc>
+        <w:tc>
+          <w:tcPr/>
+          <w:p>
+            <w:pPr>
+              <w:pStyle w:val="Compact"/>
+              <w:jc w:val="left"/>
+            </w:pPr>
+            <w:r>
+              <w:t xml:space="preserve">in block b: replaced, else added at its end -&gt; 0, -1 (no memory, no key, no block b)</w:t>
+            </w:r>
+          </w:p>
+        </w:tc>
+        <w:tc>
+          <w:tcPr/>
+          <w:p>
+            <w:pPr>
+              <w:pStyle w:val="Compact"/>
+              <w:jc w:val="left"/>
+            </w:pPr>
+            <w:r>
+              <w:rPr>
+                <w:rStyle w:val="VerbatimChar"/>
+              </w:rPr>
+              <w:t xml:space="preserve">kvtext.h</w:t>
+            </w:r>
+          </w:p>
+        </w:tc>
+      </w:tr>
+      <w:tr>
+        <w:tc>
+          <w:tcPr/>
+          <w:p>
+            <w:pPr>
+              <w:pStyle w:val="Compact"/>
+              <w:jc w:val="left"/>
+            </w:pPr>
+            <w:r>
+              <w:rPr>
+                <w:rStyle w:val="VerbatimChar"/>
+              </w:rPr>
               <w:t xml:space="preserve">fk_kv_get</w:t>
             </w:r>
           </w:p>
@@ -21228,6 +21811,493 @@
           <w:rStyle w:val="CommentTok"/>
         </w:rPr>
         <w:t xml:space="preserve">// its header's line (0: made, not read)</w:t>
+      </w:r>
+    </w:p>
+    <w:p>
+      <w:pPr>
+        <w:pStyle w:val="FirstParagraph"/>
+      </w:pPr>
+      <w:r>
+        <w:t xml:space="preserve">Blocks of the same name, each its own (a list of [alarm]s, a pack's [level]s): a new "[name]" block made at the end -&gt; its number (1-based), -1 no memory. fk_kv_set reaches only a name's first block; these, any block by number.</w:t>
+      </w:r>
+    </w:p>
+    <w:p>
+      <w:pPr>
+        <w:pStyle w:val="SourceCode"/>
+      </w:pPr>
+      <w:r>
+        <w:rPr>
+          <w:rStyle w:val="DataTypeTok"/>
+        </w:rPr>
+        <w:t xml:space="preserve">int</w:t>
+      </w:r>
+      <w:r>
+        <w:rPr>
+          <w:rStyle w:val="NormalTok"/>
+        </w:rPr>
+        <w:t xml:space="preserve"> fk_kv_block_new </w:t>
+      </w:r>
+      <w:r>
+        <w:rPr>
+          <w:rStyle w:val="OperatorTok"/>
+        </w:rPr>
+        <w:t xml:space="preserve">(</w:t>
+      </w:r>
+      <w:r>
+        <w:rPr>
+          <w:rStyle w:val="NormalTok"/>
+        </w:rPr>
+        <w:t xml:space="preserve">fk_kv </w:t>
+      </w:r>
+      <w:r>
+        <w:rPr>
+          <w:rStyle w:val="OperatorTok"/>
+        </w:rPr>
+        <w:t xml:space="preserve">*</w:t>
+      </w:r>
+      <w:r>
+        <w:rPr>
+          <w:rStyle w:val="NormalTok"/>
+        </w:rPr>
+        <w:t xml:space="preserve">kv</w:t>
+      </w:r>
+      <w:r>
+        <w:rPr>
+          <w:rStyle w:val="OperatorTok"/>
+        </w:rPr>
+        <w:t xml:space="preserve">,</w:t>
+      </w:r>
+      <w:r>
+        <w:rPr>
+          <w:rStyle w:val="NormalTok"/>
+        </w:rPr>
+        <w:t xml:space="preserve"> </w:t>
+      </w:r>
+      <w:r>
+        <w:rPr>
+          <w:rStyle w:val="AttributeTok"/>
+        </w:rPr>
+        <w:t xml:space="preserve">const</w:t>
+      </w:r>
+      <w:r>
+        <w:rPr>
+          <w:rStyle w:val="NormalTok"/>
+        </w:rPr>
+        <w:t xml:space="preserve"> </w:t>
+      </w:r>
+      <w:r>
+        <w:rPr>
+          <w:rStyle w:val="DataTypeTok"/>
+        </w:rPr>
+        <w:t xml:space="preserve">char</w:t>
+      </w:r>
+      <w:r>
+        <w:rPr>
+          <w:rStyle w:val="NormalTok"/>
+        </w:rPr>
+        <w:t xml:space="preserve"> </w:t>
+      </w:r>
+      <w:r>
+        <w:rPr>
+          <w:rStyle w:val="OperatorTok"/>
+        </w:rPr>
+        <w:t xml:space="preserve">*</w:t>
+      </w:r>
+      <w:r>
+        <w:rPr>
+          <w:rStyle w:val="NormalTok"/>
+        </w:rPr>
+        <w:t xml:space="preserve">name</w:t>
+      </w:r>
+      <w:r>
+        <w:rPr>
+          <w:rStyle w:val="OperatorTok"/>
+        </w:rPr>
+        <w:t xml:space="preserve">);</w:t>
+      </w:r>
+      <w:r>
+        <w:br/>
+      </w:r>
+      <w:r>
+        <w:rPr>
+          <w:rStyle w:val="AttributeTok"/>
+        </w:rPr>
+        <w:t xml:space="preserve">const</w:t>
+      </w:r>
+      <w:r>
+        <w:rPr>
+          <w:rStyle w:val="NormalTok"/>
+        </w:rPr>
+        <w:t xml:space="preserve"> </w:t>
+      </w:r>
+      <w:r>
+        <w:rPr>
+          <w:rStyle w:val="DataTypeTok"/>
+        </w:rPr>
+        <w:t xml:space="preserve">char</w:t>
+      </w:r>
+      <w:r>
+        <w:rPr>
+          <w:rStyle w:val="NormalTok"/>
+        </w:rPr>
+        <w:t xml:space="preserve"> </w:t>
+      </w:r>
+      <w:r>
+        <w:rPr>
+          <w:rStyle w:val="OperatorTok"/>
+        </w:rPr>
+        <w:t xml:space="preserve">*</w:t>
+      </w:r>
+      <w:r>
+        <w:rPr>
+          <w:rStyle w:val="NormalTok"/>
+        </w:rPr>
+        <w:t xml:space="preserve">fk_kv_block_get </w:t>
+      </w:r>
+      <w:r>
+        <w:rPr>
+          <w:rStyle w:val="OperatorTok"/>
+        </w:rPr>
+        <w:t xml:space="preserve">(</w:t>
+      </w:r>
+      <w:r>
+        <w:rPr>
+          <w:rStyle w:val="AttributeTok"/>
+        </w:rPr>
+        <w:t xml:space="preserve">const</w:t>
+      </w:r>
+      <w:r>
+        <w:rPr>
+          <w:rStyle w:val="NormalTok"/>
+        </w:rPr>
+        <w:t xml:space="preserve"> fk_kv </w:t>
+      </w:r>
+      <w:r>
+        <w:rPr>
+          <w:rStyle w:val="OperatorTok"/>
+        </w:rPr>
+        <w:t xml:space="preserve">*</w:t>
+      </w:r>
+      <w:r>
+        <w:rPr>
+          <w:rStyle w:val="NormalTok"/>
+        </w:rPr>
+        <w:t xml:space="preserve">kv</w:t>
+      </w:r>
+      <w:r>
+        <w:rPr>
+          <w:rStyle w:val="OperatorTok"/>
+        </w:rPr>
+        <w:t xml:space="preserve">,</w:t>
+      </w:r>
+      <w:r>
+        <w:rPr>
+          <w:rStyle w:val="NormalTok"/>
+        </w:rPr>
+        <w:t xml:space="preserve"> </w:t>
+      </w:r>
+      <w:r>
+        <w:rPr>
+          <w:rStyle w:val="DataTypeTok"/>
+        </w:rPr>
+        <w:t xml:space="preserve">int</w:t>
+      </w:r>
+      <w:r>
+        <w:rPr>
+          <w:rStyle w:val="NormalTok"/>
+        </w:rPr>
+        <w:t xml:space="preserve"> b</w:t>
+      </w:r>
+      <w:r>
+        <w:rPr>
+          <w:rStyle w:val="OperatorTok"/>
+        </w:rPr>
+        <w:t xml:space="preserve">,</w:t>
+      </w:r>
+      <w:r>
+        <w:rPr>
+          <w:rStyle w:val="NormalTok"/>
+        </w:rPr>
+        <w:t xml:space="preserve"> </w:t>
+      </w:r>
+      <w:r>
+        <w:rPr>
+          <w:rStyle w:val="AttributeTok"/>
+        </w:rPr>
+        <w:t xml:space="preserve">const</w:t>
+      </w:r>
+      <w:r>
+        <w:rPr>
+          <w:rStyle w:val="NormalTok"/>
+        </w:rPr>
+        <w:t xml:space="preserve"> </w:t>
+      </w:r>
+      <w:r>
+        <w:rPr>
+          <w:rStyle w:val="DataTypeTok"/>
+        </w:rPr>
+        <w:t xml:space="preserve">char</w:t>
+      </w:r>
+      <w:r>
+        <w:rPr>
+          <w:rStyle w:val="NormalTok"/>
+        </w:rPr>
+        <w:t xml:space="preserve"> </w:t>
+      </w:r>
+      <w:r>
+        <w:rPr>
+          <w:rStyle w:val="OperatorTok"/>
+        </w:rPr>
+        <w:t xml:space="preserve">*</w:t>
+      </w:r>
+      <w:r>
+        <w:rPr>
+          <w:rStyle w:val="NormalTok"/>
+        </w:rPr>
+        <w:t xml:space="preserve">key</w:t>
+      </w:r>
+      <w:r>
+        <w:rPr>
+          <w:rStyle w:val="OperatorTok"/>
+        </w:rPr>
+        <w:t xml:space="preserve">,</w:t>
+      </w:r>
+      <w:r>
+        <w:rPr>
+          <w:rStyle w:val="NormalTok"/>
+        </w:rPr>
+        <w:t xml:space="preserve"> </w:t>
+      </w:r>
+      <w:r>
+        <w:rPr>
+          <w:rStyle w:val="AttributeTok"/>
+        </w:rPr>
+        <w:t xml:space="preserve">const</w:t>
+      </w:r>
+      <w:r>
+        <w:rPr>
+          <w:rStyle w:val="NormalTok"/>
+        </w:rPr>
+        <w:t xml:space="preserve"> </w:t>
+      </w:r>
+      <w:r>
+        <w:rPr>
+          <w:rStyle w:val="DataTypeTok"/>
+        </w:rPr>
+        <w:t xml:space="preserve">char</w:t>
+      </w:r>
+      <w:r>
+        <w:rPr>
+          <w:rStyle w:val="NormalTok"/>
+        </w:rPr>
+        <w:t xml:space="preserve"> </w:t>
+      </w:r>
+      <w:r>
+        <w:rPr>
+          <w:rStyle w:val="OperatorTok"/>
+        </w:rPr>
+        <w:t xml:space="preserve">*</w:t>
+      </w:r>
+      <w:r>
+        <w:rPr>
+          <w:rStyle w:val="NormalTok"/>
+        </w:rPr>
+        <w:t xml:space="preserve">def</w:t>
+      </w:r>
+      <w:r>
+        <w:rPr>
+          <w:rStyle w:val="OperatorTok"/>
+        </w:rPr>
+        <w:t xml:space="preserve">);</w:t>
+      </w:r>
+      <w:r>
+        <w:rPr>
+          <w:rStyle w:val="NormalTok"/>
+        </w:rPr>
+        <w:t xml:space="preserve"> </w:t>
+      </w:r>
+      <w:r>
+        <w:rPr>
+          <w:rStyle w:val="CommentTok"/>
+        </w:rPr>
+        <w:t xml:space="preserve">// block b's value of key, def if none (b 0 / out of range: def)</w:t>
+      </w:r>
+      <w:r>
+        <w:br/>
+      </w:r>
+      <w:r>
+        <w:rPr>
+          <w:rStyle w:val="DataTypeTok"/>
+        </w:rPr>
+        <w:t xml:space="preserve">int</w:t>
+      </w:r>
+      <w:r>
+        <w:rPr>
+          <w:rStyle w:val="NormalTok"/>
+        </w:rPr>
+        <w:t xml:space="preserve"> fk_kv_block_set </w:t>
+      </w:r>
+      <w:r>
+        <w:rPr>
+          <w:rStyle w:val="OperatorTok"/>
+        </w:rPr>
+        <w:t xml:space="preserve">(</w:t>
+      </w:r>
+      <w:r>
+        <w:rPr>
+          <w:rStyle w:val="NormalTok"/>
+        </w:rPr>
+        <w:t xml:space="preserve">fk_kv </w:t>
+      </w:r>
+      <w:r>
+        <w:rPr>
+          <w:rStyle w:val="OperatorTok"/>
+        </w:rPr>
+        <w:t xml:space="preserve">*</w:t>
+      </w:r>
+      <w:r>
+        <w:rPr>
+          <w:rStyle w:val="NormalTok"/>
+        </w:rPr>
+        <w:t xml:space="preserve">kv</w:t>
+      </w:r>
+      <w:r>
+        <w:rPr>
+          <w:rStyle w:val="OperatorTok"/>
+        </w:rPr>
+        <w:t xml:space="preserve">,</w:t>
+      </w:r>
+      <w:r>
+        <w:rPr>
+          <w:rStyle w:val="NormalTok"/>
+        </w:rPr>
+        <w:t xml:space="preserve"> </w:t>
+      </w:r>
+      <w:r>
+        <w:rPr>
+          <w:rStyle w:val="DataTypeTok"/>
+        </w:rPr>
+        <w:t xml:space="preserve">int</w:t>
+      </w:r>
+      <w:r>
+        <w:rPr>
+          <w:rStyle w:val="NormalTok"/>
+        </w:rPr>
+        <w:t xml:space="preserve"> b</w:t>
+      </w:r>
+      <w:r>
+        <w:rPr>
+          <w:rStyle w:val="OperatorTok"/>
+        </w:rPr>
+        <w:t xml:space="preserve">,</w:t>
+      </w:r>
+      <w:r>
+        <w:rPr>
+          <w:rStyle w:val="NormalTok"/>
+        </w:rPr>
+        <w:t xml:space="preserve"> </w:t>
+      </w:r>
+      <w:r>
+        <w:rPr>
+          <w:rStyle w:val="AttributeTok"/>
+        </w:rPr>
+        <w:t xml:space="preserve">const</w:t>
+      </w:r>
+      <w:r>
+        <w:rPr>
+          <w:rStyle w:val="NormalTok"/>
+        </w:rPr>
+        <w:t xml:space="preserve"> </w:t>
+      </w:r>
+      <w:r>
+        <w:rPr>
+          <w:rStyle w:val="DataTypeTok"/>
+        </w:rPr>
+        <w:t xml:space="preserve">char</w:t>
+      </w:r>
+      <w:r>
+        <w:rPr>
+          <w:rStyle w:val="NormalTok"/>
+        </w:rPr>
+        <w:t xml:space="preserve"> </w:t>
+      </w:r>
+      <w:r>
+        <w:rPr>
+          <w:rStyle w:val="OperatorTok"/>
+        </w:rPr>
+        <w:t xml:space="preserve">*</w:t>
+      </w:r>
+      <w:r>
+        <w:rPr>
+          <w:rStyle w:val="NormalTok"/>
+        </w:rPr>
+        <w:t xml:space="preserve">key</w:t>
+      </w:r>
+      <w:r>
+        <w:rPr>
+          <w:rStyle w:val="OperatorTok"/>
+        </w:rPr>
+        <w:t xml:space="preserve">,</w:t>
+      </w:r>
+      <w:r>
+        <w:rPr>
+          <w:rStyle w:val="NormalTok"/>
+        </w:rPr>
+        <w:t xml:space="preserve"> </w:t>
+      </w:r>
+      <w:r>
+        <w:rPr>
+          <w:rStyle w:val="AttributeTok"/>
+        </w:rPr>
+        <w:t xml:space="preserve">const</w:t>
+      </w:r>
+      <w:r>
+        <w:rPr>
+          <w:rStyle w:val="NormalTok"/>
+        </w:rPr>
+        <w:t xml:space="preserve"> </w:t>
+      </w:r>
+      <w:r>
+        <w:rPr>
+          <w:rStyle w:val="DataTypeTok"/>
+        </w:rPr>
+        <w:t xml:space="preserve">char</w:t>
+      </w:r>
+      <w:r>
+        <w:rPr>
+          <w:rStyle w:val="NormalTok"/>
+        </w:rPr>
+        <w:t xml:space="preserve"> </w:t>
+      </w:r>
+      <w:r>
+        <w:rPr>
+          <w:rStyle w:val="OperatorTok"/>
+        </w:rPr>
+        <w:t xml:space="preserve">*</w:t>
+      </w:r>
+      <w:r>
+        <w:rPr>
+          <w:rStyle w:val="NormalTok"/>
+        </w:rPr>
+        <w:t xml:space="preserve">value</w:t>
+      </w:r>
+      <w:r>
+        <w:rPr>
+          <w:rStyle w:val="OperatorTok"/>
+        </w:rPr>
+        <w:t xml:space="preserve">);</w:t>
+      </w:r>
+      <w:r>
+        <w:rPr>
+          <w:rStyle w:val="NormalTok"/>
+        </w:rPr>
+        <w:t xml:space="preserve"> </w:t>
+      </w:r>
+      <w:r>
+        <w:rPr>
+          <w:rStyle w:val="CommentTok"/>
+        </w:rPr>
+        <w:t xml:space="preserve">// in block b: replaced, else added at its end -&gt; 0, -1 (no memory, no key, no block b)</w:t>
       </w:r>
     </w:p>
     <w:bookmarkEnd w:id="35"/>

--- a/docs/exports/14-FILEKIT.docx
+++ b/docs/exports/14-FILEKIT.docx
@@ -24,133 +24,133 @@
       </w:pPr>
       <w:r>
         <w:rPr>
+          <w:i/>
           <w:iCs/>
+        </w:rPr>
+        <w:t xml:space="preserve">The reference of</w:t>
+      </w:r>
+      <w:r>
+        <w:rPr>
           <w:i/>
-        </w:rPr>
-        <w:t xml:space="preserve">The reference of</w:t>
-      </w:r>
-      <w:r>
-        <w:rPr>
           <w:iCs/>
+        </w:rPr>
+        <w:t xml:space="preserve"> </w:t>
+      </w:r>
+      <w:r>
+        <w:rPr>
+          <w:b/>
+          <w:bCs/>
           <w:i/>
-        </w:rPr>
-        <w:t xml:space="preserve"> </w:t>
-      </w:r>
-      <w:r>
-        <w:rPr>
-          <w:bCs/>
-          <w:b/>
           <w:iCs/>
+        </w:rPr>
+        <w:t xml:space="preserve">FileKit</w:t>
+      </w:r>
+      <w:r>
+        <w:rPr>
           <w:i/>
-        </w:rPr>
-        <w:t xml:space="preserve">FileKit</w:t>
-      </w:r>
-      <w:r>
-        <w:rPr>
           <w:iCs/>
+        </w:rPr>
+        <w:t xml:space="preserve"> </w:t>
+      </w:r>
+      <w:r>
+        <w:rPr>
           <w:i/>
-        </w:rPr>
-        <w:t xml:space="preserve"> </w:t>
-      </w:r>
-      <w:r>
-        <w:rPr>
           <w:iCs/>
+        </w:rPr>
+        <w:t xml:space="preserve">(</w:t>
+      </w:r>
+      <w:r>
+        <w:rPr>
+          <w:rStyle w:val="VerbatimChar"/>
           <w:i/>
-        </w:rPr>
-        <w:t xml:space="preserve">(</w:t>
+          <w:iCs/>
+        </w:rPr>
+        <w:t xml:space="preserve">SD:/lib/filekit.so</w:t>
+      </w:r>
+      <w:r>
+        <w:rPr>
+          <w:i/>
+          <w:iCs/>
+        </w:rPr>
+        <w:t xml:space="preserve">,</w:t>
+      </w:r>
+      <w:r>
+        <w:rPr>
+          <w:i/>
+          <w:iCs/>
+        </w:rPr>
+        <w:t xml:space="preserve"> </w:t>
       </w:r>
       <w:r>
         <w:rPr>
           <w:rStyle w:val="VerbatimChar"/>
+          <w:i/>
           <w:iCs/>
+        </w:rPr>
+        <w:t xml:space="preserve">user/Kits/filekit</w:t>
+      </w:r>
+      <w:r>
+        <w:rPr>
           <w:i/>
-        </w:rPr>
-        <w:t xml:space="preserve">SD:/lib/filekit.so</w:t>
-      </w:r>
-      <w:r>
-        <w:rPr>
           <w:iCs/>
+        </w:rPr>
+        <w:t xml:space="preserve">): what it is for, how a program uses it, and every operation it exposes. The operations' part is made from the kit's headers by</w:t>
+      </w:r>
+      <w:r>
+        <w:rPr>
           <w:i/>
-        </w:rPr>
-        <w:t xml:space="preserve">,</w:t>
-      </w:r>
-      <w:r>
-        <w:rPr>
           <w:iCs/>
+        </w:rPr>
+        <w:t xml:space="preserve"> </w:t>
+      </w:r>
+      <w:r>
+        <w:rPr>
+          <w:rStyle w:val="VerbatimChar"/>
           <w:i/>
-        </w:rPr>
-        <w:t xml:space="preserve"> </w:t>
-      </w:r>
-      <w:r>
-        <w:rPr>
-          <w:rStyle w:val="VerbatimChar"/>
           <w:iCs/>
+        </w:rPr>
+        <w:t xml:space="preserve">tools/docgen/kitdocs.py</w:t>
+      </w:r>
+      <w:r>
+        <w:rPr>
           <w:i/>
-        </w:rPr>
-        <w:t xml:space="preserve">user/Kits/filekit</w:t>
-      </w:r>
-      <w:r>
-        <w:rPr>
           <w:iCs/>
+        </w:rPr>
+        <w:t xml:space="preserve"> </w:t>
+      </w:r>
+      <w:r>
+        <w:rPr>
           <w:i/>
-        </w:rPr>
-        <w:t xml:space="preserve">): what it is for, how a program uses it, and every operation it exposes. The operations' part is made from the kit's headers by</w:t>
-      </w:r>
-      <w:r>
-        <w:rPr>
           <w:iCs/>
+        </w:rPr>
+        <w:t xml:space="preserve">— the headers are the source. Overview of all the kits:</w:t>
+      </w:r>
+      <w:r>
+        <w:rPr>
           <w:i/>
-        </w:rPr>
-        <w:t xml:space="preserve"> </w:t>
-      </w:r>
-      <w:r>
-        <w:rPr>
-          <w:rStyle w:val="VerbatimChar"/>
           <w:iCs/>
-          <w:i/>
-        </w:rPr>
-        <w:t xml:space="preserve">tools/docgen/kitdocs.py</w:t>
-      </w:r>
-      <w:r>
-        <w:rPr>
-          <w:iCs/>
-          <w:i/>
-        </w:rPr>
-        <w:t xml:space="preserve"> </w:t>
-      </w:r>
-      <w:r>
-        <w:rPr>
-          <w:iCs/>
-          <w:i/>
-        </w:rPr>
-        <w:t xml:space="preserve">— the headers are the source. Overview of all the kits:</w:t>
-      </w:r>
-      <w:r>
-        <w:rPr>
-          <w:iCs/>
-          <w:i/>
-        </w:rPr>
-        <w:t xml:space="preserve"> </w:t>
-      </w:r>
-      <w:hyperlink r:id="rId20">
+        </w:rPr>
+        <w:t xml:space="preserve"> </w:t>
+      </w:r>
+      <w:hyperlink r:id="rId18">
         <w:r>
           <w:rPr>
             <w:rStyle w:val="Hyperlink"/>
+            <w:i/>
             <w:iCs/>
-            <w:i/>
           </w:rPr>
           <w:t xml:space="preserve">The Kits</w:t>
         </w:r>
       </w:hyperlink>
       <w:r>
         <w:rPr>
+          <w:i/>
           <w:iCs/>
-          <w:i/>
         </w:rPr>
         <w:t xml:space="preserve">.</w:t>
       </w:r>
     </w:p>
-    <w:bookmarkStart w:id="21" w:name="contents"/>
+    <w:bookmarkStart w:id="19" w:name="contents"/>
     <w:p>
       <w:pPr>
         <w:pStyle w:val="Heading2"/>
@@ -161,11 +161,11 @@
     </w:p>
     <w:p>
       <w:pPr>
+        <w:pStyle w:val="Compact"/>
         <w:numPr>
           <w:ilvl w:val="0"/>
           <w:numId w:val="1001"/>
         </w:numPr>
-        <w:pStyle w:val="Compact"/>
       </w:pPr>
       <w:hyperlink w:anchor="what-it-is">
         <w:r>
@@ -178,11 +178,11 @@
     </w:p>
     <w:p>
       <w:pPr>
+        <w:pStyle w:val="Compact"/>
         <w:numPr>
           <w:ilvl w:val="0"/>
           <w:numId w:val="1001"/>
         </w:numPr>
-        <w:pStyle w:val="Compact"/>
       </w:pPr>
       <w:hyperlink w:anchor="using-it">
         <w:r>
@@ -195,11 +195,11 @@
     </w:p>
     <w:p>
       <w:pPr>
+        <w:pStyle w:val="Compact"/>
         <w:numPr>
           <w:ilvl w:val="0"/>
           <w:numId w:val="1001"/>
         </w:numPr>
-        <w:pStyle w:val="Compact"/>
       </w:pPr>
       <w:hyperlink w:anchor="index">
         <w:r>
@@ -212,11 +212,11 @@
     </w:p>
     <w:p>
       <w:pPr>
+        <w:pStyle w:val="Compact"/>
         <w:numPr>
           <w:ilvl w:val="0"/>
           <w:numId w:val="1001"/>
         </w:numPr>
-        <w:pStyle w:val="Compact"/>
       </w:pPr>
       <w:hyperlink w:anchor="filekitfilekith">
         <w:r>
@@ -229,11 +229,11 @@
     </w:p>
     <w:p>
       <w:pPr>
+        <w:pStyle w:val="Compact"/>
         <w:numPr>
           <w:ilvl w:val="0"/>
           <w:numId w:val="1001"/>
         </w:numPr>
-        <w:pStyle w:val="Compact"/>
       </w:pPr>
       <w:hyperlink w:anchor="filekitfsutilh">
         <w:r>
@@ -246,11 +246,11 @@
     </w:p>
     <w:p>
       <w:pPr>
+        <w:pStyle w:val="Compact"/>
         <w:numPr>
           <w:ilvl w:val="0"/>
           <w:numId w:val="1001"/>
         </w:numPr>
-        <w:pStyle w:val="Compact"/>
       </w:pPr>
       <w:hyperlink w:anchor="filekitkvtexth">
         <w:r>
@@ -268,8 +268,8 @@
         </w:pict>
       </w:r>
     </w:p>
-    <w:bookmarkEnd w:id="21"/>
-    <w:bookmarkStart w:id="22" w:name="what-it-is"/>
+    <w:bookmarkEnd w:id="19"/>
+    <w:bookmarkStart w:id="20" w:name="what-it-is"/>
     <w:p>
       <w:pPr>
         <w:pStyle w:val="Heading2"/>
@@ -291,7 +291,6 @@
         <w:tblStyle w:val="Table"/>
         <w:tblW w:type="auto" w:w="0"/>
         <w:tblLook w:firstRow="1" w:lastRow="0" w:firstColumn="0" w:lastColumn="0" w:noHBand="0" w:noVBand="0" w:val="0020"/>
-        <w:jc w:val="start"/>
       </w:tblPr>
       <w:tblGrid>
         <w:gridCol w:w="3960"/>
@@ -299,7 +298,7 @@
       </w:tblGrid>
       <w:tr>
         <w:trPr>
-          <w:tblHeader w:val="true"/>
+          <w:tblHeader w:val="on"/>
         </w:trPr>
         <w:tc>
           <w:tcPr/>
@@ -324,7 +323,6 @@
           <w:p>
             <w:pPr>
               <w:pStyle w:val="Compact"/>
-              <w:jc w:val="left"/>
             </w:pPr>
             <w:r>
               <w:t xml:space="preserve">Include</w:t>
@@ -336,7 +334,6 @@
           <w:p>
             <w:pPr>
               <w:pStyle w:val="Compact"/>
-              <w:jc w:val="left"/>
             </w:pPr>
             <w:r>
               <w:rPr>
@@ -353,7 +350,6 @@
           <w:p>
             <w:pPr>
               <w:pStyle w:val="Compact"/>
-              <w:jc w:val="left"/>
             </w:pPr>
             <w:r>
               <w:t xml:space="preserve">Link</w:t>
@@ -365,7 +361,6 @@
           <w:p>
             <w:pPr>
               <w:pStyle w:val="Compact"/>
-              <w:jc w:val="left"/>
             </w:pPr>
             <w:r>
               <w:rPr>
@@ -382,7 +377,6 @@
           <w:p>
             <w:pPr>
               <w:pStyle w:val="Compact"/>
-              <w:jc w:val="left"/>
             </w:pPr>
             <w:r>
               <w:t xml:space="preserve">Library</w:t>
@@ -394,7 +388,6 @@
           <w:p>
             <w:pPr>
               <w:pStyle w:val="Compact"/>
-              <w:jc w:val="left"/>
             </w:pPr>
             <w:r>
               <w:rPr>
@@ -426,7 +419,6 @@
           <w:p>
             <w:pPr>
               <w:pStyle w:val="Compact"/>
-              <w:jc w:val="left"/>
             </w:pPr>
             <w:r>
               <w:t xml:space="preserve">Sources</w:t>
@@ -438,7 +430,6 @@
           <w:p>
             <w:pPr>
               <w:pStyle w:val="Compact"/>
-              <w:jc w:val="left"/>
             </w:pPr>
             <w:r>
               <w:rPr>
@@ -450,8 +441,8 @@
         </w:tc>
       </w:tr>
     </w:tbl>
-    <w:bookmarkEnd w:id="22"/>
-    <w:bookmarkStart w:id="23" w:name="using-it"/>
+    <w:bookmarkEnd w:id="20"/>
+    <w:bookmarkStart w:id="21" w:name="using-it"/>
     <w:p>
       <w:pPr>
         <w:pStyle w:val="Heading2"/>
@@ -466,8 +457,8 @@
       </w:pPr>
       <w:r>
         <w:rPr>
+          <w:b/>
           <w:bCs/>
-          <w:b/>
         </w:rPr>
         <w:t xml:space="preserve">A whole file, read and written:</w:t>
       </w:r>
@@ -789,8 +780,8 @@
       </w:pPr>
       <w:r>
         <w:rPr>
+          <w:b/>
           <w:bCs/>
-          <w:b/>
         </w:rPr>
         <w:t xml:space="preserve">Folders and paths:</w:t>
       </w:r>
@@ -1196,8 +1187,8 @@
       </w:pPr>
       <w:r>
         <w:rPr>
+          <w:b/>
           <w:bCs/>
-          <w:b/>
         </w:rPr>
         <w:t xml:space="preserve">A ZIP archive, read:</w:t>
       </w:r>
@@ -1768,8 +1759,8 @@
       </w:pPr>
       <w:r>
         <w:rPr>
+          <w:b/>
           <w:bCs/>
-          <w:b/>
         </w:rPr>
         <w:t xml:space="preserve">A ZIP archive, written:</w:t>
       </w:r>
@@ -2039,8 +2030,8 @@
       </w:pPr>
       <w:r>
         <w:rPr>
+          <w:b/>
           <w:bCs/>
-          <w:b/>
         </w:rPr>
         <w:t xml:space="preserve">A settings or progress file with sections, read and written back</w:t>
       </w:r>
@@ -3154,8 +3145,8 @@
         <w:t xml:space="preserve">);</w:t>
       </w:r>
     </w:p>
-    <w:bookmarkEnd w:id="23"/>
-    <w:bookmarkStart w:id="24" w:name="index"/>
+    <w:bookmarkEnd w:id="21"/>
+    <w:bookmarkStart w:id="22" w:name="index"/>
     <w:p>
       <w:pPr>
         <w:pStyle w:val="Heading2"/>
@@ -3177,7 +3168,6 @@
         <w:tblStyle w:val="Table"/>
         <w:tblW w:type="auto" w:w="0"/>
         <w:tblLook w:firstRow="1" w:lastRow="0" w:firstColumn="0" w:lastColumn="0" w:noHBand="0" w:noVBand="0" w:val="0020"/>
-        <w:jc w:val="start"/>
       </w:tblPr>
       <w:tblGrid>
         <w:gridCol w:w="2640"/>
@@ -3186,14 +3176,13 @@
       </w:tblGrid>
       <w:tr>
         <w:trPr>
-          <w:tblHeader w:val="true"/>
+          <w:tblHeader w:val="on"/>
         </w:trPr>
         <w:tc>
           <w:tcPr/>
           <w:p>
             <w:pPr>
               <w:pStyle w:val="Compact"/>
-              <w:jc w:val="left"/>
             </w:pPr>
             <w:r>
               <w:t xml:space="preserve">Name</w:t>
@@ -3205,7 +3194,6 @@
           <w:p>
             <w:pPr>
               <w:pStyle w:val="Compact"/>
-              <w:jc w:val="left"/>
             </w:pPr>
             <w:r>
               <w:t xml:space="preserve">What it does</w:t>
@@ -3217,7 +3205,6 @@
           <w:p>
             <w:pPr>
               <w:pStyle w:val="Compact"/>
-              <w:jc w:val="left"/>
             </w:pPr>
             <w:r>
               <w:t xml:space="preserve">Header</w:t>
@@ -3231,7 +3218,6 @@
           <w:p>
             <w:pPr>
               <w:pStyle w:val="Compact"/>
-              <w:jc w:val="left"/>
             </w:pPr>
             <w:r>
               <w:rPr>
@@ -3246,7 +3232,6 @@
           <w:p>
             <w:pPr>
               <w:pStyle w:val="Compact"/>
-              <w:jc w:val="left"/>
             </w:pPr>
             <w:r>
               <w:t xml:space="preserve">a buffer the library returned</w:t>
@@ -3258,7 +3243,6 @@
           <w:p>
             <w:pPr>
               <w:pStyle w:val="Compact"/>
-              <w:jc w:val="left"/>
             </w:pPr>
             <w:r>
               <w:rPr>
@@ -3275,7 +3259,6 @@
           <w:p>
             <w:pPr>
               <w:pStyle w:val="Compact"/>
-              <w:jc w:val="left"/>
             </w:pPr>
             <w:r>
               <w:rPr>
@@ -3290,7 +3273,6 @@
           <w:p>
             <w:pPr>
               <w:pStyle w:val="Compact"/>
-              <w:jc w:val="left"/>
             </w:pPr>
             <w:r>
               <w:t xml:space="preserve">(crc: 0 at first, then the last result)</w:t>
@@ -3302,7 +3284,6 @@
           <w:p>
             <w:pPr>
               <w:pStyle w:val="Compact"/>
-              <w:jc w:val="left"/>
             </w:pPr>
             <w:r>
               <w:rPr>
@@ -3319,7 +3300,6 @@
           <w:p>
             <w:pPr>
               <w:pStyle w:val="Compact"/>
-              <w:jc w:val="left"/>
             </w:pPr>
             <w:r>
               <w:rPr>
@@ -3334,7 +3314,6 @@
           <w:p>
             <w:pPr>
               <w:pStyle w:val="Compact"/>
-              <w:jc w:val="left"/>
             </w:pPr>
             <w:r>
               <w:t xml:space="preserve">(adler: 1 at first)</w:t>
@@ -3346,7 +3325,6 @@
           <w:p>
             <w:pPr>
               <w:pStyle w:val="Compact"/>
-              <w:jc w:val="left"/>
             </w:pPr>
             <w:r>
               <w:rPr>
@@ -3363,7 +3341,6 @@
           <w:p>
             <w:pPr>
               <w:pStyle w:val="Compact"/>
-              <w:jc w:val="left"/>
             </w:pPr>
             <w:r>
               <w:rPr>
@@ -3378,7 +3355,6 @@
           <w:p>
             <w:pPr>
               <w:pStyle w:val="Compact"/>
-              <w:jc w:val="left"/>
             </w:pPr>
             <w:r>
               <w:t xml:space="preserve">The whole of</w:t>
@@ -3405,7 +3381,6 @@
           <w:p>
             <w:pPr>
               <w:pStyle w:val="Compact"/>
-              <w:jc w:val="left"/>
             </w:pPr>
             <w:r>
               <w:rPr>
@@ -3422,7 +3397,6 @@
           <w:p>
             <w:pPr>
               <w:pStyle w:val="Compact"/>
-              <w:jc w:val="left"/>
             </w:pPr>
             <w:r>
               <w:rPr>
@@ -3437,7 +3411,6 @@
           <w:p>
             <w:pPr>
               <w:pStyle w:val="Compact"/>
-              <w:jc w:val="left"/>
             </w:pPr>
             <w:r>
               <w:t xml:space="preserve">...</w:t>
@@ -3449,7 +3422,6 @@
           <w:p>
             <w:pPr>
               <w:pStyle w:val="Compact"/>
-              <w:jc w:val="left"/>
             </w:pPr>
             <w:r>
               <w:rPr>
@@ -3466,7 +3438,6 @@
           <w:p>
             <w:pPr>
               <w:pStyle w:val="Compact"/>
-              <w:jc w:val="left"/>
             </w:pPr>
             <w:r>
               <w:rPr>
@@ -3481,7 +3452,6 @@
           <w:p>
             <w:pPr>
               <w:pStyle w:val="Compact"/>
-              <w:jc w:val="left"/>
             </w:pPr>
             <w:r>
               <w:t xml:space="preserve">(a type)</w:t>
@@ -3493,7 +3463,6 @@
           <w:p>
             <w:pPr>
               <w:pStyle w:val="Compact"/>
-              <w:jc w:val="left"/>
             </w:pPr>
             <w:r>
               <w:rPr>
@@ -3510,7 +3479,6 @@
           <w:p>
             <w:pPr>
               <w:pStyle w:val="Compact"/>
-              <w:jc w:val="left"/>
             </w:pPr>
             <w:r>
               <w:rPr>
@@ -3525,7 +3493,6 @@
           <w:p>
             <w:pPr>
               <w:pStyle w:val="Compact"/>
-              <w:jc w:val="left"/>
             </w:pPr>
             <w:r>
               <w:t xml:space="preserve">A step of a long work</w:t>
@@ -3537,7 +3504,6 @@
           <w:p>
             <w:pPr>
               <w:pStyle w:val="Compact"/>
-              <w:jc w:val="left"/>
             </w:pPr>
             <w:r>
               <w:rPr>
@@ -3554,7 +3520,6 @@
           <w:p>
             <w:pPr>
               <w:pStyle w:val="Compact"/>
-              <w:jc w:val="left"/>
             </w:pPr>
             <w:r>
               <w:rPr>
@@ -3569,7 +3534,6 @@
           <w:p>
             <w:pPr>
               <w:pStyle w:val="Compact"/>
-              <w:jc w:val="left"/>
             </w:pPr>
             <w:r>
               <w:t xml:space="preserve">0: err says why</w:t>
@@ -3581,7 +3545,6 @@
           <w:p>
             <w:pPr>
               <w:pStyle w:val="Compact"/>
-              <w:jc w:val="left"/>
             </w:pPr>
             <w:r>
               <w:rPr>
@@ -3598,7 +3561,6 @@
           <w:p>
             <w:pPr>
               <w:pStyle w:val="Compact"/>
-              <w:jc w:val="left"/>
             </w:pPr>
             <w:r>
               <w:rPr>
@@ -3613,7 +3575,6 @@
           <w:p>
             <w:pPr>
               <w:pStyle w:val="Compact"/>
-              <w:jc w:val="left"/>
             </w:pPr>
             <w:r>
               <w:t xml:space="preserve">the archive closed, its handle freed (0: nothing)</w:t>
@@ -3625,7 +3586,6 @@
           <w:p>
             <w:pPr>
               <w:pStyle w:val="Compact"/>
-              <w:jc w:val="left"/>
             </w:pPr>
             <w:r>
               <w:rPr>
@@ -3642,7 +3602,6 @@
           <w:p>
             <w:pPr>
               <w:pStyle w:val="Compact"/>
-              <w:jc w:val="left"/>
             </w:pPr>
             <w:r>
               <w:rPr>
@@ -3657,7 +3616,6 @@
           <w:p>
             <w:pPr>
               <w:pStyle w:val="Compact"/>
-              <w:jc w:val="left"/>
             </w:pPr>
             <w:r>
               <w:t xml:space="preserve">the last failure's words</w:t>
@@ -3669,7 +3627,6 @@
           <w:p>
             <w:pPr>
               <w:pStyle w:val="Compact"/>
-              <w:jc w:val="left"/>
             </w:pPr>
             <w:r>
               <w:rPr>
@@ -3686,7 +3643,6 @@
           <w:p>
             <w:pPr>
               <w:pStyle w:val="Compact"/>
-              <w:jc w:val="left"/>
             </w:pPr>
             <w:r>
               <w:rPr>
@@ -3701,7 +3657,6 @@
           <w:p>
             <w:pPr>
               <w:pStyle w:val="Compact"/>
-              <w:jc w:val="left"/>
             </w:pPr>
             <w:r>
               <w:t xml:space="preserve">for its encrypted entries</w:t>
@@ -3713,7 +3668,6 @@
           <w:p>
             <w:pPr>
               <w:pStyle w:val="Compact"/>
-              <w:jc w:val="left"/>
             </w:pPr>
             <w:r>
               <w:rPr>
@@ -3730,7 +3684,6 @@
           <w:p>
             <w:pPr>
               <w:pStyle w:val="Compact"/>
-              <w:jc w:val="left"/>
             </w:pPr>
             <w:r>
               <w:rPr>
@@ -3745,7 +3698,6 @@
           <w:p>
             <w:pPr>
               <w:pStyle w:val="Compact"/>
-              <w:jc w:val="left"/>
             </w:pPr>
             <w:r>
               <w:t xml:space="preserve">how many entries it holds (0: no archive)</w:t>
@@ -3757,7 +3709,6 @@
           <w:p>
             <w:pPr>
               <w:pStyle w:val="Compact"/>
-              <w:jc w:val="left"/>
             </w:pPr>
             <w:r>
               <w:rPr>
@@ -3774,7 +3725,6 @@
           <w:p>
             <w:pPr>
               <w:pStyle w:val="Compact"/>
-              <w:jc w:val="left"/>
             </w:pPr>
             <w:r>
               <w:rPr>
@@ -3789,7 +3739,6 @@
           <w:p>
             <w:pPr>
               <w:pStyle w:val="Compact"/>
-              <w:jc w:val="left"/>
             </w:pPr>
             <w:r>
               <w:t xml:space="preserve">its index (letters' case ignored), -1</w:t>
@@ -3801,7 +3750,6 @@
           <w:p>
             <w:pPr>
               <w:pStyle w:val="Compact"/>
-              <w:jc w:val="left"/>
             </w:pPr>
             <w:r>
               <w:rPr>
@@ -3818,7 +3766,6 @@
           <w:p>
             <w:pPr>
               <w:pStyle w:val="Compact"/>
-              <w:jc w:val="left"/>
             </w:pPr>
             <w:r>
               <w:rPr>
@@ -3833,7 +3780,6 @@
           <w:p>
             <w:pPr>
               <w:pStyle w:val="Compact"/>
-              <w:jc w:val="left"/>
             </w:pPr>
             <w:r>
               <w:t xml:space="preserve">entry i in memory (fk_free) -&gt; 0 / -1</w:t>
@@ -3845,7 +3791,6 @@
           <w:p>
             <w:pPr>
               <w:pStyle w:val="Compact"/>
-              <w:jc w:val="left"/>
             </w:pPr>
             <w:r>
               <w:rPr>
@@ -3862,7 +3807,6 @@
           <w:p>
             <w:pPr>
               <w:pStyle w:val="Compact"/>
-              <w:jc w:val="left"/>
             </w:pPr>
             <w:r>
               <w:rPr>
@@ -3877,7 +3821,6 @@
           <w:p>
             <w:pPr>
               <w:pStyle w:val="Compact"/>
-              <w:jc w:val="left"/>
             </w:pPr>
             <w:r>
               <w:t xml:space="preserve">entry i as that file -&gt; 0 / -1</w:t>
@@ -3889,7 +3832,6 @@
           <w:p>
             <w:pPr>
               <w:pStyle w:val="Compact"/>
-              <w:jc w:val="left"/>
             </w:pPr>
             <w:r>
               <w:rPr>
@@ -3906,7 +3848,6 @@
           <w:p>
             <w:pPr>
               <w:pStyle w:val="Compact"/>
-              <w:jc w:val="left"/>
             </w:pPr>
             <w:r>
               <w:rPr>
@@ -3921,7 +3862,6 @@
           <w:p>
             <w:pPr>
               <w:pStyle w:val="Compact"/>
-              <w:jc w:val="left"/>
             </w:pPr>
             <w:r>
               <w:t xml:space="preserve">Everything under</w:t>
@@ -3948,7 +3888,6 @@
           <w:p>
             <w:pPr>
               <w:pStyle w:val="Compact"/>
-              <w:jc w:val="left"/>
             </w:pPr>
             <w:r>
               <w:rPr>
@@ -3965,7 +3904,6 @@
           <w:p>
             <w:pPr>
               <w:pStyle w:val="Compact"/>
-              <w:jc w:val="left"/>
             </w:pPr>
             <w:r>
               <w:rPr>
@@ -3980,7 +3918,6 @@
           <w:p>
             <w:pPr>
               <w:pStyle w:val="Compact"/>
-              <w:jc w:val="left"/>
             </w:pPr>
             <w:r>
               <w:t xml:space="preserve">nothing written yet; 0: no path</w:t>
@@ -3992,7 +3929,6 @@
           <w:p>
             <w:pPr>
               <w:pStyle w:val="Compact"/>
-              <w:jc w:val="left"/>
             </w:pPr>
             <w:r>
               <w:rPr>
@@ -4009,7 +3945,6 @@
           <w:p>
             <w:pPr>
               <w:pStyle w:val="Compact"/>
-              <w:jc w:val="left"/>
             </w:pPr>
             <w:r>
               <w:rPr>
@@ -4024,7 +3959,6 @@
           <w:p>
             <w:pPr>
               <w:pStyle w:val="Compact"/>
-              <w:jc w:val="left"/>
             </w:pPr>
             <w:r>
               <w:t xml:space="preserve">a file, or a folder and all it holds, as</w:t>
@@ -4051,7 +3985,6 @@
           <w:p>
             <w:pPr>
               <w:pStyle w:val="Compact"/>
-              <w:jc w:val="left"/>
             </w:pPr>
             <w:r>
               <w:rPr>
@@ -4068,7 +4001,6 @@
           <w:p>
             <w:pPr>
               <w:pStyle w:val="Compact"/>
-              <w:jc w:val="left"/>
             </w:pPr>
             <w:r>
               <w:rPr>
@@ -4083,7 +4015,6 @@
           <w:p>
             <w:pPr>
               <w:pStyle w:val="Compact"/>
-              <w:jc w:val="left"/>
             </w:pPr>
             <w:r>
               <w:t xml:space="preserve">a buffer as an entry (copied)</w:t>
@@ -4095,7 +4026,6 @@
           <w:p>
             <w:pPr>
               <w:pStyle w:val="Compact"/>
-              <w:jc w:val="left"/>
             </w:pPr>
             <w:r>
               <w:rPr>
@@ -4112,7 +4042,6 @@
           <w:p>
             <w:pPr>
               <w:pStyle w:val="Compact"/>
-              <w:jc w:val="left"/>
             </w:pPr>
             <w:r>
               <w:rPr>
@@ -4127,7 +4056,6 @@
           <w:p>
             <w:pPr>
               <w:pStyle w:val="Compact"/>
-              <w:jc w:val="left"/>
             </w:pPr>
             <w:r>
               <w:t xml:space="preserve">0 store, 1 fast, 6 (the default), 9</w:t>
@@ -4139,7 +4067,6 @@
           <w:p>
             <w:pPr>
               <w:pStyle w:val="Compact"/>
-              <w:jc w:val="left"/>
             </w:pPr>
             <w:r>
               <w:rPr>
@@ -4156,7 +4083,6 @@
           <w:p>
             <w:pPr>
               <w:pStyle w:val="Compact"/>
-              <w:jc w:val="left"/>
             </w:pPr>
             <w:r>
               <w:rPr>
@@ -4171,7 +4097,6 @@
           <w:p>
             <w:pPr>
               <w:pStyle w:val="Compact"/>
-              <w:jc w:val="left"/>
             </w:pPr>
             <w:r>
               <w:t xml:space="preserve">written -&gt; 0 / -1 (err); w freed</w:t>
@@ -4183,7 +4108,6 @@
           <w:p>
             <w:pPr>
               <w:pStyle w:val="Compact"/>
-              <w:jc w:val="left"/>
             </w:pPr>
             <w:r>
               <w:rPr>
@@ -4200,7 +4124,6 @@
           <w:p>
             <w:pPr>
               <w:pStyle w:val="Compact"/>
-              <w:jc w:val="left"/>
             </w:pPr>
             <w:r>
               <w:rPr>
@@ -4215,7 +4138,6 @@
           <w:p>
             <w:pPr>
               <w:pStyle w:val="Compact"/>
-              <w:jc w:val="left"/>
             </w:pPr>
             <w:r>
               <w:t xml:space="preserve">The formats are asked, not assumed</w:t>
@@ -4227,7 +4149,6 @@
           <w:p>
             <w:pPr>
               <w:pStyle w:val="Compact"/>
-              <w:jc w:val="left"/>
             </w:pPr>
             <w:r>
               <w:rPr>
@@ -4244,7 +4165,6 @@
           <w:p>
             <w:pPr>
               <w:pStyle w:val="Compact"/>
-              <w:jc w:val="left"/>
             </w:pPr>
             <w:r>
               <w:rPr>
@@ -4259,7 +4179,6 @@
           <w:p>
             <w:pPr>
               <w:pStyle w:val="Compact"/>
-              <w:jc w:val="left"/>
             </w:pPr>
             <w:r>
               <w:t xml:space="preserve">how many there are (out: up to max)</w:t>
@@ -4271,7 +4190,6 @@
           <w:p>
             <w:pPr>
               <w:pStyle w:val="Compact"/>
-              <w:jc w:val="left"/>
             </w:pPr>
             <w:r>
               <w:rPr>
@@ -4288,7 +4206,6 @@
           <w:p>
             <w:pPr>
               <w:pStyle w:val="Compact"/>
-              <w:jc w:val="left"/>
             </w:pPr>
             <w:r>
               <w:rPr>
@@ -4303,7 +4220,6 @@
           <w:p>
             <w:pPr>
               <w:pStyle w:val="Compact"/>
-              <w:jc w:val="left"/>
             </w:pPr>
             <w:r>
               <w:t xml:space="preserve">What the file at</w:t>
@@ -4330,7 +4246,6 @@
           <w:p>
             <w:pPr>
               <w:pStyle w:val="Compact"/>
-              <w:jc w:val="left"/>
             </w:pPr>
             <w:r>
               <w:rPr>
@@ -4347,7 +4262,6 @@
           <w:p>
             <w:pPr>
               <w:pStyle w:val="Compact"/>
-              <w:jc w:val="left"/>
             </w:pPr>
             <w:r>
               <w:rPr>
@@ -4362,7 +4276,6 @@
           <w:p>
             <w:pPr>
               <w:pStyle w:val="Compact"/>
-              <w:jc w:val="left"/>
             </w:pPr>
             <w:r>
               <w:t xml:space="preserve">1: its extension is a format's that is read</w:t>
@@ -4374,7 +4287,6 @@
           <w:p>
             <w:pPr>
               <w:pStyle w:val="Compact"/>
-              <w:jc w:val="left"/>
             </w:pPr>
             <w:r>
               <w:rPr>
@@ -4391,7 +4303,6 @@
           <w:p>
             <w:pPr>
               <w:pStyle w:val="Compact"/>
-              <w:jc w:val="left"/>
             </w:pPr>
             <w:r>
               <w:rPr>
@@ -4406,7 +4317,6 @@
           <w:p>
             <w:pPr>
               <w:pStyle w:val="Compact"/>
-              <w:jc w:val="left"/>
             </w:pPr>
             <w:r>
               <w:t xml:space="preserve">any format read; 0: err says why</w:t>
@@ -4418,7 +4328,6 @@
           <w:p>
             <w:pPr>
               <w:pStyle w:val="Compact"/>
-              <w:jc w:val="left"/>
             </w:pPr>
             <w:r>
               <w:rPr>
@@ -4435,7 +4344,6 @@
           <w:p>
             <w:pPr>
               <w:pStyle w:val="Compact"/>
-              <w:jc w:val="left"/>
             </w:pPr>
             <w:r>
               <w:rPr>
@@ -4450,7 +4358,6 @@
           <w:p>
             <w:pPr>
               <w:pStyle w:val="Compact"/>
-              <w:jc w:val="left"/>
             </w:pPr>
             <w:r>
               <w:t xml:space="preserve">a new one, not on the card yet ("ZIP"; 0: not a format written)</w:t>
@@ -4462,7 +4369,6 @@
           <w:p>
             <w:pPr>
               <w:pStyle w:val="Compact"/>
-              <w:jc w:val="left"/>
             </w:pPr>
             <w:r>
               <w:rPr>
@@ -4479,7 +4385,6 @@
           <w:p>
             <w:pPr>
               <w:pStyle w:val="Compact"/>
-              <w:jc w:val="left"/>
             </w:pPr>
             <w:r>
               <w:rPr>
@@ -4494,7 +4399,6 @@
           <w:p>
             <w:pPr>
               <w:pStyle w:val="Compact"/>
-              <w:jc w:val="left"/>
             </w:pPr>
             <w:r>
               <w:t xml:space="preserve">"ZIP" ...</w:t>
@@ -4506,7 +4410,6 @@
           <w:p>
             <w:pPr>
               <w:pStyle w:val="Compact"/>
-              <w:jc w:val="left"/>
             </w:pPr>
             <w:r>
               <w:rPr>
@@ -4523,7 +4426,6 @@
           <w:p>
             <w:pPr>
               <w:pStyle w:val="Compact"/>
-              <w:jc w:val="left"/>
             </w:pPr>
             <w:r>
               <w:rPr>
@@ -4538,7 +4440,6 @@
           <w:p>
             <w:pPr>
               <w:pStyle w:val="Compact"/>
-              <w:jc w:val="left"/>
             </w:pPr>
             <w:r>
               <w:t xml:space="preserve">the archive file's path ("": no archive)</w:t>
@@ -4550,7 +4451,6 @@
           <w:p>
             <w:pPr>
               <w:pStyle w:val="Compact"/>
-              <w:jc w:val="left"/>
             </w:pPr>
             <w:r>
               <w:rPr>
@@ -4567,7 +4467,6 @@
           <w:p>
             <w:pPr>
               <w:pStyle w:val="Compact"/>
-              <w:jc w:val="left"/>
             </w:pPr>
             <w:r>
               <w:rPr>
@@ -4582,7 +4481,6 @@
           <w:p>
             <w:pPr>
               <w:pStyle w:val="Compact"/>
-              <w:jc w:val="left"/>
             </w:pPr>
             <w:r>
               <w:t xml:space="preserve">the archive's own ("": none)</w:t>
@@ -4594,7 +4492,6 @@
           <w:p>
             <w:pPr>
               <w:pStyle w:val="Compact"/>
-              <w:jc w:val="left"/>
             </w:pPr>
             <w:r>
               <w:rPr>
@@ -4611,7 +4508,6 @@
           <w:p>
             <w:pPr>
               <w:pStyle w:val="Compact"/>
-              <w:jc w:val="left"/>
             </w:pPr>
             <w:r>
               <w:rPr>
@@ -4626,7 +4522,6 @@
           <w:p>
             <w:pPr>
               <w:pStyle w:val="Compact"/>
-              <w:jc w:val="left"/>
             </w:pPr>
             <w:r>
               <w:t xml:space="preserve">1: it can be changed</w:t>
@@ -4638,7 +4533,6 @@
           <w:p>
             <w:pPr>
               <w:pStyle w:val="Compact"/>
-              <w:jc w:val="left"/>
             </w:pPr>
             <w:r>
               <w:rPr>
@@ -4655,7 +4549,6 @@
           <w:p>
             <w:pPr>
               <w:pStyle w:val="Compact"/>
-              <w:jc w:val="left"/>
             </w:pPr>
             <w:r>
               <w:rPr>
@@ -4670,7 +4563,6 @@
           <w:p>
             <w:pPr>
               <w:pStyle w:val="Compact"/>
-              <w:jc w:val="left"/>
             </w:pPr>
             <w:r>
               <w:t xml:space="preserve">entry i: "Deflate", "Store, crypted"...</w:t>
@@ -4682,7 +4574,6 @@
           <w:p>
             <w:pPr>
               <w:pStyle w:val="Compact"/>
-              <w:jc w:val="left"/>
             </w:pPr>
             <w:r>
               <w:rPr>
@@ -4699,7 +4590,6 @@
           <w:p>
             <w:pPr>
               <w:pStyle w:val="Compact"/>
-              <w:jc w:val="left"/>
             </w:pPr>
             <w:r>
               <w:rPr>
@@ -4714,7 +4604,6 @@
           <w:p>
             <w:pPr>
               <w:pStyle w:val="Compact"/>
-              <w:jc w:val="left"/>
             </w:pPr>
             <w:r>
               <w:t xml:space="preserve">entry i read and checked, nothing written -&gt; 0 / -1</w:t>
@@ -4726,7 +4615,6 @@
           <w:p>
             <w:pPr>
               <w:pStyle w:val="Compact"/>
-              <w:jc w:val="left"/>
             </w:pPr>
             <w:r>
               <w:rPr>
@@ -4743,7 +4631,6 @@
           <w:p>
             <w:pPr>
               <w:pStyle w:val="Compact"/>
-              <w:jc w:val="left"/>
             </w:pPr>
             <w:r>
               <w:rPr>
@@ -4758,7 +4645,6 @@
           <w:p>
             <w:pPr>
               <w:pStyle w:val="Compact"/>
-              <w:jc w:val="left"/>
             </w:pPr>
             <w:r>
               <w:t xml:space="preserve">(a type)</w:t>
@@ -4770,7 +4656,6 @@
           <w:p>
             <w:pPr>
               <w:pStyle w:val="Compact"/>
-              <w:jc w:val="left"/>
             </w:pPr>
             <w:r>
               <w:rPr>
@@ -4787,7 +4672,6 @@
           <w:p>
             <w:pPr>
               <w:pStyle w:val="Compact"/>
-              <w:jc w:val="left"/>
             </w:pPr>
             <w:r>
               <w:rPr>
@@ -4802,7 +4686,6 @@
           <w:p>
             <w:pPr>
               <w:pStyle w:val="Compact"/>
-              <w:jc w:val="left"/>
             </w:pPr>
             <w:r>
               <w:t xml:space="preserve">0 / -1 (fk_zip_error)</w:t>
@@ -4814,7 +4697,6 @@
           <w:p>
             <w:pPr>
               <w:pStyle w:val="Compact"/>
-              <w:jc w:val="left"/>
             </w:pPr>
             <w:r>
               <w:rPr>
@@ -4831,7 +4713,6 @@
           <w:p>
             <w:pPr>
               <w:pStyle w:val="Compact"/>
-              <w:jc w:val="left"/>
             </w:pPr>
             <w:r>
               <w:rPr>
@@ -4846,7 +4727,6 @@
           <w:p>
             <w:pPr>
               <w:pStyle w:val="Compact"/>
-              <w:jc w:val="left"/>
             </w:pPr>
             <w:r>
               <w:t xml:space="preserve">what that selection weighs</w:t>
@@ -4858,7 +4738,6 @@
           <w:p>
             <w:pPr>
               <w:pStyle w:val="Compact"/>
-              <w:jc w:val="left"/>
             </w:pPr>
             <w:r>
               <w:rPr>
@@ -4875,7 +4754,6 @@
           <w:p>
             <w:pPr>
               <w:pStyle w:val="Compact"/>
-              <w:jc w:val="left"/>
             </w:pPr>
             <w:r>
               <w:rPr>
@@ -4890,7 +4768,6 @@
           <w:p>
             <w:pPr>
               <w:pStyle w:val="Compact"/>
-              <w:jc w:val="left"/>
             </w:pPr>
             <w:r>
               <w:t xml:space="preserve">Changing an archive that can be (fk_arc_writable)</w:t>
@@ -4902,7 +4779,6 @@
           <w:p>
             <w:pPr>
               <w:pStyle w:val="Compact"/>
-              <w:jc w:val="left"/>
             </w:pPr>
             <w:r>
               <w:rPr>
@@ -4919,7 +4795,6 @@
           <w:p>
             <w:pPr>
               <w:pStyle w:val="Compact"/>
-              <w:jc w:val="left"/>
             </w:pPr>
             <w:r>
               <w:rPr>
@@ -4934,7 +4809,6 @@
           <w:p>
             <w:pPr>
               <w:pStyle w:val="Compact"/>
-              <w:jc w:val="left"/>
             </w:pPr>
             <w:r>
               <w:t xml:space="preserve">names that exist already</w:t>
@@ -4946,7 +4820,6 @@
           <w:p>
             <w:pPr>
               <w:pStyle w:val="Compact"/>
-              <w:jc w:val="left"/>
             </w:pPr>
             <w:r>
               <w:rPr>
@@ -4963,7 +4836,6 @@
           <w:p>
             <w:pPr>
               <w:pStyle w:val="Compact"/>
-              <w:jc w:val="left"/>
             </w:pPr>
             <w:r>
               <w:rPr>
@@ -4978,7 +4850,6 @@
           <w:p>
             <w:pPr>
               <w:pStyle w:val="Compact"/>
-              <w:jc w:val="left"/>
             </w:pPr>
             <w:r>
               <w:t xml:space="preserve">the work's size</w:t>
@@ -4990,7 +4861,6 @@
           <w:p>
             <w:pPr>
               <w:pStyle w:val="Compact"/>
-              <w:jc w:val="left"/>
             </w:pPr>
             <w:r>
               <w:rPr>
@@ -5007,7 +4877,6 @@
           <w:p>
             <w:pPr>
               <w:pStyle w:val="Compact"/>
-              <w:jc w:val="left"/>
             </w:pPr>
             <w:r>
               <w:rPr>
@@ -5022,7 +4891,6 @@
           <w:p>
             <w:pPr>
               <w:pStyle w:val="Compact"/>
-              <w:jc w:val="left"/>
             </w:pPr>
             <w:r>
               <w:t xml:space="preserve">Changing an archive that can be (fk_arc_writable)</w:t>
@@ -5034,7 +4902,6 @@
           <w:p>
             <w:pPr>
               <w:pStyle w:val="Compact"/>
-              <w:jc w:val="left"/>
             </w:pPr>
             <w:r>
               <w:rPr>
@@ -5051,7 +4918,6 @@
           <w:p>
             <w:pPr>
               <w:pStyle w:val="Compact"/>
-              <w:jc w:val="left"/>
             </w:pPr>
             <w:r>
               <w:rPr>
@@ -5066,7 +4932,6 @@
           <w:p>
             <w:pPr>
               <w:pStyle w:val="Compact"/>
-              <w:jc w:val="left"/>
             </w:pPr>
             <w:r>
               <w:t xml:space="preserve">a file, or a folder and what is under it</w:t>
@@ -5078,7 +4943,6 @@
           <w:p>
             <w:pPr>
               <w:pStyle w:val="Compact"/>
-              <w:jc w:val="left"/>
             </w:pPr>
             <w:r>
               <w:rPr>
@@ -5095,7 +4959,6 @@
           <w:p>
             <w:pPr>
               <w:pStyle w:val="Compact"/>
-              <w:jc w:val="left"/>
             </w:pPr>
             <w:r>
               <w:rPr>
@@ -5110,7 +4973,6 @@
           <w:p>
             <w:pPr>
               <w:pStyle w:val="Compact"/>
-              <w:jc w:val="left"/>
             </w:pPr>
             <w:r>
               <w:t xml:space="preserve">Changing an archive that can be (fk_arc_writable)</w:t>
@@ -5122,7 +4984,6 @@
           <w:p>
             <w:pPr>
               <w:pStyle w:val="Compact"/>
-              <w:jc w:val="left"/>
             </w:pPr>
             <w:r>
               <w:rPr>
@@ -5139,7 +5000,6 @@
           <w:p>
             <w:pPr>
               <w:pStyle w:val="Compact"/>
-              <w:jc w:val="left"/>
             </w:pPr>
             <w:r>
               <w:rPr>
@@ -5154,7 +5014,6 @@
           <w:p>
             <w:pPr>
               <w:pStyle w:val="Compact"/>
-              <w:jc w:val="left"/>
             </w:pPr>
             <w:r>
               <w:t xml:space="preserve">a new archive put on the card with nothing in it</w:t>
@@ -5166,7 +5025,6 @@
           <w:p>
             <w:pPr>
               <w:pStyle w:val="Compact"/>
-              <w:jc w:val="left"/>
             </w:pPr>
             <w:r>
               <w:rPr>
@@ -5183,7 +5041,6 @@
           <w:p>
             <w:pPr>
               <w:pStyle w:val="Compact"/>
-              <w:jc w:val="left"/>
             </w:pPr>
             <w:r>
               <w:rPr>
@@ -5198,7 +5055,6 @@
           <w:p>
             <w:pPr>
               <w:pStyle w:val="Compact"/>
-              <w:jc w:val="left"/>
             </w:pPr>
             <w:r>
               <w:t xml:space="preserve">its entries, -1: not a ZIP</w:t>
@@ -5210,7 +5066,6 @@
           <w:p>
             <w:pPr>
               <w:pStyle w:val="Compact"/>
-              <w:jc w:val="left"/>
             </w:pPr>
             <w:r>
               <w:rPr>
@@ -5227,7 +5082,6 @@
           <w:p>
             <w:pPr>
               <w:pStyle w:val="Compact"/>
-              <w:jc w:val="left"/>
             </w:pPr>
             <w:r>
               <w:rPr>
@@ -5242,7 +5096,6 @@
           <w:p>
             <w:pPr>
               <w:pStyle w:val="Compact"/>
-              <w:jc w:val="left"/>
             </w:pPr>
             <w:r>
               <w:t xml:space="preserve">Entry i</w:t>
@@ -5254,7 +5107,6 @@
           <w:p>
             <w:pPr>
               <w:pStyle w:val="Compact"/>
-              <w:jc w:val="left"/>
             </w:pPr>
             <w:r>
               <w:rPr>
@@ -5271,7 +5123,6 @@
           <w:p>
             <w:pPr>
               <w:pStyle w:val="Compact"/>
-              <w:jc w:val="left"/>
             </w:pPr>
             <w:r>
               <w:rPr>
@@ -5286,7 +5137,6 @@
           <w:p>
             <w:pPr>
               <w:pStyle w:val="Compact"/>
-              <w:jc w:val="left"/>
             </w:pPr>
             <w:r>
               <w:t xml:space="preserve">The entry of that name inflated (a 0 byte after its end) -&gt; 0 and *out (fk_free), -1</w:t>
@@ -5298,7 +5148,6 @@
           <w:p>
             <w:pPr>
               <w:pStyle w:val="Compact"/>
-              <w:jc w:val="left"/>
             </w:pPr>
             <w:r>
               <w:rPr>
@@ -5315,7 +5164,6 @@
           <w:p>
             <w:pPr>
               <w:pStyle w:val="Compact"/>
-              <w:jc w:val="left"/>
             </w:pPr>
             <w:r>
               <w:rPr>
@@ -5330,7 +5178,6 @@
           <w:p>
             <w:pPr>
               <w:pStyle w:val="Compact"/>
-              <w:jc w:val="left"/>
             </w:pPr>
             <w:r>
               <w:t xml:space="preserve">an empty one; 0: no memory</w:t>
@@ -5342,7 +5189,6 @@
           <w:p>
             <w:pPr>
               <w:pStyle w:val="Compact"/>
-              <w:jc w:val="left"/>
             </w:pPr>
             <w:r>
               <w:rPr>
@@ -5359,7 +5205,6 @@
           <w:p>
             <w:pPr>
               <w:pStyle w:val="Compact"/>
-              <w:jc w:val="left"/>
             </w:pPr>
             <w:r>
               <w:rPr>
@@ -5374,7 +5219,6 @@
           <w:p>
             <w:pPr>
               <w:pStyle w:val="Compact"/>
-              <w:jc w:val="left"/>
             </w:pPr>
             <w:r>
               <w:t xml:space="preserve">0 / -1</w:t>
@@ -5386,7 +5230,6 @@
           <w:p>
             <w:pPr>
               <w:pStyle w:val="Compact"/>
-              <w:jc w:val="left"/>
             </w:pPr>
             <w:r>
               <w:rPr>
@@ -5403,7 +5246,6 @@
           <w:p>
             <w:pPr>
               <w:pStyle w:val="Compact"/>
-              <w:jc w:val="left"/>
             </w:pPr>
             <w:r>
               <w:rPr>
@@ -5418,7 +5260,6 @@
           <w:p>
             <w:pPr>
               <w:pStyle w:val="Compact"/>
-              <w:jc w:val="left"/>
             </w:pPr>
             <w:r>
               <w:t xml:space="preserve">the archive (fk_free) -&gt; 0 / -1; b freed</w:t>
@@ -5430,7 +5271,6 @@
           <w:p>
             <w:pPr>
               <w:pStyle w:val="Compact"/>
-              <w:jc w:val="left"/>
             </w:pPr>
             <w:r>
               <w:rPr>
@@ -5447,7 +5287,6 @@
           <w:p>
             <w:pPr>
               <w:pStyle w:val="Compact"/>
-              <w:jc w:val="left"/>
             </w:pPr>
             <w:r>
               <w:rPr>
@@ -5462,7 +5301,6 @@
           <w:p>
             <w:pPr>
               <w:pStyle w:val="Compact"/>
-              <w:jc w:val="left"/>
             </w:pPr>
             <w:r>
               <w:t xml:space="preserve">(given up before finish)</w:t>
@@ -5474,7 +5312,6 @@
           <w:p>
             <w:pPr>
               <w:pStyle w:val="Compact"/>
-              <w:jc w:val="left"/>
             </w:pPr>
             <w:r>
               <w:rPr>
@@ -5491,7 +5328,6 @@
           <w:p>
             <w:pPr>
               <w:pStyle w:val="Compact"/>
-              <w:jc w:val="left"/>
             </w:pPr>
             <w:r>
               <w:rPr>
@@ -5506,7 +5342,6 @@
           <w:p>
             <w:pPr>
               <w:pStyle w:val="Compact"/>
-              <w:jc w:val="left"/>
             </w:pPr>
             <w:r>
               <w:t xml:space="preserve">1 a file, 2 a folder, 0</w:t>
@@ -5518,7 +5353,6 @@
           <w:p>
             <w:pPr>
               <w:pStyle w:val="Compact"/>
-              <w:jc w:val="left"/>
             </w:pPr>
             <w:r>
               <w:rPr>
@@ -5535,7 +5369,6 @@
           <w:p>
             <w:pPr>
               <w:pStyle w:val="Compact"/>
-              <w:jc w:val="left"/>
             </w:pPr>
             <w:r>
               <w:rPr>
@@ -5550,7 +5383,6 @@
           <w:p>
             <w:pPr>
               <w:pStyle w:val="Compact"/>
-              <w:jc w:val="left"/>
             </w:pPr>
             <w:r>
               <w:t xml:space="preserve">-1: no such file</w:t>
@@ -5562,7 +5394,6 @@
           <w:p>
             <w:pPr>
               <w:pStyle w:val="Compact"/>
-              <w:jc w:val="left"/>
             </w:pPr>
             <w:r>
               <w:rPr>
@@ -5579,7 +5410,6 @@
           <w:p>
             <w:pPr>
               <w:pStyle w:val="Compact"/>
-              <w:jc w:val="left"/>
             </w:pPr>
             <w:r>
               <w:rPr>
@@ -5594,7 +5424,6 @@
           <w:p>
             <w:pPr>
               <w:pStyle w:val="Compact"/>
-              <w:jc w:val="left"/>
             </w:pPr>
             <w:r>
               <w:t xml:space="preserve">the whole file (a 0 byte after it; fk_free) -&gt; 0 / -1</w:t>
@@ -5606,7 +5435,6 @@
           <w:p>
             <w:pPr>
               <w:pStyle w:val="Compact"/>
-              <w:jc w:val="left"/>
             </w:pPr>
             <w:r>
               <w:rPr>
@@ -5623,7 +5451,6 @@
           <w:p>
             <w:pPr>
               <w:pStyle w:val="Compact"/>
-              <w:jc w:val="left"/>
             </w:pPr>
             <w:r>
               <w:rPr>
@@ -5638,7 +5465,6 @@
           <w:p>
             <w:pPr>
               <w:pStyle w:val="Compact"/>
-              <w:jc w:val="left"/>
             </w:pPr>
             <w:r>
               <w:t xml:space="preserve">0 / -1</w:t>
@@ -5650,7 +5476,6 @@
           <w:p>
             <w:pPr>
               <w:pStyle w:val="Compact"/>
-              <w:jc w:val="left"/>
             </w:pPr>
             <w:r>
               <w:rPr>
@@ -5667,7 +5492,6 @@
           <w:p>
             <w:pPr>
               <w:pStyle w:val="Compact"/>
-              <w:jc w:val="left"/>
             </w:pPr>
             <w:r>
               <w:rPr>
@@ -5682,7 +5506,6 @@
           <w:p>
             <w:pPr>
               <w:pStyle w:val="Compact"/>
-              <w:jc w:val="left"/>
             </w:pPr>
             <w:r>
               <w:t xml:space="preserve">every folder of the path made -&gt; 0 / -1</w:t>
@@ -5694,7 +5517,6 @@
           <w:p>
             <w:pPr>
               <w:pStyle w:val="Compact"/>
-              <w:jc w:val="left"/>
             </w:pPr>
             <w:r>
               <w:rPr>
@@ -5711,7 +5533,6 @@
           <w:p>
             <w:pPr>
               <w:pStyle w:val="Compact"/>
-              <w:jc w:val="left"/>
             </w:pPr>
             <w:r>
               <w:rPr>
@@ -5726,7 +5547,6 @@
           <w:p>
             <w:pPr>
               <w:pStyle w:val="Compact"/>
-              <w:jc w:val="left"/>
             </w:pPr>
             <w:r>
               <w:t xml:space="preserve">0 / -1</w:t>
@@ -5738,7 +5558,6 @@
           <w:p>
             <w:pPr>
               <w:pStyle w:val="Compact"/>
-              <w:jc w:val="left"/>
             </w:pPr>
             <w:r>
               <w:rPr>
@@ -5755,7 +5574,6 @@
           <w:p>
             <w:pPr>
               <w:pStyle w:val="Compact"/>
-              <w:jc w:val="left"/>
             </w:pPr>
             <w:r>
               <w:rPr>
@@ -5770,7 +5588,6 @@
           <w:p>
             <w:pPr>
               <w:pStyle w:val="Compact"/>
-              <w:jc w:val="left"/>
             </w:pPr>
             <w:r>
               <w:t xml:space="preserve">renamed, else copied then removed</w:t>
@@ -5782,7 +5599,6 @@
           <w:p>
             <w:pPr>
               <w:pStyle w:val="Compact"/>
-              <w:jc w:val="left"/>
             </w:pPr>
             <w:r>
               <w:rPr>
@@ -5799,7 +5615,6 @@
           <w:p>
             <w:pPr>
               <w:pStyle w:val="Compact"/>
-              <w:jc w:val="left"/>
             </w:pPr>
             <w:r>
               <w:rPr>
@@ -5814,7 +5629,6 @@
           <w:p>
             <w:pPr>
               <w:pStyle w:val="Compact"/>
-              <w:jc w:val="left"/>
             </w:pPr>
             <w:r>
               <w:t xml:space="preserve">a file, or a folder and all it holds -&gt; 0 / -1</w:t>
@@ -5826,7 +5640,6 @@
           <w:p>
             <w:pPr>
               <w:pStyle w:val="Compact"/>
-              <w:jc w:val="left"/>
             </w:pPr>
             <w:r>
               <w:rPr>
@@ -5843,7 +5656,6 @@
           <w:p>
             <w:pPr>
               <w:pStyle w:val="Compact"/>
-              <w:jc w:val="left"/>
             </w:pPr>
             <w:r>
               <w:rPr>
@@ -5858,7 +5670,6 @@
           <w:p>
             <w:pPr>
               <w:pStyle w:val="Compact"/>
-              <w:jc w:val="left"/>
             </w:pPr>
             <w:r>
               <w:t xml:space="preserve">The bytes under a path (a file's size</w:t>
@@ -5870,7 +5681,6 @@
           <w:p>
             <w:pPr>
               <w:pStyle w:val="Compact"/>
-              <w:jc w:val="left"/>
             </w:pPr>
             <w:r>
               <w:rPr>
@@ -5887,7 +5697,6 @@
           <w:p>
             <w:pPr>
               <w:pStyle w:val="Compact"/>
-              <w:jc w:val="left"/>
             </w:pPr>
             <w:r>
               <w:rPr>
@@ -5902,7 +5711,6 @@
           <w:p>
             <w:pPr>
               <w:pStyle w:val="Compact"/>
-              <w:jc w:val="left"/>
             </w:pPr>
             <w:r>
               <w:t xml:space="preserve">after the last '/' or ':' (inside path)</w:t>
@@ -5914,7 +5722,6 @@
           <w:p>
             <w:pPr>
               <w:pStyle w:val="Compact"/>
-              <w:jc w:val="left"/>
             </w:pPr>
             <w:r>
               <w:rPr>
@@ -5931,7 +5738,6 @@
           <w:p>
             <w:pPr>
               <w:pStyle w:val="Compact"/>
-              <w:jc w:val="left"/>
             </w:pPr>
             <w:r>
               <w:rPr>
@@ -5946,7 +5752,6 @@
           <w:p>
             <w:pPr>
               <w:pStyle w:val="Compact"/>
-              <w:jc w:val="left"/>
             </w:pPr>
             <w:r>
               <w:t xml:space="preserve">"png" (lower case, without the dot; "": none)</w:t>
@@ -5958,7 +5763,6 @@
           <w:p>
             <w:pPr>
               <w:pStyle w:val="Compact"/>
-              <w:jc w:val="left"/>
             </w:pPr>
             <w:r>
               <w:rPr>
@@ -5975,7 +5779,6 @@
           <w:p>
             <w:pPr>
               <w:pStyle w:val="Compact"/>
-              <w:jc w:val="left"/>
             </w:pPr>
             <w:r>
               <w:rPr>
@@ -5990,7 +5793,6 @@
           <w:p>
             <w:pPr>
               <w:pStyle w:val="Compact"/>
-              <w:jc w:val="left"/>
             </w:pPr>
             <w:r>
               <w:t xml:space="preserve">"SD:/a/b.txt" -&gt; "SD:/a"; "SD:/a" -&gt; "SD:/"</w:t>
@@ -6002,7 +5804,6 @@
           <w:p>
             <w:pPr>
               <w:pStyle w:val="Compact"/>
-              <w:jc w:val="left"/>
             </w:pPr>
             <w:r>
               <w:rPr>
@@ -6019,7 +5820,6 @@
           <w:p>
             <w:pPr>
               <w:pStyle w:val="Compact"/>
-              <w:jc w:val="left"/>
             </w:pPr>
             <w:r>
               <w:rPr>
@@ -6034,7 +5834,6 @@
           <w:p>
             <w:pPr>
               <w:pStyle w:val="Compact"/>
-              <w:jc w:val="left"/>
             </w:pPr>
             <w:r>
               <w:t xml:space="preserve">folder + "/" + name (no '/' added after a '/' or a ':', or before an empty name), cut to cap</w:t>
@@ -6046,7 +5845,6 @@
           <w:p>
             <w:pPr>
               <w:pStyle w:val="Compact"/>
-              <w:jc w:val="left"/>
             </w:pPr>
             <w:r>
               <w:rPr>
@@ -6063,7 +5861,6 @@
           <w:p>
             <w:pPr>
               <w:pStyle w:val="Compact"/>
-              <w:jc w:val="left"/>
             </w:pPr>
             <w:r>
               <w:rPr>
@@ -6078,7 +5875,6 @@
           <w:p>
             <w:pPr>
               <w:pStyle w:val="Compact"/>
-              <w:jc w:val="left"/>
             </w:pPr>
             <w:r>
               <w:t xml:space="preserve">a name not taken: "a.txt" -&gt; "a (2).txt"</w:t>
@@ -6090,7 +5886,6 @@
           <w:p>
             <w:pPr>
               <w:pStyle w:val="Compact"/>
-              <w:jc w:val="left"/>
             </w:pPr>
             <w:r>
               <w:rPr>
@@ -6107,7 +5902,6 @@
           <w:p>
             <w:pPr>
               <w:pStyle w:val="Compact"/>
-              <w:jc w:val="left"/>
             </w:pPr>
             <w:r>
               <w:rPr>
@@ -6122,7 +5916,6 @@
           <w:p>
             <w:pPr>
               <w:pStyle w:val="Compact"/>
-              <w:jc w:val="left"/>
             </w:pPr>
             <w:r>
               <w:t xml:space="preserve">"12.4 KB"</w:t>
@@ -6134,7 +5927,6 @@
           <w:p>
             <w:pPr>
               <w:pStyle w:val="Compact"/>
-              <w:jc w:val="left"/>
             </w:pPr>
             <w:r>
               <w:rPr>
@@ -6151,7 +5943,6 @@
           <w:p>
             <w:pPr>
               <w:pStyle w:val="Compact"/>
-              <w:jc w:val="left"/>
             </w:pPr>
             <w:r>
               <w:rPr>
@@ -6166,7 +5957,6 @@
           <w:p>
             <w:pPr>
               <w:pStyle w:val="Compact"/>
-              <w:jc w:val="left"/>
             </w:pPr>
             <w:r>
               <w:t xml:space="preserve">"28/09/2026 14:12"</w:t>
@@ -6178,7 +5968,6 @@
           <w:p>
             <w:pPr>
               <w:pStyle w:val="Compact"/>
-              <w:jc w:val="left"/>
             </w:pPr>
             <w:r>
               <w:rPr>
@@ -6195,7 +5984,6 @@
           <w:p>
             <w:pPr>
               <w:pStyle w:val="Compact"/>
-              <w:jc w:val="left"/>
             </w:pPr>
             <w:r>
               <w:rPr>
@@ -6210,7 +5998,6 @@
           <w:p>
             <w:pPr>
               <w:pStyle w:val="Compact"/>
-              <w:jc w:val="left"/>
             </w:pPr>
             <w:r>
               <w:t xml:space="preserve">a string's length in bytes (0 for a null pointer)</w:t>
@@ -6222,7 +6009,6 @@
           <w:p>
             <w:pPr>
               <w:pStyle w:val="Compact"/>
-              <w:jc w:val="left"/>
             </w:pPr>
             <w:r>
               <w:rPr>
@@ -6239,7 +6025,6 @@
           <w:p>
             <w:pPr>
               <w:pStyle w:val="Compact"/>
-              <w:jc w:val="left"/>
             </w:pPr>
             <w:r>
               <w:rPr>
@@ -6254,7 +6039,6 @@
           <w:p>
             <w:pPr>
               <w:pStyle w:val="Compact"/>
-              <w:jc w:val="left"/>
             </w:pPr>
             <w:r>
               <w:t xml:space="preserve">s into d, cut to cap - 1 bytes, always ended by a 0</w:t>
@@ -6266,7 +6050,6 @@
           <w:p>
             <w:pPr>
               <w:pStyle w:val="Compact"/>
-              <w:jc w:val="left"/>
             </w:pPr>
             <w:r>
               <w:rPr>
@@ -6283,7 +6066,6 @@
           <w:p>
             <w:pPr>
               <w:pStyle w:val="Compact"/>
-              <w:jc w:val="left"/>
             </w:pPr>
             <w:r>
               <w:rPr>
@@ -6298,7 +6080,6 @@
           <w:p>
             <w:pPr>
               <w:pStyle w:val="Compact"/>
-              <w:jc w:val="left"/>
             </w:pPr>
             <w:r>
               <w:t xml:space="preserve">an ASCII capital as its small letter, anything else unchanged</w:t>
@@ -6310,7 +6091,6 @@
           <w:p>
             <w:pPr>
               <w:pStyle w:val="Compact"/>
-              <w:jc w:val="left"/>
             </w:pPr>
             <w:r>
               <w:rPr>
@@ -6327,7 +6107,6 @@
           <w:p>
             <w:pPr>
               <w:pStyle w:val="Compact"/>
-              <w:jc w:val="left"/>
             </w:pPr>
             <w:r>
               <w:rPr>
@@ -6342,7 +6121,6 @@
           <w:p>
             <w:pPr>
               <w:pStyle w:val="Compact"/>
-              <w:jc w:val="left"/>
             </w:pPr>
             <w:r>
               <w:t xml:space="preserve">strcmp with ASCII letters' case ignored: 0 equal, else &lt; 0 or &gt; 0</w:t>
@@ -6354,7 +6132,6 @@
           <w:p>
             <w:pPr>
               <w:pStyle w:val="Compact"/>
-              <w:jc w:val="left"/>
             </w:pPr>
             <w:r>
               <w:rPr>
@@ -6371,7 +6148,6 @@
           <w:p>
             <w:pPr>
               <w:pStyle w:val="Compact"/>
-              <w:jc w:val="left"/>
             </w:pPr>
             <w:r>
               <w:rPr>
@@ -6386,7 +6162,6 @@
           <w:p>
             <w:pPr>
               <w:pStyle w:val="Compact"/>
-              <w:jc w:val="left"/>
             </w:pPr>
             <w:r>
               <w:t xml:space="preserve">out = dir + "/" + name (no doubled slash).</w:t>
@@ -6398,7 +6173,6 @@
           <w:p>
             <w:pPr>
               <w:pStyle w:val="Compact"/>
-              <w:jc w:val="left"/>
             </w:pPr>
             <w:r>
               <w:rPr>
@@ -6415,7 +6189,6 @@
           <w:p>
             <w:pPr>
               <w:pStyle w:val="Compact"/>
-              <w:jc w:val="left"/>
             </w:pPr>
             <w:r>
               <w:rPr>
@@ -6430,7 +6203,6 @@
           <w:p>
             <w:pPr>
               <w:pStyle w:val="Compact"/>
-              <w:jc w:val="left"/>
             </w:pPr>
             <w:r>
               <w:t xml:space="preserve">The last path component (points into</w:t>
@@ -6454,7 +6226,6 @@
           <w:p>
             <w:pPr>
               <w:pStyle w:val="Compact"/>
-              <w:jc w:val="left"/>
             </w:pPr>
             <w:r>
               <w:rPr>
@@ -6471,7 +6242,6 @@
           <w:p>
             <w:pPr>
               <w:pStyle w:val="Compact"/>
-              <w:jc w:val="left"/>
             </w:pPr>
             <w:r>
               <w:rPr>
@@ -6486,7 +6256,6 @@
           <w:p>
             <w:pPr>
               <w:pStyle w:val="Compact"/>
-              <w:jc w:val="left"/>
             </w:pPr>
             <w:r>
               <w:t xml:space="preserve">Parent directory of path into out ("SD:/a/b" -&gt; "SD:/a", "SD:/a" -&gt; "SD:/").</w:t>
@@ -6498,7 +6267,6 @@
           <w:p>
             <w:pPr>
               <w:pStyle w:val="Compact"/>
-              <w:jc w:val="left"/>
             </w:pPr>
             <w:r>
               <w:rPr>
@@ -6515,7 +6283,6 @@
           <w:p>
             <w:pPr>
               <w:pStyle w:val="Compact"/>
-              <w:jc w:val="left"/>
             </w:pPr>
             <w:r>
               <w:rPr>
@@ -6530,7 +6297,6 @@
           <w:p>
             <w:pPr>
               <w:pStyle w:val="Compact"/>
-              <w:jc w:val="left"/>
             </w:pPr>
             <w:r>
               <w:t xml:space="preserve">Parent directory of path into out ("SD:/a/b" -&gt; "SD:/a", "SD:/a" -&gt; "SD:/").</w:t>
@@ -6542,7 +6308,6 @@
           <w:p>
             <w:pPr>
               <w:pStyle w:val="Compact"/>
-              <w:jc w:val="left"/>
             </w:pPr>
             <w:r>
               <w:rPr>
@@ -6559,7 +6324,6 @@
           <w:p>
             <w:pPr>
               <w:pStyle w:val="Compact"/>
-              <w:jc w:val="left"/>
             </w:pPr>
             <w:r>
               <w:rPr>
@@ -6574,7 +6338,6 @@
           <w:p>
             <w:pPr>
               <w:pStyle w:val="Compact"/>
-              <w:jc w:val="left"/>
             </w:pPr>
             <w:r>
               <w:t xml:space="preserve">Parent directory of path into out ("SD:/a/b" -&gt; "SD:/a", "SD:/a" -&gt; "SD:/").</w:t>
@@ -6586,7 +6349,6 @@
           <w:p>
             <w:pPr>
               <w:pStyle w:val="Compact"/>
-              <w:jc w:val="left"/>
             </w:pPr>
             <w:r>
               <w:rPr>
@@ -6603,7 +6365,6 @@
           <w:p>
             <w:pPr>
               <w:pStyle w:val="Compact"/>
-              <w:jc w:val="left"/>
             </w:pPr>
             <w:r>
               <w:rPr>
@@ -6618,7 +6379,6 @@
           <w:p>
             <w:pPr>
               <w:pStyle w:val="Compact"/>
-              <w:jc w:val="left"/>
             </w:pPr>
             <w:r>
               <w:t xml:space="preserve">Parent directory of path into out ("SD:/a/b" -&gt; "SD:/a", "SD:/a" -&gt; "SD:/").</w:t>
@@ -6630,7 +6390,6 @@
           <w:p>
             <w:pPr>
               <w:pStyle w:val="Compact"/>
-              <w:jc w:val="left"/>
             </w:pPr>
             <w:r>
               <w:rPr>
@@ -6647,7 +6406,6 @@
           <w:p>
             <w:pPr>
               <w:pStyle w:val="Compact"/>
-              <w:jc w:val="left"/>
             </w:pPr>
             <w:r>
               <w:rPr>
@@ -6662,7 +6420,6 @@
           <w:p>
             <w:pPr>
               <w:pStyle w:val="Compact"/>
-              <w:jc w:val="left"/>
             </w:pPr>
             <w:r>
               <w:t xml:space="preserve">Parent directory of path into out ("SD:/a/b" -&gt; "SD:/a", "SD:/a" -&gt; "SD:/").</w:t>
@@ -6674,7 +6431,6 @@
           <w:p>
             <w:pPr>
               <w:pStyle w:val="Compact"/>
-              <w:jc w:val="left"/>
             </w:pPr>
             <w:r>
               <w:rPr>
@@ -6691,7 +6447,6 @@
           <w:p>
             <w:pPr>
               <w:pStyle w:val="Compact"/>
-              <w:jc w:val="left"/>
             </w:pPr>
             <w:r>
               <w:rPr>
@@ -6706,7 +6461,6 @@
           <w:p>
             <w:pPr>
               <w:pStyle w:val="Compact"/>
-              <w:jc w:val="left"/>
             </w:pPr>
             <w:r>
               <w:t xml:space="preserve">Copy a file or a whole folder tree (depth &lt;= 12).</w:t>
@@ -6718,7 +6472,6 @@
           <w:p>
             <w:pPr>
               <w:pStyle w:val="Compact"/>
-              <w:jc w:val="left"/>
             </w:pPr>
             <w:r>
               <w:rPr>
@@ -6735,7 +6488,6 @@
           <w:p>
             <w:pPr>
               <w:pStyle w:val="Compact"/>
-              <w:jc w:val="left"/>
             </w:pPr>
             <w:r>
               <w:rPr>
@@ -6750,7 +6502,6 @@
           <w:p>
             <w:pPr>
               <w:pStyle w:val="Compact"/>
-              <w:jc w:val="left"/>
             </w:pPr>
             <w:r>
               <w:t xml:space="preserve">Delete a file or a whole folder tree (depth &lt;= 12).</w:t>
@@ -6762,7 +6513,6 @@
           <w:p>
             <w:pPr>
               <w:pStyle w:val="Compact"/>
-              <w:jc w:val="left"/>
             </w:pPr>
             <w:r>
               <w:rPr>
@@ -6779,7 +6529,6 @@
           <w:p>
             <w:pPr>
               <w:pStyle w:val="Compact"/>
-              <w:jc w:val="left"/>
             </w:pPr>
             <w:r>
               <w:rPr>
@@ -6794,7 +6543,6 @@
           <w:p>
             <w:pPr>
               <w:pStyle w:val="Compact"/>
-              <w:jc w:val="left"/>
             </w:pPr>
             <w:r>
               <w:t xml:space="preserve">A free path in dir for</w:t>
@@ -6815,7 +6563,6 @@
           <w:p>
             <w:pPr>
               <w:pStyle w:val="Compact"/>
-              <w:jc w:val="left"/>
             </w:pPr>
             <w:r>
               <w:rPr>
@@ -6832,7 +6579,6 @@
           <w:p>
             <w:pPr>
               <w:pStyle w:val="Compact"/>
-              <w:jc w:val="left"/>
             </w:pPr>
             <w:r>
               <w:rPr>
@@ -6847,7 +6593,6 @@
           <w:p>
             <w:pPr>
               <w:pStyle w:val="Compact"/>
-              <w:jc w:val="left"/>
             </w:pPr>
             <w:r>
               <w:t xml:space="preserve">A text file saved by a Windows editor</w:t>
@@ -6859,7 +6604,6 @@
           <w:p>
             <w:pPr>
               <w:pStyle w:val="Compact"/>
-              <w:jc w:val="left"/>
             </w:pPr>
             <w:r>
               <w:rPr>
@@ -6876,7 +6620,6 @@
           <w:p>
             <w:pPr>
               <w:pStyle w:val="Compact"/>
-              <w:jc w:val="left"/>
             </w:pPr>
             <w:r>
               <w:rPr>
@@ -6891,7 +6634,6 @@
           <w:p>
             <w:pPr>
               <w:pStyle w:val="Compact"/>
-              <w:jc w:val="left"/>
             </w:pPr>
             <w:r>
               <w:t xml:space="preserve">an empty document (FK_KV_ESCAPES, FK_KV_PIPES); 0: no memory</w:t>
@@ -6903,7 +6645,6 @@
           <w:p>
             <w:pPr>
               <w:pStyle w:val="Compact"/>
-              <w:jc w:val="left"/>
             </w:pPr>
             <w:r>
               <w:rPr>
@@ -6920,7 +6661,6 @@
           <w:p>
             <w:pPr>
               <w:pStyle w:val="Compact"/>
-              <w:jc w:val="left"/>
             </w:pPr>
             <w:r>
               <w:rPr>
@@ -6935,7 +6675,6 @@
           <w:p>
             <w:pPr>
               <w:pStyle w:val="Compact"/>
-              <w:jc w:val="left"/>
             </w:pPr>
             <w:r>
               <w:t xml:space="preserve">never fails on syntax (lines without '=' skipped); 0: no memory</w:t>
@@ -6947,7 +6686,6 @@
           <w:p>
             <w:pPr>
               <w:pStyle w:val="Compact"/>
-              <w:jc w:val="left"/>
             </w:pPr>
             <w:r>
               <w:rPr>
@@ -6964,7 +6702,6 @@
           <w:p>
             <w:pPr>
               <w:pStyle w:val="Compact"/>
-              <w:jc w:val="left"/>
             </w:pPr>
             <w:r>
               <w:rPr>
@@ -6979,7 +6716,6 @@
           <w:p>
             <w:pPr>
               <w:pStyle w:val="Compact"/>
-              <w:jc w:val="left"/>
             </w:pPr>
             <w:r>
               <w:t xml:space="preserve">a file read and parsed; 0: no such file / unreadable / no memory</w:t>
@@ -6991,7 +6727,6 @@
           <w:p>
             <w:pPr>
               <w:pStyle w:val="Compact"/>
-              <w:jc w:val="left"/>
             </w:pPr>
             <w:r>
               <w:rPr>
@@ -7008,7 +6743,6 @@
           <w:p>
             <w:pPr>
               <w:pStyle w:val="Compact"/>
-              <w:jc w:val="left"/>
             </w:pPr>
             <w:r>
               <w:rPr>
@@ -7023,7 +6757,6 @@
           <w:p>
             <w:pPr>
               <w:pStyle w:val="Compact"/>
-              <w:jc w:val="left"/>
             </w:pPr>
             <w:r>
               <w:t xml:space="preserve">the document and all its strings (0 accepted)</w:t>
@@ -7035,7 +6768,6 @@
           <w:p>
             <w:pPr>
               <w:pStyle w:val="Compact"/>
-              <w:jc w:val="left"/>
             </w:pPr>
             <w:r>
               <w:rPr>
@@ -7052,7 +6784,6 @@
           <w:p>
             <w:pPr>
               <w:pStyle w:val="Compact"/>
-              <w:jc w:val="left"/>
             </w:pPr>
             <w:r>
               <w:rPr>
@@ -7067,7 +6798,6 @@
           <w:p>
             <w:pPr>
               <w:pStyle w:val="Compact"/>
-              <w:jc w:val="left"/>
             </w:pPr>
             <w:r>
               <w:t xml:space="preserve">how many entries</w:t>
@@ -7079,7 +6809,6 @@
           <w:p>
             <w:pPr>
               <w:pStyle w:val="Compact"/>
-              <w:jc w:val="left"/>
             </w:pPr>
             <w:r>
               <w:rPr>
@@ -7096,7 +6825,6 @@
           <w:p>
             <w:pPr>
               <w:pStyle w:val="Compact"/>
-              <w:jc w:val="left"/>
             </w:pPr>
             <w:r>
               <w:rPr>
@@ -7111,7 +6839,6 @@
           <w:p>
             <w:pPr>
               <w:pStyle w:val="Compact"/>
-              <w:jc w:val="left"/>
             </w:pPr>
             <w:r>
               <w:t xml:space="preserve">entry i's key, trimmed ("" out of range)</w:t>
@@ -7123,7 +6850,6 @@
           <w:p>
             <w:pPr>
               <w:pStyle w:val="Compact"/>
-              <w:jc w:val="left"/>
             </w:pPr>
             <w:r>
               <w:rPr>
@@ -7140,7 +6866,6 @@
           <w:p>
             <w:pPr>
               <w:pStyle w:val="Compact"/>
-              <w:jc w:val="left"/>
             </w:pPr>
             <w:r>
               <w:rPr>
@@ -7155,7 +6880,6 @@
           <w:p>
             <w:pPr>
               <w:pStyle w:val="Compact"/>
-              <w:jc w:val="left"/>
             </w:pPr>
             <w:r>
               <w:t xml:space="preserve">its value: unescaped, its "|" lines joined by '\n'</w:t>
@@ -7167,7 +6891,6 @@
           <w:p>
             <w:pPr>
               <w:pStyle w:val="Compact"/>
-              <w:jc w:val="left"/>
             </w:pPr>
             <w:r>
               <w:rPr>
@@ -7184,7 +6907,6 @@
           <w:p>
             <w:pPr>
               <w:pStyle w:val="Compact"/>
-              <w:jc w:val="left"/>
             </w:pPr>
             <w:r>
               <w:rPr>
@@ -7199,7 +6921,6 @@
           <w:p>
             <w:pPr>
               <w:pStyle w:val="Compact"/>
-              <w:jc w:val="left"/>
             </w:pPr>
             <w:r>
               <w:t xml:space="preserve">the name of its section ("" before any header)</w:t>
@@ -7211,7 +6932,6 @@
           <w:p>
             <w:pPr>
               <w:pStyle w:val="Compact"/>
-              <w:jc w:val="left"/>
             </w:pPr>
             <w:r>
               <w:rPr>
@@ -7228,7 +6948,6 @@
           <w:p>
             <w:pPr>
               <w:pStyle w:val="Compact"/>
-              <w:jc w:val="left"/>
             </w:pPr>
             <w:r>
               <w:rPr>
@@ -7243,7 +6962,6 @@
           <w:p>
             <w:pPr>
               <w:pStyle w:val="Compact"/>
-              <w:jc w:val="left"/>
             </w:pPr>
             <w:r>
               <w:t xml:space="preserve">its block: 0 before any header, then 1, 2...: one per "[...]" line</w:t>
@@ -7255,7 +6973,6 @@
           <w:p>
             <w:pPr>
               <w:pStyle w:val="Compact"/>
-              <w:jc w:val="left"/>
             </w:pPr>
             <w:r>
               <w:rPr>
@@ -7272,7 +6989,6 @@
           <w:p>
             <w:pPr>
               <w:pStyle w:val="Compact"/>
-              <w:jc w:val="left"/>
             </w:pPr>
             <w:r>
               <w:rPr>
@@ -7287,7 +7003,6 @@
           <w:p>
             <w:pPr>
               <w:pStyle w:val="Compact"/>
-              <w:jc w:val="left"/>
             </w:pPr>
             <w:r>
               <w:t xml:space="preserve">The 1-based line of the value's FIRST line</w:t>
@@ -7299,7 +7014,6 @@
           <w:p>
             <w:pPr>
               <w:pStyle w:val="Compact"/>
-              <w:jc w:val="left"/>
             </w:pPr>
             <w:r>
               <w:rPr>
@@ -7316,7 +7030,6 @@
           <w:p>
             <w:pPr>
               <w:pStyle w:val="Compact"/>
-              <w:jc w:val="left"/>
             </w:pPr>
             <w:r>
               <w:rPr>
@@ -7331,7 +7044,6 @@
           <w:p>
             <w:pPr>
               <w:pStyle w:val="Compact"/>
-              <w:jc w:val="left"/>
             </w:pPr>
             <w:r>
               <w:t xml:space="preserve">the "[...]" headers read / made</w:t>
@@ -7343,7 +7055,6 @@
           <w:p>
             <w:pPr>
               <w:pStyle w:val="Compact"/>
-              <w:jc w:val="left"/>
             </w:pPr>
             <w:r>
               <w:rPr>
@@ -7360,7 +7071,6 @@
           <w:p>
             <w:pPr>
               <w:pStyle w:val="Compact"/>
-              <w:jc w:val="left"/>
             </w:pPr>
             <w:r>
               <w:rPr>
@@ -7375,7 +7085,6 @@
           <w:p>
             <w:pPr>
               <w:pStyle w:val="Compact"/>
-              <w:jc w:val="left"/>
             </w:pPr>
             <w:r>
               <w:t xml:space="preserve">block b's name, "level" (b 1-based; "" for 0 / out of range)</w:t>
@@ -7387,7 +7096,6 @@
           <w:p>
             <w:pPr>
               <w:pStyle w:val="Compact"/>
-              <w:jc w:val="left"/>
             </w:pPr>
             <w:r>
               <w:rPr>
@@ -7404,7 +7112,6 @@
           <w:p>
             <w:pPr>
               <w:pStyle w:val="Compact"/>
-              <w:jc w:val="left"/>
             </w:pPr>
             <w:r>
               <w:rPr>
@@ -7419,7 +7126,6 @@
           <w:p>
             <w:pPr>
               <w:pStyle w:val="Compact"/>
-              <w:jc w:val="left"/>
             </w:pPr>
             <w:r>
               <w:t xml:space="preserve">its header's line (0: made, not read)</w:t>
@@ -7431,7 +7137,6 @@
           <w:p>
             <w:pPr>
               <w:pStyle w:val="Compact"/>
-              <w:jc w:val="left"/>
             </w:pPr>
             <w:r>
               <w:rPr>
@@ -7448,7 +7153,6 @@
           <w:p>
             <w:pPr>
               <w:pStyle w:val="Compact"/>
-              <w:jc w:val="left"/>
             </w:pPr>
             <w:r>
               <w:rPr>
@@ -7463,7 +7167,6 @@
           <w:p>
             <w:pPr>
               <w:pStyle w:val="Compact"/>
-              <w:jc w:val="left"/>
             </w:pPr>
             <w:r>
               <w:t xml:space="preserve">Blocks of the same name, each its own (a list of [alarm]s, a pack's [level]s)</w:t>
@@ -7475,7 +7178,6 @@
           <w:p>
             <w:pPr>
               <w:pStyle w:val="Compact"/>
-              <w:jc w:val="left"/>
             </w:pPr>
             <w:r>
               <w:rPr>
@@ -7492,7 +7194,6 @@
           <w:p>
             <w:pPr>
               <w:pStyle w:val="Compact"/>
-              <w:jc w:val="left"/>
             </w:pPr>
             <w:r>
               <w:rPr>
@@ -7507,7 +7208,6 @@
           <w:p>
             <w:pPr>
               <w:pStyle w:val="Compact"/>
-              <w:jc w:val="left"/>
             </w:pPr>
             <w:r>
               <w:t xml:space="preserve">block b's value of key, def if none (b 0 / out of range: def)</w:t>
@@ -7519,7 +7219,6 @@
           <w:p>
             <w:pPr>
               <w:pStyle w:val="Compact"/>
-              <w:jc w:val="left"/>
             </w:pPr>
             <w:r>
               <w:rPr>
@@ -7536,7 +7235,6 @@
           <w:p>
             <w:pPr>
               <w:pStyle w:val="Compact"/>
-              <w:jc w:val="left"/>
             </w:pPr>
             <w:r>
               <w:rPr>
@@ -7551,7 +7249,6 @@
           <w:p>
             <w:pPr>
               <w:pStyle w:val="Compact"/>
-              <w:jc w:val="left"/>
             </w:pPr>
             <w:r>
               <w:t xml:space="preserve">in block b: replaced, else added at its end -&gt; 0, -1 (no memory, no key, no block b)</w:t>
@@ -7563,7 +7260,6 @@
           <w:p>
             <w:pPr>
               <w:pStyle w:val="Compact"/>
-              <w:jc w:val="left"/>
             </w:pPr>
             <w:r>
               <w:rPr>
@@ -7580,7 +7276,6 @@
           <w:p>
             <w:pPr>
               <w:pStyle w:val="Compact"/>
-              <w:jc w:val="left"/>
             </w:pPr>
             <w:r>
               <w:rPr>
@@ -7595,7 +7290,6 @@
           <w:p>
             <w:pPr>
               <w:pStyle w:val="Compact"/>
-              <w:jc w:val="left"/>
             </w:pPr>
             <w:r>
               <w:t xml:space="preserve">The value of the first entry with that section and key, def if none (section "" or 0 = before any header, case-sensitive).</w:t>
@@ -7607,7 +7301,6 @@
           <w:p>
             <w:pPr>
               <w:pStyle w:val="Compact"/>
-              <w:jc w:val="left"/>
             </w:pPr>
             <w:r>
               <w:rPr>
@@ -7624,7 +7317,6 @@
           <w:p>
             <w:pPr>
               <w:pStyle w:val="Compact"/>
-              <w:jc w:val="left"/>
             </w:pPr>
             <w:r>
               <w:rPr>
@@ -7639,7 +7331,6 @@
           <w:p>
             <w:pPr>
               <w:pStyle w:val="Compact"/>
-              <w:jc w:val="left"/>
             </w:pPr>
             <w:r>
               <w:t xml:space="preserve">The first match's value replaced, or a new entry at the end of that section's first block -&gt; 0, -1 (no memory, no key).</w:t>
@@ -7651,7 +7342,6 @@
           <w:p>
             <w:pPr>
               <w:pStyle w:val="Compact"/>
-              <w:jc w:val="left"/>
             </w:pPr>
             <w:r>
               <w:rPr>
@@ -7668,7 +7358,6 @@
           <w:p>
             <w:pPr>
               <w:pStyle w:val="Compact"/>
-              <w:jc w:val="left"/>
             </w:pPr>
             <w:r>
               <w:rPr>
@@ -7683,7 +7372,6 @@
           <w:p>
             <w:pPr>
               <w:pStyle w:val="Compact"/>
-              <w:jc w:val="left"/>
             </w:pPr>
             <w:r>
               <w:t xml:space="preserve">the first match removed -&gt; 1, 0 none</w:t>
@@ -7695,7 +7383,6 @@
           <w:p>
             <w:pPr>
               <w:pStyle w:val="Compact"/>
-              <w:jc w:val="left"/>
             </w:pPr>
             <w:r>
               <w:rPr>
@@ -7712,7 +7399,6 @@
           <w:p>
             <w:pPr>
               <w:pStyle w:val="Compact"/>
-              <w:jc w:val="left"/>
             </w:pPr>
             <w:r>
               <w:rPr>
@@ -7727,7 +7413,6 @@
           <w:p>
             <w:pPr>
               <w:pStyle w:val="Compact"/>
-              <w:jc w:val="left"/>
             </w:pPr>
             <w:r>
               <w:t xml:space="preserve">The document as text</w:t>
@@ -7739,7 +7424,6 @@
           <w:p>
             <w:pPr>
               <w:pStyle w:val="Compact"/>
-              <w:jc w:val="left"/>
             </w:pPr>
             <w:r>
               <w:rPr>
@@ -7756,7 +7440,6 @@
           <w:p>
             <w:pPr>
               <w:pStyle w:val="Compact"/>
-              <w:jc w:val="left"/>
             </w:pPr>
             <w:r>
               <w:rPr>
@@ -7771,7 +7454,6 @@
           <w:p>
             <w:pPr>
               <w:pStyle w:val="Compact"/>
-              <w:jc w:val="left"/>
             </w:pPr>
             <w:r>
               <w:t xml:space="preserve">fk_kv_text written to path (kapi_save_file) -&gt; 0, -1</w:t>
@@ -7783,7 +7465,6 @@
           <w:p>
             <w:pPr>
               <w:pStyle w:val="Compact"/>
-              <w:jc w:val="left"/>
             </w:pPr>
             <w:r>
               <w:rPr>
@@ -7802,8 +7483,8 @@
         </w:pict>
       </w:r>
     </w:p>
-    <w:bookmarkEnd w:id="24"/>
-    <w:bookmarkStart w:id="31" w:name="filekitfilekith"/>
+    <w:bookmarkEnd w:id="22"/>
+    <w:bookmarkStart w:id="29" w:name="filekitfilekith"/>
     <w:p>
       <w:pPr>
         <w:pStyle w:val="Heading2"/>
@@ -8005,7 +7686,7 @@
         <w:t xml:space="preserve">// a buffer the library returned</w:t>
       </w:r>
     </w:p>
-    <w:bookmarkStart w:id="25" w:name="compression-zlib"/>
+    <w:bookmarkStart w:id="23" w:name="compression-zlib"/>
     <w:p>
       <w:pPr>
         <w:pStyle w:val="Heading3"/>
@@ -8822,8 +8503,8 @@
         <w:t xml:space="preserve">);</w:t>
       </w:r>
     </w:p>
-    <w:bookmarkEnd w:id="25"/>
-    <w:bookmarkStart w:id="26" w:name="a-zip-archive-on-the-card"/>
+    <w:bookmarkEnd w:id="23"/>
+    <w:bookmarkStart w:id="24" w:name="a-zip-archive-on-the-card"/>
     <w:p>
       <w:pPr>
         <w:pStyle w:val="Heading3"/>
@@ -11339,8 +11020,8 @@
         <w:t xml:space="preserve">// written -&gt; 0 / -1 (err); w freed</w:t>
       </w:r>
     </w:p>
-    <w:bookmarkEnd w:id="26"/>
-    <w:bookmarkStart w:id="27" w:name="X638307f47721291be0ae10f52d92639839f43d0"/>
+    <w:bookmarkEnd w:id="24"/>
+    <w:bookmarkStart w:id="25" w:name="X638307f47721291be0ae10f52d92639839f43d0"/>
     <w:p>
       <w:pPr>
         <w:pStyle w:val="Heading3"/>
@@ -15392,8 +15073,8 @@
         <w:t xml:space="preserve">// a new archive put on the card with nothing in it</w:t>
       </w:r>
     </w:p>
-    <w:bookmarkEnd w:id="27"/>
-    <w:bookmarkStart w:id="28" w:name="X2ba6bb0d458c822a2079f36abc6b631cf3be64c"/>
+    <w:bookmarkEnd w:id="25"/>
+    <w:bookmarkStart w:id="26" w:name="X2ba6bb0d458c822a2079f36abc6b631cf3be64c"/>
     <w:p>
       <w:pPr>
         <w:pStyle w:val="Heading3"/>
@@ -16418,8 +16099,8 @@
         <w:t xml:space="preserve">// (given up before finish)</w:t>
       </w:r>
     </w:p>
-    <w:bookmarkEnd w:id="28"/>
-    <w:bookmarkStart w:id="29" w:name="files"/>
+    <w:bookmarkEnd w:id="26"/>
+    <w:bookmarkStart w:id="27" w:name="files"/>
     <w:p>
       <w:pPr>
         <w:pStyle w:val="Heading3"/>
@@ -17560,8 +17241,8 @@
         <w:t xml:space="preserve">);</w:t>
       </w:r>
     </w:p>
-    <w:bookmarkEnd w:id="29"/>
-    <w:bookmarkStart w:id="30" w:name="paths"/>
+    <w:bookmarkEnd w:id="27"/>
+    <w:bookmarkStart w:id="28" w:name="paths"/>
     <w:p>
       <w:pPr>
         <w:pStyle w:val="Heading3"/>
@@ -18494,9 +18175,9 @@
         <w:t xml:space="preserve">(a text document of [section] headers and "key = value" lines, read and written back -- fk_kv_*: kvtext.h, C and C++)</w:t>
       </w:r>
     </w:p>
-    <w:bookmarkEnd w:id="30"/>
-    <w:bookmarkEnd w:id="31"/>
-    <w:bookmarkStart w:id="32" w:name="filekitfsutilh"/>
+    <w:bookmarkEnd w:id="28"/>
+    <w:bookmarkEnd w:id="29"/>
+    <w:bookmarkStart w:id="30" w:name="filekitfsutilh"/>
     <w:p>
       <w:pPr>
         <w:pStyle w:val="Heading2"/>
@@ -20342,8 +20023,8 @@
         <w:t xml:space="preserve">);</w:t>
       </w:r>
     </w:p>
-    <w:bookmarkEnd w:id="32"/>
-    <w:bookmarkStart w:id="38" w:name="filekitkvtexth"/>
+    <w:bookmarkEnd w:id="30"/>
+    <w:bookmarkStart w:id="36" w:name="filekitkvtexth"/>
     <w:p>
       <w:pPr>
         <w:pStyle w:val="Heading2"/>
@@ -20625,7 +20306,7 @@
         <w:t xml:space="preserve">// a value may go on in the lines that follow, each starting with "|" (packs)</w:t>
       </w:r>
     </w:p>
-    <w:bookmarkStart w:id="33" w:name="making-and-freeing"/>
+    <w:bookmarkStart w:id="31" w:name="making-and-freeing"/>
     <w:p>
       <w:pPr>
         <w:pStyle w:val="Heading3"/>
@@ -20960,8 +20641,8 @@
         <w:t xml:space="preserve">// the document and all its strings (0 accepted)</w:t>
       </w:r>
     </w:p>
-    <w:bookmarkEnd w:id="33"/>
-    <w:bookmarkStart w:id="34" w:name="the-entries-in-the-files-order"/>
+    <w:bookmarkEnd w:id="31"/>
+    <w:bookmarkStart w:id="32" w:name="the-entries-in-the-files-order"/>
     <w:p>
       <w:pPr>
         <w:pStyle w:val="Heading3"/>
@@ -21540,8 +21221,8 @@
         <w:t xml:space="preserve">);</w:t>
       </w:r>
     </w:p>
-    <w:bookmarkEnd w:id="34"/>
-    <w:bookmarkStart w:id="35" w:name="the-blocks-one-per--line"/>
+    <w:bookmarkEnd w:id="32"/>
+    <w:bookmarkStart w:id="33" w:name="the-blocks-one-per--line"/>
     <w:p>
       <w:pPr>
         <w:pStyle w:val="Heading3"/>
@@ -22300,8 +21981,8 @@
         <w:t xml:space="preserve">// in block b: replaced, else added at its end -&gt; 0, -1 (no memory, no key, no block b)</w:t>
       </w:r>
     </w:p>
-    <w:bookmarkEnd w:id="35"/>
-    <w:bookmarkStart w:id="36" w:name="looking-up-and-changing"/>
+    <w:bookmarkEnd w:id="33"/>
+    <w:bookmarkStart w:id="34" w:name="looking-up-and-changing"/>
     <w:p>
       <w:pPr>
         <w:pStyle w:val="Heading3"/>
@@ -22891,8 +22572,8 @@
         <w:t xml:space="preserve">// the first match removed -&gt; 1, 0 none</w:t>
       </w:r>
     </w:p>
-    <w:bookmarkEnd w:id="36"/>
-    <w:bookmarkStart w:id="37" w:name="writing"/>
+    <w:bookmarkEnd w:id="34"/>
+    <w:bookmarkStart w:id="35" w:name="writing"/>
     <w:p>
       <w:pPr>
         <w:pStyle w:val="Heading3"/>
@@ -23217,8 +22898,8 @@
         <w:t xml:space="preserve">// fk_kv_text written to path (kapi_save_file) -&gt; 0, -1</w:t>
       </w:r>
     </w:p>
-    <w:bookmarkEnd w:id="37"/>
-    <w:bookmarkEnd w:id="38"/>
+    <w:bookmarkEnd w:id="35"/>
+    <w:bookmarkEnd w:id="36"/>
     <w:sectPr>
       <w:footerReference r:id="rId9" w:type="default"/>
       <w:footnotePr>
@@ -23300,14 +22981,14 @@
 <file path=word/numbering.xml><?xml version="1.0" encoding="utf-8"?>
 <w:numbering xmlns:w="http://schemas.openxmlformats.org/wordprocessingml/2006/main">
   <w:abstractNum w:abstractNumId="990">
-    <w:nsid w:val="A990"/>
+    <w:nsid w:val="0000A990"/>
     <w:multiLevelType w:val="multilevel"/>
     <w:lvl w:ilvl="0">
       <w:numFmt w:val="bullet"/>
       <w:lvlText w:val=" "/>
       <w:lvlJc w:val="left"/>
       <w:pPr>
-        <w:ind w:left="720" w:hanging="480"/>
+        <w:ind w:left="720" w:hanging="360"/>
       </w:pPr>
     </w:lvl>
     <w:lvl w:ilvl="1">
@@ -23315,7 +22996,7 @@
       <w:lvlText w:val=" "/>
       <w:lvlJc w:val="left"/>
       <w:pPr>
-        <w:ind w:left="1440" w:hanging="480"/>
+        <w:ind w:left="1440" w:hanging="360"/>
       </w:pPr>
     </w:lvl>
     <w:lvl w:ilvl="2">
@@ -23323,7 +23004,7 @@
       <w:lvlText w:val=" "/>
       <w:lvlJc w:val="left"/>
       <w:pPr>
-        <w:ind w:left="2160" w:hanging="480"/>
+        <w:ind w:left="2160" w:hanging="360"/>
       </w:pPr>
     </w:lvl>
     <w:lvl w:ilvl="3">
@@ -23331,7 +23012,7 @@
       <w:lvlText w:val=" "/>
       <w:lvlJc w:val="left"/>
       <w:pPr>
-        <w:ind w:left="2880" w:hanging="480"/>
+        <w:ind w:left="2880" w:hanging="360"/>
       </w:pPr>
     </w:lvl>
     <w:lvl w:ilvl="4">
@@ -23339,7 +23020,7 @@
       <w:lvlText w:val=" "/>
       <w:lvlJc w:val="left"/>
       <w:pPr>
-        <w:ind w:left="3600" w:hanging="480"/>
+        <w:ind w:left="3600" w:hanging="360"/>
       </w:pPr>
     </w:lvl>
     <w:lvl w:ilvl="5">
@@ -23347,7 +23028,7 @@
       <w:lvlText w:val=" "/>
       <w:lvlJc w:val="left"/>
       <w:pPr>
-        <w:ind w:left="4320" w:hanging="480"/>
+        <w:ind w:left="4320" w:hanging="360"/>
       </w:pPr>
     </w:lvl>
     <w:lvl w:ilvl="6">
@@ -23355,7 +23036,7 @@
       <w:lvlText w:val=" "/>
       <w:lvlJc w:val="left"/>
       <w:pPr>
-        <w:ind w:left="5040" w:hanging="480"/>
+        <w:ind w:left="5040" w:hanging="360"/>
       </w:pPr>
     </w:lvl>
     <w:lvl w:ilvl="7">
@@ -23363,7 +23044,7 @@
       <w:lvlText w:val=" "/>
       <w:lvlJc w:val="left"/>
       <w:pPr>
-        <w:ind w:left="5760" w:hanging="480"/>
+        <w:ind w:left="5760" w:hanging="360"/>
       </w:pPr>
     </w:lvl>
     <w:lvl w:ilvl="8">
@@ -23371,12 +23052,12 @@
       <w:lvlText w:val=" "/>
       <w:lvlJc w:val="left"/>
       <w:pPr>
-        <w:ind w:left="6480" w:hanging="480"/>
+        <w:ind w:left="6480" w:hanging="360"/>
       </w:pPr>
     </w:lvl>
   </w:abstractNum>
   <w:abstractNum w:abstractNumId="99411">
-    <w:nsid w:val="A99411"/>
+    <w:nsid w:val="00A99411"/>
     <w:multiLevelType w:val="multilevel"/>
     <w:lvl w:ilvl="0">
       <w:start w:val="1"/>
@@ -23384,7 +23065,7 @@
       <w:lvlText w:val="%1."/>
       <w:lvlJc w:val="left"/>
       <w:pPr>
-        <w:ind w:left="720" w:hanging="480"/>
+        <w:ind w:left="720" w:hanging="360"/>
       </w:pPr>
     </w:lvl>
     <w:lvl w:ilvl="1">
@@ -23393,7 +23074,7 @@
       <w:lvlText w:val="%2."/>
       <w:lvlJc w:val="left"/>
       <w:pPr>
-        <w:ind w:left="1440" w:hanging="480"/>
+        <w:ind w:left="1440" w:hanging="360"/>
       </w:pPr>
     </w:lvl>
     <w:lvl w:ilvl="2">
@@ -23402,7 +23083,7 @@
       <w:lvlText w:val="%3."/>
       <w:lvlJc w:val="left"/>
       <w:pPr>
-        <w:ind w:left="2160" w:hanging="480"/>
+        <w:ind w:left="2160" w:hanging="360"/>
       </w:pPr>
     </w:lvl>
     <w:lvl w:ilvl="3">
@@ -23411,7 +23092,7 @@
       <w:lvlText w:val="%4."/>
       <w:lvlJc w:val="left"/>
       <w:pPr>
-        <w:ind w:left="2880" w:hanging="480"/>
+        <w:ind w:left="2880" w:hanging="360"/>
       </w:pPr>
     </w:lvl>
     <w:lvl w:ilvl="4">
@@ -23420,7 +23101,7 @@
       <w:lvlText w:val="%5."/>
       <w:lvlJc w:val="left"/>
       <w:pPr>
-        <w:ind w:left="3600" w:hanging="480"/>
+        <w:ind w:left="3600" w:hanging="360"/>
       </w:pPr>
     </w:lvl>
     <w:lvl w:ilvl="5">
@@ -23429,7 +23110,7 @@
       <w:lvlText w:val="%6."/>
       <w:lvlJc w:val="left"/>
       <w:pPr>
-        <w:ind w:left="4320" w:hanging="480"/>
+        <w:ind w:left="4320" w:hanging="360"/>
       </w:pPr>
     </w:lvl>
     <w:lvl w:ilvl="6">
@@ -23438,7 +23119,7 @@
       <w:lvlText w:val="%7."/>
       <w:lvlJc w:val="left"/>
       <w:pPr>
-        <w:ind w:left="5040" w:hanging="480"/>
+        <w:ind w:left="5040" w:hanging="360"/>
       </w:pPr>
     </w:lvl>
     <w:lvl w:ilvl="7">
@@ -23447,7 +23128,7 @@
       <w:lvlText w:val="%8."/>
       <w:lvlJc w:val="left"/>
       <w:pPr>
-        <w:ind w:left="5760" w:hanging="480"/>
+        <w:ind w:left="5760" w:hanging="360"/>
       </w:pPr>
     </w:lvl>
     <w:lvl w:ilvl="8">
@@ -23456,7 +23137,7 @@
       <w:lvlText w:val="%9."/>
       <w:lvlJc w:val="left"/>
       <w:pPr>
-        <w:ind w:left="6480" w:hanging="480"/>
+        <w:ind w:left="6480" w:hanging="360"/>
       </w:pPr>
     </w:lvl>
   </w:abstractNum>
@@ -24194,8 +23875,8 @@
     <w:name w:val="KeywordTok"/>
     <w:basedOn w:val="VerbatimChar"/>
     <w:rPr>
+      <w:b/>
       <w:color w:val="007020"/>
-      <w:b/>
     </w:rPr>
   </w:style>
   <w:style w:type="character" w:customStyle="1" w:styleId="DataTypeTok">
@@ -24272,42 +23953,42 @@
     <w:name w:val="ImportTok"/>
     <w:basedOn w:val="VerbatimChar"/>
     <w:rPr>
+      <w:b/>
       <w:color w:val="008000"/>
-      <w:b/>
     </w:rPr>
   </w:style>
   <w:style w:type="character" w:customStyle="1" w:styleId="CommentTok">
     <w:name w:val="CommentTok"/>
     <w:basedOn w:val="VerbatimChar"/>
     <w:rPr>
+      <w:i/>
       <w:color w:val="60a0b0"/>
-      <w:i/>
     </w:rPr>
   </w:style>
   <w:style w:type="character" w:customStyle="1" w:styleId="DocumentationTok">
     <w:name w:val="DocumentationTok"/>
     <w:basedOn w:val="VerbatimChar"/>
     <w:rPr>
+      <w:i/>
       <w:color w:val="ba2121"/>
-      <w:i/>
     </w:rPr>
   </w:style>
   <w:style w:type="character" w:customStyle="1" w:styleId="AnnotationTok">
     <w:name w:val="AnnotationTok"/>
     <w:basedOn w:val="VerbatimChar"/>
     <w:rPr>
-      <w:color w:val="60a0b0"/>
       <w:b/>
       <w:i/>
+      <w:color w:val="60a0b0"/>
     </w:rPr>
   </w:style>
   <w:style w:type="character" w:customStyle="1" w:styleId="CommentVarTok">
     <w:name w:val="CommentVarTok"/>
     <w:basedOn w:val="VerbatimChar"/>
     <w:rPr>
-      <w:color w:val="60a0b0"/>
       <w:b/>
       <w:i/>
+      <w:color w:val="60a0b0"/>
     </w:rPr>
   </w:style>
   <w:style w:type="character" w:customStyle="1" w:styleId="OtherTok">
@@ -24335,8 +24016,8 @@
     <w:name w:val="ControlFlowTok"/>
     <w:basedOn w:val="VerbatimChar"/>
     <w:rPr>
+      <w:b/>
       <w:color w:val="007020"/>
-      <w:b/>
     </w:rPr>
   </w:style>
   <w:style w:type="character" w:customStyle="1" w:styleId="OperatorTok">
@@ -24381,34 +24062,34 @@
     <w:name w:val="InformationTok"/>
     <w:basedOn w:val="VerbatimChar"/>
     <w:rPr>
-      <w:color w:val="60a0b0"/>
       <w:b/>
       <w:i/>
+      <w:color w:val="60a0b0"/>
     </w:rPr>
   </w:style>
   <w:style w:type="character" w:customStyle="1" w:styleId="WarningTok">
     <w:name w:val="WarningTok"/>
     <w:basedOn w:val="VerbatimChar"/>
     <w:rPr>
-      <w:color w:val="60a0b0"/>
       <w:b/>
       <w:i/>
+      <w:color w:val="60a0b0"/>
     </w:rPr>
   </w:style>
   <w:style w:type="character" w:customStyle="1" w:styleId="AlertTok">
     <w:name w:val="AlertTok"/>
     <w:basedOn w:val="VerbatimChar"/>
     <w:rPr>
+      <w:b/>
       <w:color w:val="ff0000"/>
-      <w:b/>
     </w:rPr>
   </w:style>
   <w:style w:type="character" w:customStyle="1" w:styleId="ErrorTok">
     <w:name w:val="ErrorTok"/>
     <w:basedOn w:val="VerbatimChar"/>
     <w:rPr>
+      <w:b/>
       <w:color w:val="ff0000"/>
-      <w:b/>
     </w:rPr>
   </w:style>
   <w:style w:type="character" w:customStyle="1" w:styleId="NormalTok">

--- a/docs/exports/14-FILEKIT.docx
+++ b/docs/exports/14-FILEKIT.docx
@@ -24,133 +24,133 @@
       </w:pPr>
       <w:r>
         <w:rPr>
+          <w:iCs/>
           <w:i/>
+        </w:rPr>
+        <w:t xml:space="preserve">The reference of</w:t>
+      </w:r>
+      <w:r>
+        <w:rPr>
           <w:iCs/>
-        </w:rPr>
-        <w:t xml:space="preserve">The reference of</w:t>
-      </w:r>
-      <w:r>
-        <w:rPr>
           <w:i/>
+        </w:rPr>
+        <w:t xml:space="preserve"> </w:t>
+      </w:r>
+      <w:r>
+        <w:rPr>
+          <w:bCs/>
+          <w:b/>
           <w:iCs/>
-        </w:rPr>
-        <w:t xml:space="preserve"> </w:t>
-      </w:r>
-      <w:r>
-        <w:rPr>
-          <w:b/>
-          <w:bCs/>
           <w:i/>
+        </w:rPr>
+        <w:t xml:space="preserve">FileKit</w:t>
+      </w:r>
+      <w:r>
+        <w:rPr>
           <w:iCs/>
-        </w:rPr>
-        <w:t xml:space="preserve">FileKit</w:t>
-      </w:r>
-      <w:r>
-        <w:rPr>
           <w:i/>
+        </w:rPr>
+        <w:t xml:space="preserve"> </w:t>
+      </w:r>
+      <w:r>
+        <w:rPr>
           <w:iCs/>
-        </w:rPr>
-        <w:t xml:space="preserve"> </w:t>
-      </w:r>
-      <w:r>
-        <w:rPr>
           <w:i/>
+        </w:rPr>
+        <w:t xml:space="preserve">(</w:t>
+      </w:r>
+      <w:r>
+        <w:rPr>
+          <w:rStyle w:val="VerbatimChar"/>
           <w:iCs/>
-        </w:rPr>
-        <w:t xml:space="preserve">(</w:t>
+          <w:i/>
+        </w:rPr>
+        <w:t xml:space="preserve">SD:/lib/filekit.so</w:t>
+      </w:r>
+      <w:r>
+        <w:rPr>
+          <w:iCs/>
+          <w:i/>
+        </w:rPr>
+        <w:t xml:space="preserve">,</w:t>
+      </w:r>
+      <w:r>
+        <w:rPr>
+          <w:iCs/>
+          <w:i/>
+        </w:rPr>
+        <w:t xml:space="preserve"> </w:t>
       </w:r>
       <w:r>
         <w:rPr>
           <w:rStyle w:val="VerbatimChar"/>
+          <w:iCs/>
           <w:i/>
+        </w:rPr>
+        <w:t xml:space="preserve">user/Kits/filekit</w:t>
+      </w:r>
+      <w:r>
+        <w:rPr>
           <w:iCs/>
-        </w:rPr>
-        <w:t xml:space="preserve">SD:/lib/filekit.so</w:t>
-      </w:r>
-      <w:r>
-        <w:rPr>
           <w:i/>
+        </w:rPr>
+        <w:t xml:space="preserve">): what it is for, how a program uses it, and every operation it exposes. The operations' part is made from the kit's headers by</w:t>
+      </w:r>
+      <w:r>
+        <w:rPr>
           <w:iCs/>
-        </w:rPr>
-        <w:t xml:space="preserve">,</w:t>
-      </w:r>
-      <w:r>
-        <w:rPr>
           <w:i/>
+        </w:rPr>
+        <w:t xml:space="preserve"> </w:t>
+      </w:r>
+      <w:r>
+        <w:rPr>
+          <w:rStyle w:val="VerbatimChar"/>
           <w:iCs/>
-        </w:rPr>
-        <w:t xml:space="preserve"> </w:t>
-      </w:r>
-      <w:r>
-        <w:rPr>
-          <w:rStyle w:val="VerbatimChar"/>
           <w:i/>
+        </w:rPr>
+        <w:t xml:space="preserve">tools/docgen/kitdocs.py</w:t>
+      </w:r>
+      <w:r>
+        <w:rPr>
           <w:iCs/>
-        </w:rPr>
-        <w:t xml:space="preserve">user/Kits/filekit</w:t>
-      </w:r>
-      <w:r>
-        <w:rPr>
           <w:i/>
+        </w:rPr>
+        <w:t xml:space="preserve"> </w:t>
+      </w:r>
+      <w:r>
+        <w:rPr>
           <w:iCs/>
-        </w:rPr>
-        <w:t xml:space="preserve">): what it is for, how a program uses it, and every operation it exposes. The operations' part is made from the kit's headers by</w:t>
-      </w:r>
-      <w:r>
-        <w:rPr>
           <w:i/>
+        </w:rPr>
+        <w:t xml:space="preserve">— the headers are the source. Overview of all the kits:</w:t>
+      </w:r>
+      <w:r>
+        <w:rPr>
           <w:iCs/>
-        </w:rPr>
-        <w:t xml:space="preserve"> </w:t>
-      </w:r>
-      <w:r>
-        <w:rPr>
-          <w:rStyle w:val="VerbatimChar"/>
           <w:i/>
-          <w:iCs/>
-        </w:rPr>
-        <w:t xml:space="preserve">tools/docgen/kitdocs.py</w:t>
-      </w:r>
-      <w:r>
-        <w:rPr>
-          <w:i/>
-          <w:iCs/>
-        </w:rPr>
-        <w:t xml:space="preserve"> </w:t>
-      </w:r>
-      <w:r>
-        <w:rPr>
-          <w:i/>
-          <w:iCs/>
-        </w:rPr>
-        <w:t xml:space="preserve">— the headers are the source. Overview of all the kits:</w:t>
-      </w:r>
-      <w:r>
-        <w:rPr>
-          <w:i/>
-          <w:iCs/>
-        </w:rPr>
-        <w:t xml:space="preserve"> </w:t>
-      </w:r>
-      <w:hyperlink r:id="rId18">
+        </w:rPr>
+        <w:t xml:space="preserve"> </w:t>
+      </w:r>
+      <w:hyperlink r:id="rId20">
         <w:r>
           <w:rPr>
             <w:rStyle w:val="Hyperlink"/>
+            <w:iCs/>
             <w:i/>
-            <w:iCs/>
           </w:rPr>
           <w:t xml:space="preserve">The Kits</w:t>
         </w:r>
       </w:hyperlink>
       <w:r>
         <w:rPr>
+          <w:iCs/>
           <w:i/>
-          <w:iCs/>
         </w:rPr>
         <w:t xml:space="preserve">.</w:t>
       </w:r>
     </w:p>
-    <w:bookmarkStart w:id="19" w:name="contents"/>
+    <w:bookmarkStart w:id="21" w:name="contents"/>
     <w:p>
       <w:pPr>
         <w:pStyle w:val="Heading2"/>
@@ -161,11 +161,11 @@
     </w:p>
     <w:p>
       <w:pPr>
-        <w:pStyle w:val="Compact"/>
         <w:numPr>
           <w:ilvl w:val="0"/>
           <w:numId w:val="1001"/>
         </w:numPr>
+        <w:pStyle w:val="Compact"/>
       </w:pPr>
       <w:hyperlink w:anchor="what-it-is">
         <w:r>
@@ -178,11 +178,11 @@
     </w:p>
     <w:p>
       <w:pPr>
-        <w:pStyle w:val="Compact"/>
         <w:numPr>
           <w:ilvl w:val="0"/>
           <w:numId w:val="1001"/>
         </w:numPr>
+        <w:pStyle w:val="Compact"/>
       </w:pPr>
       <w:hyperlink w:anchor="using-it">
         <w:r>
@@ -195,11 +195,11 @@
     </w:p>
     <w:p>
       <w:pPr>
-        <w:pStyle w:val="Compact"/>
         <w:numPr>
           <w:ilvl w:val="0"/>
           <w:numId w:val="1001"/>
         </w:numPr>
+        <w:pStyle w:val="Compact"/>
       </w:pPr>
       <w:hyperlink w:anchor="index">
         <w:r>
@@ -212,11 +212,11 @@
     </w:p>
     <w:p>
       <w:pPr>
-        <w:pStyle w:val="Compact"/>
         <w:numPr>
           <w:ilvl w:val="0"/>
           <w:numId w:val="1001"/>
         </w:numPr>
+        <w:pStyle w:val="Compact"/>
       </w:pPr>
       <w:hyperlink w:anchor="filekitfilekith">
         <w:r>
@@ -229,11 +229,11 @@
     </w:p>
     <w:p>
       <w:pPr>
-        <w:pStyle w:val="Compact"/>
         <w:numPr>
           <w:ilvl w:val="0"/>
           <w:numId w:val="1001"/>
         </w:numPr>
+        <w:pStyle w:val="Compact"/>
       </w:pPr>
       <w:hyperlink w:anchor="filekitfsutilh">
         <w:r>
@@ -246,11 +246,11 @@
     </w:p>
     <w:p>
       <w:pPr>
-        <w:pStyle w:val="Compact"/>
         <w:numPr>
           <w:ilvl w:val="0"/>
           <w:numId w:val="1001"/>
         </w:numPr>
+        <w:pStyle w:val="Compact"/>
       </w:pPr>
       <w:hyperlink w:anchor="filekitkvtexth">
         <w:r>
@@ -268,8 +268,8 @@
         </w:pict>
       </w:r>
     </w:p>
-    <w:bookmarkEnd w:id="19"/>
-    <w:bookmarkStart w:id="20" w:name="what-it-is"/>
+    <w:bookmarkEnd w:id="21"/>
+    <w:bookmarkStart w:id="22" w:name="what-it-is"/>
     <w:p>
       <w:pPr>
         <w:pStyle w:val="Heading2"/>
@@ -291,6 +291,7 @@
         <w:tblStyle w:val="Table"/>
         <w:tblW w:type="auto" w:w="0"/>
         <w:tblLook w:firstRow="1" w:lastRow="0" w:firstColumn="0" w:lastColumn="0" w:noHBand="0" w:noVBand="0" w:val="0020"/>
+        <w:jc w:val="start"/>
       </w:tblPr>
       <w:tblGrid>
         <w:gridCol w:w="3960"/>
@@ -298,7 +299,7 @@
       </w:tblGrid>
       <w:tr>
         <w:trPr>
-          <w:tblHeader w:val="on"/>
+          <w:tblHeader w:val="true"/>
         </w:trPr>
         <w:tc>
           <w:tcPr/>
@@ -323,6 +324,7 @@
           <w:p>
             <w:pPr>
               <w:pStyle w:val="Compact"/>
+              <w:jc w:val="left"/>
             </w:pPr>
             <w:r>
               <w:t xml:space="preserve">Include</w:t>
@@ -334,6 +336,7 @@
           <w:p>
             <w:pPr>
               <w:pStyle w:val="Compact"/>
+              <w:jc w:val="left"/>
             </w:pPr>
             <w:r>
               <w:rPr>
@@ -350,6 +353,7 @@
           <w:p>
             <w:pPr>
               <w:pStyle w:val="Compact"/>
+              <w:jc w:val="left"/>
             </w:pPr>
             <w:r>
               <w:t xml:space="preserve">Link</w:t>
@@ -361,6 +365,7 @@
           <w:p>
             <w:pPr>
               <w:pStyle w:val="Compact"/>
+              <w:jc w:val="left"/>
             </w:pPr>
             <w:r>
               <w:rPr>
@@ -377,6 +382,7 @@
           <w:p>
             <w:pPr>
               <w:pStyle w:val="Compact"/>
+              <w:jc w:val="left"/>
             </w:pPr>
             <w:r>
               <w:t xml:space="preserve">Library</w:t>
@@ -388,6 +394,7 @@
           <w:p>
             <w:pPr>
               <w:pStyle w:val="Compact"/>
+              <w:jc w:val="left"/>
             </w:pPr>
             <w:r>
               <w:rPr>
@@ -419,6 +426,7 @@
           <w:p>
             <w:pPr>
               <w:pStyle w:val="Compact"/>
+              <w:jc w:val="left"/>
             </w:pPr>
             <w:r>
               <w:t xml:space="preserve">Sources</w:t>
@@ -430,6 +438,7 @@
           <w:p>
             <w:pPr>
               <w:pStyle w:val="Compact"/>
+              <w:jc w:val="left"/>
             </w:pPr>
             <w:r>
               <w:rPr>
@@ -441,8 +450,8 @@
         </w:tc>
       </w:tr>
     </w:tbl>
-    <w:bookmarkEnd w:id="20"/>
-    <w:bookmarkStart w:id="21" w:name="using-it"/>
+    <w:bookmarkEnd w:id="22"/>
+    <w:bookmarkStart w:id="23" w:name="using-it"/>
     <w:p>
       <w:pPr>
         <w:pStyle w:val="Heading2"/>
@@ -457,8 +466,8 @@
       </w:pPr>
       <w:r>
         <w:rPr>
+          <w:bCs/>
           <w:b/>
-          <w:bCs/>
         </w:rPr>
         <w:t xml:space="preserve">A whole file, read and written:</w:t>
       </w:r>
@@ -780,8 +789,8 @@
       </w:pPr>
       <w:r>
         <w:rPr>
+          <w:bCs/>
           <w:b/>
-          <w:bCs/>
         </w:rPr>
         <w:t xml:space="preserve">Folders and paths:</w:t>
       </w:r>
@@ -1187,8 +1196,8 @@
       </w:pPr>
       <w:r>
         <w:rPr>
+          <w:bCs/>
           <w:b/>
-          <w:bCs/>
         </w:rPr>
         <w:t xml:space="preserve">A ZIP archive, read:</w:t>
       </w:r>
@@ -1759,8 +1768,8 @@
       </w:pPr>
       <w:r>
         <w:rPr>
+          <w:bCs/>
           <w:b/>
-          <w:bCs/>
         </w:rPr>
         <w:t xml:space="preserve">A ZIP archive, written:</w:t>
       </w:r>
@@ -2030,8 +2039,8 @@
       </w:pPr>
       <w:r>
         <w:rPr>
+          <w:bCs/>
           <w:b/>
-          <w:bCs/>
         </w:rPr>
         <w:t xml:space="preserve">A settings or progress file with sections, read and written back</w:t>
       </w:r>
@@ -3145,8 +3154,8 @@
         <w:t xml:space="preserve">);</w:t>
       </w:r>
     </w:p>
-    <w:bookmarkEnd w:id="21"/>
-    <w:bookmarkStart w:id="22" w:name="index"/>
+    <w:bookmarkEnd w:id="23"/>
+    <w:bookmarkStart w:id="24" w:name="index"/>
     <w:p>
       <w:pPr>
         <w:pStyle w:val="Heading2"/>
@@ -3168,6 +3177,7 @@
         <w:tblStyle w:val="Table"/>
         <w:tblW w:type="auto" w:w="0"/>
         <w:tblLook w:firstRow="1" w:lastRow="0" w:firstColumn="0" w:lastColumn="0" w:noHBand="0" w:noVBand="0" w:val="0020"/>
+        <w:jc w:val="start"/>
       </w:tblPr>
       <w:tblGrid>
         <w:gridCol w:w="2640"/>
@@ -3176,13 +3186,14 @@
       </w:tblGrid>
       <w:tr>
         <w:trPr>
-          <w:tblHeader w:val="on"/>
+          <w:tblHeader w:val="true"/>
         </w:trPr>
         <w:tc>
           <w:tcPr/>
           <w:p>
             <w:pPr>
               <w:pStyle w:val="Compact"/>
+              <w:jc w:val="left"/>
             </w:pPr>
             <w:r>
               <w:t xml:space="preserve">Name</w:t>
@@ -3194,6 +3205,7 @@
           <w:p>
             <w:pPr>
               <w:pStyle w:val="Compact"/>
+              <w:jc w:val="left"/>
             </w:pPr>
             <w:r>
               <w:t xml:space="preserve">What it does</w:t>
@@ -3205,6 +3217,7 @@
           <w:p>
             <w:pPr>
               <w:pStyle w:val="Compact"/>
+              <w:jc w:val="left"/>
             </w:pPr>
             <w:r>
               <w:t xml:space="preserve">Header</w:t>
@@ -3218,6 +3231,7 @@
           <w:p>
             <w:pPr>
               <w:pStyle w:val="Compact"/>
+              <w:jc w:val="left"/>
             </w:pPr>
             <w:r>
               <w:rPr>
@@ -3232,6 +3246,7 @@
           <w:p>
             <w:pPr>
               <w:pStyle w:val="Compact"/>
+              <w:jc w:val="left"/>
             </w:pPr>
             <w:r>
               <w:t xml:space="preserve">a buffer the library returned</w:t>
@@ -3243,6 +3258,7 @@
           <w:p>
             <w:pPr>
               <w:pStyle w:val="Compact"/>
+              <w:jc w:val="left"/>
             </w:pPr>
             <w:r>
               <w:rPr>
@@ -3259,6 +3275,7 @@
           <w:p>
             <w:pPr>
               <w:pStyle w:val="Compact"/>
+              <w:jc w:val="left"/>
             </w:pPr>
             <w:r>
               <w:rPr>
@@ -3273,6 +3290,7 @@
           <w:p>
             <w:pPr>
               <w:pStyle w:val="Compact"/>
+              <w:jc w:val="left"/>
             </w:pPr>
             <w:r>
               <w:t xml:space="preserve">(crc: 0 at first, then the last result)</w:t>
@@ -3284,6 +3302,7 @@
           <w:p>
             <w:pPr>
               <w:pStyle w:val="Compact"/>
+              <w:jc w:val="left"/>
             </w:pPr>
             <w:r>
               <w:rPr>
@@ -3300,6 +3319,7 @@
           <w:p>
             <w:pPr>
               <w:pStyle w:val="Compact"/>
+              <w:jc w:val="left"/>
             </w:pPr>
             <w:r>
               <w:rPr>
@@ -3314,6 +3334,7 @@
           <w:p>
             <w:pPr>
               <w:pStyle w:val="Compact"/>
+              <w:jc w:val="left"/>
             </w:pPr>
             <w:r>
               <w:t xml:space="preserve">(adler: 1 at first)</w:t>
@@ -3325,6 +3346,7 @@
           <w:p>
             <w:pPr>
               <w:pStyle w:val="Compact"/>
+              <w:jc w:val="left"/>
             </w:pPr>
             <w:r>
               <w:rPr>
@@ -3341,6 +3363,7 @@
           <w:p>
             <w:pPr>
               <w:pStyle w:val="Compact"/>
+              <w:jc w:val="left"/>
             </w:pPr>
             <w:r>
               <w:rPr>
@@ -3355,6 +3378,7 @@
           <w:p>
             <w:pPr>
               <w:pStyle w:val="Compact"/>
+              <w:jc w:val="left"/>
             </w:pPr>
             <w:r>
               <w:t xml:space="preserve">The whole of</w:t>
@@ -3381,6 +3405,7 @@
           <w:p>
             <w:pPr>
               <w:pStyle w:val="Compact"/>
+              <w:jc w:val="left"/>
             </w:pPr>
             <w:r>
               <w:rPr>
@@ -3397,6 +3422,7 @@
           <w:p>
             <w:pPr>
               <w:pStyle w:val="Compact"/>
+              <w:jc w:val="left"/>
             </w:pPr>
             <w:r>
               <w:rPr>
@@ -3411,6 +3437,7 @@
           <w:p>
             <w:pPr>
               <w:pStyle w:val="Compact"/>
+              <w:jc w:val="left"/>
             </w:pPr>
             <w:r>
               <w:t xml:space="preserve">...</w:t>
@@ -3422,6 +3449,7 @@
           <w:p>
             <w:pPr>
               <w:pStyle w:val="Compact"/>
+              <w:jc w:val="left"/>
             </w:pPr>
             <w:r>
               <w:rPr>
@@ -3438,6 +3466,7 @@
           <w:p>
             <w:pPr>
               <w:pStyle w:val="Compact"/>
+              <w:jc w:val="left"/>
             </w:pPr>
             <w:r>
               <w:rPr>
@@ -3452,6 +3481,7 @@
           <w:p>
             <w:pPr>
               <w:pStyle w:val="Compact"/>
+              <w:jc w:val="left"/>
             </w:pPr>
             <w:r>
               <w:t xml:space="preserve">(a type)</w:t>
@@ -3463,6 +3493,7 @@
           <w:p>
             <w:pPr>
               <w:pStyle w:val="Compact"/>
+              <w:jc w:val="left"/>
             </w:pPr>
             <w:r>
               <w:rPr>
@@ -3479,6 +3510,7 @@
           <w:p>
             <w:pPr>
               <w:pStyle w:val="Compact"/>
+              <w:jc w:val="left"/>
             </w:pPr>
             <w:r>
               <w:rPr>
@@ -3493,6 +3525,7 @@
           <w:p>
             <w:pPr>
               <w:pStyle w:val="Compact"/>
+              <w:jc w:val="left"/>
             </w:pPr>
             <w:r>
               <w:t xml:space="preserve">A step of a long work</w:t>
@@ -3504,6 +3537,7 @@
           <w:p>
             <w:pPr>
               <w:pStyle w:val="Compact"/>
+              <w:jc w:val="left"/>
             </w:pPr>
             <w:r>
               <w:rPr>
@@ -3520,6 +3554,7 @@
           <w:p>
             <w:pPr>
               <w:pStyle w:val="Compact"/>
+              <w:jc w:val="left"/>
             </w:pPr>
             <w:r>
               <w:rPr>
@@ -3534,6 +3569,7 @@
           <w:p>
             <w:pPr>
               <w:pStyle w:val="Compact"/>
+              <w:jc w:val="left"/>
             </w:pPr>
             <w:r>
               <w:t xml:space="preserve">0: err says why</w:t>
@@ -3545,6 +3581,7 @@
           <w:p>
             <w:pPr>
               <w:pStyle w:val="Compact"/>
+              <w:jc w:val="left"/>
             </w:pPr>
             <w:r>
               <w:rPr>
@@ -3561,6 +3598,7 @@
           <w:p>
             <w:pPr>
               <w:pStyle w:val="Compact"/>
+              <w:jc w:val="left"/>
             </w:pPr>
             <w:r>
               <w:rPr>
@@ -3575,6 +3613,7 @@
           <w:p>
             <w:pPr>
               <w:pStyle w:val="Compact"/>
+              <w:jc w:val="left"/>
             </w:pPr>
             <w:r>
               <w:t xml:space="preserve">the archive closed, its handle freed (0: nothing)</w:t>
@@ -3586,6 +3625,7 @@
           <w:p>
             <w:pPr>
               <w:pStyle w:val="Compact"/>
+              <w:jc w:val="left"/>
             </w:pPr>
             <w:r>
               <w:rPr>
@@ -3602,6 +3642,7 @@
           <w:p>
             <w:pPr>
               <w:pStyle w:val="Compact"/>
+              <w:jc w:val="left"/>
             </w:pPr>
             <w:r>
               <w:rPr>
@@ -3616,6 +3657,7 @@
           <w:p>
             <w:pPr>
               <w:pStyle w:val="Compact"/>
+              <w:jc w:val="left"/>
             </w:pPr>
             <w:r>
               <w:t xml:space="preserve">the last failure's words</w:t>
@@ -3627,6 +3669,7 @@
           <w:p>
             <w:pPr>
               <w:pStyle w:val="Compact"/>
+              <w:jc w:val="left"/>
             </w:pPr>
             <w:r>
               <w:rPr>
@@ -3643,6 +3686,7 @@
           <w:p>
             <w:pPr>
               <w:pStyle w:val="Compact"/>
+              <w:jc w:val="left"/>
             </w:pPr>
             <w:r>
               <w:rPr>
@@ -3657,6 +3701,7 @@
           <w:p>
             <w:pPr>
               <w:pStyle w:val="Compact"/>
+              <w:jc w:val="left"/>
             </w:pPr>
             <w:r>
               <w:t xml:space="preserve">for its encrypted entries</w:t>
@@ -3668,6 +3713,7 @@
           <w:p>
             <w:pPr>
               <w:pStyle w:val="Compact"/>
+              <w:jc w:val="left"/>
             </w:pPr>
             <w:r>
               <w:rPr>
@@ -3684,6 +3730,7 @@
           <w:p>
             <w:pPr>
               <w:pStyle w:val="Compact"/>
+              <w:jc w:val="left"/>
             </w:pPr>
             <w:r>
               <w:rPr>
@@ -3698,6 +3745,7 @@
           <w:p>
             <w:pPr>
               <w:pStyle w:val="Compact"/>
+              <w:jc w:val="left"/>
             </w:pPr>
             <w:r>
               <w:t xml:space="preserve">how many entries it holds (0: no archive)</w:t>
@@ -3709,6 +3757,7 @@
           <w:p>
             <w:pPr>
               <w:pStyle w:val="Compact"/>
+              <w:jc w:val="left"/>
             </w:pPr>
             <w:r>
               <w:rPr>
@@ -3725,6 +3774,7 @@
           <w:p>
             <w:pPr>
               <w:pStyle w:val="Compact"/>
+              <w:jc w:val="left"/>
             </w:pPr>
             <w:r>
               <w:rPr>
@@ -3739,6 +3789,7 @@
           <w:p>
             <w:pPr>
               <w:pStyle w:val="Compact"/>
+              <w:jc w:val="left"/>
             </w:pPr>
             <w:r>
               <w:t xml:space="preserve">its index (letters' case ignored), -1</w:t>
@@ -3750,6 +3801,7 @@
           <w:p>
             <w:pPr>
               <w:pStyle w:val="Compact"/>
+              <w:jc w:val="left"/>
             </w:pPr>
             <w:r>
               <w:rPr>
@@ -3766,6 +3818,7 @@
           <w:p>
             <w:pPr>
               <w:pStyle w:val="Compact"/>
+              <w:jc w:val="left"/>
             </w:pPr>
             <w:r>
               <w:rPr>
@@ -3780,6 +3833,7 @@
           <w:p>
             <w:pPr>
               <w:pStyle w:val="Compact"/>
+              <w:jc w:val="left"/>
             </w:pPr>
             <w:r>
               <w:t xml:space="preserve">entry i in memory (fk_free) -&gt; 0 / -1</w:t>
@@ -3791,6 +3845,7 @@
           <w:p>
             <w:pPr>
               <w:pStyle w:val="Compact"/>
+              <w:jc w:val="left"/>
             </w:pPr>
             <w:r>
               <w:rPr>
@@ -3807,6 +3862,7 @@
           <w:p>
             <w:pPr>
               <w:pStyle w:val="Compact"/>
+              <w:jc w:val="left"/>
             </w:pPr>
             <w:r>
               <w:rPr>
@@ -3821,6 +3877,7 @@
           <w:p>
             <w:pPr>
               <w:pStyle w:val="Compact"/>
+              <w:jc w:val="left"/>
             </w:pPr>
             <w:r>
               <w:t xml:space="preserve">entry i as that file -&gt; 0 / -1</w:t>
@@ -3832,6 +3889,7 @@
           <w:p>
             <w:pPr>
               <w:pStyle w:val="Compact"/>
+              <w:jc w:val="left"/>
             </w:pPr>
             <w:r>
               <w:rPr>
@@ -3848,6 +3906,7 @@
           <w:p>
             <w:pPr>
               <w:pStyle w:val="Compact"/>
+              <w:jc w:val="left"/>
             </w:pPr>
             <w:r>
               <w:rPr>
@@ -3862,6 +3921,7 @@
           <w:p>
             <w:pPr>
               <w:pStyle w:val="Compact"/>
+              <w:jc w:val="left"/>
             </w:pPr>
             <w:r>
               <w:t xml:space="preserve">Everything under</w:t>
@@ -3888,6 +3948,7 @@
           <w:p>
             <w:pPr>
               <w:pStyle w:val="Compact"/>
+              <w:jc w:val="left"/>
             </w:pPr>
             <w:r>
               <w:rPr>
@@ -3904,6 +3965,7 @@
           <w:p>
             <w:pPr>
               <w:pStyle w:val="Compact"/>
+              <w:jc w:val="left"/>
             </w:pPr>
             <w:r>
               <w:rPr>
@@ -3918,6 +3980,7 @@
           <w:p>
             <w:pPr>
               <w:pStyle w:val="Compact"/>
+              <w:jc w:val="left"/>
             </w:pPr>
             <w:r>
               <w:t xml:space="preserve">nothing written yet; 0: no path</w:t>
@@ -3929,6 +3992,7 @@
           <w:p>
             <w:pPr>
               <w:pStyle w:val="Compact"/>
+              <w:jc w:val="left"/>
             </w:pPr>
             <w:r>
               <w:rPr>
@@ -3945,6 +4009,7 @@
           <w:p>
             <w:pPr>
               <w:pStyle w:val="Compact"/>
+              <w:jc w:val="left"/>
             </w:pPr>
             <w:r>
               <w:rPr>
@@ -3959,6 +4024,7 @@
           <w:p>
             <w:pPr>
               <w:pStyle w:val="Compact"/>
+              <w:jc w:val="left"/>
             </w:pPr>
             <w:r>
               <w:t xml:space="preserve">a file, or a folder and all it holds, as</w:t>
@@ -3985,6 +4051,7 @@
           <w:p>
             <w:pPr>
               <w:pStyle w:val="Compact"/>
+              <w:jc w:val="left"/>
             </w:pPr>
             <w:r>
               <w:rPr>
@@ -4001,6 +4068,7 @@
           <w:p>
             <w:pPr>
               <w:pStyle w:val="Compact"/>
+              <w:jc w:val="left"/>
             </w:pPr>
             <w:r>
               <w:rPr>
@@ -4015,6 +4083,7 @@
           <w:p>
             <w:pPr>
               <w:pStyle w:val="Compact"/>
+              <w:jc w:val="left"/>
             </w:pPr>
             <w:r>
               <w:t xml:space="preserve">a buffer as an entry (copied)</w:t>
@@ -4026,6 +4095,7 @@
           <w:p>
             <w:pPr>
               <w:pStyle w:val="Compact"/>
+              <w:jc w:val="left"/>
             </w:pPr>
             <w:r>
               <w:rPr>
@@ -4042,6 +4112,7 @@
           <w:p>
             <w:pPr>
               <w:pStyle w:val="Compact"/>
+              <w:jc w:val="left"/>
             </w:pPr>
             <w:r>
               <w:rPr>
@@ -4056,6 +4127,7 @@
           <w:p>
             <w:pPr>
               <w:pStyle w:val="Compact"/>
+              <w:jc w:val="left"/>
             </w:pPr>
             <w:r>
               <w:t xml:space="preserve">0 store, 1 fast, 6 (the default), 9</w:t>
@@ -4067,6 +4139,7 @@
           <w:p>
             <w:pPr>
               <w:pStyle w:val="Compact"/>
+              <w:jc w:val="left"/>
             </w:pPr>
             <w:r>
               <w:rPr>
@@ -4083,6 +4156,7 @@
           <w:p>
             <w:pPr>
               <w:pStyle w:val="Compact"/>
+              <w:jc w:val="left"/>
             </w:pPr>
             <w:r>
               <w:rPr>
@@ -4097,6 +4171,7 @@
           <w:p>
             <w:pPr>
               <w:pStyle w:val="Compact"/>
+              <w:jc w:val="left"/>
             </w:pPr>
             <w:r>
               <w:t xml:space="preserve">written -&gt; 0 / -1 (err); w freed</w:t>
@@ -4108,6 +4183,7 @@
           <w:p>
             <w:pPr>
               <w:pStyle w:val="Compact"/>
+              <w:jc w:val="left"/>
             </w:pPr>
             <w:r>
               <w:rPr>
@@ -4124,6 +4200,7 @@
           <w:p>
             <w:pPr>
               <w:pStyle w:val="Compact"/>
+              <w:jc w:val="left"/>
             </w:pPr>
             <w:r>
               <w:rPr>
@@ -4138,6 +4215,7 @@
           <w:p>
             <w:pPr>
               <w:pStyle w:val="Compact"/>
+              <w:jc w:val="left"/>
             </w:pPr>
             <w:r>
               <w:t xml:space="preserve">The formats are asked, not assumed</w:t>
@@ -4149,6 +4227,7 @@
           <w:p>
             <w:pPr>
               <w:pStyle w:val="Compact"/>
+              <w:jc w:val="left"/>
             </w:pPr>
             <w:r>
               <w:rPr>
@@ -4165,6 +4244,7 @@
           <w:p>
             <w:pPr>
               <w:pStyle w:val="Compact"/>
+              <w:jc w:val="left"/>
             </w:pPr>
             <w:r>
               <w:rPr>
@@ -4179,6 +4259,7 @@
           <w:p>
             <w:pPr>
               <w:pStyle w:val="Compact"/>
+              <w:jc w:val="left"/>
             </w:pPr>
             <w:r>
               <w:t xml:space="preserve">how many there are (out: up to max)</w:t>
@@ -4190,6 +4271,7 @@
           <w:p>
             <w:pPr>
               <w:pStyle w:val="Compact"/>
+              <w:jc w:val="left"/>
             </w:pPr>
             <w:r>
               <w:rPr>
@@ -4206,6 +4288,7 @@
           <w:p>
             <w:pPr>
               <w:pStyle w:val="Compact"/>
+              <w:jc w:val="left"/>
             </w:pPr>
             <w:r>
               <w:rPr>
@@ -4220,6 +4303,7 @@
           <w:p>
             <w:pPr>
               <w:pStyle w:val="Compact"/>
+              <w:jc w:val="left"/>
             </w:pPr>
             <w:r>
               <w:t xml:space="preserve">What the file at</w:t>
@@ -4246,6 +4330,7 @@
           <w:p>
             <w:pPr>
               <w:pStyle w:val="Compact"/>
+              <w:jc w:val="left"/>
             </w:pPr>
             <w:r>
               <w:rPr>
@@ -4262,6 +4347,7 @@
           <w:p>
             <w:pPr>
               <w:pStyle w:val="Compact"/>
+              <w:jc w:val="left"/>
             </w:pPr>
             <w:r>
               <w:rPr>
@@ -4276,6 +4362,7 @@
           <w:p>
             <w:pPr>
               <w:pStyle w:val="Compact"/>
+              <w:jc w:val="left"/>
             </w:pPr>
             <w:r>
               <w:t xml:space="preserve">1: its extension is a format's that is read</w:t>
@@ -4287,6 +4374,7 @@
           <w:p>
             <w:pPr>
               <w:pStyle w:val="Compact"/>
+              <w:jc w:val="left"/>
             </w:pPr>
             <w:r>
               <w:rPr>
@@ -4303,6 +4391,7 @@
           <w:p>
             <w:pPr>
               <w:pStyle w:val="Compact"/>
+              <w:jc w:val="left"/>
             </w:pPr>
             <w:r>
               <w:rPr>
@@ -4317,6 +4406,7 @@
           <w:p>
             <w:pPr>
               <w:pStyle w:val="Compact"/>
+              <w:jc w:val="left"/>
             </w:pPr>
             <w:r>
               <w:t xml:space="preserve">any format read; 0: err says why</w:t>
@@ -4328,6 +4418,7 @@
           <w:p>
             <w:pPr>
               <w:pStyle w:val="Compact"/>
+              <w:jc w:val="left"/>
             </w:pPr>
             <w:r>
               <w:rPr>
@@ -4344,6 +4435,7 @@
           <w:p>
             <w:pPr>
               <w:pStyle w:val="Compact"/>
+              <w:jc w:val="left"/>
             </w:pPr>
             <w:r>
               <w:rPr>
@@ -4358,6 +4450,7 @@
           <w:p>
             <w:pPr>
               <w:pStyle w:val="Compact"/>
+              <w:jc w:val="left"/>
             </w:pPr>
             <w:r>
               <w:t xml:space="preserve">a new one, not on the card yet ("ZIP"; 0: not a format written)</w:t>
@@ -4369,6 +4462,7 @@
           <w:p>
             <w:pPr>
               <w:pStyle w:val="Compact"/>
+              <w:jc w:val="left"/>
             </w:pPr>
             <w:r>
               <w:rPr>
@@ -4385,6 +4479,7 @@
           <w:p>
             <w:pPr>
               <w:pStyle w:val="Compact"/>
+              <w:jc w:val="left"/>
             </w:pPr>
             <w:r>
               <w:rPr>
@@ -4399,6 +4494,7 @@
           <w:p>
             <w:pPr>
               <w:pStyle w:val="Compact"/>
+              <w:jc w:val="left"/>
             </w:pPr>
             <w:r>
               <w:t xml:space="preserve">"ZIP" ...</w:t>
@@ -4410,6 +4506,7 @@
           <w:p>
             <w:pPr>
               <w:pStyle w:val="Compact"/>
+              <w:jc w:val="left"/>
             </w:pPr>
             <w:r>
               <w:rPr>
@@ -4426,6 +4523,7 @@
           <w:p>
             <w:pPr>
               <w:pStyle w:val="Compact"/>
+              <w:jc w:val="left"/>
             </w:pPr>
             <w:r>
               <w:rPr>
@@ -4440,6 +4538,7 @@
           <w:p>
             <w:pPr>
               <w:pStyle w:val="Compact"/>
+              <w:jc w:val="left"/>
             </w:pPr>
             <w:r>
               <w:t xml:space="preserve">the archive file's path ("": no archive)</w:t>
@@ -4451,6 +4550,7 @@
           <w:p>
             <w:pPr>
               <w:pStyle w:val="Compact"/>
+              <w:jc w:val="left"/>
             </w:pPr>
             <w:r>
               <w:rPr>
@@ -4467,6 +4567,7 @@
           <w:p>
             <w:pPr>
               <w:pStyle w:val="Compact"/>
+              <w:jc w:val="left"/>
             </w:pPr>
             <w:r>
               <w:rPr>
@@ -4481,6 +4582,7 @@
           <w:p>
             <w:pPr>
               <w:pStyle w:val="Compact"/>
+              <w:jc w:val="left"/>
             </w:pPr>
             <w:r>
               <w:t xml:space="preserve">the archive's own ("": none)</w:t>
@@ -4492,6 +4594,7 @@
           <w:p>
             <w:pPr>
               <w:pStyle w:val="Compact"/>
+              <w:jc w:val="left"/>
             </w:pPr>
             <w:r>
               <w:rPr>
@@ -4508,6 +4611,7 @@
           <w:p>
             <w:pPr>
               <w:pStyle w:val="Compact"/>
+              <w:jc w:val="left"/>
             </w:pPr>
             <w:r>
               <w:rPr>
@@ -4522,6 +4626,7 @@
           <w:p>
             <w:pPr>
               <w:pStyle w:val="Compact"/>
+              <w:jc w:val="left"/>
             </w:pPr>
             <w:r>
               <w:t xml:space="preserve">1: it can be changed</w:t>
@@ -4533,6 +4638,7 @@
           <w:p>
             <w:pPr>
               <w:pStyle w:val="Compact"/>
+              <w:jc w:val="left"/>
             </w:pPr>
             <w:r>
               <w:rPr>
@@ -4549,6 +4655,7 @@
           <w:p>
             <w:pPr>
               <w:pStyle w:val="Compact"/>
+              <w:jc w:val="left"/>
             </w:pPr>
             <w:r>
               <w:rPr>
@@ -4563,6 +4670,7 @@
           <w:p>
             <w:pPr>
               <w:pStyle w:val="Compact"/>
+              <w:jc w:val="left"/>
             </w:pPr>
             <w:r>
               <w:t xml:space="preserve">entry i: "Deflate", "Store, crypted"...</w:t>
@@ -4574,6 +4682,7 @@
           <w:p>
             <w:pPr>
               <w:pStyle w:val="Compact"/>
+              <w:jc w:val="left"/>
             </w:pPr>
             <w:r>
               <w:rPr>
@@ -4590,6 +4699,7 @@
           <w:p>
             <w:pPr>
               <w:pStyle w:val="Compact"/>
+              <w:jc w:val="left"/>
             </w:pPr>
             <w:r>
               <w:rPr>
@@ -4604,6 +4714,7 @@
           <w:p>
             <w:pPr>
               <w:pStyle w:val="Compact"/>
+              <w:jc w:val="left"/>
             </w:pPr>
             <w:r>
               <w:t xml:space="preserve">entry i read and checked, nothing written -&gt; 0 / -1</w:t>
@@ -4615,6 +4726,7 @@
           <w:p>
             <w:pPr>
               <w:pStyle w:val="Compact"/>
+              <w:jc w:val="left"/>
             </w:pPr>
             <w:r>
               <w:rPr>
@@ -4631,6 +4743,7 @@
           <w:p>
             <w:pPr>
               <w:pStyle w:val="Compact"/>
+              <w:jc w:val="left"/>
             </w:pPr>
             <w:r>
               <w:rPr>
@@ -4645,6 +4758,7 @@
           <w:p>
             <w:pPr>
               <w:pStyle w:val="Compact"/>
+              <w:jc w:val="left"/>
             </w:pPr>
             <w:r>
               <w:t xml:space="preserve">(a type)</w:t>
@@ -4656,6 +4770,7 @@
           <w:p>
             <w:pPr>
               <w:pStyle w:val="Compact"/>
+              <w:jc w:val="left"/>
             </w:pPr>
             <w:r>
               <w:rPr>
@@ -4672,6 +4787,7 @@
           <w:p>
             <w:pPr>
               <w:pStyle w:val="Compact"/>
+              <w:jc w:val="left"/>
             </w:pPr>
             <w:r>
               <w:rPr>
@@ -4686,6 +4802,7 @@
           <w:p>
             <w:pPr>
               <w:pStyle w:val="Compact"/>
+              <w:jc w:val="left"/>
             </w:pPr>
             <w:r>
               <w:t xml:space="preserve">0 / -1 (fk_zip_error)</w:t>
@@ -4697,6 +4814,7 @@
           <w:p>
             <w:pPr>
               <w:pStyle w:val="Compact"/>
+              <w:jc w:val="left"/>
             </w:pPr>
             <w:r>
               <w:rPr>
@@ -4713,6 +4831,7 @@
           <w:p>
             <w:pPr>
               <w:pStyle w:val="Compact"/>
+              <w:jc w:val="left"/>
             </w:pPr>
             <w:r>
               <w:rPr>
@@ -4727,6 +4846,7 @@
           <w:p>
             <w:pPr>
               <w:pStyle w:val="Compact"/>
+              <w:jc w:val="left"/>
             </w:pPr>
             <w:r>
               <w:t xml:space="preserve">what that selection weighs</w:t>
@@ -4738,6 +4858,7 @@
           <w:p>
             <w:pPr>
               <w:pStyle w:val="Compact"/>
+              <w:jc w:val="left"/>
             </w:pPr>
             <w:r>
               <w:rPr>
@@ -4754,6 +4875,7 @@
           <w:p>
             <w:pPr>
               <w:pStyle w:val="Compact"/>
+              <w:jc w:val="left"/>
             </w:pPr>
             <w:r>
               <w:rPr>
@@ -4768,6 +4890,7 @@
           <w:p>
             <w:pPr>
               <w:pStyle w:val="Compact"/>
+              <w:jc w:val="left"/>
             </w:pPr>
             <w:r>
               <w:t xml:space="preserve">Changing an archive that can be (fk_arc_writable)</w:t>
@@ -4779,6 +4902,7 @@
           <w:p>
             <w:pPr>
               <w:pStyle w:val="Compact"/>
+              <w:jc w:val="left"/>
             </w:pPr>
             <w:r>
               <w:rPr>
@@ -4795,6 +4919,7 @@
           <w:p>
             <w:pPr>
               <w:pStyle w:val="Compact"/>
+              <w:jc w:val="left"/>
             </w:pPr>
             <w:r>
               <w:rPr>
@@ -4809,6 +4934,7 @@
           <w:p>
             <w:pPr>
               <w:pStyle w:val="Compact"/>
+              <w:jc w:val="left"/>
             </w:pPr>
             <w:r>
               <w:t xml:space="preserve">names that exist already</w:t>
@@ -4820,6 +4946,7 @@
           <w:p>
             <w:pPr>
               <w:pStyle w:val="Compact"/>
+              <w:jc w:val="left"/>
             </w:pPr>
             <w:r>
               <w:rPr>
@@ -4836,6 +4963,7 @@
           <w:p>
             <w:pPr>
               <w:pStyle w:val="Compact"/>
+              <w:jc w:val="left"/>
             </w:pPr>
             <w:r>
               <w:rPr>
@@ -4850,6 +4978,7 @@
           <w:p>
             <w:pPr>
               <w:pStyle w:val="Compact"/>
+              <w:jc w:val="left"/>
             </w:pPr>
             <w:r>
               <w:t xml:space="preserve">the work's size</w:t>
@@ -4861,6 +4990,7 @@
           <w:p>
             <w:pPr>
               <w:pStyle w:val="Compact"/>
+              <w:jc w:val="left"/>
             </w:pPr>
             <w:r>
               <w:rPr>
@@ -4877,6 +5007,7 @@
           <w:p>
             <w:pPr>
               <w:pStyle w:val="Compact"/>
+              <w:jc w:val="left"/>
             </w:pPr>
             <w:r>
               <w:rPr>
@@ -4891,6 +5022,7 @@
           <w:p>
             <w:pPr>
               <w:pStyle w:val="Compact"/>
+              <w:jc w:val="left"/>
             </w:pPr>
             <w:r>
               <w:t xml:space="preserve">Changing an archive that can be (fk_arc_writable)</w:t>
@@ -4902,6 +5034,7 @@
           <w:p>
             <w:pPr>
               <w:pStyle w:val="Compact"/>
+              <w:jc w:val="left"/>
             </w:pPr>
             <w:r>
               <w:rPr>
@@ -4918,6 +5051,7 @@
           <w:p>
             <w:pPr>
               <w:pStyle w:val="Compact"/>
+              <w:jc w:val="left"/>
             </w:pPr>
             <w:r>
               <w:rPr>
@@ -4932,6 +5066,7 @@
           <w:p>
             <w:pPr>
               <w:pStyle w:val="Compact"/>
+              <w:jc w:val="left"/>
             </w:pPr>
             <w:r>
               <w:t xml:space="preserve">a file, or a folder and what is under it</w:t>
@@ -4943,6 +5078,7 @@
           <w:p>
             <w:pPr>
               <w:pStyle w:val="Compact"/>
+              <w:jc w:val="left"/>
             </w:pPr>
             <w:r>
               <w:rPr>
@@ -4959,6 +5095,7 @@
           <w:p>
             <w:pPr>
               <w:pStyle w:val="Compact"/>
+              <w:jc w:val="left"/>
             </w:pPr>
             <w:r>
               <w:rPr>
@@ -4973,6 +5110,7 @@
           <w:p>
             <w:pPr>
               <w:pStyle w:val="Compact"/>
+              <w:jc w:val="left"/>
             </w:pPr>
             <w:r>
               <w:t xml:space="preserve">Changing an archive that can be (fk_arc_writable)</w:t>
@@ -4984,6 +5122,7 @@
           <w:p>
             <w:pPr>
               <w:pStyle w:val="Compact"/>
+              <w:jc w:val="left"/>
             </w:pPr>
             <w:r>
               <w:rPr>
@@ -5000,6 +5139,7 @@
           <w:p>
             <w:pPr>
               <w:pStyle w:val="Compact"/>
+              <w:jc w:val="left"/>
             </w:pPr>
             <w:r>
               <w:rPr>
@@ -5014,6 +5154,7 @@
           <w:p>
             <w:pPr>
               <w:pStyle w:val="Compact"/>
+              <w:jc w:val="left"/>
             </w:pPr>
             <w:r>
               <w:t xml:space="preserve">a new archive put on the card with nothing in it</w:t>
@@ -5025,6 +5166,7 @@
           <w:p>
             <w:pPr>
               <w:pStyle w:val="Compact"/>
+              <w:jc w:val="left"/>
             </w:pPr>
             <w:r>
               <w:rPr>
@@ -5041,6 +5183,7 @@
           <w:p>
             <w:pPr>
               <w:pStyle w:val="Compact"/>
+              <w:jc w:val="left"/>
             </w:pPr>
             <w:r>
               <w:rPr>
@@ -5055,6 +5198,7 @@
           <w:p>
             <w:pPr>
               <w:pStyle w:val="Compact"/>
+              <w:jc w:val="left"/>
             </w:pPr>
             <w:r>
               <w:t xml:space="preserve">its entries, -1: not a ZIP</w:t>
@@ -5066,6 +5210,7 @@
           <w:p>
             <w:pPr>
               <w:pStyle w:val="Compact"/>
+              <w:jc w:val="left"/>
             </w:pPr>
             <w:r>
               <w:rPr>
@@ -5082,6 +5227,7 @@
           <w:p>
             <w:pPr>
               <w:pStyle w:val="Compact"/>
+              <w:jc w:val="left"/>
             </w:pPr>
             <w:r>
               <w:rPr>
@@ -5096,6 +5242,7 @@
           <w:p>
             <w:pPr>
               <w:pStyle w:val="Compact"/>
+              <w:jc w:val="left"/>
             </w:pPr>
             <w:r>
               <w:t xml:space="preserve">Entry i</w:t>
@@ -5107,6 +5254,7 @@
           <w:p>
             <w:pPr>
               <w:pStyle w:val="Compact"/>
+              <w:jc w:val="left"/>
             </w:pPr>
             <w:r>
               <w:rPr>
@@ -5123,6 +5271,7 @@
           <w:p>
             <w:pPr>
               <w:pStyle w:val="Compact"/>
+              <w:jc w:val="left"/>
             </w:pPr>
             <w:r>
               <w:rPr>
@@ -5137,6 +5286,7 @@
           <w:p>
             <w:pPr>
               <w:pStyle w:val="Compact"/>
+              <w:jc w:val="left"/>
             </w:pPr>
             <w:r>
               <w:t xml:space="preserve">The entry of that name inflated (a 0 byte after its end) -&gt; 0 and *out (fk_free), -1</w:t>
@@ -5148,6 +5298,7 @@
           <w:p>
             <w:pPr>
               <w:pStyle w:val="Compact"/>
+              <w:jc w:val="left"/>
             </w:pPr>
             <w:r>
               <w:rPr>
@@ -5164,6 +5315,7 @@
           <w:p>
             <w:pPr>
               <w:pStyle w:val="Compact"/>
+              <w:jc w:val="left"/>
             </w:pPr>
             <w:r>
               <w:rPr>
@@ -5178,6 +5330,7 @@
           <w:p>
             <w:pPr>
               <w:pStyle w:val="Compact"/>
+              <w:jc w:val="left"/>
             </w:pPr>
             <w:r>
               <w:t xml:space="preserve">an empty one; 0: no memory</w:t>
@@ -5189,6 +5342,7 @@
           <w:p>
             <w:pPr>
               <w:pStyle w:val="Compact"/>
+              <w:jc w:val="left"/>
             </w:pPr>
             <w:r>
               <w:rPr>
@@ -5205,6 +5359,7 @@
           <w:p>
             <w:pPr>
               <w:pStyle w:val="Compact"/>
+              <w:jc w:val="left"/>
             </w:pPr>
             <w:r>
               <w:rPr>
@@ -5219,6 +5374,7 @@
           <w:p>
             <w:pPr>
               <w:pStyle w:val="Compact"/>
+              <w:jc w:val="left"/>
             </w:pPr>
             <w:r>
               <w:t xml:space="preserve">0 / -1</w:t>
@@ -5230,6 +5386,7 @@
           <w:p>
             <w:pPr>
               <w:pStyle w:val="Compact"/>
+              <w:jc w:val="left"/>
             </w:pPr>
             <w:r>
               <w:rPr>
@@ -5246,6 +5403,7 @@
           <w:p>
             <w:pPr>
               <w:pStyle w:val="Compact"/>
+              <w:jc w:val="left"/>
             </w:pPr>
             <w:r>
               <w:rPr>
@@ -5260,6 +5418,7 @@
           <w:p>
             <w:pPr>
               <w:pStyle w:val="Compact"/>
+              <w:jc w:val="left"/>
             </w:pPr>
             <w:r>
               <w:t xml:space="preserve">the archive (fk_free) -&gt; 0 / -1; b freed</w:t>
@@ -5271,6 +5430,7 @@
           <w:p>
             <w:pPr>
               <w:pStyle w:val="Compact"/>
+              <w:jc w:val="left"/>
             </w:pPr>
             <w:r>
               <w:rPr>
@@ -5287,6 +5447,7 @@
           <w:p>
             <w:pPr>
               <w:pStyle w:val="Compact"/>
+              <w:jc w:val="left"/>
             </w:pPr>
             <w:r>
               <w:rPr>
@@ -5301,6 +5462,7 @@
           <w:p>
             <w:pPr>
               <w:pStyle w:val="Compact"/>
+              <w:jc w:val="left"/>
             </w:pPr>
             <w:r>
               <w:t xml:space="preserve">(given up before finish)</w:t>
@@ -5312,6 +5474,7 @@
           <w:p>
             <w:pPr>
               <w:pStyle w:val="Compact"/>
+              <w:jc w:val="left"/>
             </w:pPr>
             <w:r>
               <w:rPr>
@@ -5328,6 +5491,7 @@
           <w:p>
             <w:pPr>
               <w:pStyle w:val="Compact"/>
+              <w:jc w:val="left"/>
             </w:pPr>
             <w:r>
               <w:rPr>
@@ -5342,6 +5506,7 @@
           <w:p>
             <w:pPr>
               <w:pStyle w:val="Compact"/>
+              <w:jc w:val="left"/>
             </w:pPr>
             <w:r>
               <w:t xml:space="preserve">1 a file, 2 a folder, 0</w:t>
@@ -5353,6 +5518,7 @@
           <w:p>
             <w:pPr>
               <w:pStyle w:val="Compact"/>
+              <w:jc w:val="left"/>
             </w:pPr>
             <w:r>
               <w:rPr>
@@ -5369,6 +5535,7 @@
           <w:p>
             <w:pPr>
               <w:pStyle w:val="Compact"/>
+              <w:jc w:val="left"/>
             </w:pPr>
             <w:r>
               <w:rPr>
@@ -5383,6 +5550,7 @@
           <w:p>
             <w:pPr>
               <w:pStyle w:val="Compact"/>
+              <w:jc w:val="left"/>
             </w:pPr>
             <w:r>
               <w:t xml:space="preserve">-1: no such file</w:t>
@@ -5394,6 +5562,7 @@
           <w:p>
             <w:pPr>
               <w:pStyle w:val="Compact"/>
+              <w:jc w:val="left"/>
             </w:pPr>
             <w:r>
               <w:rPr>
@@ -5410,6 +5579,7 @@
           <w:p>
             <w:pPr>
               <w:pStyle w:val="Compact"/>
+              <w:jc w:val="left"/>
             </w:pPr>
             <w:r>
               <w:rPr>
@@ -5424,6 +5594,7 @@
           <w:p>
             <w:pPr>
               <w:pStyle w:val="Compact"/>
+              <w:jc w:val="left"/>
             </w:pPr>
             <w:r>
               <w:t xml:space="preserve">the whole file (a 0 byte after it; fk_free) -&gt; 0 / -1</w:t>
@@ -5435,6 +5606,7 @@
           <w:p>
             <w:pPr>
               <w:pStyle w:val="Compact"/>
+              <w:jc w:val="left"/>
             </w:pPr>
             <w:r>
               <w:rPr>
@@ -5451,6 +5623,7 @@
           <w:p>
             <w:pPr>
               <w:pStyle w:val="Compact"/>
+              <w:jc w:val="left"/>
             </w:pPr>
             <w:r>
               <w:rPr>
@@ -5465,6 +5638,7 @@
           <w:p>
             <w:pPr>
               <w:pStyle w:val="Compact"/>
+              <w:jc w:val="left"/>
             </w:pPr>
             <w:r>
               <w:t xml:space="preserve">0 / -1</w:t>
@@ -5476,6 +5650,7 @@
           <w:p>
             <w:pPr>
               <w:pStyle w:val="Compact"/>
+              <w:jc w:val="left"/>
             </w:pPr>
             <w:r>
               <w:rPr>
@@ -5492,6 +5667,7 @@
           <w:p>
             <w:pPr>
               <w:pStyle w:val="Compact"/>
+              <w:jc w:val="left"/>
             </w:pPr>
             <w:r>
               <w:rPr>
@@ -5506,6 +5682,7 @@
           <w:p>
             <w:pPr>
               <w:pStyle w:val="Compact"/>
+              <w:jc w:val="left"/>
             </w:pPr>
             <w:r>
               <w:t xml:space="preserve">every folder of the path made -&gt; 0 / -1</w:t>
@@ -5517,6 +5694,7 @@
           <w:p>
             <w:pPr>
               <w:pStyle w:val="Compact"/>
+              <w:jc w:val="left"/>
             </w:pPr>
             <w:r>
               <w:rPr>
@@ -5533,6 +5711,7 @@
           <w:p>
             <w:pPr>
               <w:pStyle w:val="Compact"/>
+              <w:jc w:val="left"/>
             </w:pPr>
             <w:r>
               <w:rPr>
@@ -5547,6 +5726,7 @@
           <w:p>
             <w:pPr>
               <w:pStyle w:val="Compact"/>
+              <w:jc w:val="left"/>
             </w:pPr>
             <w:r>
               <w:t xml:space="preserve">0 / -1</w:t>
@@ -5558,6 +5738,7 @@
           <w:p>
             <w:pPr>
               <w:pStyle w:val="Compact"/>
+              <w:jc w:val="left"/>
             </w:pPr>
             <w:r>
               <w:rPr>
@@ -5574,6 +5755,7 @@
           <w:p>
             <w:pPr>
               <w:pStyle w:val="Compact"/>
+              <w:jc w:val="left"/>
             </w:pPr>
             <w:r>
               <w:rPr>
@@ -5588,6 +5770,7 @@
           <w:p>
             <w:pPr>
               <w:pStyle w:val="Compact"/>
+              <w:jc w:val="left"/>
             </w:pPr>
             <w:r>
               <w:t xml:space="preserve">renamed, else copied then removed</w:t>
@@ -5599,6 +5782,7 @@
           <w:p>
             <w:pPr>
               <w:pStyle w:val="Compact"/>
+              <w:jc w:val="left"/>
             </w:pPr>
             <w:r>
               <w:rPr>
@@ -5615,6 +5799,7 @@
           <w:p>
             <w:pPr>
               <w:pStyle w:val="Compact"/>
+              <w:jc w:val="left"/>
             </w:pPr>
             <w:r>
               <w:rPr>
@@ -5629,6 +5814,7 @@
           <w:p>
             <w:pPr>
               <w:pStyle w:val="Compact"/>
+              <w:jc w:val="left"/>
             </w:pPr>
             <w:r>
               <w:t xml:space="preserve">a file, or a folder and all it holds -&gt; 0 / -1</w:t>
@@ -5640,6 +5826,7 @@
           <w:p>
             <w:pPr>
               <w:pStyle w:val="Compact"/>
+              <w:jc w:val="left"/>
             </w:pPr>
             <w:r>
               <w:rPr>
@@ -5656,6 +5843,7 @@
           <w:p>
             <w:pPr>
               <w:pStyle w:val="Compact"/>
+              <w:jc w:val="left"/>
             </w:pPr>
             <w:r>
               <w:rPr>
@@ -5670,6 +5858,7 @@
           <w:p>
             <w:pPr>
               <w:pStyle w:val="Compact"/>
+              <w:jc w:val="left"/>
             </w:pPr>
             <w:r>
               <w:t xml:space="preserve">The bytes under a path (a file's size</w:t>
@@ -5681,6 +5870,7 @@
           <w:p>
             <w:pPr>
               <w:pStyle w:val="Compact"/>
+              <w:jc w:val="left"/>
             </w:pPr>
             <w:r>
               <w:rPr>
@@ -5697,6 +5887,7 @@
           <w:p>
             <w:pPr>
               <w:pStyle w:val="Compact"/>
+              <w:jc w:val="left"/>
             </w:pPr>
             <w:r>
               <w:rPr>
@@ -5711,6 +5902,7 @@
           <w:p>
             <w:pPr>
               <w:pStyle w:val="Compact"/>
+              <w:jc w:val="left"/>
             </w:pPr>
             <w:r>
               <w:t xml:space="preserve">after the last '/' or ':' (inside path)</w:t>
@@ -5722,6 +5914,7 @@
           <w:p>
             <w:pPr>
               <w:pStyle w:val="Compact"/>
+              <w:jc w:val="left"/>
             </w:pPr>
             <w:r>
               <w:rPr>
@@ -5738,6 +5931,7 @@
           <w:p>
             <w:pPr>
               <w:pStyle w:val="Compact"/>
+              <w:jc w:val="left"/>
             </w:pPr>
             <w:r>
               <w:rPr>
@@ -5752,6 +5946,7 @@
           <w:p>
             <w:pPr>
               <w:pStyle w:val="Compact"/>
+              <w:jc w:val="left"/>
             </w:pPr>
             <w:r>
               <w:t xml:space="preserve">"png" (lower case, without the dot; "": none)</w:t>
@@ -5763,6 +5958,7 @@
           <w:p>
             <w:pPr>
               <w:pStyle w:val="Compact"/>
+              <w:jc w:val="left"/>
             </w:pPr>
             <w:r>
               <w:rPr>
@@ -5779,6 +5975,7 @@
           <w:p>
             <w:pPr>
               <w:pStyle w:val="Compact"/>
+              <w:jc w:val="left"/>
             </w:pPr>
             <w:r>
               <w:rPr>
@@ -5793,6 +5990,7 @@
           <w:p>
             <w:pPr>
               <w:pStyle w:val="Compact"/>
+              <w:jc w:val="left"/>
             </w:pPr>
             <w:r>
               <w:t xml:space="preserve">"SD:/a/b.txt" -&gt; "SD:/a"; "SD:/a" -&gt; "SD:/"</w:t>
@@ -5804,6 +6002,7 @@
           <w:p>
             <w:pPr>
               <w:pStyle w:val="Compact"/>
+              <w:jc w:val="left"/>
             </w:pPr>
             <w:r>
               <w:rPr>
@@ -5820,6 +6019,7 @@
           <w:p>
             <w:pPr>
               <w:pStyle w:val="Compact"/>
+              <w:jc w:val="left"/>
             </w:pPr>
             <w:r>
               <w:rPr>
@@ -5834,6 +6034,7 @@
           <w:p>
             <w:pPr>
               <w:pStyle w:val="Compact"/>
+              <w:jc w:val="left"/>
             </w:pPr>
             <w:r>
               <w:t xml:space="preserve">folder + "/" + name (no '/' added after a '/' or a ':', or before an empty name), cut to cap</w:t>
@@ -5845,6 +6046,7 @@
           <w:p>
             <w:pPr>
               <w:pStyle w:val="Compact"/>
+              <w:jc w:val="left"/>
             </w:pPr>
             <w:r>
               <w:rPr>
@@ -5861,6 +6063,7 @@
           <w:p>
             <w:pPr>
               <w:pStyle w:val="Compact"/>
+              <w:jc w:val="left"/>
             </w:pPr>
             <w:r>
               <w:rPr>
@@ -5875,6 +6078,7 @@
           <w:p>
             <w:pPr>
               <w:pStyle w:val="Compact"/>
+              <w:jc w:val="left"/>
             </w:pPr>
             <w:r>
               <w:t xml:space="preserve">a name not taken: "a.txt" -&gt; "a (2).txt"</w:t>
@@ -5886,6 +6090,7 @@
           <w:p>
             <w:pPr>
               <w:pStyle w:val="Compact"/>
+              <w:jc w:val="left"/>
             </w:pPr>
             <w:r>
               <w:rPr>
@@ -5902,6 +6107,7 @@
           <w:p>
             <w:pPr>
               <w:pStyle w:val="Compact"/>
+              <w:jc w:val="left"/>
             </w:pPr>
             <w:r>
               <w:rPr>
@@ -5916,6 +6122,7 @@
           <w:p>
             <w:pPr>
               <w:pStyle w:val="Compact"/>
+              <w:jc w:val="left"/>
             </w:pPr>
             <w:r>
               <w:t xml:space="preserve">"12.4 KB"</w:t>
@@ -5927,6 +6134,7 @@
           <w:p>
             <w:pPr>
               <w:pStyle w:val="Compact"/>
+              <w:jc w:val="left"/>
             </w:pPr>
             <w:r>
               <w:rPr>
@@ -5943,6 +6151,7 @@
           <w:p>
             <w:pPr>
               <w:pStyle w:val="Compact"/>
+              <w:jc w:val="left"/>
             </w:pPr>
             <w:r>
               <w:rPr>
@@ -5957,6 +6166,7 @@
           <w:p>
             <w:pPr>
               <w:pStyle w:val="Compact"/>
+              <w:jc w:val="left"/>
             </w:pPr>
             <w:r>
               <w:t xml:space="preserve">"28/09/2026 14:12"</w:t>
@@ -5968,6 +6178,7 @@
           <w:p>
             <w:pPr>
               <w:pStyle w:val="Compact"/>
+              <w:jc w:val="left"/>
             </w:pPr>
             <w:r>
               <w:rPr>
@@ -5984,6 +6195,7 @@
           <w:p>
             <w:pPr>
               <w:pStyle w:val="Compact"/>
+              <w:jc w:val="left"/>
             </w:pPr>
             <w:r>
               <w:rPr>
@@ -5998,6 +6210,7 @@
           <w:p>
             <w:pPr>
               <w:pStyle w:val="Compact"/>
+              <w:jc w:val="left"/>
             </w:pPr>
             <w:r>
               <w:t xml:space="preserve">a string's length in bytes (0 for a null pointer)</w:t>
@@ -6009,6 +6222,7 @@
           <w:p>
             <w:pPr>
               <w:pStyle w:val="Compact"/>
+              <w:jc w:val="left"/>
             </w:pPr>
             <w:r>
               <w:rPr>
@@ -6025,6 +6239,7 @@
           <w:p>
             <w:pPr>
               <w:pStyle w:val="Compact"/>
+              <w:jc w:val="left"/>
             </w:pPr>
             <w:r>
               <w:rPr>
@@ -6039,6 +6254,7 @@
           <w:p>
             <w:pPr>
               <w:pStyle w:val="Compact"/>
+              <w:jc w:val="left"/>
             </w:pPr>
             <w:r>
               <w:t xml:space="preserve">s into d, cut to cap - 1 bytes, always ended by a 0</w:t>
@@ -6050,6 +6266,7 @@
           <w:p>
             <w:pPr>
               <w:pStyle w:val="Compact"/>
+              <w:jc w:val="left"/>
             </w:pPr>
             <w:r>
               <w:rPr>
@@ -6066,6 +6283,7 @@
           <w:p>
             <w:pPr>
               <w:pStyle w:val="Compact"/>
+              <w:jc w:val="left"/>
             </w:pPr>
             <w:r>
               <w:rPr>
@@ -6080,6 +6298,7 @@
           <w:p>
             <w:pPr>
               <w:pStyle w:val="Compact"/>
+              <w:jc w:val="left"/>
             </w:pPr>
             <w:r>
               <w:t xml:space="preserve">an ASCII capital as its small letter, anything else unchanged</w:t>
@@ -6091,6 +6310,7 @@
           <w:p>
             <w:pPr>
               <w:pStyle w:val="Compact"/>
+              <w:jc w:val="left"/>
             </w:pPr>
             <w:r>
               <w:rPr>
@@ -6107,6 +6327,7 @@
           <w:p>
             <w:pPr>
               <w:pStyle w:val="Compact"/>
+              <w:jc w:val="left"/>
             </w:pPr>
             <w:r>
               <w:rPr>
@@ -6121,6 +6342,7 @@
           <w:p>
             <w:pPr>
               <w:pStyle w:val="Compact"/>
+              <w:jc w:val="left"/>
             </w:pPr>
             <w:r>
               <w:t xml:space="preserve">strcmp with ASCII letters' case ignored: 0 equal, else &lt; 0 or &gt; 0</w:t>
@@ -6132,6 +6354,7 @@
           <w:p>
             <w:pPr>
               <w:pStyle w:val="Compact"/>
+              <w:jc w:val="left"/>
             </w:pPr>
             <w:r>
               <w:rPr>
@@ -6148,6 +6371,7 @@
           <w:p>
             <w:pPr>
               <w:pStyle w:val="Compact"/>
+              <w:jc w:val="left"/>
             </w:pPr>
             <w:r>
               <w:rPr>
@@ -6162,6 +6386,7 @@
           <w:p>
             <w:pPr>
               <w:pStyle w:val="Compact"/>
+              <w:jc w:val="left"/>
             </w:pPr>
             <w:r>
               <w:t xml:space="preserve">out = dir + "/" + name (no doubled slash).</w:t>
@@ -6173,6 +6398,7 @@
           <w:p>
             <w:pPr>
               <w:pStyle w:val="Compact"/>
+              <w:jc w:val="left"/>
             </w:pPr>
             <w:r>
               <w:rPr>
@@ -6189,6 +6415,7 @@
           <w:p>
             <w:pPr>
               <w:pStyle w:val="Compact"/>
+              <w:jc w:val="left"/>
             </w:pPr>
             <w:r>
               <w:rPr>
@@ -6203,6 +6430,7 @@
           <w:p>
             <w:pPr>
               <w:pStyle w:val="Compact"/>
+              <w:jc w:val="left"/>
             </w:pPr>
             <w:r>
               <w:t xml:space="preserve">The last path component (points into</w:t>
@@ -6226,6 +6454,7 @@
           <w:p>
             <w:pPr>
               <w:pStyle w:val="Compact"/>
+              <w:jc w:val="left"/>
             </w:pPr>
             <w:r>
               <w:rPr>
@@ -6242,6 +6471,7 @@
           <w:p>
             <w:pPr>
               <w:pStyle w:val="Compact"/>
+              <w:jc w:val="left"/>
             </w:pPr>
             <w:r>
               <w:rPr>
@@ -6256,6 +6486,7 @@
           <w:p>
             <w:pPr>
               <w:pStyle w:val="Compact"/>
+              <w:jc w:val="left"/>
             </w:pPr>
             <w:r>
               <w:t xml:space="preserve">Parent directory of path into out ("SD:/a/b" -&gt; "SD:/a", "SD:/a" -&gt; "SD:/").</w:t>
@@ -6267,6 +6498,7 @@
           <w:p>
             <w:pPr>
               <w:pStyle w:val="Compact"/>
+              <w:jc w:val="left"/>
             </w:pPr>
             <w:r>
               <w:rPr>
@@ -6283,6 +6515,7 @@
           <w:p>
             <w:pPr>
               <w:pStyle w:val="Compact"/>
+              <w:jc w:val="left"/>
             </w:pPr>
             <w:r>
               <w:rPr>
@@ -6297,6 +6530,7 @@
           <w:p>
             <w:pPr>
               <w:pStyle w:val="Compact"/>
+              <w:jc w:val="left"/>
             </w:pPr>
             <w:r>
               <w:t xml:space="preserve">Parent directory of path into out ("SD:/a/b" -&gt; "SD:/a", "SD:/a" -&gt; "SD:/").</w:t>
@@ -6308,6 +6542,7 @@
           <w:p>
             <w:pPr>
               <w:pStyle w:val="Compact"/>
+              <w:jc w:val="left"/>
             </w:pPr>
             <w:r>
               <w:rPr>
@@ -6324,6 +6559,7 @@
           <w:p>
             <w:pPr>
               <w:pStyle w:val="Compact"/>
+              <w:jc w:val="left"/>
             </w:pPr>
             <w:r>
               <w:rPr>
@@ -6338,6 +6574,7 @@
           <w:p>
             <w:pPr>
               <w:pStyle w:val="Compact"/>
+              <w:jc w:val="left"/>
             </w:pPr>
             <w:r>
               <w:t xml:space="preserve">Parent directory of path into out ("SD:/a/b" -&gt; "SD:/a", "SD:/a" -&gt; "SD:/").</w:t>
@@ -6349,6 +6586,7 @@
           <w:p>
             <w:pPr>
               <w:pStyle w:val="Compact"/>
+              <w:jc w:val="left"/>
             </w:pPr>
             <w:r>
               <w:rPr>
@@ -6365,6 +6603,7 @@
           <w:p>
             <w:pPr>
               <w:pStyle w:val="Compact"/>
+              <w:jc w:val="left"/>
             </w:pPr>
             <w:r>
               <w:rPr>
@@ -6379,6 +6618,7 @@
           <w:p>
             <w:pPr>
               <w:pStyle w:val="Compact"/>
+              <w:jc w:val="left"/>
             </w:pPr>
             <w:r>
               <w:t xml:space="preserve">Parent directory of path into out ("SD:/a/b" -&gt; "SD:/a", "SD:/a" -&gt; "SD:/").</w:t>
@@ -6390,6 +6630,7 @@
           <w:p>
             <w:pPr>
               <w:pStyle w:val="Compact"/>
+              <w:jc w:val="left"/>
             </w:pPr>
             <w:r>
               <w:rPr>
@@ -6406,6 +6647,7 @@
           <w:p>
             <w:pPr>
               <w:pStyle w:val="Compact"/>
+              <w:jc w:val="left"/>
             </w:pPr>
             <w:r>
               <w:rPr>
@@ -6420,6 +6662,7 @@
           <w:p>
             <w:pPr>
               <w:pStyle w:val="Compact"/>
+              <w:jc w:val="left"/>
             </w:pPr>
             <w:r>
               <w:t xml:space="preserve">Parent directory of path into out ("SD:/a/b" -&gt; "SD:/a", "SD:/a" -&gt; "SD:/").</w:t>
@@ -6431,6 +6674,7 @@
           <w:p>
             <w:pPr>
               <w:pStyle w:val="Compact"/>
+              <w:jc w:val="left"/>
             </w:pPr>
             <w:r>
               <w:rPr>
@@ -6447,6 +6691,7 @@
           <w:p>
             <w:pPr>
               <w:pStyle w:val="Compact"/>
+              <w:jc w:val="left"/>
             </w:pPr>
             <w:r>
               <w:rPr>
@@ -6461,6 +6706,7 @@
           <w:p>
             <w:pPr>
               <w:pStyle w:val="Compact"/>
+              <w:jc w:val="left"/>
             </w:pPr>
             <w:r>
               <w:t xml:space="preserve">Copy a file or a whole folder tree (depth &lt;= 12).</w:t>
@@ -6472,6 +6718,7 @@
           <w:p>
             <w:pPr>
               <w:pStyle w:val="Compact"/>
+              <w:jc w:val="left"/>
             </w:pPr>
             <w:r>
               <w:rPr>
@@ -6488,6 +6735,7 @@
           <w:p>
             <w:pPr>
               <w:pStyle w:val="Compact"/>
+              <w:jc w:val="left"/>
             </w:pPr>
             <w:r>
               <w:rPr>
@@ -6502,6 +6750,7 @@
           <w:p>
             <w:pPr>
               <w:pStyle w:val="Compact"/>
+              <w:jc w:val="left"/>
             </w:pPr>
             <w:r>
               <w:t xml:space="preserve">Delete a file or a whole folder tree (depth &lt;= 12).</w:t>
@@ -6513,6 +6762,7 @@
           <w:p>
             <w:pPr>
               <w:pStyle w:val="Compact"/>
+              <w:jc w:val="left"/>
             </w:pPr>
             <w:r>
               <w:rPr>
@@ -6529,6 +6779,7 @@
           <w:p>
             <w:pPr>
               <w:pStyle w:val="Compact"/>
+              <w:jc w:val="left"/>
             </w:pPr>
             <w:r>
               <w:rPr>
@@ -6543,6 +6794,7 @@
           <w:p>
             <w:pPr>
               <w:pStyle w:val="Compact"/>
+              <w:jc w:val="left"/>
             </w:pPr>
             <w:r>
               <w:t xml:space="preserve">A free path in dir for</w:t>
@@ -6563,6 +6815,7 @@
           <w:p>
             <w:pPr>
               <w:pStyle w:val="Compact"/>
+              <w:jc w:val="left"/>
             </w:pPr>
             <w:r>
               <w:rPr>
@@ -6579,6 +6832,7 @@
           <w:p>
             <w:pPr>
               <w:pStyle w:val="Compact"/>
+              <w:jc w:val="left"/>
             </w:pPr>
             <w:r>
               <w:rPr>
@@ -6593,6 +6847,7 @@
           <w:p>
             <w:pPr>
               <w:pStyle w:val="Compact"/>
+              <w:jc w:val="left"/>
             </w:pPr>
             <w:r>
               <w:t xml:space="preserve">A text file saved by a Windows editor</w:t>
@@ -6604,6 +6859,7 @@
           <w:p>
             <w:pPr>
               <w:pStyle w:val="Compact"/>
+              <w:jc w:val="left"/>
             </w:pPr>
             <w:r>
               <w:rPr>
@@ -6620,6 +6876,7 @@
           <w:p>
             <w:pPr>
               <w:pStyle w:val="Compact"/>
+              <w:jc w:val="left"/>
             </w:pPr>
             <w:r>
               <w:rPr>
@@ -6634,6 +6891,7 @@
           <w:p>
             <w:pPr>
               <w:pStyle w:val="Compact"/>
+              <w:jc w:val="left"/>
             </w:pPr>
             <w:r>
               <w:t xml:space="preserve">an empty document (FK_KV_ESCAPES, FK_KV_PIPES); 0: no memory</w:t>
@@ -6645,6 +6903,7 @@
           <w:p>
             <w:pPr>
               <w:pStyle w:val="Compact"/>
+              <w:jc w:val="left"/>
             </w:pPr>
             <w:r>
               <w:rPr>
@@ -6661,6 +6920,7 @@
           <w:p>
             <w:pPr>
               <w:pStyle w:val="Compact"/>
+              <w:jc w:val="left"/>
             </w:pPr>
             <w:r>
               <w:rPr>
@@ -6675,6 +6935,7 @@
           <w:p>
             <w:pPr>
               <w:pStyle w:val="Compact"/>
+              <w:jc w:val="left"/>
             </w:pPr>
             <w:r>
               <w:t xml:space="preserve">never fails on syntax (lines without '=' skipped); 0: no memory</w:t>
@@ -6686,6 +6947,7 @@
           <w:p>
             <w:pPr>
               <w:pStyle w:val="Compact"/>
+              <w:jc w:val="left"/>
             </w:pPr>
             <w:r>
               <w:rPr>
@@ -6702,6 +6964,7 @@
           <w:p>
             <w:pPr>
               <w:pStyle w:val="Compact"/>
+              <w:jc w:val="left"/>
             </w:pPr>
             <w:r>
               <w:rPr>
@@ -6716,6 +6979,7 @@
           <w:p>
             <w:pPr>
               <w:pStyle w:val="Compact"/>
+              <w:jc w:val="left"/>
             </w:pPr>
             <w:r>
               <w:t xml:space="preserve">a file read and parsed; 0: no such file / unreadable / no memory</w:t>
@@ -6727,6 +6991,7 @@
           <w:p>
             <w:pPr>
               <w:pStyle w:val="Compact"/>
+              <w:jc w:val="left"/>
             </w:pPr>
             <w:r>
               <w:rPr>
@@ -6743,6 +7008,7 @@
           <w:p>
             <w:pPr>
               <w:pStyle w:val="Compact"/>
+              <w:jc w:val="left"/>
             </w:pPr>
             <w:r>
               <w:rPr>
@@ -6757,6 +7023,7 @@
           <w:p>
             <w:pPr>
               <w:pStyle w:val="Compact"/>
+              <w:jc w:val="left"/>
             </w:pPr>
             <w:r>
               <w:t xml:space="preserve">the document and all its strings (0 accepted)</w:t>
@@ -6768,6 +7035,7 @@
           <w:p>
             <w:pPr>
               <w:pStyle w:val="Compact"/>
+              <w:jc w:val="left"/>
             </w:pPr>
             <w:r>
               <w:rPr>
@@ -6784,6 +7052,7 @@
           <w:p>
             <w:pPr>
               <w:pStyle w:val="Compact"/>
+              <w:jc w:val="left"/>
             </w:pPr>
             <w:r>
               <w:rPr>
@@ -6798,6 +7067,7 @@
           <w:p>
             <w:pPr>
               <w:pStyle w:val="Compact"/>
+              <w:jc w:val="left"/>
             </w:pPr>
             <w:r>
               <w:t xml:space="preserve">how many entries</w:t>
@@ -6809,6 +7079,7 @@
           <w:p>
             <w:pPr>
               <w:pStyle w:val="Compact"/>
+              <w:jc w:val="left"/>
             </w:pPr>
             <w:r>
               <w:rPr>
@@ -6825,6 +7096,7 @@
           <w:p>
             <w:pPr>
               <w:pStyle w:val="Compact"/>
+              <w:jc w:val="left"/>
             </w:pPr>
             <w:r>
               <w:rPr>
@@ -6839,6 +7111,7 @@
           <w:p>
             <w:pPr>
               <w:pStyle w:val="Compact"/>
+              <w:jc w:val="left"/>
             </w:pPr>
             <w:r>
               <w:t xml:space="preserve">entry i's key, trimmed ("" out of range)</w:t>
@@ -6850,6 +7123,7 @@
           <w:p>
             <w:pPr>
               <w:pStyle w:val="Compact"/>
+              <w:jc w:val="left"/>
             </w:pPr>
             <w:r>
               <w:rPr>
@@ -6866,6 +7140,7 @@
           <w:p>
             <w:pPr>
               <w:pStyle w:val="Compact"/>
+              <w:jc w:val="left"/>
             </w:pPr>
             <w:r>
               <w:rPr>
@@ -6880,6 +7155,7 @@
           <w:p>
             <w:pPr>
               <w:pStyle w:val="Compact"/>
+              <w:jc w:val="left"/>
             </w:pPr>
             <w:r>
               <w:t xml:space="preserve">its value: unescaped, its "|" lines joined by '\n'</w:t>
@@ -6891,6 +7167,7 @@
           <w:p>
             <w:pPr>
               <w:pStyle w:val="Compact"/>
+              <w:jc w:val="left"/>
             </w:pPr>
             <w:r>
               <w:rPr>
@@ -6907,6 +7184,7 @@
           <w:p>
             <w:pPr>
               <w:pStyle w:val="Compact"/>
+              <w:jc w:val="left"/>
             </w:pPr>
             <w:r>
               <w:rPr>
@@ -6921,6 +7199,7 @@
           <w:p>
             <w:pPr>
               <w:pStyle w:val="Compact"/>
+              <w:jc w:val="left"/>
             </w:pPr>
             <w:r>
               <w:t xml:space="preserve">the name of its section ("" before any header)</w:t>
@@ -6932,6 +7211,7 @@
           <w:p>
             <w:pPr>
               <w:pStyle w:val="Compact"/>
+              <w:jc w:val="left"/>
             </w:pPr>
             <w:r>
               <w:rPr>
@@ -6948,6 +7228,7 @@
           <w:p>
             <w:pPr>
               <w:pStyle w:val="Compact"/>
+              <w:jc w:val="left"/>
             </w:pPr>
             <w:r>
               <w:rPr>
@@ -6962,6 +7243,7 @@
           <w:p>
             <w:pPr>
               <w:pStyle w:val="Compact"/>
+              <w:jc w:val="left"/>
             </w:pPr>
             <w:r>
               <w:t xml:space="preserve">its block: 0 before any header, then 1, 2...: one per "[...]" line</w:t>
@@ -6973,6 +7255,7 @@
           <w:p>
             <w:pPr>
               <w:pStyle w:val="Compact"/>
+              <w:jc w:val="left"/>
             </w:pPr>
             <w:r>
               <w:rPr>
@@ -6989,6 +7272,7 @@
           <w:p>
             <w:pPr>
               <w:pStyle w:val="Compact"/>
+              <w:jc w:val="left"/>
             </w:pPr>
             <w:r>
               <w:rPr>
@@ -7003,6 +7287,7 @@
           <w:p>
             <w:pPr>
               <w:pStyle w:val="Compact"/>
+              <w:jc w:val="left"/>
             </w:pPr>
             <w:r>
               <w:t xml:space="preserve">The 1-based line of the value's FIRST line</w:t>
@@ -7014,6 +7299,7 @@
           <w:p>
             <w:pPr>
               <w:pStyle w:val="Compact"/>
+              <w:jc w:val="left"/>
             </w:pPr>
             <w:r>
               <w:rPr>
@@ -7030,6 +7316,7 @@
           <w:p>
             <w:pPr>
               <w:pStyle w:val="Compact"/>
+              <w:jc w:val="left"/>
             </w:pPr>
             <w:r>
               <w:rPr>
@@ -7044,6 +7331,7 @@
           <w:p>
             <w:pPr>
               <w:pStyle w:val="Compact"/>
+              <w:jc w:val="left"/>
             </w:pPr>
             <w:r>
               <w:t xml:space="preserve">the "[...]" headers read / made</w:t>
@@ -7055,6 +7343,7 @@
           <w:p>
             <w:pPr>
               <w:pStyle w:val="Compact"/>
+              <w:jc w:val="left"/>
             </w:pPr>
             <w:r>
               <w:rPr>
@@ -7071,6 +7360,7 @@
           <w:p>
             <w:pPr>
               <w:pStyle w:val="Compact"/>
+              <w:jc w:val="left"/>
             </w:pPr>
             <w:r>
               <w:rPr>
@@ -7085,6 +7375,7 @@
           <w:p>
             <w:pPr>
               <w:pStyle w:val="Compact"/>
+              <w:jc w:val="left"/>
             </w:pPr>
             <w:r>
               <w:t xml:space="preserve">block b's name, "level" (b 1-based; "" for 0 / out of range)</w:t>
@@ -7096,6 +7387,7 @@
           <w:p>
             <w:pPr>
               <w:pStyle w:val="Compact"/>
+              <w:jc w:val="left"/>
             </w:pPr>
             <w:r>
               <w:rPr>
@@ -7112,6 +7404,7 @@
           <w:p>
             <w:pPr>
               <w:pStyle w:val="Compact"/>
+              <w:jc w:val="left"/>
             </w:pPr>
             <w:r>
               <w:rPr>
@@ -7126,6 +7419,7 @@
           <w:p>
             <w:pPr>
               <w:pStyle w:val="Compact"/>
+              <w:jc w:val="left"/>
             </w:pPr>
             <w:r>
               <w:t xml:space="preserve">its header's line (0: made, not read)</w:t>
@@ -7137,6 +7431,7 @@
           <w:p>
             <w:pPr>
               <w:pStyle w:val="Compact"/>
+              <w:jc w:val="left"/>
             </w:pPr>
             <w:r>
               <w:rPr>
@@ -7153,6 +7448,7 @@
           <w:p>
             <w:pPr>
               <w:pStyle w:val="Compact"/>
+              <w:jc w:val="left"/>
             </w:pPr>
             <w:r>
               <w:rPr>
@@ -7167,6 +7463,7 @@
           <w:p>
             <w:pPr>
               <w:pStyle w:val="Compact"/>
+              <w:jc w:val="left"/>
             </w:pPr>
             <w:r>
               <w:t xml:space="preserve">Blocks of the same name, each its own (a list of [alarm]s, a pack's [level]s)</w:t>
@@ -7178,6 +7475,7 @@
           <w:p>
             <w:pPr>
               <w:pStyle w:val="Compact"/>
+              <w:jc w:val="left"/>
             </w:pPr>
             <w:r>
               <w:rPr>
@@ -7194,6 +7492,7 @@
           <w:p>
             <w:pPr>
               <w:pStyle w:val="Compact"/>
+              <w:jc w:val="left"/>
             </w:pPr>
             <w:r>
               <w:rPr>
@@ -7208,6 +7507,7 @@
           <w:p>
             <w:pPr>
               <w:pStyle w:val="Compact"/>
+              <w:jc w:val="left"/>
             </w:pPr>
             <w:r>
               <w:t xml:space="preserve">block b's value of key, def if none (b 0 / out of range: def)</w:t>
@@ -7219,6 +7519,7 @@
           <w:p>
             <w:pPr>
               <w:pStyle w:val="Compact"/>
+              <w:jc w:val="left"/>
             </w:pPr>
             <w:r>
               <w:rPr>
@@ -7235,6 +7536,7 @@
           <w:p>
             <w:pPr>
               <w:pStyle w:val="Compact"/>
+              <w:jc w:val="left"/>
             </w:pPr>
             <w:r>
               <w:rPr>
@@ -7249,6 +7551,7 @@
           <w:p>
             <w:pPr>
               <w:pStyle w:val="Compact"/>
+              <w:jc w:val="left"/>
             </w:pPr>
             <w:r>
               <w:t xml:space="preserve">in block b: replaced, else added at its end -&gt; 0, -1 (no memory, no key, no block b)</w:t>
@@ -7260,6 +7563,7 @@
           <w:p>
             <w:pPr>
               <w:pStyle w:val="Compact"/>
+              <w:jc w:val="left"/>
             </w:pPr>
             <w:r>
               <w:rPr>
@@ -7276,6 +7580,7 @@
           <w:p>
             <w:pPr>
               <w:pStyle w:val="Compact"/>
+              <w:jc w:val="left"/>
             </w:pPr>
             <w:r>
               <w:rPr>
@@ -7290,6 +7595,7 @@
           <w:p>
             <w:pPr>
               <w:pStyle w:val="Compact"/>
+              <w:jc w:val="left"/>
             </w:pPr>
             <w:r>
               <w:t xml:space="preserve">The value of the first entry with that section and key, def if none (section "" or 0 = before any header, case-sensitive).</w:t>
@@ -7301,6 +7607,7 @@
           <w:p>
             <w:pPr>
               <w:pStyle w:val="Compact"/>
+              <w:jc w:val="left"/>
             </w:pPr>
             <w:r>
               <w:rPr>
@@ -7317,6 +7624,7 @@
           <w:p>
             <w:pPr>
               <w:pStyle w:val="Compact"/>
+              <w:jc w:val="left"/>
             </w:pPr>
             <w:r>
               <w:rPr>
@@ -7331,6 +7639,7 @@
           <w:p>
             <w:pPr>
               <w:pStyle w:val="Compact"/>
+              <w:jc w:val="left"/>
             </w:pPr>
             <w:r>
               <w:t xml:space="preserve">The first match's value replaced, or a new entry at the end of that section's first block -&gt; 0, -1 (no memory, no key).</w:t>
@@ -7342,6 +7651,7 @@
           <w:p>
             <w:pPr>
               <w:pStyle w:val="Compact"/>
+              <w:jc w:val="left"/>
             </w:pPr>
             <w:r>
               <w:rPr>
@@ -7358,6 +7668,7 @@
           <w:p>
             <w:pPr>
               <w:pStyle w:val="Compact"/>
+              <w:jc w:val="left"/>
             </w:pPr>
             <w:r>
               <w:rPr>
@@ -7372,6 +7683,7 @@
           <w:p>
             <w:pPr>
               <w:pStyle w:val="Compact"/>
+              <w:jc w:val="left"/>
             </w:pPr>
             <w:r>
               <w:t xml:space="preserve">the first match removed -&gt; 1, 0 none</w:t>
@@ -7383,6 +7695,7 @@
           <w:p>
             <w:pPr>
               <w:pStyle w:val="Compact"/>
+              <w:jc w:val="left"/>
             </w:pPr>
             <w:r>
               <w:rPr>
@@ -7399,6 +7712,7 @@
           <w:p>
             <w:pPr>
               <w:pStyle w:val="Compact"/>
+              <w:jc w:val="left"/>
             </w:pPr>
             <w:r>
               <w:rPr>
@@ -7413,6 +7727,7 @@
           <w:p>
             <w:pPr>
               <w:pStyle w:val="Compact"/>
+              <w:jc w:val="left"/>
             </w:pPr>
             <w:r>
               <w:t xml:space="preserve">The document as text</w:t>
@@ -7424,6 +7739,7 @@
           <w:p>
             <w:pPr>
               <w:pStyle w:val="Compact"/>
+              <w:jc w:val="left"/>
             </w:pPr>
             <w:r>
               <w:rPr>
@@ -7440,6 +7756,7 @@
           <w:p>
             <w:pPr>
               <w:pStyle w:val="Compact"/>
+              <w:jc w:val="left"/>
             </w:pPr>
             <w:r>
               <w:rPr>
@@ -7454,6 +7771,7 @@
           <w:p>
             <w:pPr>
               <w:pStyle w:val="Compact"/>
+              <w:jc w:val="left"/>
             </w:pPr>
             <w:r>
               <w:t xml:space="preserve">fk_kv_text written to path (kapi_save_file) -&gt; 0, -1</w:t>
@@ -7465,6 +7783,7 @@
           <w:p>
             <w:pPr>
               <w:pStyle w:val="Compact"/>
+              <w:jc w:val="left"/>
             </w:pPr>
             <w:r>
               <w:rPr>
@@ -7483,8 +7802,8 @@
         </w:pict>
       </w:r>
     </w:p>
-    <w:bookmarkEnd w:id="22"/>
-    <w:bookmarkStart w:id="29" w:name="filekitfilekith"/>
+    <w:bookmarkEnd w:id="24"/>
+    <w:bookmarkStart w:id="31" w:name="filekitfilekith"/>
     <w:p>
       <w:pPr>
         <w:pStyle w:val="Heading2"/>
@@ -7686,7 +8005,7 @@
         <w:t xml:space="preserve">// a buffer the library returned</w:t>
       </w:r>
     </w:p>
-    <w:bookmarkStart w:id="23" w:name="compression-zlib"/>
+    <w:bookmarkStart w:id="25" w:name="compression-zlib"/>
     <w:p>
       <w:pPr>
         <w:pStyle w:val="Heading3"/>
@@ -8503,8 +8822,8 @@
         <w:t xml:space="preserve">);</w:t>
       </w:r>
     </w:p>
-    <w:bookmarkEnd w:id="23"/>
-    <w:bookmarkStart w:id="24" w:name="a-zip-archive-on-the-card"/>
+    <w:bookmarkEnd w:id="25"/>
+    <w:bookmarkStart w:id="26" w:name="a-zip-archive-on-the-card"/>
     <w:p>
       <w:pPr>
         <w:pStyle w:val="Heading3"/>
@@ -11020,8 +11339,8 @@
         <w:t xml:space="preserve">// written -&gt; 0 / -1 (err); w freed</w:t>
       </w:r>
     </w:p>
-    <w:bookmarkEnd w:id="24"/>
-    <w:bookmarkStart w:id="25" w:name="X638307f47721291be0ae10f52d92639839f43d0"/>
+    <w:bookmarkEnd w:id="26"/>
+    <w:bookmarkStart w:id="27" w:name="X638307f47721291be0ae10f52d92639839f43d0"/>
     <w:p>
       <w:pPr>
         <w:pStyle w:val="Heading3"/>
@@ -15073,8 +15392,8 @@
         <w:t xml:space="preserve">// a new archive put on the card with nothing in it</w:t>
       </w:r>
     </w:p>
-    <w:bookmarkEnd w:id="25"/>
-    <w:bookmarkStart w:id="26" w:name="X2ba6bb0d458c822a2079f36abc6b631cf3be64c"/>
+    <w:bookmarkEnd w:id="27"/>
+    <w:bookmarkStart w:id="28" w:name="X2ba6bb0d458c822a2079f36abc6b631cf3be64c"/>
     <w:p>
       <w:pPr>
         <w:pStyle w:val="Heading3"/>
@@ -16099,8 +16418,8 @@
         <w:t xml:space="preserve">// (given up before finish)</w:t>
       </w:r>
     </w:p>
-    <w:bookmarkEnd w:id="26"/>
-    <w:bookmarkStart w:id="27" w:name="files"/>
+    <w:bookmarkEnd w:id="28"/>
+    <w:bookmarkStart w:id="29" w:name="files"/>
     <w:p>
       <w:pPr>
         <w:pStyle w:val="Heading3"/>
@@ -17241,8 +17560,8 @@
         <w:t xml:space="preserve">);</w:t>
       </w:r>
     </w:p>
-    <w:bookmarkEnd w:id="27"/>
-    <w:bookmarkStart w:id="28" w:name="paths"/>
+    <w:bookmarkEnd w:id="29"/>
+    <w:bookmarkStart w:id="30" w:name="paths"/>
     <w:p>
       <w:pPr>
         <w:pStyle w:val="Heading3"/>
@@ -18175,9 +18494,9 @@
         <w:t xml:space="preserve">(a text document of [section] headers and "key = value" lines, read and written back -- fk_kv_*: kvtext.h, C and C++)</w:t>
       </w:r>
     </w:p>
-    <w:bookmarkEnd w:id="28"/>
-    <w:bookmarkEnd w:id="29"/>
-    <w:bookmarkStart w:id="30" w:name="filekitfsutilh"/>
+    <w:bookmarkEnd w:id="30"/>
+    <w:bookmarkEnd w:id="31"/>
+    <w:bookmarkStart w:id="32" w:name="filekitfsutilh"/>
     <w:p>
       <w:pPr>
         <w:pStyle w:val="Heading2"/>
@@ -20023,8 +20342,8 @@
         <w:t xml:space="preserve">);</w:t>
       </w:r>
     </w:p>
-    <w:bookmarkEnd w:id="30"/>
-    <w:bookmarkStart w:id="36" w:name="filekitkvtexth"/>
+    <w:bookmarkEnd w:id="32"/>
+    <w:bookmarkStart w:id="38" w:name="filekitkvtexth"/>
     <w:p>
       <w:pPr>
         <w:pStyle w:val="Heading2"/>
@@ -20306,7 +20625,7 @@
         <w:t xml:space="preserve">// a value may go on in the lines that follow, each starting with "|" (packs)</w:t>
       </w:r>
     </w:p>
-    <w:bookmarkStart w:id="31" w:name="making-and-freeing"/>
+    <w:bookmarkStart w:id="33" w:name="making-and-freeing"/>
     <w:p>
       <w:pPr>
         <w:pStyle w:val="Heading3"/>
@@ -20641,8 +20960,8 @@
         <w:t xml:space="preserve">// the document and all its strings (0 accepted)</w:t>
       </w:r>
     </w:p>
-    <w:bookmarkEnd w:id="31"/>
-    <w:bookmarkStart w:id="32" w:name="the-entries-in-the-files-order"/>
+    <w:bookmarkEnd w:id="33"/>
+    <w:bookmarkStart w:id="34" w:name="the-entries-in-the-files-order"/>
     <w:p>
       <w:pPr>
         <w:pStyle w:val="Heading3"/>
@@ -21221,8 +21540,8 @@
         <w:t xml:space="preserve">);</w:t>
       </w:r>
     </w:p>
-    <w:bookmarkEnd w:id="32"/>
-    <w:bookmarkStart w:id="33" w:name="the-blocks-one-per--line"/>
+    <w:bookmarkEnd w:id="34"/>
+    <w:bookmarkStart w:id="35" w:name="the-blocks-one-per--line"/>
     <w:p>
       <w:pPr>
         <w:pStyle w:val="Heading3"/>
@@ -21981,8 +22300,8 @@
         <w:t xml:space="preserve">// in block b: replaced, else added at its end -&gt; 0, -1 (no memory, no key, no block b)</w:t>
       </w:r>
     </w:p>
-    <w:bookmarkEnd w:id="33"/>
-    <w:bookmarkStart w:id="34" w:name="looking-up-and-changing"/>
+    <w:bookmarkEnd w:id="35"/>
+    <w:bookmarkStart w:id="36" w:name="looking-up-and-changing"/>
     <w:p>
       <w:pPr>
         <w:pStyle w:val="Heading3"/>
@@ -22572,8 +22891,8 @@
         <w:t xml:space="preserve">// the first match removed -&gt; 1, 0 none</w:t>
       </w:r>
     </w:p>
-    <w:bookmarkEnd w:id="34"/>
-    <w:bookmarkStart w:id="35" w:name="writing"/>
+    <w:bookmarkEnd w:id="36"/>
+    <w:bookmarkStart w:id="37" w:name="writing"/>
     <w:p>
       <w:pPr>
         <w:pStyle w:val="Heading3"/>
@@ -22898,8 +23217,8 @@
         <w:t xml:space="preserve">// fk_kv_text written to path (kapi_save_file) -&gt; 0, -1</w:t>
       </w:r>
     </w:p>
-    <w:bookmarkEnd w:id="35"/>
-    <w:bookmarkEnd w:id="36"/>
+    <w:bookmarkEnd w:id="37"/>
+    <w:bookmarkEnd w:id="38"/>
     <w:sectPr>
       <w:footerReference r:id="rId9" w:type="default"/>
       <w:footnotePr>
@@ -22981,14 +23300,14 @@
 <file path=word/numbering.xml><?xml version="1.0" encoding="utf-8"?>
 <w:numbering xmlns:w="http://schemas.openxmlformats.org/wordprocessingml/2006/main">
   <w:abstractNum w:abstractNumId="990">
-    <w:nsid w:val="0000A990"/>
+    <w:nsid w:val="A990"/>
     <w:multiLevelType w:val="multilevel"/>
     <w:lvl w:ilvl="0">
       <w:numFmt w:val="bullet"/>
       <w:lvlText w:val=" "/>
       <w:lvlJc w:val="left"/>
       <w:pPr>
-        <w:ind w:left="720" w:hanging="360"/>
+        <w:ind w:left="720" w:hanging="480"/>
       </w:pPr>
     </w:lvl>
     <w:lvl w:ilvl="1">
@@ -22996,7 +23315,7 @@
       <w:lvlText w:val=" "/>
       <w:lvlJc w:val="left"/>
       <w:pPr>
-        <w:ind w:left="1440" w:hanging="360"/>
+        <w:ind w:left="1440" w:hanging="480"/>
       </w:pPr>
     </w:lvl>
     <w:lvl w:ilvl="2">
@@ -23004,7 +23323,7 @@
       <w:lvlText w:val=" "/>
       <w:lvlJc w:val="left"/>
       <w:pPr>
-        <w:ind w:left="2160" w:hanging="360"/>
+        <w:ind w:left="2160" w:hanging="480"/>
       </w:pPr>
     </w:lvl>
     <w:lvl w:ilvl="3">
@@ -23012,7 +23331,7 @@
       <w:lvlText w:val=" "/>
       <w:lvlJc w:val="left"/>
       <w:pPr>
-        <w:ind w:left="2880" w:hanging="360"/>
+        <w:ind w:left="2880" w:hanging="480"/>
       </w:pPr>
     </w:lvl>
     <w:lvl w:ilvl="4">
@@ -23020,7 +23339,7 @@
       <w:lvlText w:val=" "/>
       <w:lvlJc w:val="left"/>
       <w:pPr>
-        <w:ind w:left="3600" w:hanging="360"/>
+        <w:ind w:left="3600" w:hanging="480"/>
       </w:pPr>
     </w:lvl>
     <w:lvl w:ilvl="5">
@@ -23028,7 +23347,7 @@
       <w:lvlText w:val=" "/>
       <w:lvlJc w:val="left"/>
       <w:pPr>
-        <w:ind w:left="4320" w:hanging="360"/>
+        <w:ind w:left="4320" w:hanging="480"/>
       </w:pPr>
     </w:lvl>
     <w:lvl w:ilvl="6">
@@ -23036,7 +23355,7 @@
       <w:lvlText w:val=" "/>
       <w:lvlJc w:val="left"/>
       <w:pPr>
-        <w:ind w:left="5040" w:hanging="360"/>
+        <w:ind w:left="5040" w:hanging="480"/>
       </w:pPr>
     </w:lvl>
     <w:lvl w:ilvl="7">
@@ -23044,7 +23363,7 @@
       <w:lvlText w:val=" "/>
       <w:lvlJc w:val="left"/>
       <w:pPr>
-        <w:ind w:left="5760" w:hanging="360"/>
+        <w:ind w:left="5760" w:hanging="480"/>
       </w:pPr>
     </w:lvl>
     <w:lvl w:ilvl="8">
@@ -23052,12 +23371,12 @@
       <w:lvlText w:val=" "/>
       <w:lvlJc w:val="left"/>
       <w:pPr>
-        <w:ind w:left="6480" w:hanging="360"/>
+        <w:ind w:left="6480" w:hanging="480"/>
       </w:pPr>
     </w:lvl>
   </w:abstractNum>
   <w:abstractNum w:abstractNumId="99411">
-    <w:nsid w:val="00A99411"/>
+    <w:nsid w:val="A99411"/>
     <w:multiLevelType w:val="multilevel"/>
     <w:lvl w:ilvl="0">
       <w:start w:val="1"/>
@@ -23065,7 +23384,7 @@
       <w:lvlText w:val="%1."/>
       <w:lvlJc w:val="left"/>
       <w:pPr>
-        <w:ind w:left="720" w:hanging="360"/>
+        <w:ind w:left="720" w:hanging="480"/>
       </w:pPr>
     </w:lvl>
     <w:lvl w:ilvl="1">
@@ -23074,7 +23393,7 @@
       <w:lvlText w:val="%2."/>
       <w:lvlJc w:val="left"/>
       <w:pPr>
-        <w:ind w:left="1440" w:hanging="360"/>
+        <w:ind w:left="1440" w:hanging="480"/>
       </w:pPr>
     </w:lvl>
     <w:lvl w:ilvl="2">
@@ -23083,7 +23402,7 @@
       <w:lvlText w:val="%3."/>
       <w:lvlJc w:val="left"/>
       <w:pPr>
-        <w:ind w:left="2160" w:hanging="360"/>
+        <w:ind w:left="2160" w:hanging="480"/>
       </w:pPr>
     </w:lvl>
     <w:lvl w:ilvl="3">
@@ -23092,7 +23411,7 @@
       <w:lvlText w:val="%4."/>
       <w:lvlJc w:val="left"/>
       <w:pPr>
-        <w:ind w:left="2880" w:hanging="360"/>
+        <w:ind w:left="2880" w:hanging="480"/>
       </w:pPr>
     </w:lvl>
     <w:lvl w:ilvl="4">
@@ -23101,7 +23420,7 @@
       <w:lvlText w:val="%5."/>
       <w:lvlJc w:val="left"/>
       <w:pPr>
-        <w:ind w:left="3600" w:hanging="360"/>
+        <w:ind w:left="3600" w:hanging="480"/>
       </w:pPr>
     </w:lvl>
     <w:lvl w:ilvl="5">
@@ -23110,7 +23429,7 @@
       <w:lvlText w:val="%6."/>
       <w:lvlJc w:val="left"/>
       <w:pPr>
-        <w:ind w:left="4320" w:hanging="360"/>
+        <w:ind w:left="4320" w:hanging="480"/>
       </w:pPr>
     </w:lvl>
     <w:lvl w:ilvl="6">
@@ -23119,7 +23438,7 @@
       <w:lvlText w:val="%7."/>
       <w:lvlJc w:val="left"/>
       <w:pPr>
-        <w:ind w:left="5040" w:hanging="360"/>
+        <w:ind w:left="5040" w:hanging="480"/>
       </w:pPr>
     </w:lvl>
     <w:lvl w:ilvl="7">
@@ -23128,7 +23447,7 @@
       <w:lvlText w:val="%8."/>
       <w:lvlJc w:val="left"/>
       <w:pPr>
-        <w:ind w:left="5760" w:hanging="360"/>
+        <w:ind w:left="5760" w:hanging="480"/>
       </w:pPr>
     </w:lvl>
     <w:lvl w:ilvl="8">
@@ -23137,7 +23456,7 @@
       <w:lvlText w:val="%9."/>
       <w:lvlJc w:val="left"/>
       <w:pPr>
-        <w:ind w:left="6480" w:hanging="360"/>
+        <w:ind w:left="6480" w:hanging="480"/>
       </w:pPr>
     </w:lvl>
   </w:abstractNum>
@@ -23875,8 +24194,8 @@
     <w:name w:val="KeywordTok"/>
     <w:basedOn w:val="VerbatimChar"/>
     <w:rPr>
+      <w:color w:val="007020"/>
       <w:b/>
-      <w:color w:val="007020"/>
     </w:rPr>
   </w:style>
   <w:style w:type="character" w:customStyle="1" w:styleId="DataTypeTok">
@@ -23953,42 +24272,42 @@
     <w:name w:val="ImportTok"/>
     <w:basedOn w:val="VerbatimChar"/>
     <w:rPr>
+      <w:color w:val="008000"/>
       <w:b/>
-      <w:color w:val="008000"/>
     </w:rPr>
   </w:style>
   <w:style w:type="character" w:customStyle="1" w:styleId="CommentTok">
     <w:name w:val="CommentTok"/>
     <w:basedOn w:val="VerbatimChar"/>
     <w:rPr>
+      <w:color w:val="60a0b0"/>
       <w:i/>
-      <w:color w:val="60a0b0"/>
     </w:rPr>
   </w:style>
   <w:style w:type="character" w:customStyle="1" w:styleId="DocumentationTok">
     <w:name w:val="DocumentationTok"/>
     <w:basedOn w:val="VerbatimChar"/>
     <w:rPr>
+      <w:color w:val="ba2121"/>
       <w:i/>
-      <w:color w:val="ba2121"/>
     </w:rPr>
   </w:style>
   <w:style w:type="character" w:customStyle="1" w:styleId="AnnotationTok">
     <w:name w:val="AnnotationTok"/>
     <w:basedOn w:val="VerbatimChar"/>
     <w:rPr>
+      <w:color w:val="60a0b0"/>
       <w:b/>
       <w:i/>
-      <w:color w:val="60a0b0"/>
     </w:rPr>
   </w:style>
   <w:style w:type="character" w:customStyle="1" w:styleId="CommentVarTok">
     <w:name w:val="CommentVarTok"/>
     <w:basedOn w:val="VerbatimChar"/>
     <w:rPr>
+      <w:color w:val="60a0b0"/>
       <w:b/>
       <w:i/>
-      <w:color w:val="60a0b0"/>
     </w:rPr>
   </w:style>
   <w:style w:type="character" w:customStyle="1" w:styleId="OtherTok">
@@ -24016,8 +24335,8 @@
     <w:name w:val="ControlFlowTok"/>
     <w:basedOn w:val="VerbatimChar"/>
     <w:rPr>
+      <w:color w:val="007020"/>
       <w:b/>
-      <w:color w:val="007020"/>
     </w:rPr>
   </w:style>
   <w:style w:type="character" w:customStyle="1" w:styleId="OperatorTok">
@@ -24062,34 +24381,34 @@
     <w:name w:val="InformationTok"/>
     <w:basedOn w:val="VerbatimChar"/>
     <w:rPr>
+      <w:color w:val="60a0b0"/>
       <w:b/>
       <w:i/>
-      <w:color w:val="60a0b0"/>
     </w:rPr>
   </w:style>
   <w:style w:type="character" w:customStyle="1" w:styleId="WarningTok">
     <w:name w:val="WarningTok"/>
     <w:basedOn w:val="VerbatimChar"/>
     <w:rPr>
+      <w:color w:val="60a0b0"/>
       <w:b/>
       <w:i/>
-      <w:color w:val="60a0b0"/>
     </w:rPr>
   </w:style>
   <w:style w:type="character" w:customStyle="1" w:styleId="AlertTok">
     <w:name w:val="AlertTok"/>
     <w:basedOn w:val="VerbatimChar"/>
     <w:rPr>
+      <w:color w:val="ff0000"/>
       <w:b/>
-      <w:color w:val="ff0000"/>
     </w:rPr>
   </w:style>
   <w:style w:type="character" w:customStyle="1" w:styleId="ErrorTok">
     <w:name w:val="ErrorTok"/>
     <w:basedOn w:val="VerbatimChar"/>
     <w:rPr>
+      <w:color w:val="ff0000"/>
       <w:b/>
-      <w:color w:val="ff0000"/>
     </w:rPr>
   </w:style>
   <w:style w:type="character" w:customStyle="1" w:styleId="NormalTok">
